--- a/downloads/teacher/ai-6-week-29.docx
+++ b/downloads/teacher/ai-6-week-29.docx
@@ -1974,6 +1974,396 @@
         <w:t>For the Grounded Learning Service, retain an annotated trace and the changed-case result. Name the contract or evidence that makes the deciding step valid, so another team can review it.</w:t>
       </w:r>
     </w:p>
+    <w:p>
+      <w:pPr>
+        <w:pStyle w:val="Heading1"/>
+      </w:pPr>
+      <w:r>
+        <w:t>07. Prepare, teach and assess</w:t>
+      </w:r>
+    </w:p>
+    <w:p>
+      <w:r>
+        <w:t>Teaching target: Explain the mechanism and terminology of performance and cost experiments</w:t>
+      </w:r>
+    </w:p>
+    <w:p>
+      <w:r>
+        <w:t>Prepare the labelled worked-case picture, the matching workbook, fictional input cards and a place for individual responses. Check a local Python 3 environment before class; have a paper-trace version ready.</w:t>
+      </w:r>
+    </w:p>
+    <w:tbl>
+      <w:tblPr>
+        <w:tblStyle w:val="LightShading-Accent1"/>
+        <w:tblW w:type="auto" w:w="0"/>
+        <w:tblLook w:firstColumn="1" w:firstRow="1" w:lastColumn="0" w:lastRow="0" w:noHBand="0" w:noVBand="1" w:val="04A0"/>
+      </w:tblPr>
+      <w:tblGrid>
+        <w:gridCol w:w="3408"/>
+        <w:gridCol w:w="3408"/>
+        <w:gridCol w:w="3408"/>
+      </w:tblGrid>
+      <w:tr>
+        <w:trPr>
+          <w:tblHeader/>
+        </w:trPr>
+        <w:tc>
+          <w:tcPr>
+            <w:tcW w:type="dxa" w:w="3408"/>
+          </w:tcPr>
+          <w:p>
+            <w:r>
+              <w:t>Session</w:t>
+            </w:r>
+          </w:p>
+        </w:tc>
+        <w:tc>
+          <w:tcPr>
+            <w:tcW w:type="dxa" w:w="3408"/>
+          </w:tcPr>
+          <w:p>
+            <w:r>
+              <w:t>Plan</w:t>
+            </w:r>
+          </w:p>
+        </w:tc>
+        <w:tc>
+          <w:tcPr>
+            <w:tcW w:type="dxa" w:w="3408"/>
+          </w:tcPr>
+          <w:p>
+            <w:r>
+              <w:t>Resources</w:t>
+            </w:r>
+          </w:p>
+        </w:tc>
+      </w:tr>
+      <w:tr>
+        <w:tc>
+          <w:tcPr>
+            <w:tcW w:type="dxa" w:w="3408"/>
+          </w:tcPr>
+          <w:p>
+            <w:r>
+              <w:t>Session 1 · Understand · 45 min</w:t>
+            </w:r>
+          </w:p>
+        </w:tc>
+        <w:tc>
+          <w:tcPr>
+            <w:tcW w:type="dxa" w:w="3408"/>
+          </w:tcPr>
+          <w:p>
+            <w:r>
+              <w:t>0–7: recall and prerequisite; 7–15: inspect the concrete case and predict; 15–30: teacher models the worked trace; 30–40: learners explain a step using the text and visual; 40–45: check the core idea.</w:t>
+            </w:r>
+          </w:p>
+        </w:tc>
+        <w:tc>
+          <w:tcPr>
+            <w:tcW w:type="dxa" w:w="3408"/>
+          </w:tcPr>
+          <w:p>
+            <w:r>
+              <w:t>Sections 1–6; record the brief recall in the workbook.</w:t>
+            </w:r>
+          </w:p>
+        </w:tc>
+      </w:tr>
+      <w:tr>
+        <w:tc>
+          <w:tcPr>
+            <w:tcW w:type="dxa" w:w="3408"/>
+          </w:tcPr>
+          <w:p>
+            <w:r>
+              <w:t>Session 2 · Practise · 45 min</w:t>
+            </w:r>
+          </w:p>
+        </w:tc>
+        <w:tc>
+          <w:tcPr>
+            <w:tcW w:type="dxa" w:w="3408"/>
+          </w:tcPr>
+          <w:p>
+            <w:r>
+              <w:t>0–5: retrieve the procedure; 5–15: W2 completion practice; 15–23: explain and check with a partner; 23–30: each learner answers the misconception check; 30–40: targeted reteaching or a harder variation; 40–45: prepare the investigation.</w:t>
+            </w:r>
+          </w:p>
+        </w:tc>
+        <w:tc>
+          <w:tcPr>
+            <w:tcW w:type="dxa" w:w="3408"/>
+          </w:tcPr>
+          <w:p>
+            <w:r>
+              <w:t>Sections 7–10; use the matching workbook W2 and misconception check.</w:t>
+            </w:r>
+          </w:p>
+        </w:tc>
+      </w:tr>
+      <w:tr>
+        <w:tc>
+          <w:tcPr>
+            <w:tcW w:type="dxa" w:w="3408"/>
+          </w:tcPr>
+          <w:p>
+            <w:r>
+              <w:t>Session 3 · Investigate and transfer · 45 min</w:t>
+            </w:r>
+          </w:p>
+        </w:tc>
+        <w:tc>
+          <w:tcPr>
+            <w:tcW w:type="dxa" w:w="3408"/>
+          </w:tcPr>
+          <w:p>
+            <w:r>
+              <w:t>0–5: retrieve the decision rule; 5–20: investigate or trace; 20–30: start the independent case; 30–38: connect the project; 38–43: act on feedback; 43–45: plan the return check.</w:t>
+            </w:r>
+          </w:p>
+        </w:tc>
+        <w:tc>
+          <w:tcPr>
+            <w:tcW w:type="dxa" w:w="3408"/>
+          </w:tcPr>
+          <w:p>
+            <w:r>
+              <w:t>Sections 9 and 11–14. Give extra time to finish the full task set; use Section 15 when the week includes a coding lab.</w:t>
+            </w:r>
+          </w:p>
+        </w:tc>
+      </w:tr>
+    </w:tbl>
+    <w:p>
+      <w:r>
+        <w:t>Before class, solve the supported practice: Durations A=[1, 1, 1, 9] seconds, B=[2, 2, 2, 2]. All pass. Compute mean and median. Show the intermediate steps and give the conclusion with its scope.</w:t>
+      </w:r>
+    </w:p>
+    <w:p>
+      <w:r>
+        <w:t>Reasoned practice answer: Teacher explanation: A mean3, median1; B mean2, median2. B lowers mean but A has lower median; show the9-second tail instead of declaring one universal winner.</w:t>
+      </w:r>
+    </w:p>
+    <w:p>
+      <w:r>
+        <w:t>Check every learner before discussion: Use the worked case for Performance and cost experiments. Proposed explanation: “The worked result establishes every future case”. Decide whether this explanation is supported. Point to the step or supplied fact that decides; explain your repair if needed.</w:t>
+      </w:r>
+    </w:p>
+    <w:p>
+      <w:r>
+        <w:t>Misconception repair: Resource improvement under one workload is not universal efficiency or equal quality.</w:t>
+      </w:r>
+    </w:p>
+    <w:p>
+      <w:r>
+        <w:t>Support: read the exact case aloud, enlarge the labelled picture, supply input cards and model only the first deciding step. Accept a spoken explanation or drawing; retain the reasoning goal.</w:t>
+      </w:r>
+    </w:p>
+    <w:p>
+      <w:r>
+        <w:t>Extension: Require at most 2 cost units per case. Require a prediction and a reason before comparing. Expected result: A meets the budget; B does not. Reason: The mandatory resource condition changes the decision.</w:t>
+      </w:r>
+    </w:p>
+    <w:p>
+      <w:r>
+        <w:t>Independent assessment: withhold the reserved answer until the learner has attempted the new case. Record support separately from correctness.</w:t>
+      </w:r>
+    </w:p>
+    <w:tbl>
+      <w:tblPr>
+        <w:tblStyle w:val="LightShading-Accent1"/>
+        <w:tblW w:type="auto" w:w="0"/>
+        <w:tblLook w:firstColumn="1" w:firstRow="1" w:lastColumn="0" w:lastRow="0" w:noHBand="0" w:noVBand="1" w:val="04A0"/>
+      </w:tblPr>
+      <w:tblGrid>
+        <w:gridCol w:w="2556"/>
+        <w:gridCol w:w="2556"/>
+        <w:gridCol w:w="2556"/>
+        <w:gridCol w:w="2556"/>
+      </w:tblGrid>
+      <w:tr>
+        <w:trPr>
+          <w:tblHeader/>
+        </w:trPr>
+        <w:tc>
+          <w:tcPr>
+            <w:tcW w:type="dxa" w:w="2556"/>
+          </w:tcPr>
+          <w:p>
+            <w:r>
+              <w:t>Criterion</w:t>
+            </w:r>
+          </w:p>
+        </w:tc>
+        <w:tc>
+          <w:tcPr>
+            <w:tcW w:type="dxa" w:w="2556"/>
+          </w:tcPr>
+          <w:p>
+            <w:r>
+              <w:t>Not yet</w:t>
+            </w:r>
+          </w:p>
+        </w:tc>
+        <w:tc>
+          <w:tcPr>
+            <w:tcW w:type="dxa" w:w="2556"/>
+          </w:tcPr>
+          <w:p>
+            <w:r>
+              <w:t>With support</w:t>
+            </w:r>
+          </w:p>
+        </w:tc>
+        <w:tc>
+          <w:tcPr>
+            <w:tcW w:type="dxa" w:w="2556"/>
+          </w:tcPr>
+          <w:p>
+            <w:r>
+              <w:t>Independent</w:t>
+            </w:r>
+          </w:p>
+        </w:tc>
+      </w:tr>
+      <w:tr>
+        <w:tc>
+          <w:tcPr>
+            <w:tcW w:type="dxa" w:w="2556"/>
+          </w:tcPr>
+          <w:p>
+            <w:r>
+              <w:t>Explanation</w:t>
+            </w:r>
+          </w:p>
+        </w:tc>
+        <w:tc>
+          <w:tcPr>
+            <w:tcW w:type="dxa" w:w="2556"/>
+          </w:tcPr>
+          <w:p>
+            <w:r>
+              <w:t>Names an answer without a deciding fact</w:t>
+            </w:r>
+          </w:p>
+        </w:tc>
+        <w:tc>
+          <w:tcPr>
+            <w:tcW w:type="dxa" w:w="2556"/>
+          </w:tcPr>
+          <w:p>
+            <w:r>
+              <w:t>Uses a hint to link fact and decision</w:t>
+            </w:r>
+          </w:p>
+        </w:tc>
+        <w:tc>
+          <w:tcPr>
+            <w:tcW w:type="dxa" w:w="2556"/>
+          </w:tcPr>
+          <w:p>
+            <w:r>
+              <w:t>Explains the deciding fact in own words</w:t>
+            </w:r>
+          </w:p>
+        </w:tc>
+      </w:tr>
+      <w:tr>
+        <w:tc>
+          <w:tcPr>
+            <w:tcW w:type="dxa" w:w="2556"/>
+          </w:tcPr>
+          <w:p>
+            <w:r>
+              <w:t>Trace or test</w:t>
+            </w:r>
+          </w:p>
+        </w:tc>
+        <w:tc>
+          <w:tcPr>
+            <w:tcW w:type="dxa" w:w="2556"/>
+          </w:tcPr>
+          <w:p>
+            <w:r>
+              <w:t>Cannot connect input and result</w:t>
+            </w:r>
+          </w:p>
+        </w:tc>
+        <w:tc>
+          <w:tcPr>
+            <w:tcW w:type="dxa" w:w="2556"/>
+          </w:tcPr>
+          <w:p>
+            <w:r>
+              <w:t>Completes steps with prompts</w:t>
+            </w:r>
+          </w:p>
+        </w:tc>
+        <w:tc>
+          <w:tcPr>
+            <w:tcW w:type="dxa" w:w="2556"/>
+          </w:tcPr>
+          <w:p>
+            <w:r>
+              <w:t>Traces or tests a changed case accurately</w:t>
+            </w:r>
+          </w:p>
+        </w:tc>
+      </w:tr>
+      <w:tr>
+        <w:tc>
+          <w:tcPr>
+            <w:tcW w:type="dxa" w:w="2556"/>
+          </w:tcPr>
+          <w:p>
+            <w:r>
+              <w:t>Limits and revision</w:t>
+            </w:r>
+          </w:p>
+        </w:tc>
+        <w:tc>
+          <w:tcPr>
+            <w:tcW w:type="dxa" w:w="2556"/>
+          </w:tcPr>
+          <w:p>
+            <w:r>
+              <w:t>Claims more than evidence supports</w:t>
+            </w:r>
+          </w:p>
+        </w:tc>
+        <w:tc>
+          <w:tcPr>
+            <w:tcW w:type="dxa" w:w="2556"/>
+          </w:tcPr>
+          <w:p>
+            <w:r>
+              <w:t>Names a limit after a prompt</w:t>
+            </w:r>
+          </w:p>
+        </w:tc>
+        <w:tc>
+          <w:tcPr>
+            <w:tcW w:type="dxa" w:w="2556"/>
+          </w:tcPr>
+          <w:p>
+            <w:r>
+              <w:t>States a defensible limit and useful next test</w:t>
+            </w:r>
+          </w:p>
+        </w:tc>
+      </w:tr>
+    </w:tbl>
+    <w:p>
+      <w:r>
+        <w:t>Project checkpoint: Prepare the demonstration. Gather reproducible instructions, evidence, access checks and remaining limitations.</w:t>
+      </w:r>
+    </w:p>
+    <w:p>
+      <w:r>
+        <w:t>Use the weekly teacher answer for topic-specific reasoning. A saved progress tick is an activity record; judge mastery from the learner’s explanation and evidence.</w:t>
+      </w:r>
+    </w:p>
     <w:sectPr>
       <w:pgSz w:w="12240" w:h="15840"/>
       <w:pgMar w:top="936" w:right="1008" w:bottom="936" w:left="1008" w:header="720" w:footer="720" w:gutter="0"/>

--- a/downloads/teacher/ai-6-week-29.docx
+++ b/downloads/teacher/ai-6-week-29.docx
@@ -2364,6 +2364,39 @@
         <w:t>Use the weekly teacher answer for topic-specific reasoning. A saved progress tick is an activity record; judge mastery from the learner’s explanation and evidence.</w:t>
       </w:r>
     </w:p>
+    <w:p>
+      <w:pPr>
+        <w:pStyle w:val="Heading1"/>
+      </w:pPr>
+      <w:r>
+        <w:t>08. Use feedback, labs and repair paths</w:t>
+      </w:r>
+    </w:p>
+    <w:p>
+      <w:r>
+        <w:t>Use the two formative questions as supported practice, not as independent mastery scores. Discuss the deciding evidence rather than accepting a guessed selection.</w:t>
+      </w:r>
+    </w:p>
+    <w:p>
+      <w:r>
+        <w:t>The feedback comes from the reviewed public worked case. Do not reveal the separately reserved independent teacher answer until the learner has attempted that case.</w:t>
+      </w:r>
+    </w:p>
+    <w:p>
+      <w:r>
+        <w:t>Ask students to predict before running code. Preserve errors and actual outputs; collect a changed test and an explanation. The branch-boundary and indexing lessons deliberately include failure cases.</w:t>
+      </w:r>
+    </w:p>
+    <w:p>
+      <w:r>
+        <w:t>Use the earlier worked-explanation links to address a specific missing building block, then return to the current question. Adapt this suggestion after observing the learner; it is not an automatic diagnosis.</w:t>
+      </w:r>
+    </w:p>
+    <w:p>
+      <w:r>
+        <w:t>Collect the completed-work portfolio as evidence. Record support separately from correctness, and assess explanation, trace/test and limitations. Progress ticks and quiz selections alone do not establish mastery.</w:t>
+      </w:r>
+    </w:p>
     <w:sectPr>
       <w:pgSz w:w="12240" w:h="15840"/>
       <w:pgMar w:top="936" w:right="1008" w:bottom="936" w:left="1008" w:header="720" w:footer="720" w:gutter="0"/>

--- a/downloads/teacher/ai-6-week-29.docx
+++ b/downloads/teacher/ai-6-week-29.docx
@@ -29,16 +29,39 @@
       </w:r>
     </w:p>
     <w:p>
-      <w:pPr>
-        <w:pStyle w:val="Heading3"/>
-      </w:pPr>
-      <w:r>
-        <w:t>Teach the learning cycle</w:t>
+      <w:r>
+        <w:t>Prepare Performance and cost experiments: check the target, prerequisites, resources and adaptable teaching schedule.</w:t>
       </w:r>
     </w:p>
     <w:p>
-      <w:r>
-        <w:t>Primary target: Explain the mechanism and terminology of performance and cost experiments</w:t>
+      <w:pPr>
+        <w:pStyle w:val="Heading3"/>
+      </w:pPr>
+      <w:r>
+        <w:t>Teach the learning cycle</w:t>
+      </w:r>
+    </w:p>
+    <w:p>
+      <w:pPr>
+        <w:spacing w:line="336" w:lineRule="auto" w:after="180"/>
+      </w:pPr>
+      <w:r>
+        <w:rPr>
+          <w:b w:val="0"/>
+        </w:rPr>
+        <w:t xml:space="preserve">Primary target: Explain the </w:t>
+      </w:r>
+      <w:r>
+        <w:rPr>
+          <w:b/>
+        </w:rPr>
+        <w:t>mechanism</w:t>
+      </w:r>
+      <w:r>
+        <w:rPr>
+          <w:b w:val="0"/>
+        </w:rPr>
+        <w:t xml:space="preserve"> and terminology of performance and cost experiments</w:t>
       </w:r>
     </w:p>
     <w:tbl>
@@ -185,16 +208,37 @@
       </w:tr>
     </w:tbl>
     <w:p>
-      <w:r>
-        <w:t>This is a starting allocation of 135 minutes, not a validated duration. Preserve all named topics. Schedule extra time for connected examples, the full investigation, independent cases and project building. Repeated copies of a case share one recorded attempt; they are not new evidence.</w:t>
+      <w:pPr>
+        <w:spacing w:line="336" w:lineRule="auto" w:after="180"/>
+      </w:pPr>
+      <w:r>
+        <w:rPr>
+          <w:b w:val="0"/>
+        </w:rPr>
+        <w:t>This is a starting allocation of 135 minutes, not a validated duration. Preserve all named topics. Schedule extra time for connected examples, the full investigation, independent cases and project building.</w:t>
       </w:r>
     </w:p>
     <w:p>
       <w:pPr>
-        <w:pStyle w:val="Heading3"/>
-      </w:pPr>
-      <w:r>
-        <w:t>Retrieval answer guidance</w:t>
+        <w:spacing w:line="336" w:lineRule="auto" w:after="180"/>
+      </w:pPr>
+      <w:r>
+        <w:rPr>
+          <w:b w:val="0"/>
+        </w:rPr>
+        <w:t xml:space="preserve">Repeated copies of a case share one recorded attempt; they are not new </w:t>
+      </w:r>
+      <w:r>
+        <w:rPr>
+          <w:b/>
+        </w:rPr>
+        <w:t>evidence</w:t>
+      </w:r>
+      <w:r>
+        <w:rPr>
+          <w:b w:val="0"/>
+        </w:rPr>
+        <w:t>.</w:t>
       </w:r>
     </w:p>
     <w:p>
@@ -202,119 +246,326 @@
         <w:pStyle w:val="Heading3"/>
       </w:pPr>
       <w:r>
-        <w:t>Accessibility and user feedback</w:t>
+        <w:t>Retrieval answer guidance</w:t>
       </w:r>
     </w:p>
     <w:p>
-      <w:r>
-        <w:t>Without opening the old lesson, explain one key idea from Accessibility and user feedback. Give an example and a mistake that the idea helps you avoid.</w:t>
+      <w:pPr>
+        <w:pStyle w:val="Heading3"/>
+      </w:pPr>
+      <w:r>
+        <w:t>Accessibility and user feedback</w:t>
       </w:r>
     </w:p>
     <w:p>
-      <w:r>
-        <w:t>Look for: Explain the mechanism and terminology of accessibility and user feedback</w:t>
+      <w:pPr>
+        <w:spacing w:line="336" w:lineRule="auto" w:after="180"/>
+      </w:pPr>
+      <w:r>
+        <w:rPr>
+          <w:b w:val="0"/>
+        </w:rPr>
+        <w:t>Without opening the old lesson, explain one key idea from Accessibility and user feedback. Give an example and a mistake that the idea helps you avoid.</w:t>
       </w:r>
     </w:p>
     <w:p>
-      <w:r>
-        <w:t>Reference example, not the only acceptable wording: Teacher explanation: Accessibility makes information and controls usable across stated needs. Feedback should describe the problem and recovery action without exposing sensitive details. A form provides visible labels, keyboard access, associated error text and a non-colour status indicator. Test at zoom and with keyboard. Do not treat automated checks as a complete user evaluation.</w:t>
+      <w:pPr>
+        <w:spacing w:line="336" w:lineRule="auto" w:after="180"/>
+      </w:pPr>
+      <w:r>
+        <w:rPr>
+          <w:b w:val="0"/>
+        </w:rPr>
+        <w:t xml:space="preserve">Look for: Explain the </w:t>
+      </w:r>
+      <w:r>
+        <w:rPr>
+          <w:b/>
+        </w:rPr>
+        <w:t>mechanism</w:t>
+      </w:r>
+      <w:r>
+        <w:rPr>
+          <w:b w:val="0"/>
+        </w:rPr>
+        <w:t xml:space="preserve"> and terminology of accessibility and user feedback</w:t>
       </w:r>
     </w:p>
     <w:p>
       <w:pPr>
-        <w:pStyle w:val="Heading3"/>
-      </w:pPr>
-      <w:r>
-        <w:t>Incident investigation</w:t>
+        <w:spacing w:line="336" w:lineRule="auto" w:after="180"/>
+      </w:pPr>
+      <w:r>
+        <w:rPr>
+          <w:b w:val="0"/>
+        </w:rPr>
+        <w:t>Reference example, not the only acceptable wording: Teacher explanation: Accessibility makes information and controls usable across stated needs.</w:t>
       </w:r>
     </w:p>
     <w:p>
-      <w:r>
-        <w:t>Without opening the old lesson, explain one key idea from Incident investigation. Give an example and a mistake that the idea helps you avoid.</w:t>
+      <w:pPr>
+        <w:spacing w:line="336" w:lineRule="auto" w:after="180"/>
+      </w:pPr>
+      <w:r>
+        <w:rPr>
+          <w:b w:val="0"/>
+        </w:rPr>
+        <w:t>Feedback should describe the problem and recovery action without exposing sensitive details. A form provides visible labels, keyboard access, associated error text and a non-colour status indicator.</w:t>
       </w:r>
     </w:p>
     <w:p>
-      <w:r>
-        <w:t>Look for: Explain the mechanism and terminology of incident investigation</w:t>
+      <w:pPr>
+        <w:spacing w:line="336" w:lineRule="auto" w:after="180"/>
+      </w:pPr>
+      <w:r>
+        <w:rPr>
+          <w:b w:val="0"/>
+        </w:rPr>
+        <w:t>Test at zoom and with keyboard. Do not treat automated checks as a complete user evaluation.</w:t>
       </w:r>
     </w:p>
     <w:p>
-      <w:r>
-        <w:t>Reference example, not the only acceptable wording: Teacher explanation: Incident investigation preserves a timeline and distinguishes observation from hypothesis. Repair before evidence collection can erase clues. Record timestamps, versions, requests, authorised actions and outcomes with minimised logs. Separate immediate containment from diagnosis. Compare candidate explanations against evidence.</w:t>
+      <w:pPr>
+        <w:pStyle w:val="Heading3"/>
+      </w:pPr>
+      <w:r>
+        <w:t>Incident investigation</w:t>
       </w:r>
     </w:p>
     <w:p>
       <w:pPr>
-        <w:pStyle w:val="Heading3"/>
-      </w:pPr>
-      <w:r>
-        <w:t>Deployment environments</w:t>
+        <w:spacing w:line="336" w:lineRule="auto" w:after="180"/>
+      </w:pPr>
+      <w:r>
+        <w:rPr>
+          <w:b w:val="0"/>
+        </w:rPr>
+        <w:t>Without opening the old lesson, explain one key idea from Incident investigation. Give an example and a mistake that the idea helps you avoid.</w:t>
       </w:r>
     </w:p>
     <w:p>
-      <w:r>
-        <w:t>Without opening the old lesson, explain one key idea from Deployment environments. Give an example and a mistake that the idea helps you avoid.</w:t>
+      <w:pPr>
+        <w:spacing w:line="336" w:lineRule="auto" w:after="180"/>
+      </w:pPr>
+      <w:r>
+        <w:rPr>
+          <w:b w:val="0"/>
+        </w:rPr>
+        <w:t xml:space="preserve">Look for: Explain the </w:t>
+      </w:r>
+      <w:r>
+        <w:rPr>
+          <w:b/>
+        </w:rPr>
+        <w:t>mechanism</w:t>
+      </w:r>
+      <w:r>
+        <w:rPr>
+          <w:b w:val="0"/>
+        </w:rPr>
+        <w:t xml:space="preserve"> and terminology of incident investigation</w:t>
       </w:r>
     </w:p>
     <w:p>
-      <w:r>
-        <w:t>Look for: Explain the mechanism and terminology of deployment environments</w:t>
+      <w:pPr>
+        <w:spacing w:line="336" w:lineRule="auto" w:after="180"/>
+      </w:pPr>
+      <w:r>
+        <w:rPr>
+          <w:b w:val="0"/>
+        </w:rPr>
+        <w:t xml:space="preserve">Reference example, not the only acceptable wording: Teacher explanation: Incident investigation preserves a timeline and distinguishes </w:t>
+      </w:r>
+      <w:r>
+        <w:rPr>
+          <w:b/>
+        </w:rPr>
+        <w:t>observation</w:t>
+      </w:r>
+      <w:r>
+        <w:rPr>
+          <w:b w:val="0"/>
+        </w:rPr>
+        <w:t xml:space="preserve"> from hypothesis. Repair before </w:t>
+      </w:r>
+      <w:r>
+        <w:rPr>
+          <w:b/>
+        </w:rPr>
+        <w:t>evidence</w:t>
+      </w:r>
+      <w:r>
+        <w:rPr>
+          <w:b w:val="0"/>
+        </w:rPr>
+        <w:t xml:space="preserve"> collection can erase clues.</w:t>
       </w:r>
     </w:p>
     <w:p>
-      <w:r>
-        <w:t>Reference example, not the only acceptable wording: Teacher explanation: Development, staging and production are distinct environments with explicit data and credential boundaries. Test configuration must not silently target production. For the classroom mock ENV selects a separate fixture store and secret namespace. Validate allowed environment names. A staging run cannot use production write credentials.</w:t>
+      <w:pPr>
+        <w:spacing w:line="336" w:lineRule="auto" w:after="180"/>
+      </w:pPr>
+      <w:r>
+        <w:rPr>
+          <w:b w:val="0"/>
+        </w:rPr>
+        <w:t xml:space="preserve">Record timestamps, versions, requests, authorised actions and outcomes with minimised logs. Separate immediate containment from diagnosis. Compare candidate explanations against </w:t>
+      </w:r>
+      <w:r>
+        <w:rPr>
+          <w:b/>
+        </w:rPr>
+        <w:t>evidence</w:t>
+      </w:r>
+      <w:r>
+        <w:rPr>
+          <w:b w:val="0"/>
+        </w:rPr>
+        <w:t>.</w:t>
       </w:r>
     </w:p>
     <w:p>
-      <w:r>
-        <w:t>Two 45-minute sessions. Performance experiments compare matched workloads with declared timing boundaries and quality constraints. Averages can hide slow cases. Use the supplied constructed scenarios to make the mechanism inspectable. Collect W4 before sharing solutions. Students should name intermediate evidence and limitations; classroom pacing and learning effectiveness remain unvalidated.</w:t>
+      <w:pPr>
+        <w:pStyle w:val="Heading3"/>
+      </w:pPr>
+      <w:r>
+        <w:t>Deployment environments</w:t>
       </w:r>
     </w:p>
     <w:p>
       <w:pPr>
-        <w:pStyle w:val="Heading3"/>
-      </w:pPr>
-      <w:r>
-        <w:t>Outcomes</w:t>
+        <w:spacing w:line="336" w:lineRule="auto" w:after="180"/>
+      </w:pPr>
+      <w:r>
+        <w:rPr>
+          <w:b w:val="0"/>
+        </w:rPr>
+        <w:t>Without opening the old lesson, explain one key idea from Deployment environments. Give an example and a mistake that the idea helps you avoid.</w:t>
       </w:r>
     </w:p>
     <w:p>
-      <w:r>
-        <w:t>Explain the mechanism and terminology of performance and cost experiments</w:t>
+      <w:pPr>
+        <w:spacing w:line="336" w:lineRule="auto" w:after="180"/>
+      </w:pPr>
+      <w:r>
+        <w:rPr>
+          <w:b w:val="0"/>
+        </w:rPr>
+        <w:t xml:space="preserve">Look for: Explain the </w:t>
+      </w:r>
+      <w:r>
+        <w:rPr>
+          <w:b/>
+        </w:rPr>
+        <w:t>mechanism</w:t>
+      </w:r>
+      <w:r>
+        <w:rPr>
+          <w:b w:val="0"/>
+        </w:rPr>
+        <w:t xml:space="preserve"> and terminology of deployment environments</w:t>
       </w:r>
     </w:p>
     <w:p>
-      <w:r>
-        <w:t>Apply the stated procedure to a new case with a traceable result</w:t>
+      <w:pPr>
+        <w:spacing w:line="336" w:lineRule="auto" w:after="180"/>
+      </w:pPr>
+      <w:r>
+        <w:rPr>
+          <w:b w:val="0"/>
+        </w:rPr>
+        <w:t>Reference example, not the only acceptable wording: Teacher explanation: Development, staging and production are distinct environments with explicit data and credential boundaries.</w:t>
       </w:r>
     </w:p>
     <w:p>
-      <w:r>
-        <w:t>Identify an assumption or limitation and design a revealing follow-up</w:t>
+      <w:pPr>
+        <w:spacing w:line="336" w:lineRule="auto" w:after="180"/>
+      </w:pPr>
+      <w:r>
+        <w:rPr>
+          <w:b w:val="0"/>
+        </w:rPr>
+        <w:t>Test configuration must not silently target production. For the classroom mock ENV selects a separate fixture store and secret namespace. Validate allowed environment names.</w:t>
       </w:r>
     </w:p>
     <w:p>
       <w:pPr>
-        <w:pStyle w:val="Heading3"/>
-      </w:pPr>
-      <w:r>
-        <w:t>Preparation</w:t>
+        <w:spacing w:line="336" w:lineRule="auto" w:after="180"/>
+      </w:pPr>
+      <w:r>
+        <w:rPr>
+          <w:b w:val="0"/>
+        </w:rPr>
+        <w:t>A staging run cannot use production write credentials.</w:t>
       </w:r>
     </w:p>
     <w:p>
-      <w:r>
-        <w:t>Lesson and workbook; paper and pencil</w:t>
+      <w:pPr>
+        <w:spacing w:line="336" w:lineRule="auto" w:after="180"/>
+      </w:pPr>
+      <w:r>
+        <w:rPr>
+          <w:b w:val="0"/>
+        </w:rPr>
+        <w:t xml:space="preserve">Two 45-minute sessions. Performance experiments compare </w:t>
+      </w:r>
+      <w:r>
+        <w:rPr>
+          <w:b/>
+        </w:rPr>
+        <w:t>matched workload</w:t>
+      </w:r>
+      <w:r>
+        <w:rPr>
+          <w:b w:val="0"/>
+        </w:rPr>
+        <w:t>s with declared timing boundaries and quality constraints. Averages can hide slow cases.</w:t>
       </w:r>
     </w:p>
     <w:p>
-      <w:r>
-        <w:t>Calculator and optional local Python 3 for arithmetic; no live API or private data</w:t>
+      <w:pPr>
+        <w:spacing w:line="336" w:lineRule="auto" w:after="180"/>
+      </w:pPr>
+      <w:r>
+        <w:rPr>
+          <w:b w:val="0"/>
+        </w:rPr>
+        <w:t xml:space="preserve">Use the supplied constructed scenarios to make the </w:t>
+      </w:r>
+      <w:r>
+        <w:rPr>
+          <w:b/>
+        </w:rPr>
+        <w:t>mechanism</w:t>
+      </w:r>
+      <w:r>
+        <w:rPr>
+          <w:b w:val="0"/>
+        </w:rPr>
+        <w:t xml:space="preserve"> inspectable. Collect W4 before sharing solutions.</w:t>
       </w:r>
     </w:p>
     <w:p>
-      <w:r>
-        <w:t>Prepare the fresh retry separately and withhold its solution until after collection</w:t>
+      <w:pPr>
+        <w:spacing w:line="336" w:lineRule="auto" w:after="180"/>
+      </w:pPr>
+      <w:r>
+        <w:rPr>
+          <w:b w:val="0"/>
+        </w:rPr>
+        <w:t xml:space="preserve">Students should name intermediate </w:t>
+      </w:r>
+      <w:r>
+        <w:rPr>
+          <w:b/>
+        </w:rPr>
+        <w:t>evidence</w:t>
+      </w:r>
+      <w:r>
+        <w:rPr>
+          <w:b w:val="0"/>
+        </w:rPr>
+        <w:t xml:space="preserve"> and limitations; classroom pacing and learning effectiveness remain unvalidated.</w:t>
       </w:r>
     </w:p>
     <w:p>
@@ -322,58 +573,320 @@
         <w:pStyle w:val="Heading3"/>
       </w:pPr>
       <w:r>
-        <w:t>Prerequisite answer</w:t>
+        <w:t>Outcomes</w:t>
       </w:r>
     </w:p>
     <w:p>
-      <w:r>
-        <w:t>A result depends on the inputs, procedure and conditions that produced it. Preserve data roles and distinguish observed outcomes from predictions or unmeasured conditions. If the prior concept cannot be explained, use a short retrieval activity before this chapter.</w:t>
+      <w:pPr>
+        <w:spacing w:line="336" w:lineRule="auto" w:after="180"/>
+      </w:pPr>
+      <w:r>
+        <w:rPr>
+          <w:b w:val="0"/>
+        </w:rPr>
+        <w:t xml:space="preserve">Explain the </w:t>
+      </w:r>
+      <w:r>
+        <w:rPr>
+          <w:b/>
+        </w:rPr>
+        <w:t>mechanism</w:t>
+      </w:r>
+      <w:r>
+        <w:rPr>
+          <w:b w:val="0"/>
+        </w:rPr>
+        <w:t xml:space="preserve"> and terminology of performance and cost experiments</w:t>
       </w:r>
     </w:p>
     <w:p>
       <w:pPr>
-        <w:pStyle w:val="Heading3"/>
-      </w:pPr>
-      <w:r>
-        <w:t>End goal for the pictorial case</w:t>
+        <w:spacing w:line="336" w:lineRule="auto" w:after="180"/>
+      </w:pPr>
+      <w:r>
+        <w:rPr>
+          <w:b w:val="0"/>
+        </w:rPr>
+        <w:t>Apply the stated procedure to a new case with a traceable result</w:t>
       </w:r>
     </w:p>
     <w:p>
-      <w:r>
-        <w:t>Explain performance and cost experiments using the deciding step in this fictional service.</w:t>
+      <w:pPr>
+        <w:spacing w:line="336" w:lineRule="auto" w:after="180"/>
+      </w:pPr>
+      <w:r>
+        <w:rPr>
+          <w:b w:val="0"/>
+        </w:rPr>
+        <w:t>Identify an assumption or limitation and design a revealing follow-up</w:t>
       </w:r>
     </w:p>
     <w:p>
-      <w:r>
-        <w:t>This added worked case illustrates the week’s main idea. Retain all original and connected topics; schedule its practice within the teaching cycle.</w:t>
+      <w:pPr>
+        <w:pStyle w:val="Heading3"/>
+      </w:pPr>
+      <w:r>
+        <w:t>Preparation</w:t>
       </w:r>
     </w:p>
     <w:p>
       <w:pPr>
-        <w:pStyle w:val="Heading1"/>
-      </w:pPr>
-      <w:r>
-        <w:t>02. Explain and model the mechanism</w:t>
+        <w:spacing w:line="336" w:lineRule="auto" w:after="180"/>
+      </w:pPr>
+      <w:r>
+        <w:rPr>
+          <w:b w:val="0"/>
+        </w:rPr>
+        <w:t>Lesson and workbook; paper and pencil</w:t>
       </w:r>
     </w:p>
     <w:p>
-      <w:r>
-        <w:t>Performance experiments compare matched workloads with declared timing boundaries and quality constraints. Averages can hide slow cases.</w:t>
+      <w:pPr>
+        <w:spacing w:line="336" w:lineRule="auto" w:after="180"/>
+      </w:pPr>
+      <w:r>
+        <w:rPr>
+          <w:b w:val="0"/>
+        </w:rPr>
+        <w:t>Calculator and optional local Python 3 for arithmetic; no live API or private data</w:t>
       </w:r>
     </w:p>
     <w:p>
-      <w:r>
-        <w:t>Begin by writing the question the procedure is intended to answer. Identify the information already supplied, the information it will produce and the information still missing. These are constructed classroom examples; they do not require live accounts, private records or an external service. Do not treat a plausible explanation as a measured outcome.</w:t>
+      <w:pPr>
+        <w:spacing w:line="336" w:lineRule="auto" w:after="180"/>
+      </w:pPr>
+      <w:r>
+        <w:rPr>
+          <w:b w:val="0"/>
+        </w:rPr>
+        <w:t>Prepare the fresh retry separately and withhold its solution until after collection</w:t>
       </w:r>
     </w:p>
     <w:p>
-      <w:r>
-        <w:t>Use the same cases and environment; record every duration and success. For a simple median sort values and average the middle pair for even counts. Keep failed requests visible.</w:t>
+      <w:pPr>
+        <w:pStyle w:val="Heading3"/>
+      </w:pPr>
+      <w:r>
+        <w:t>Prerequisite answer</w:t>
       </w:r>
     </w:p>
     <w:p>
-      <w:r>
-        <w:t>Before applying the procedure, write its units, denominator or decision boundary where relevant. A partner should be able to repeat each step using the same inputs. If a required input is absent or violates the stated contract, record that condition explicitly instead of quietly replacing it with a convenient value.</w:t>
+      <w:pPr>
+        <w:spacing w:line="336" w:lineRule="auto" w:after="180"/>
+      </w:pPr>
+      <w:r>
+        <w:rPr>
+          <w:b w:val="0"/>
+        </w:rPr>
+        <w:t xml:space="preserve">A result depends on the </w:t>
+      </w:r>
+      <w:r>
+        <w:rPr>
+          <w:b/>
+        </w:rPr>
+        <w:t>input</w:t>
+      </w:r>
+      <w:r>
+        <w:rPr>
+          <w:b w:val="0"/>
+        </w:rPr>
+        <w:t xml:space="preserve">s, procedure and conditions that produced it. Preserve data roles and distinguish observed outcomes from </w:t>
+      </w:r>
+      <w:r>
+        <w:rPr>
+          <w:b/>
+        </w:rPr>
+        <w:t>prediction</w:t>
+      </w:r>
+      <w:r>
+        <w:rPr>
+          <w:b w:val="0"/>
+        </w:rPr>
+        <w:t>s or unmeasured conditions.</w:t>
+      </w:r>
+    </w:p>
+    <w:p>
+      <w:pPr>
+        <w:spacing w:line="336" w:lineRule="auto" w:after="180"/>
+      </w:pPr>
+      <w:r>
+        <w:rPr>
+          <w:b w:val="0"/>
+        </w:rPr>
+        <w:t>If the prior concept cannot be explained, use a short retrieval activity before this chapter.</w:t>
+      </w:r>
+    </w:p>
+    <w:p>
+      <w:pPr>
+        <w:pStyle w:val="Heading3"/>
+      </w:pPr>
+      <w:r>
+        <w:t>End goal for the pictorial case</w:t>
+      </w:r>
+    </w:p>
+    <w:p>
+      <w:pPr>
+        <w:spacing w:line="336" w:lineRule="auto" w:after="180"/>
+      </w:pPr>
+      <w:r>
+        <w:rPr>
+          <w:b w:val="0"/>
+        </w:rPr>
+        <w:t>Explain performance and cost experiments using the deciding step in this fictional service.</w:t>
+      </w:r>
+    </w:p>
+    <w:p>
+      <w:pPr>
+        <w:spacing w:line="336" w:lineRule="auto" w:after="180"/>
+      </w:pPr>
+      <w:r>
+        <w:rPr>
+          <w:b w:val="0"/>
+        </w:rPr>
+        <w:t>This added worked case illustrates the week’s main idea. Retain all original and connected topics; schedule its practice within the teaching cycle.</w:t>
+      </w:r>
+    </w:p>
+    <w:p>
+      <w:pPr>
+        <w:pStyle w:val="Heading1"/>
+      </w:pPr>
+      <w:r>
+        <w:t>02. Explain and model the mechanism</w:t>
+      </w:r>
+    </w:p>
+    <w:p>
+      <w:r>
+        <w:t>Model Performance and cost experiments using the supplied case, labelled mechanism and reasoning. Make the scope of each conclusion explicit.</w:t>
+      </w:r>
+    </w:p>
+    <w:p>
+      <w:pPr>
+        <w:spacing w:line="336" w:lineRule="auto" w:after="180"/>
+      </w:pPr>
+      <w:r>
+        <w:rPr>
+          <w:b w:val="0"/>
+        </w:rPr>
+        <w:t xml:space="preserve">Performance experiments compare </w:t>
+      </w:r>
+      <w:r>
+        <w:rPr>
+          <w:b/>
+        </w:rPr>
+        <w:t>matched workload</w:t>
+      </w:r>
+      <w:r>
+        <w:rPr>
+          <w:b w:val="0"/>
+        </w:rPr>
+        <w:t>s with declared timing boundaries and quality constraints. Averages can hide slow cases.</w:t>
+      </w:r>
+    </w:p>
+    <w:p>
+      <w:pPr>
+        <w:pStyle w:val="Heading3"/>
+      </w:pPr>
+      <w:r>
+        <w:t>Explain Performance and cost experiments · 1</w:t>
+      </w:r>
+    </w:p>
+    <w:p>
+      <w:pPr>
+        <w:spacing w:line="336" w:lineRule="auto" w:after="180"/>
+      </w:pPr>
+      <w:r>
+        <w:rPr>
+          <w:b w:val="0"/>
+        </w:rPr>
+        <w:t>Begin by writing the question the procedure is intended to answer. Identify the information already supplied, the information it will produce and the information still missing.</w:t>
+      </w:r>
+    </w:p>
+    <w:p>
+      <w:pPr>
+        <w:spacing w:line="336" w:lineRule="auto" w:after="180"/>
+      </w:pPr>
+      <w:r>
+        <w:rPr>
+          <w:b w:val="0"/>
+        </w:rPr>
+        <w:t>These are constructed classroom examples; they do not require live accounts, private records or an external service. Do not treat a plausible explanation as a measured outcome.</w:t>
+      </w:r>
+    </w:p>
+    <w:p>
+      <w:pPr>
+        <w:spacing w:line="336" w:lineRule="auto" w:after="180"/>
+      </w:pPr>
+      <w:r>
+        <w:rPr>
+          <w:b w:val="0"/>
+        </w:rPr>
+        <w:t xml:space="preserve">Use the same cases and environment; record every duration and success. For a simple </w:t>
+      </w:r>
+      <w:r>
+        <w:rPr>
+          <w:b/>
+        </w:rPr>
+        <w:t>median</w:t>
+      </w:r>
+      <w:r>
+        <w:rPr>
+          <w:b w:val="0"/>
+        </w:rPr>
+        <w:t xml:space="preserve"> sort values and average the middle pair for even counts. Keep failed requests visible.</w:t>
+      </w:r>
+    </w:p>
+    <w:p>
+      <w:pPr>
+        <w:pStyle w:val="Heading3"/>
+      </w:pPr>
+      <w:r>
+        <w:t>Explain Performance and cost experiments · 2</w:t>
+      </w:r>
+    </w:p>
+    <w:p>
+      <w:pPr>
+        <w:spacing w:line="336" w:lineRule="auto" w:after="180"/>
+      </w:pPr>
+      <w:r>
+        <w:rPr>
+          <w:b w:val="0"/>
+        </w:rPr>
+        <w:t xml:space="preserve">Before applying the procedure, write its units, denominator or decision boundary where relevant. A partner should be able to repeat each step using the same </w:t>
+      </w:r>
+      <w:r>
+        <w:rPr>
+          <w:b/>
+        </w:rPr>
+        <w:t>input</w:t>
+      </w:r>
+      <w:r>
+        <w:rPr>
+          <w:b w:val="0"/>
+        </w:rPr>
+        <w:t>s.</w:t>
+      </w:r>
+    </w:p>
+    <w:p>
+      <w:pPr>
+        <w:spacing w:line="336" w:lineRule="auto" w:after="180"/>
+      </w:pPr>
+      <w:r>
+        <w:rPr>
+          <w:b w:val="0"/>
+        </w:rPr>
+        <w:t xml:space="preserve">If a required </w:t>
+      </w:r>
+      <w:r>
+        <w:rPr>
+          <w:b/>
+        </w:rPr>
+        <w:t>input</w:t>
+      </w:r>
+      <w:r>
+        <w:rPr>
+          <w:b w:val="0"/>
+        </w:rPr>
+        <w:t xml:space="preserve"> is absent or violates the stated contract, record that condition explicitly instead of quietly replacing it with a convenient value.</w:t>
       </w:r>
     </w:p>
     <w:tbl>
@@ -571,36 +1084,282 @@
       </w:r>
     </w:p>
     <w:p>
-      <w:r>
-        <w:t>Guided: A mean3, median1; B mean2, median2. B lowers mean but A has lower median; show the9-second tail instead of declaring one universal winner. Qualification: Resource improvement under one workload is not universal efficiency or equal quality. Exit: accept a concrete variation with its predicted outcome and a stated condition that would challenge the mechanism; reject a claim resting on unmeasured evidence.</w:t>
+      <w:pPr>
+        <w:pStyle w:val="Heading3"/>
+      </w:pPr>
+      <w:r>
+        <w:t>Explain Performance and cost experiments · 3</w:t>
       </w:r>
     </w:p>
     <w:p>
       <w:pPr>
-        <w:pStyle w:val="Heading3"/>
-      </w:pPr>
-      <w:r>
-        <w:t>Model the reasoning aloud</w:t>
+        <w:spacing w:line="336" w:lineRule="auto" w:after="180"/>
+      </w:pPr>
+      <w:r>
+        <w:rPr>
+          <w:b w:val="0"/>
+        </w:rPr>
+        <w:t xml:space="preserve">Guided: A mean3, </w:t>
+      </w:r>
+      <w:r>
+        <w:rPr>
+          <w:b/>
+        </w:rPr>
+        <w:t>median</w:t>
+      </w:r>
+      <w:r>
+        <w:rPr>
+          <w:b w:val="0"/>
+        </w:rPr>
+        <w:t xml:space="preserve">1; B mean2, </w:t>
+      </w:r>
+      <w:r>
+        <w:rPr>
+          <w:b/>
+        </w:rPr>
+        <w:t>median</w:t>
+      </w:r>
+      <w:r>
+        <w:rPr>
+          <w:b w:val="0"/>
+        </w:rPr>
+        <w:t xml:space="preserve">2. B lowers mean but A has lower </w:t>
+      </w:r>
+      <w:r>
+        <w:rPr>
+          <w:b/>
+        </w:rPr>
+        <w:t>median</w:t>
+      </w:r>
+      <w:r>
+        <w:rPr>
+          <w:b w:val="0"/>
+        </w:rPr>
+        <w:t>; show the9-second tail instead of declaring one universal winner.</w:t>
       </w:r>
     </w:p>
     <w:p>
-      <w:r>
-        <w:t>Use the complete worked example below before asking learners to complete W2. Reveal a small part, invite a prediction, then explain the deciding step. These teacher notes contain solutions; do not reveal the independent case answer during modelling.</w:t>
+      <w:pPr>
+        <w:spacing w:line="336" w:lineRule="auto" w:after="180"/>
+      </w:pPr>
+      <w:r>
+        <w:rPr>
+          <w:b w:val="0"/>
+        </w:rPr>
+        <w:t>Qualification: Resource improvement under one workload is not universal efficiency or equal quality.</w:t>
       </w:r>
     </w:p>
     <w:p>
-      <w:r>
-        <w:t>Durations A=[1, 1, 1, 9] seconds, B=[2, 2, 2, 2]. All pass. Compute mean and median.</w:t>
+      <w:pPr>
+        <w:spacing w:line="336" w:lineRule="auto" w:after="180"/>
+      </w:pPr>
+      <w:r>
+        <w:rPr>
+          <w:b w:val="0"/>
+        </w:rPr>
+        <w:t xml:space="preserve">Exit: accept a concrete variation with its predicted outcome and a stated condition that would challenge the </w:t>
+      </w:r>
+      <w:r>
+        <w:rPr>
+          <w:b/>
+        </w:rPr>
+        <w:t>mechanism</w:t>
+      </w:r>
+      <w:r>
+        <w:rPr>
+          <w:b w:val="0"/>
+        </w:rPr>
+        <w:t xml:space="preserve">; reject a claim resting on unmeasured </w:t>
+      </w:r>
+      <w:r>
+        <w:rPr>
+          <w:b/>
+        </w:rPr>
+        <w:t>evidence</w:t>
+      </w:r>
+      <w:r>
+        <w:rPr>
+          <w:b w:val="0"/>
+        </w:rPr>
+        <w:t>.</w:t>
       </w:r>
     </w:p>
     <w:p>
-      <w:r>
-        <w:t>A mean3, median1; B mean2, median2. B lowers mean but A has lower median; show the9-second tail instead of declaring one universal winner.</w:t>
+      <w:pPr>
+        <w:pStyle w:val="Heading3"/>
+      </w:pPr>
+      <w:r>
+        <w:t>Model the reasoning aloud</w:t>
       </w:r>
     </w:p>
     <w:p>
-      <w:r>
-        <w:t>Compare the intermediate evidence with the final statement. Explain why each number or decision follows from the stated inputs. The conclusion belongs to this scenario and procedure; changing the inputs, evaluation population or authority can change what it establishes. Retain the raw record so a later revision can be compared honestly.</w:t>
+      <w:pPr>
+        <w:spacing w:line="336" w:lineRule="auto" w:after="180"/>
+      </w:pPr>
+      <w:r>
+        <w:rPr>
+          <w:b w:val="0"/>
+        </w:rPr>
+        <w:t xml:space="preserve">Use the complete worked example below before asking learners to complete W2. Reveal a small part, invite a </w:t>
+      </w:r>
+      <w:r>
+        <w:rPr>
+          <w:b/>
+        </w:rPr>
+        <w:t>prediction</w:t>
+      </w:r>
+      <w:r>
+        <w:rPr>
+          <w:b w:val="0"/>
+        </w:rPr>
+        <w:t>, then explain the deciding step.</w:t>
+      </w:r>
+    </w:p>
+    <w:p>
+      <w:pPr>
+        <w:spacing w:line="336" w:lineRule="auto" w:after="180"/>
+      </w:pPr>
+      <w:r>
+        <w:rPr>
+          <w:b w:val="0"/>
+        </w:rPr>
+        <w:t>These teacher notes contain solutions; do not reveal the independent case answer during modelling.</w:t>
+      </w:r>
+    </w:p>
+    <w:p>
+      <w:pPr>
+        <w:spacing w:line="336" w:lineRule="auto" w:after="180"/>
+      </w:pPr>
+      <w:r>
+        <w:rPr>
+          <w:b w:val="0"/>
+        </w:rPr>
+        <w:t xml:space="preserve">Durations A=[1, 1, 1, 9] seconds, B=[2, 2, 2, 2]. All pass. Compute mean and </w:t>
+      </w:r>
+      <w:r>
+        <w:rPr>
+          <w:b/>
+        </w:rPr>
+        <w:t>median</w:t>
+      </w:r>
+      <w:r>
+        <w:rPr>
+          <w:b w:val="0"/>
+        </w:rPr>
+        <w:t>.</w:t>
+      </w:r>
+    </w:p>
+    <w:p>
+      <w:pPr>
+        <w:spacing w:line="336" w:lineRule="auto" w:after="180"/>
+      </w:pPr>
+      <w:r>
+        <w:rPr>
+          <w:b w:val="0"/>
+        </w:rPr>
+        <w:t xml:space="preserve">A mean3, </w:t>
+      </w:r>
+      <w:r>
+        <w:rPr>
+          <w:b/>
+        </w:rPr>
+        <w:t>median</w:t>
+      </w:r>
+      <w:r>
+        <w:rPr>
+          <w:b w:val="0"/>
+        </w:rPr>
+        <w:t xml:space="preserve">1; B mean2, </w:t>
+      </w:r>
+      <w:r>
+        <w:rPr>
+          <w:b/>
+        </w:rPr>
+        <w:t>median</w:t>
+      </w:r>
+      <w:r>
+        <w:rPr>
+          <w:b w:val="0"/>
+        </w:rPr>
+        <w:t xml:space="preserve">2. B lowers mean but A has lower </w:t>
+      </w:r>
+      <w:r>
+        <w:rPr>
+          <w:b/>
+        </w:rPr>
+        <w:t>median</w:t>
+      </w:r>
+      <w:r>
+        <w:rPr>
+          <w:b w:val="0"/>
+        </w:rPr>
+        <w:t>; show the9-second tail instead of declaring one universal winner.</w:t>
+      </w:r>
+    </w:p>
+    <w:p>
+      <w:pPr>
+        <w:pStyle w:val="Heading3"/>
+      </w:pPr>
+      <w:r>
+        <w:t>Model the reasoning aloud · 4</w:t>
+      </w:r>
+    </w:p>
+    <w:p>
+      <w:pPr>
+        <w:spacing w:line="336" w:lineRule="auto" w:after="180"/>
+      </w:pPr>
+      <w:r>
+        <w:rPr>
+          <w:b w:val="0"/>
+        </w:rPr>
+        <w:t xml:space="preserve">Compare the intermediate </w:t>
+      </w:r>
+      <w:r>
+        <w:rPr>
+          <w:b/>
+        </w:rPr>
+        <w:t>evidence</w:t>
+      </w:r>
+      <w:r>
+        <w:rPr>
+          <w:b w:val="0"/>
+        </w:rPr>
+        <w:t xml:space="preserve"> with the final statement. Explain why each number or decision follows from the stated </w:t>
+      </w:r>
+      <w:r>
+        <w:rPr>
+          <w:b/>
+        </w:rPr>
+        <w:t>input</w:t>
+      </w:r>
+      <w:r>
+        <w:rPr>
+          <w:b w:val="0"/>
+        </w:rPr>
+        <w:t>s.</w:t>
+      </w:r>
+    </w:p>
+    <w:p>
+      <w:pPr>
+        <w:spacing w:line="336" w:lineRule="auto" w:after="180"/>
+      </w:pPr>
+      <w:r>
+        <w:rPr>
+          <w:b w:val="0"/>
+        </w:rPr>
+        <w:t xml:space="preserve">The conclusion belongs to this scenario and procedure; changing the </w:t>
+      </w:r>
+      <w:r>
+        <w:rPr>
+          <w:b/>
+        </w:rPr>
+        <w:t>input</w:t>
+      </w:r>
+      <w:r>
+        <w:rPr>
+          <w:b w:val="0"/>
+        </w:rPr>
+        <w:t>s, evaluation population or authority can change what it establishes. Retain the raw record so a later revision can be compared honestly.</w:t>
       </w:r>
     </w:p>
     <w:tbl>
@@ -706,7 +1465,13 @@
       </w:tr>
     </w:tbl>
     <w:p>
-      <w:r>
+      <w:pPr>
+        <w:spacing w:line="336" w:lineRule="auto" w:after="180"/>
+      </w:pPr>
+      <w:r>
+        <w:rPr>
+          <w:b w:val="0"/>
+        </w:rPr>
         <w:t>Use the diagram and verbal explanation together. Ask learners to match a sentence to a specific visual step; do not assign learners fixed visual or auditory learning styles.</w:t>
       </w:r>
     </w:p>
@@ -719,7 +1484,13 @@
       </w:r>
     </w:p>
     <w:p>
-      <w:r>
+      <w:pPr>
+        <w:spacing w:line="336" w:lineRule="auto" w:after="180"/>
+      </w:pPr>
+      <w:r>
+        <w:rPr>
+          <w:b w:val="0"/>
+        </w:rPr>
         <w:t>Measure time and cost. Two fixed configurations answer the same six questions and meet the same quality rubric.</w:t>
       </w:r>
     </w:p>
@@ -732,7 +1503,22 @@
       </w:r>
     </w:p>
     <w:p>
-      <w:r>
+      <w:pPr>
+        <w:pStyle w:val="Heading3"/>
+      </w:pPr>
+      <w:r>
+        <w:t>Supplied facts</w:t>
+      </w:r>
+    </w:p>
+    <w:p>
+      <w:pPr>
+        <w:spacing w:line="336" w:lineRule="auto" w:after="180"/>
+        <w:shd w:fill="F1F6FC"/>
+      </w:pPr>
+      <w:r>
+        <w:rPr>
+          <w:b w:val="0"/>
+        </w:rPr>
         <w:t>A totals 18 seconds and 12 cost units. B totals 12 seconds and 18 units.</w:t>
       </w:r>
     </w:p>
@@ -932,21 +1718,31 @@
       </w:r>
     </w:p>
     <w:p>
-      <w:r>
-        <w:t>A fair performance experiment holds the workload and measurement procedure fixed. Faster is not automatically preferable under a budget.</w:t>
+      <w:pPr>
+        <w:pStyle w:val="Heading3"/>
+      </w:pPr>
+      <w:r>
+        <w:t>Why the result follows</w:t>
       </w:r>
     </w:p>
     <w:p>
       <w:pPr>
-        <w:pStyle w:val="Heading3"/>
-      </w:pPr>
-      <w:r>
-        <w:t>What this example does not establish</w:t>
+        <w:spacing w:line="336" w:lineRule="auto" w:after="180"/>
+        <w:shd w:fill="F1F6FC"/>
+      </w:pPr>
+      <w:r>
+        <w:rPr>
+          <w:b w:val="0"/>
+        </w:rPr>
+        <w:t>A fair performance experiment holds the workload and measurement procedure fixed. Faster is not automatically preferable under a budget.</w:t>
       </w:r>
     </w:p>
     <w:p>
-      <w:r>
-        <w:t>Means hide variation; disclose workload, repeated runs and slow-case results before generalising.</w:t>
+      <w:pPr>
+        <w:pStyle w:val="Heading3"/>
+      </w:pPr>
+      <w:r>
+        <w:t>What this example does not establish</w:t>
       </w:r>
     </w:p>
     <w:p>
@@ -954,43 +1750,168 @@
         <w:pStyle w:val="Heading3"/>
       </w:pPr>
       <w:r>
-        <w:t>Change one thing in the pictured case</w:t>
+        <w:t>Keep the stated limit</w:t>
       </w:r>
     </w:p>
     <w:p>
-      <w:r>
-        <w:t>Change: Require at most 2 cost units per case.</w:t>
+      <w:pPr>
+        <w:spacing w:line="336" w:lineRule="auto" w:after="180"/>
+        <w:shd w:fill="FFF5E6"/>
+      </w:pPr>
+      <w:r>
+        <w:rPr>
+          <w:b w:val="0"/>
+        </w:rPr>
+        <w:t>Means hide variation; disclose workload, repeated runs and slow-case results before generalising.</w:t>
       </w:r>
     </w:p>
     <w:p>
-      <w:r>
-        <w:t>Prediction: A meets the budget; B does not.</w:t>
+      <w:pPr>
+        <w:pStyle w:val="Heading3"/>
+      </w:pPr>
+      <w:r>
+        <w:t>Change one thing in the pictured case</w:t>
       </w:r>
     </w:p>
     <w:p>
-      <w:r>
-        <w:t>Reason: The mandatory resource condition changes the decision.</w:t>
+      <w:pPr>
+        <w:pStyle w:val="Heading3"/>
+      </w:pPr>
+      <w:r>
+        <w:t>Change one thing</w:t>
       </w:r>
     </w:p>
     <w:p>
       <w:pPr>
-        <w:pStyle w:val="Heading3"/>
-      </w:pPr>
-      <w:r>
-        <w:t>Ask while showing the picture</w:t>
+        <w:spacing w:line="336" w:lineRule="auto" w:after="180"/>
+        <w:shd w:fill="F5F1FB"/>
+      </w:pPr>
+      <w:r>
+        <w:rPr>
+          <w:b w:val="0"/>
+        </w:rPr>
+        <w:t>Change: Require at most 2 cost units per case.</w:t>
       </w:r>
     </w:p>
     <w:p>
-      <w:r>
-        <w:t>Cover the result. Ask learners to name the inputs and predict the next step. Uncover one step, connect the icon to the actual procedure, and explain its evidence. Then change the supplied condition and compare. The picture is a representation; it does not document execution of a real AI model.</w:t>
+      <w:pPr>
+        <w:pStyle w:val="Heading3"/>
+      </w:pPr>
+      <w:r>
+        <w:t>Predicted result</w:t>
       </w:r>
     </w:p>
     <w:p>
       <w:pPr>
+        <w:spacing w:line="336" w:lineRule="auto" w:after="180"/>
+        <w:shd w:fill="F1F6FC"/>
+      </w:pPr>
+      <w:r>
+        <w:rPr>
+          <w:b/>
+        </w:rPr>
+        <w:t>Prediction</w:t>
+      </w:r>
+      <w:r>
+        <w:rPr>
+          <w:b w:val="0"/>
+        </w:rPr>
+        <w:t>: A meets the budget; B does not.</w:t>
+      </w:r>
+    </w:p>
+    <w:p>
+      <w:pPr>
+        <w:pStyle w:val="Heading3"/>
+      </w:pPr>
+      <w:r>
+        <w:t>Why the result follows</w:t>
+      </w:r>
+    </w:p>
+    <w:p>
+      <w:pPr>
+        <w:spacing w:line="336" w:lineRule="auto" w:after="180"/>
+        <w:shd w:fill="F1F6FC"/>
+      </w:pPr>
+      <w:r>
+        <w:rPr>
+          <w:b w:val="0"/>
+        </w:rPr>
+        <w:t>Reason: The mandatory resource condition changes the decision.</w:t>
+      </w:r>
+    </w:p>
+    <w:p>
+      <w:pPr>
+        <w:pStyle w:val="Heading3"/>
+      </w:pPr>
+      <w:r>
+        <w:t>Ask while showing the picture</w:t>
+      </w:r>
+    </w:p>
+    <w:p>
+      <w:pPr>
+        <w:pStyle w:val="Heading3"/>
+      </w:pPr>
+      <w:r>
+        <w:t>Ask while showing the picture · 5</w:t>
+      </w:r>
+    </w:p>
+    <w:p>
+      <w:pPr>
+        <w:spacing w:line="336" w:lineRule="auto" w:after="180"/>
+      </w:pPr>
+      <w:r>
+        <w:rPr>
+          <w:b w:val="0"/>
+        </w:rPr>
+        <w:t xml:space="preserve">Cover the result. Ask learners to name the </w:t>
+      </w:r>
+      <w:r>
+        <w:rPr>
+          <w:b/>
+        </w:rPr>
+        <w:t>input</w:t>
+      </w:r>
+      <w:r>
+        <w:rPr>
+          <w:b w:val="0"/>
+        </w:rPr>
+        <w:t xml:space="preserve">s and predict the next step. Uncover one step, connect the icon to the actual procedure, and explain its </w:t>
+      </w:r>
+      <w:r>
+        <w:rPr>
+          <w:b/>
+        </w:rPr>
+        <w:t>evidence</w:t>
+      </w:r>
+      <w:r>
+        <w:rPr>
+          <w:b w:val="0"/>
+        </w:rPr>
+        <w:t>. Then change the supplied condition and compare.</w:t>
+      </w:r>
+    </w:p>
+    <w:p>
+      <w:pPr>
+        <w:spacing w:line="336" w:lineRule="auto" w:after="180"/>
+      </w:pPr>
+      <w:r>
+        <w:rPr>
+          <w:b w:val="0"/>
+        </w:rPr>
+        <w:t>The picture is a representation; it does not document execution of a real AI model.</w:t>
+      </w:r>
+    </w:p>
+    <w:p>
+      <w:pPr>
         <w:pStyle w:val="Heading1"/>
       </w:pPr>
       <w:r>
         <w:t>03. Demonstrate and guide practice</w:t>
+      </w:r>
+    </w:p>
+    <w:p>
+      <w:r>
+        <w:t>Demonstrate Performance and cost experiments, reduce support deliberately and check individual reasoning before discussing answers.</w:t>
       </w:r>
     </w:p>
     <w:tbl>
@@ -1206,36 +2127,112 @@
       </w:tr>
     </w:tbl>
     <w:p>
-      <w:r>
-        <w:t>Use the worked example in Sections 3 and 6. Collect a prediction before revealing its result; ask the learner to point to each intermediate fact.</w:t>
+      <w:pPr>
+        <w:spacing w:line="336" w:lineRule="auto" w:after="180"/>
+      </w:pPr>
+      <w:r>
+        <w:rPr>
+          <w:b w:val="0"/>
+        </w:rPr>
+        <w:t xml:space="preserve">Use the worked example in Sections 3 and 6. Collect a </w:t>
+      </w:r>
+      <w:r>
+        <w:rPr>
+          <w:b/>
+        </w:rPr>
+        <w:t>prediction</w:t>
+      </w:r>
+      <w:r>
+        <w:rPr>
+          <w:b w:val="0"/>
+        </w:rPr>
+        <w:t xml:space="preserve"> before revealing its result; ask the learner to point to each intermediate fact.</w:t>
       </w:r>
     </w:p>
     <w:p>
-      <w:r>
-        <w:t>Provide an input/procedure/result/limit frame and a calculator when needed. Ask students to identify the first step before completing the whole trace. Extension: compare two concrete variants of this mechanism while holding unrelated conditions fixed; report both successful and unsuccessful outcomes.</w:t>
+      <w:pPr>
+        <w:spacing w:line="336" w:lineRule="auto" w:after="180"/>
+      </w:pPr>
+      <w:r>
+        <w:rPr>
+          <w:b w:val="0"/>
+        </w:rPr>
+        <w:t xml:space="preserve">Provide an </w:t>
+      </w:r>
+      <w:r>
+        <w:rPr>
+          <w:b/>
+        </w:rPr>
+        <w:t>input</w:t>
+      </w:r>
+      <w:r>
+        <w:rPr>
+          <w:b w:val="0"/>
+        </w:rPr>
+        <w:t>/procedure/result/limit frame and a calculator when needed. Ask students to identify the first step before completing the whole trace.</w:t>
       </w:r>
     </w:p>
     <w:p>
       <w:pPr>
-        <w:pStyle w:val="Heading3"/>
-      </w:pPr>
-      <w:r>
-        <w:t>Reduce help deliberately</w:t>
+        <w:spacing w:line="336" w:lineRule="auto" w:after="180"/>
+      </w:pPr>
+      <w:r>
+        <w:rPr>
+          <w:b w:val="0"/>
+        </w:rPr>
+        <w:t xml:space="preserve">Extension: compare two concrete variants of this </w:t>
+      </w:r>
+      <w:r>
+        <w:rPr>
+          <w:b/>
+        </w:rPr>
+        <w:t>mechanism</w:t>
+      </w:r>
+      <w:r>
+        <w:rPr>
+          <w:b w:val="0"/>
+        </w:rPr>
+        <w:t xml:space="preserve"> while holding unrelated conditions fixed; report both successful and unsuccessful outcomes.</w:t>
       </w:r>
     </w:p>
     <w:p>
-      <w:r>
-        <w:t>Completion task: Durations A=[1, 1, 1, 9] seconds, B=[2, 2, 2, 2]. All pass. Compute mean and median. Show the intermediate steps and give the conclusion with its scope.</w:t>
+      <w:pPr>
+        <w:pStyle w:val="Heading3"/>
+      </w:pPr>
+      <w:r>
+        <w:t>Reduce help deliberately</w:t>
       </w:r>
     </w:p>
     <w:p>
-      <w:r>
-        <w:t>Teacher check: Teacher explanation: A mean3, median1; B mean2, median2. B lowers mean but A has lower median; show the9-second tail instead of declaring one universal winner.</w:t>
+      <w:pPr>
+        <w:pStyle w:val="Heading3"/>
+      </w:pPr>
+      <w:r>
+        <w:t>Completion practice</w:t>
       </w:r>
     </w:p>
     <w:p>
-      <w:r>
-        <w:t>Start by identifying the given inputs together. Leave the intermediate steps blank. If needed, model one step, then withdraw that help on the next step. Move to a full trace only when the partial trace is understood. For partners, alternate explainer and checker; collect a response from every learner before discussion.</w:t>
+      <w:pPr>
+        <w:spacing w:line="336" w:lineRule="auto" w:after="180"/>
+        <w:shd w:fill="F5F1FB"/>
+      </w:pPr>
+      <w:r>
+        <w:rPr>
+          <w:b w:val="0"/>
+        </w:rPr>
+        <w:t xml:space="preserve">Completion task: Durations A=[1, 1, 1, 9] seconds, B=[2, 2, 2, 2]. All pass. Compute mean and </w:t>
+      </w:r>
+      <w:r>
+        <w:rPr>
+          <w:b/>
+        </w:rPr>
+        <w:t>median</w:t>
+      </w:r>
+      <w:r>
+        <w:rPr>
+          <w:b w:val="0"/>
+        </w:rPr>
+        <w:t>. Show the intermediate steps and give the conclusion with its scope.</w:t>
       </w:r>
     </w:p>
     <w:p>
@@ -1243,22 +2240,89 @@
         <w:pStyle w:val="Heading3"/>
       </w:pPr>
       <w:r>
-        <w:t>Individual reasoning check</w:t>
+        <w:t>Reasoning to listen for</w:t>
       </w:r>
     </w:p>
     <w:p>
-      <w:r>
-        <w:t>Use the worked case for Performance and cost experiments. Proposed explanation: “The worked result establishes every future case”. Decide whether this explanation is supported. Point to the step or supplied fact that decides; explain your repair if needed.</w:t>
+      <w:pPr>
+        <w:spacing w:line="336" w:lineRule="auto" w:after="180"/>
+        <w:shd w:fill="F1F6FC"/>
+      </w:pPr>
+      <w:r>
+        <w:rPr>
+          <w:b w:val="0"/>
+        </w:rPr>
+        <w:t xml:space="preserve">Teacher check: Teacher explanation: A mean3, </w:t>
+      </w:r>
+      <w:r>
+        <w:rPr>
+          <w:b/>
+        </w:rPr>
+        <w:t>median</w:t>
+      </w:r>
+      <w:r>
+        <w:rPr>
+          <w:b w:val="0"/>
+        </w:rPr>
+        <w:t xml:space="preserve">1; B mean2, </w:t>
+      </w:r>
+      <w:r>
+        <w:rPr>
+          <w:b/>
+        </w:rPr>
+        <w:t>median</w:t>
+      </w:r>
+      <w:r>
+        <w:rPr>
+          <w:b w:val="0"/>
+        </w:rPr>
+        <w:t xml:space="preserve">2. B lowers mean but A has lower </w:t>
+      </w:r>
+      <w:r>
+        <w:rPr>
+          <w:b/>
+        </w:rPr>
+        <w:t>median</w:t>
+      </w:r>
+      <w:r>
+        <w:rPr>
+          <w:b w:val="0"/>
+        </w:rPr>
+        <w:t>; show the9-second tail instead of declaring one universal winner.</w:t>
       </w:r>
     </w:p>
     <w:p>
-      <w:r>
-        <w:t>Expected correction: Resource improvement under one workload is not universal efficiency or equal quality.</w:t>
+      <w:pPr>
+        <w:spacing w:line="336" w:lineRule="auto" w:after="180"/>
+      </w:pPr>
+      <w:r>
+        <w:rPr>
+          <w:b w:val="0"/>
+        </w:rPr>
+        <w:t xml:space="preserve">Start by identifying the given </w:t>
+      </w:r>
+      <w:r>
+        <w:rPr>
+          <w:b/>
+        </w:rPr>
+        <w:t>input</w:t>
+      </w:r>
+      <w:r>
+        <w:rPr>
+          <w:b w:val="0"/>
+        </w:rPr>
+        <w:t>s together. Leave the intermediate steps blank. If needed, model one step, then withdraw that help on the next step. Move to a full trace only when the partial trace is understood.</w:t>
       </w:r>
     </w:p>
     <w:p>
-      <w:r>
-        <w:t>Collect explanations, not only yes/no votes. If a misunderstanding is common, re-model the relevant step for the class. If it affects a few learners, give a short targeted group explanation while others solve a more demanding variation.</w:t>
+      <w:pPr>
+        <w:spacing w:line="336" w:lineRule="auto" w:after="180"/>
+      </w:pPr>
+      <w:r>
+        <w:rPr>
+          <w:b w:val="0"/>
+        </w:rPr>
+        <w:t>For partners, alternate explainer and checker; collect a response from every learner before discussion.</w:t>
       </w:r>
     </w:p>
     <w:p>
@@ -1266,63 +2330,284 @@
         <w:pStyle w:val="Heading3"/>
       </w:pPr>
       <w:r>
-        <w:t>Pictorial practice question</w:t>
+        <w:t>Individual reasoning check</w:t>
       </w:r>
     </w:p>
     <w:p>
-      <w:r>
-        <w:t>Calculate per-case seconds and cost units for A and B. Which meets a budget of at most 2 cost units per case, and what speed trade-off does that choice make?</w:t>
+      <w:pPr>
+        <w:spacing w:line="336" w:lineRule="auto" w:after="180"/>
+      </w:pPr>
+      <w:r>
+        <w:rPr>
+          <w:b w:val="0"/>
+        </w:rPr>
+        <w:t>Use the worked case for Performance and cost experiments. Proposed explanation: “The worked result establishes every future case”. Decide whether this explanation is supported.</w:t>
       </w:r>
     </w:p>
     <w:p>
       <w:pPr>
-        <w:pStyle w:val="Heading3"/>
-      </w:pPr>
-      <w:r>
-        <w:t>Reasoned teacher answer</w:t>
+        <w:spacing w:line="336" w:lineRule="auto" w:after="180"/>
+      </w:pPr>
+      <w:r>
+        <w:rPr>
+          <w:b w:val="0"/>
+        </w:rPr>
+        <w:t>Point to the step or supplied fact that decides; explain your repair if needed.</w:t>
       </w:r>
     </w:p>
     <w:p>
-      <w:r>
-        <w:t>A averages 3 seconds; B averages 2 seconds per case. A averages 2 units; B averages 3 units per case. B saves one second but costs one extra unit per case. Changed case: A meets the budget; B does not. The mandatory resource condition changes the decision.</w:t>
+      <w:pPr>
+        <w:pStyle w:val="Heading3"/>
+      </w:pPr>
+      <w:r>
+        <w:t>Expected repair</w:t>
       </w:r>
     </w:p>
     <w:p>
-      <w:r>
-        <w:t>Changed-case reasoning: A meets the budget; B does not. The mandatory resource condition changes the decision.</w:t>
+      <w:pPr>
+        <w:spacing w:line="336" w:lineRule="auto" w:after="180"/>
+        <w:shd w:fill="F1F6FC"/>
+      </w:pPr>
+      <w:r>
+        <w:rPr>
+          <w:b w:val="0"/>
+        </w:rPr>
+        <w:t>Expected correction: Resource improvement under one workload is not universal efficiency or equal quality.</w:t>
       </w:r>
     </w:p>
     <w:p>
-      <w:r>
-        <w:t>Collect each learner’s explanation before discussion. Use the first missing connection between input, deciding step and result to choose support. This question is worked-case practice, not fresh mastery evidence.</w:t>
+      <w:pPr>
+        <w:spacing w:line="336" w:lineRule="auto" w:after="180"/>
+      </w:pPr>
+      <w:r>
+        <w:rPr>
+          <w:b w:val="0"/>
+        </w:rPr>
+        <w:t>Collect explanations, not only yes/no votes. If a misunderstanding is common, re-model the relevant step for the class.</w:t>
       </w:r>
     </w:p>
     <w:p>
       <w:pPr>
-        <w:pStyle w:val="Heading1"/>
-      </w:pPr>
-      <w:r>
-        <w:t>04. Run the investigation and diagnose misconceptions</w:t>
+        <w:spacing w:line="336" w:lineRule="auto" w:after="180"/>
+      </w:pPr>
+      <w:r>
+        <w:rPr>
+          <w:b w:val="0"/>
+        </w:rPr>
+        <w:t>If it affects a few learners, give a short targeted group explanation while others solve a more demanding variation.</w:t>
       </w:r>
     </w:p>
     <w:p>
-      <w:r>
-        <w:t>The worked result establishes every future case: Resource improvement under one workload is not universal efficiency or equal quality.</w:t>
+      <w:pPr>
+        <w:pStyle w:val="Heading3"/>
+      </w:pPr>
+      <w:r>
+        <w:t>Pictorial practice question</w:t>
       </w:r>
     </w:p>
     <w:p>
-      <w:r>
-        <w:t>A missing input may be replaced without recording the change: A replacement changes the evidence or contract. Record the change and its justification; do not silently turn unknown into a measured value.</w:t>
+      <w:pPr>
+        <w:spacing w:line="336" w:lineRule="auto" w:after="180"/>
+        <w:shd w:fill="F5F1FB"/>
+      </w:pPr>
+      <w:r>
+        <w:rPr>
+          <w:b w:val="0"/>
+        </w:rPr>
+        <w:t>Calculate per-case seconds and cost units for A and B. Which meets a budget of at most 2 cost units per case, and what speed trade-off does that choice make?</w:t>
       </w:r>
     </w:p>
     <w:p>
-      <w:r>
-        <w:t>Repeating an assessed case is new independent evidence: A replay checks consistency. An example used for feedback or revision cannot later be described as untouched final evaluation.</w:t>
+      <w:pPr>
+        <w:pStyle w:val="Heading3"/>
+      </w:pPr>
+      <w:r>
+        <w:t>Reasoned teacher answer</w:t>
       </w:r>
     </w:p>
     <w:p>
-      <w:r>
-        <w:t>Use Section 9 for the evidence ledger. Add a boundary or missing-input case and record the expected response before checking. More successful repeats of one case do not establish wider coverage.</w:t>
+      <w:pPr>
+        <w:spacing w:line="336" w:lineRule="auto" w:after="180"/>
+      </w:pPr>
+      <w:r>
+        <w:rPr>
+          <w:b w:val="0"/>
+        </w:rPr>
+        <w:t>A averages 3 seconds; B averages 2 seconds per case. A averages 2 units; B averages 3 units per case. B saves one second but costs one extra unit per case. Changed case: A meets the budget; B does not.</w:t>
+      </w:r>
+    </w:p>
+    <w:p>
+      <w:pPr>
+        <w:spacing w:line="336" w:lineRule="auto" w:after="180"/>
+      </w:pPr>
+      <w:r>
+        <w:rPr>
+          <w:b w:val="0"/>
+        </w:rPr>
+        <w:t>The mandatory resource condition changes the decision.</w:t>
+      </w:r>
+    </w:p>
+    <w:p>
+      <w:pPr>
+        <w:spacing w:line="336" w:lineRule="auto" w:after="180"/>
+      </w:pPr>
+      <w:r>
+        <w:rPr>
+          <w:b w:val="0"/>
+        </w:rPr>
+        <w:t>Changed-case reasoning: A meets the budget; B does not. The mandatory resource condition changes the decision.</w:t>
+      </w:r>
+    </w:p>
+    <w:p>
+      <w:pPr>
+        <w:spacing w:line="336" w:lineRule="auto" w:after="180"/>
+      </w:pPr>
+      <w:r>
+        <w:rPr>
+          <w:b w:val="0"/>
+        </w:rPr>
+        <w:t xml:space="preserve">Collect each learner’s explanation before discussion. Use the first missing connection between </w:t>
+      </w:r>
+      <w:r>
+        <w:rPr>
+          <w:b/>
+        </w:rPr>
+        <w:t>input</w:t>
+      </w:r>
+      <w:r>
+        <w:rPr>
+          <w:b w:val="0"/>
+        </w:rPr>
+        <w:t xml:space="preserve">, deciding step and result to choose support. This question is worked-case practice, not fresh mastery </w:t>
+      </w:r>
+      <w:r>
+        <w:rPr>
+          <w:b/>
+        </w:rPr>
+        <w:t>evidence</w:t>
+      </w:r>
+      <w:r>
+        <w:rPr>
+          <w:b w:val="0"/>
+        </w:rPr>
+        <w:t>.</w:t>
+      </w:r>
+    </w:p>
+    <w:p>
+      <w:pPr>
+        <w:pStyle w:val="Heading1"/>
+      </w:pPr>
+      <w:r>
+        <w:t>04. Run the investigation and diagnose misconceptions</w:t>
+      </w:r>
+    </w:p>
+    <w:p>
+      <w:r>
+        <w:t>Run the Performance and cost experiments investigation and use the first unsupported step to choose a teaching response.</w:t>
+      </w:r>
+    </w:p>
+    <w:p>
+      <w:pPr>
+        <w:spacing w:line="336" w:lineRule="auto" w:after="180"/>
+      </w:pPr>
+      <w:r>
+        <w:rPr>
+          <w:b w:val="0"/>
+        </w:rPr>
+        <w:t>The worked result establishes every future case: Resource improvement under one workload is not universal efficiency or equal quality.</w:t>
+      </w:r>
+    </w:p>
+    <w:p>
+      <w:pPr>
+        <w:spacing w:line="336" w:lineRule="auto" w:after="180"/>
+      </w:pPr>
+      <w:r>
+        <w:rPr>
+          <w:b w:val="0"/>
+        </w:rPr>
+        <w:t xml:space="preserve">A missing </w:t>
+      </w:r>
+      <w:r>
+        <w:rPr>
+          <w:b/>
+        </w:rPr>
+        <w:t>input</w:t>
+      </w:r>
+      <w:r>
+        <w:rPr>
+          <w:b w:val="0"/>
+        </w:rPr>
+        <w:t xml:space="preserve"> may be replaced without recording the change: A replacement changes the </w:t>
+      </w:r>
+      <w:r>
+        <w:rPr>
+          <w:b/>
+        </w:rPr>
+        <w:t>evidence</w:t>
+      </w:r>
+      <w:r>
+        <w:rPr>
+          <w:b w:val="0"/>
+        </w:rPr>
+        <w:t xml:space="preserve"> or contract. Record the change and its justification; do not silently turn unknown into a measured value.</w:t>
+      </w:r>
+    </w:p>
+    <w:p>
+      <w:pPr>
+        <w:spacing w:line="336" w:lineRule="auto" w:after="180"/>
+      </w:pPr>
+      <w:r>
+        <w:rPr>
+          <w:b w:val="0"/>
+        </w:rPr>
+        <w:t xml:space="preserve">Repeating an assessed case is new independent </w:t>
+      </w:r>
+      <w:r>
+        <w:rPr>
+          <w:b/>
+        </w:rPr>
+        <w:t>evidence</w:t>
+      </w:r>
+      <w:r>
+        <w:rPr>
+          <w:b w:val="0"/>
+        </w:rPr>
+        <w:t>: A replay checks consistency. An example used for feedback or revision cannot later be described as untouched final evaluation.</w:t>
+      </w:r>
+    </w:p>
+    <w:p>
+      <w:pPr>
+        <w:spacing w:line="336" w:lineRule="auto" w:after="180"/>
+      </w:pPr>
+      <w:r>
+        <w:rPr>
+          <w:b w:val="0"/>
+        </w:rPr>
+        <w:t xml:space="preserve">Use Section 9 for the </w:t>
+      </w:r>
+      <w:r>
+        <w:rPr>
+          <w:b/>
+        </w:rPr>
+        <w:t>evidence</w:t>
+      </w:r>
+      <w:r>
+        <w:rPr>
+          <w:b w:val="0"/>
+        </w:rPr>
+        <w:t xml:space="preserve"> ledger. Add a boundary or missing-</w:t>
+      </w:r>
+      <w:r>
+        <w:rPr>
+          <w:b/>
+        </w:rPr>
+        <w:t>input</w:t>
+      </w:r>
+      <w:r>
+        <w:rPr>
+          <w:b w:val="0"/>
+        </w:rPr>
+        <w:t xml:space="preserve"> case and record the expected response before checking. More successful repeats of one case do not establish wider coverage.</w:t>
       </w:r>
     </w:p>
     <w:p>
@@ -1480,29 +2765,38 @@
       </w:tr>
     </w:tbl>
     <w:p>
-      <w:r>
-        <w:t>Offer an oral explanation, drawing, enlarged visual or fewer examples when that removes a reading/writing barrier. Keep the same reasoning goal. Stretch secure learners by changing a boundary or assumption and asking them to defend the effect, not simply by assigning more of the same questions.</w:t>
+      <w:pPr>
+        <w:spacing w:line="336" w:lineRule="auto" w:after="180"/>
+      </w:pPr>
+      <w:r>
+        <w:rPr>
+          <w:b w:val="0"/>
+        </w:rPr>
+        <w:t>Offer an oral explanation, drawing, enlarged visual or fewer examples when that removes a reading/writing barrier. Keep the same reasoning goal.</w:t>
       </w:r>
     </w:p>
     <w:p>
       <w:pPr>
-        <w:pStyle w:val="Heading1"/>
-      </w:pPr>
-      <w:r>
-        <w:t>05. Assess and explain the answers</w:t>
+        <w:spacing w:line="336" w:lineRule="auto" w:after="180"/>
+      </w:pPr>
+      <w:r>
+        <w:rPr>
+          <w:b w:val="0"/>
+        </w:rPr>
+        <w:t>Stretch secure learners by changing a boundary or assumption and asking them to defend the effect, not simply by assigning more of the same questions.</w:t>
       </w:r>
     </w:p>
     <w:p>
       <w:pPr>
-        <w:pStyle w:val="Heading3"/>
-      </w:pPr>
-      <w:r>
-        <w:t>Guided and exit questions</w:t>
+        <w:pStyle w:val="Heading1"/>
+      </w:pPr>
+      <w:r>
+        <w:t>05. Assess and explain the answers</w:t>
       </w:r>
     </w:p>
     <w:p>
       <w:r>
-        <w:t>Guided: A mean3, median1; B mean2, median2. B lowers mean but A has lower median; show the9-second tail instead of declaring one universal winner. Qualification: Resource improvement under one workload is not universal efficiency or equal quality. Exit: accept a concrete variation with its predicted outcome and a stated condition that would challenge the mechanism; reject a claim resting on unmeasured evidence.</w:t>
+        <w:t>Use the Performance and cost experiments questions, teacher keys and criteria after the relevant attempts. Previously discussed cases are practice; protect the separately selected independent task.</w:t>
       </w:r>
     </w:p>
     <w:p>
@@ -1510,89 +2804,316 @@
         <w:pStyle w:val="Heading3"/>
       </w:pPr>
       <w:r>
-        <w:t>W1 Explain the mechanism</w:t>
+        <w:t>Guided and exit questions</w:t>
       </w:r>
     </w:p>
     <w:p>
-      <w:r>
-        <w:t>Explain the weekly mechanism in your own words. Use the worked scenario to name its input, decision rule and output.</w:t>
+      <w:pPr>
+        <w:spacing w:line="336" w:lineRule="auto" w:after="180"/>
+      </w:pPr>
+      <w:r>
+        <w:rPr>
+          <w:b w:val="0"/>
+        </w:rPr>
+        <w:t xml:space="preserve">Guided: A mean3, </w:t>
+      </w:r>
+      <w:r>
+        <w:rPr>
+          <w:b/>
+        </w:rPr>
+        <w:t>median</w:t>
+      </w:r>
+      <w:r>
+        <w:rPr>
+          <w:b w:val="0"/>
+        </w:rPr>
+        <w:t xml:space="preserve">1; B mean2, </w:t>
+      </w:r>
+      <w:r>
+        <w:rPr>
+          <w:b/>
+        </w:rPr>
+        <w:t>median</w:t>
+      </w:r>
+      <w:r>
+        <w:rPr>
+          <w:b w:val="0"/>
+        </w:rPr>
+        <w:t xml:space="preserve">2. B lowers mean but A has lower </w:t>
+      </w:r>
+      <w:r>
+        <w:rPr>
+          <w:b/>
+        </w:rPr>
+        <w:t>median</w:t>
+      </w:r>
+      <w:r>
+        <w:rPr>
+          <w:b w:val="0"/>
+        </w:rPr>
+        <w:t>; show the9-second tail instead of declaring one universal winner.</w:t>
       </w:r>
     </w:p>
     <w:p>
-      <w:r>
-        <w:t>Teacher explanation: Performance experiments compare matched workloads with declared timing boundaries and quality constraints. Averages can hide slow cases. Use the same cases and environment; record every duration and success. For a simple median sort values and average the middle pair for even counts. Keep failed requests visible.</w:t>
+      <w:pPr>
+        <w:spacing w:line="336" w:lineRule="auto" w:after="180"/>
+      </w:pPr>
+      <w:r>
+        <w:rPr>
+          <w:b w:val="0"/>
+        </w:rPr>
+        <w:t>Qualification: Resource improvement under one workload is not universal efficiency or equal quality.</w:t>
       </w:r>
     </w:p>
     <w:p>
       <w:pPr>
-        <w:pStyle w:val="Heading3"/>
-      </w:pPr>
-      <w:r>
-        <w:t>W2 Trace the worked case</w:t>
+        <w:spacing w:line="336" w:lineRule="auto" w:after="180"/>
+      </w:pPr>
+      <w:r>
+        <w:rPr>
+          <w:b w:val="0"/>
+        </w:rPr>
+        <w:t xml:space="preserve">Exit: accept a concrete variation with its predicted outcome and a stated condition that would challenge the </w:t>
+      </w:r>
+      <w:r>
+        <w:rPr>
+          <w:b/>
+        </w:rPr>
+        <w:t>mechanism</w:t>
+      </w:r>
+      <w:r>
+        <w:rPr>
+          <w:b w:val="0"/>
+        </w:rPr>
+        <w:t xml:space="preserve">; reject a claim resting on unmeasured </w:t>
+      </w:r>
+      <w:r>
+        <w:rPr>
+          <w:b/>
+        </w:rPr>
+        <w:t>evidence</w:t>
+      </w:r>
+      <w:r>
+        <w:rPr>
+          <w:b w:val="0"/>
+        </w:rPr>
+        <w:t>.</w:t>
       </w:r>
     </w:p>
     <w:p>
-      <w:r>
-        <w:t>Durations A=[1, 1, 1, 9] seconds, B=[2, 2, 2, 2]. All pass. Compute mean and median. Show the intermediate steps and give the conclusion with its scope.</w:t>
+      <w:pPr>
+        <w:pStyle w:val="Heading3"/>
+      </w:pPr>
+      <w:r>
+        <w:t>W1 Explain the mechanism</w:t>
       </w:r>
     </w:p>
     <w:p>
-      <w:r>
-        <w:t>Teacher explanation: A mean3, median1; B mean2, median2. B lowers mean but A has lower median; show the9-second tail instead of declaring one universal winner.</w:t>
+      <w:pPr>
+        <w:pStyle w:val="Heading3"/>
+      </w:pPr>
+      <w:r>
+        <w:t>Workbook question · W1</w:t>
       </w:r>
     </w:p>
     <w:p>
       <w:pPr>
-        <w:pStyle w:val="Heading3"/>
-      </w:pPr>
-      <w:r>
-        <w:t>W3 Audit the limit</w:t>
+        <w:spacing w:line="336" w:lineRule="auto" w:after="180"/>
+        <w:shd w:fill="F5F1FB"/>
+      </w:pPr>
+      <w:r>
+        <w:rPr>
+          <w:b w:val="0"/>
+        </w:rPr>
+        <w:t xml:space="preserve">Explain the weekly </w:t>
+      </w:r>
+      <w:r>
+        <w:rPr>
+          <w:b/>
+        </w:rPr>
+        <w:t>mechanism</w:t>
+      </w:r>
+      <w:r>
+        <w:rPr>
+          <w:b w:val="0"/>
+        </w:rPr>
+        <w:t xml:space="preserve"> in your own words. Use the worked scenario to name its </w:t>
+      </w:r>
+      <w:r>
+        <w:rPr>
+          <w:b/>
+        </w:rPr>
+        <w:t>input</w:t>
+      </w:r>
+      <w:r>
+        <w:rPr>
+          <w:b w:val="0"/>
+        </w:rPr>
+        <w:t xml:space="preserve">, decision rule and </w:t>
+      </w:r>
+      <w:r>
+        <w:rPr>
+          <w:b/>
+        </w:rPr>
+        <w:t>output</w:t>
+      </w:r>
+      <w:r>
+        <w:rPr>
+          <w:b w:val="0"/>
+        </w:rPr>
+        <w:t>.</w:t>
       </w:r>
     </w:p>
     <w:p>
-      <w:r>
-        <w:t>A report omits this qualification: Resource improvement under one workload is not universal efficiency or equal quality. Explain how omitting it could change a reader's interpretation, and write an accurate replacement.</w:t>
+      <w:pPr>
+        <w:pStyle w:val="Heading3"/>
+      </w:pPr>
+      <w:r>
+        <w:t>Teacher reasoning · W1</w:t>
       </w:r>
     </w:p>
     <w:p>
-      <w:r>
-        <w:t>Teacher explanation: Resource improvement under one workload is not universal efficiency or equal quality. State the observed result separately from the unverified or out-of-scope claim; preserve the original evidence rather than inventing a missing fact.</w:t>
+      <w:pPr>
+        <w:spacing w:line="336" w:lineRule="auto" w:after="180"/>
+        <w:shd w:fill="F1F6FC"/>
+      </w:pPr>
+      <w:r>
+        <w:rPr>
+          <w:b w:val="0"/>
+        </w:rPr>
+        <w:t xml:space="preserve">Teacher explanation: Performance experiments compare </w:t>
+      </w:r>
+      <w:r>
+        <w:rPr>
+          <w:b/>
+        </w:rPr>
+        <w:t>matched workload</w:t>
+      </w:r>
+      <w:r>
+        <w:rPr>
+          <w:b w:val="0"/>
+        </w:rPr>
+        <w:t>s with declared timing boundaries and quality constraints. Averages can hide slow cases.</w:t>
       </w:r>
     </w:p>
     <w:p>
       <w:pPr>
-        <w:pStyle w:val="Heading3"/>
-      </w:pPr>
-      <w:r>
-        <w:t>W4 Apply a new case independently</w:t>
+        <w:spacing w:line="336" w:lineRule="auto" w:after="180"/>
+        <w:shd w:fill="F1F6FC"/>
+      </w:pPr>
+      <w:r>
+        <w:rPr>
+          <w:b w:val="0"/>
+        </w:rPr>
+        <w:t xml:space="preserve">Use the same cases and environment; record every duration and success. For a simple </w:t>
+      </w:r>
+      <w:r>
+        <w:rPr>
+          <w:b/>
+        </w:rPr>
+        <w:t>median</w:t>
+      </w:r>
+      <w:r>
+        <w:rPr>
+          <w:b w:val="0"/>
+        </w:rPr>
+        <w:t xml:space="preserve"> sort values and average the middle pair for even counts. Keep failed requests visible.</w:t>
       </w:r>
     </w:p>
     <w:p>
-      <w:r>
-        <w:t>C=[1, 2, 3, 10], D=[3, 3, 3, 3]. Compute means/medians; one D response is wrong.</w:t>
+      <w:pPr>
+        <w:pStyle w:val="Heading3"/>
+      </w:pPr>
+      <w:r>
+        <w:t>W2 Trace the worked case</w:t>
       </w:r>
     </w:p>
     <w:p>
-      <w:r>
-        <w:t>Teacher explanation: C mean4, median2.5; D mean3, median3. D quality3/4, so speed comparison must include its failure.</w:t>
+      <w:pPr>
+        <w:pStyle w:val="Heading3"/>
+      </w:pPr>
+      <w:r>
+        <w:t>Workbook question · W2</w:t>
       </w:r>
     </w:p>
     <w:p>
       <w:pPr>
-        <w:pStyle w:val="Heading3"/>
-      </w:pPr>
-      <w:r>
-        <w:t>W5 Design a revealing follow-up</w:t>
+        <w:spacing w:line="336" w:lineRule="auto" w:after="180"/>
+        <w:shd w:fill="F5F1FB"/>
+      </w:pPr>
+      <w:r>
+        <w:rPr>
+          <w:b w:val="0"/>
+        </w:rPr>
+        <w:t xml:space="preserve">Durations A=[1, 1, 1, 9] seconds, B=[2, 2, 2, 2]. All pass. Compute mean and </w:t>
+      </w:r>
+      <w:r>
+        <w:rPr>
+          <w:b/>
+        </w:rPr>
+        <w:t>median</w:t>
+      </w:r>
+      <w:r>
+        <w:rPr>
+          <w:b w:val="0"/>
+        </w:rPr>
+        <w:t>. Show the intermediate steps and give the conclusion with its scope.</w:t>
       </w:r>
     </w:p>
     <w:p>
-      <w:r>
-        <w:t>For the worked scenario, propose one additional case that could reveal a failure, describe its expected outcome before running it, and explain what would need to remain fixed for a fair comparison. Do not reuse W4 as a new final test after receiving feedback.</w:t>
+      <w:pPr>
+        <w:pStyle w:val="Heading3"/>
+      </w:pPr>
+      <w:r>
+        <w:t>Teacher reasoning · W2</w:t>
       </w:r>
     </w:p>
     <w:p>
-      <w:r>
-        <w:t>Teacher explanation: Accept a concrete variant of the worked input or a missing/conflicting/boundary condition, with an expectation derived from the declared procedure. Require preserved settings, original outputs and data roles. Resource improvement under one workload is not universal efficiency or equal quality. The new case should test this particular mechanism rather than merely restate the original result.</w:t>
+      <w:pPr>
+        <w:spacing w:line="336" w:lineRule="auto" w:after="180"/>
+        <w:shd w:fill="F1F6FC"/>
+      </w:pPr>
+      <w:r>
+        <w:rPr>
+          <w:b w:val="0"/>
+        </w:rPr>
+        <w:t xml:space="preserve">Teacher explanation: A mean3, </w:t>
+      </w:r>
+      <w:r>
+        <w:rPr>
+          <w:b/>
+        </w:rPr>
+        <w:t>median</w:t>
+      </w:r>
+      <w:r>
+        <w:rPr>
+          <w:b w:val="0"/>
+        </w:rPr>
+        <w:t xml:space="preserve">1; B mean2, </w:t>
+      </w:r>
+      <w:r>
+        <w:rPr>
+          <w:b/>
+        </w:rPr>
+        <w:t>median</w:t>
+      </w:r>
+      <w:r>
+        <w:rPr>
+          <w:b w:val="0"/>
+        </w:rPr>
+        <w:t xml:space="preserve">2. B lowers mean but A has lower </w:t>
+      </w:r>
+      <w:r>
+        <w:rPr>
+          <w:b/>
+        </w:rPr>
+        <w:t>median</w:t>
+      </w:r>
+      <w:r>
+        <w:rPr>
+          <w:b w:val="0"/>
+        </w:rPr>
+        <w:t>; show the9-second tail instead of declaring one universal winner.</w:t>
       </w:r>
     </w:p>
     <w:p>
@@ -1600,38 +3121,455 @@
         <w:pStyle w:val="Heading3"/>
       </w:pPr>
       <w:r>
-        <w:t>Independent assessment and fresh retry</w:t>
+        <w:t>W3 Audit the limit</w:t>
       </w:r>
     </w:p>
     <w:p>
-      <w:r>
-        <w:t>W4: C mean4, median2.5; D mean3, median3. D quality3/4, so speed comparison must include its failure. Require intermediate reasoning and the stated scope. Fresh retry: E=[2, 2, 6, 10], F=[4, 4, 4, 4], all pass. Expected reasoning: E mean5, median4; F mean4, median4. Tail and matched boundary remain relevant. If students need support, record it and reassess with another new case rather than awarding independence to a copied answer.</w:t>
+      <w:pPr>
+        <w:pStyle w:val="Heading3"/>
+      </w:pPr>
+      <w:r>
+        <w:t>Workbook question · W3</w:t>
       </w:r>
     </w:p>
     <w:p>
       <w:pPr>
-        <w:pStyle w:val="Heading3"/>
-      </w:pPr>
-      <w:r>
-        <w:t>Assess independent transfer</w:t>
+        <w:spacing w:line="336" w:lineRule="auto" w:after="180"/>
+        <w:shd w:fill="F5F1FB"/>
+      </w:pPr>
+      <w:r>
+        <w:rPr>
+          <w:b w:val="0"/>
+        </w:rPr>
+        <w:t>A report omits this qualification: Resource improvement under one workload is not universal efficiency or equal quality. Explain how omitting it could change a reader's interpretation, and write an accurate replacement.</w:t>
       </w:r>
     </w:p>
     <w:p>
-      <w:r>
-        <w:t>Selected case: C=[1, 2, 3, 10], D=[3, 3, 3, 3]. Compute means/medians; one D response is wrong.</w:t>
+      <w:pPr>
+        <w:pStyle w:val="Heading3"/>
+      </w:pPr>
+      <w:r>
+        <w:t>Teacher reasoning · W3</w:t>
       </w:r>
     </w:p>
     <w:p>
       <w:pPr>
-        <w:pStyle w:val="Heading3"/>
-      </w:pPr>
-      <w:r>
-        <w:t>Selected case answer</w:t>
+        <w:spacing w:line="336" w:lineRule="auto" w:after="180"/>
+        <w:shd w:fill="F1F6FC"/>
+      </w:pPr>
+      <w:r>
+        <w:rPr>
+          <w:b w:val="0"/>
+        </w:rPr>
+        <w:t>Teacher explanation: Resource improvement under one workload is not universal efficiency or equal quality.</w:t>
       </w:r>
     </w:p>
     <w:p>
-      <w:r>
-        <w:t>Teacher explanation: C mean4, median2.5; D mean3, median3. D quality3/4, so speed comparison must include its failure.</w:t>
+      <w:pPr>
+        <w:spacing w:line="336" w:lineRule="auto" w:after="180"/>
+        <w:shd w:fill="F1F6FC"/>
+      </w:pPr>
+      <w:r>
+        <w:rPr>
+          <w:b w:val="0"/>
+        </w:rPr>
+        <w:t xml:space="preserve">State the observed result separately from the unverified or out-of-scope claim; preserve the original </w:t>
+      </w:r>
+      <w:r>
+        <w:rPr>
+          <w:b/>
+        </w:rPr>
+        <w:t>evidence</w:t>
+      </w:r>
+      <w:r>
+        <w:rPr>
+          <w:b w:val="0"/>
+        </w:rPr>
+        <w:t xml:space="preserve"> rather than inventing a missing fact.</w:t>
+      </w:r>
+    </w:p>
+    <w:p>
+      <w:pPr>
+        <w:pStyle w:val="Heading3"/>
+      </w:pPr>
+      <w:r>
+        <w:t>W4 Apply a new case independently</w:t>
+      </w:r>
+    </w:p>
+    <w:p>
+      <w:pPr>
+        <w:pStyle w:val="Heading3"/>
+      </w:pPr>
+      <w:r>
+        <w:t>Workbook question · W4</w:t>
+      </w:r>
+    </w:p>
+    <w:p>
+      <w:pPr>
+        <w:spacing w:line="336" w:lineRule="auto" w:after="180"/>
+        <w:shd w:fill="F5F1FB"/>
+      </w:pPr>
+      <w:r>
+        <w:rPr>
+          <w:b w:val="0"/>
+        </w:rPr>
+        <w:t>C=[1, 2, 3, 10], D=[3, 3, 3, 3]. Compute means/</w:t>
+      </w:r>
+      <w:r>
+        <w:rPr>
+          <w:b/>
+        </w:rPr>
+        <w:t>median</w:t>
+      </w:r>
+      <w:r>
+        <w:rPr>
+          <w:b w:val="0"/>
+        </w:rPr>
+        <w:t>s; one D response is wrong.</w:t>
+      </w:r>
+    </w:p>
+    <w:p>
+      <w:pPr>
+        <w:pStyle w:val="Heading3"/>
+      </w:pPr>
+      <w:r>
+        <w:t>Teacher reasoning · W4</w:t>
+      </w:r>
+    </w:p>
+    <w:p>
+      <w:pPr>
+        <w:spacing w:line="336" w:lineRule="auto" w:after="180"/>
+        <w:shd w:fill="F1F6FC"/>
+      </w:pPr>
+      <w:r>
+        <w:rPr>
+          <w:b w:val="0"/>
+        </w:rPr>
+        <w:t xml:space="preserve">Teacher explanation: C mean4, </w:t>
+      </w:r>
+      <w:r>
+        <w:rPr>
+          <w:b/>
+        </w:rPr>
+        <w:t>median</w:t>
+      </w:r>
+      <w:r>
+        <w:rPr>
+          <w:b w:val="0"/>
+        </w:rPr>
+        <w:t xml:space="preserve">2.5; D mean3, </w:t>
+      </w:r>
+      <w:r>
+        <w:rPr>
+          <w:b/>
+        </w:rPr>
+        <w:t>median</w:t>
+      </w:r>
+      <w:r>
+        <w:rPr>
+          <w:b w:val="0"/>
+        </w:rPr>
+        <w:t>3. D quality3/4, so speed comparison must include its failure.</w:t>
+      </w:r>
+    </w:p>
+    <w:p>
+      <w:pPr>
+        <w:pStyle w:val="Heading3"/>
+      </w:pPr>
+      <w:r>
+        <w:t>W5 Design a revealing follow-up</w:t>
+      </w:r>
+    </w:p>
+    <w:p>
+      <w:pPr>
+        <w:pStyle w:val="Heading3"/>
+      </w:pPr>
+      <w:r>
+        <w:t>Workbook question · W5</w:t>
+      </w:r>
+    </w:p>
+    <w:p>
+      <w:pPr>
+        <w:spacing w:line="336" w:lineRule="auto" w:after="180"/>
+        <w:shd w:fill="F5F1FB"/>
+      </w:pPr>
+      <w:r>
+        <w:rPr>
+          <w:b w:val="0"/>
+        </w:rPr>
+        <w:t>For the worked scenario, propose one additional case that could reveal a failure, describe its expected outcome before running it, and explain what would need to remain fixed for a fair comparison.</w:t>
+      </w:r>
+    </w:p>
+    <w:p>
+      <w:pPr>
+        <w:spacing w:line="336" w:lineRule="auto" w:after="180"/>
+        <w:shd w:fill="F5F1FB"/>
+      </w:pPr>
+      <w:r>
+        <w:rPr>
+          <w:b w:val="0"/>
+        </w:rPr>
+        <w:t>Do not reuse W4 as a new final test after receiving feedback.</w:t>
+      </w:r>
+    </w:p>
+    <w:p>
+      <w:pPr>
+        <w:pStyle w:val="Heading3"/>
+      </w:pPr>
+      <w:r>
+        <w:t>Teacher reasoning · W5</w:t>
+      </w:r>
+    </w:p>
+    <w:p>
+      <w:pPr>
+        <w:spacing w:line="336" w:lineRule="auto" w:after="180"/>
+        <w:shd w:fill="F1F6FC"/>
+      </w:pPr>
+      <w:r>
+        <w:rPr>
+          <w:b w:val="0"/>
+        </w:rPr>
+        <w:t xml:space="preserve">Teacher explanation: Accept a concrete variant of the worked </w:t>
+      </w:r>
+      <w:r>
+        <w:rPr>
+          <w:b/>
+        </w:rPr>
+        <w:t>input</w:t>
+      </w:r>
+      <w:r>
+        <w:rPr>
+          <w:b w:val="0"/>
+        </w:rPr>
+        <w:t xml:space="preserve"> or a missing/conflicting/boundary condition, with an expectation derived from the declared procedure.</w:t>
+      </w:r>
+    </w:p>
+    <w:p>
+      <w:pPr>
+        <w:spacing w:line="336" w:lineRule="auto" w:after="180"/>
+        <w:shd w:fill="F1F6FC"/>
+      </w:pPr>
+      <w:r>
+        <w:rPr>
+          <w:b w:val="0"/>
+        </w:rPr>
+        <w:t xml:space="preserve">Require preserved settings, original </w:t>
+      </w:r>
+      <w:r>
+        <w:rPr>
+          <w:b/>
+        </w:rPr>
+        <w:t>output</w:t>
+      </w:r>
+      <w:r>
+        <w:rPr>
+          <w:b w:val="0"/>
+        </w:rPr>
+        <w:t>s and data roles. Resource improvement under one workload is not universal efficiency or equal quality.</w:t>
+      </w:r>
+    </w:p>
+    <w:p>
+      <w:pPr>
+        <w:spacing w:line="336" w:lineRule="auto" w:after="180"/>
+        <w:shd w:fill="F1F6FC"/>
+      </w:pPr>
+      <w:r>
+        <w:rPr>
+          <w:b w:val="0"/>
+        </w:rPr>
+        <w:t xml:space="preserve">The new case should test this particular </w:t>
+      </w:r>
+      <w:r>
+        <w:rPr>
+          <w:b/>
+        </w:rPr>
+        <w:t>mechanism</w:t>
+      </w:r>
+      <w:r>
+        <w:rPr>
+          <w:b w:val="0"/>
+        </w:rPr>
+        <w:t xml:space="preserve"> rather than merely restate the original result.</w:t>
+      </w:r>
+    </w:p>
+    <w:p>
+      <w:pPr>
+        <w:pStyle w:val="Heading3"/>
+      </w:pPr>
+      <w:r>
+        <w:t>Independent assessment and fresh retry</w:t>
+      </w:r>
+    </w:p>
+    <w:p>
+      <w:pPr>
+        <w:pStyle w:val="Heading3"/>
+      </w:pPr>
+      <w:r>
+        <w:t>Teacher key · Independent assessment and fresh retry</w:t>
+      </w:r>
+    </w:p>
+    <w:p>
+      <w:pPr>
+        <w:spacing w:line="336" w:lineRule="auto" w:after="180"/>
+        <w:shd w:fill="F1F6FC"/>
+      </w:pPr>
+      <w:r>
+        <w:rPr>
+          <w:b w:val="0"/>
+        </w:rPr>
+        <w:t xml:space="preserve">W4: C mean4, </w:t>
+      </w:r>
+      <w:r>
+        <w:rPr>
+          <w:b/>
+        </w:rPr>
+        <w:t>median</w:t>
+      </w:r>
+      <w:r>
+        <w:rPr>
+          <w:b w:val="0"/>
+        </w:rPr>
+        <w:t xml:space="preserve">2.5; D mean3, </w:t>
+      </w:r>
+      <w:r>
+        <w:rPr>
+          <w:b/>
+        </w:rPr>
+        <w:t>median</w:t>
+      </w:r>
+      <w:r>
+        <w:rPr>
+          <w:b w:val="0"/>
+        </w:rPr>
+        <w:t>3. D quality3/4, so speed comparison must include its failure. Require intermediate reasoning and the stated scope. Fresh retry: E=[2, 2, 6, 10], F=[4, 4, 4, 4], all pass.</w:t>
+      </w:r>
+    </w:p>
+    <w:p>
+      <w:pPr>
+        <w:spacing w:line="336" w:lineRule="auto" w:after="180"/>
+        <w:shd w:fill="F1F6FC"/>
+      </w:pPr>
+      <w:r>
+        <w:rPr>
+          <w:b w:val="0"/>
+        </w:rPr>
+        <w:t xml:space="preserve">Expected reasoning: E mean5, </w:t>
+      </w:r>
+      <w:r>
+        <w:rPr>
+          <w:b/>
+        </w:rPr>
+        <w:t>median</w:t>
+      </w:r>
+      <w:r>
+        <w:rPr>
+          <w:b w:val="0"/>
+        </w:rPr>
+        <w:t xml:space="preserve">4; F mean4, </w:t>
+      </w:r>
+      <w:r>
+        <w:rPr>
+          <w:b/>
+        </w:rPr>
+        <w:t>median</w:t>
+      </w:r>
+      <w:r>
+        <w:rPr>
+          <w:b w:val="0"/>
+        </w:rPr>
+        <w:t>4. Tail and matched boundary remain relevant. If students need support, record it and reassess with another new case rather than awarding independence to a copied answer.</w:t>
+      </w:r>
+    </w:p>
+    <w:p>
+      <w:pPr>
+        <w:pStyle w:val="Heading3"/>
+      </w:pPr>
+      <w:r>
+        <w:t>Assess independent transfer</w:t>
+      </w:r>
+    </w:p>
+    <w:p>
+      <w:pPr>
+        <w:pStyle w:val="Heading3"/>
+      </w:pPr>
+      <w:r>
+        <w:t>Independent question · withhold the key</w:t>
+      </w:r>
+    </w:p>
+    <w:p>
+      <w:pPr>
+        <w:spacing w:line="336" w:lineRule="auto" w:after="180"/>
+        <w:shd w:fill="F5F1FB"/>
+      </w:pPr>
+      <w:r>
+        <w:rPr>
+          <w:b w:val="0"/>
+        </w:rPr>
+        <w:t>Selected case: C=[1, 2, 3, 10], D=[3, 3, 3, 3]. Compute means/</w:t>
+      </w:r>
+      <w:r>
+        <w:rPr>
+          <w:b/>
+        </w:rPr>
+        <w:t>median</w:t>
+      </w:r>
+      <w:r>
+        <w:rPr>
+          <w:b w:val="0"/>
+        </w:rPr>
+        <w:t>s; one D response is wrong.</w:t>
+      </w:r>
+    </w:p>
+    <w:p>
+      <w:pPr>
+        <w:pStyle w:val="Heading3"/>
+      </w:pPr>
+      <w:r>
+        <w:t>Selected case answer</w:t>
+      </w:r>
+    </w:p>
+    <w:p>
+      <w:pPr>
+        <w:pStyle w:val="Heading3"/>
+      </w:pPr>
+      <w:r>
+        <w:t>Teacher key · Selected case answer</w:t>
+      </w:r>
+    </w:p>
+    <w:p>
+      <w:pPr>
+        <w:spacing w:line="336" w:lineRule="auto" w:after="180"/>
+        <w:shd w:fill="F1F6FC"/>
+      </w:pPr>
+      <w:r>
+        <w:rPr>
+          <w:b w:val="0"/>
+        </w:rPr>
+        <w:t xml:space="preserve">Teacher explanation: C mean4, </w:t>
+      </w:r>
+      <w:r>
+        <w:rPr>
+          <w:b/>
+        </w:rPr>
+        <w:t>median</w:t>
+      </w:r>
+      <w:r>
+        <w:rPr>
+          <w:b w:val="0"/>
+        </w:rPr>
+        <w:t xml:space="preserve">2.5; D mean3, </w:t>
+      </w:r>
+      <w:r>
+        <w:rPr>
+          <w:b/>
+        </w:rPr>
+        <w:t>median</w:t>
+      </w:r>
+      <w:r>
+        <w:rPr>
+          <w:b w:val="0"/>
+        </w:rPr>
+        <w:t>3. D quality3/4, so speed comparison must include its failure.</w:t>
       </w:r>
     </w:p>
     <w:tbl>
@@ -1737,67 +3675,281 @@
       </w:tr>
     </w:tbl>
     <w:p>
-      <w:r>
-        <w:t>Record each dimension as not yet, with support, or independent. Accept a valid alternative procedure with a defensible trace. Do not penalise an honestly recorded model failure if the learner correctly explains its evidence and limits.</w:t>
+      <w:pPr>
+        <w:pStyle w:val="Heading3"/>
+      </w:pPr>
+      <w:r>
+        <w:t>Teacher key · Selected case answer</w:t>
       </w:r>
     </w:p>
     <w:p>
       <w:pPr>
-        <w:pStyle w:val="Heading3"/>
-      </w:pPr>
-      <w:r>
-        <w:t>Feedback that the learner uses</w:t>
+        <w:spacing w:line="336" w:lineRule="auto" w:after="180"/>
+        <w:shd w:fill="F1F6FC"/>
+      </w:pPr>
+      <w:r>
+        <w:rPr>
+          <w:b w:val="0"/>
+        </w:rPr>
+        <w:t>Record each dimension as not yet, with support, or independent. Accept a valid alternative procedure with a defensible trace.</w:t>
       </w:r>
     </w:p>
     <w:p>
-      <w:r>
-        <w:t>Name the earliest unsupported step and give one action to repair it. Have the learner make that repair now and explain why. Then assess the relevant skill on a fresh, fully specified case. Confirm it was not previously practised with feedback; solve and check the new case before assigning it. A follow-up design prompt is a starting brief, not automatically an equivalent test.</w:t>
+      <w:pPr>
+        <w:spacing w:line="336" w:lineRule="auto" w:after="180"/>
+        <w:shd w:fill="F1F6FC"/>
+      </w:pPr>
+      <w:r>
+        <w:rPr>
+          <w:b w:val="0"/>
+        </w:rPr>
+        <w:t xml:space="preserve">Do not penalise an honestly recorded model failure if the learner correctly explains its </w:t>
+      </w:r>
+      <w:r>
+        <w:rPr>
+          <w:b/>
+        </w:rPr>
+        <w:t>evidence</w:t>
+      </w:r>
+      <w:r>
+        <w:rPr>
+          <w:b w:val="0"/>
+        </w:rPr>
+        <w:t xml:space="preserve"> and limits.</w:t>
       </w:r>
     </w:p>
     <w:p>
       <w:pPr>
-        <w:pStyle w:val="Heading1"/>
-      </w:pPr>
-      <w:r>
-        <w:t>06. Connect the project, support and next lesson</w:t>
+        <w:pStyle w:val="Heading3"/>
+      </w:pPr>
+      <w:r>
+        <w:t>Feedback that the learner uses</w:t>
       </w:r>
     </w:p>
     <w:p>
-      <w:r>
-        <w:t>Add a labelled performance and cost experiments evidence sheet to Grounded Learning Service. Show how you can explain the mechanism and terminology of performance and cost experiments. Use the supplied fictional case and keep its inputs, intermediate steps, calculation or prediction, and limitation. Connect this record to last week’s record; a matching answer without a trace is insufficient.</w:t>
+      <w:pPr>
+        <w:spacing w:line="336" w:lineRule="auto" w:after="180"/>
+      </w:pPr>
+      <w:r>
+        <w:rPr>
+          <w:b w:val="0"/>
+        </w:rPr>
+        <w:t>Name the earliest unsupported step and give one action to repair it. Have the learner make that repair now and explain why. Then assess the relevant skill on a fresh, fully specified case.</w:t>
       </w:r>
     </w:p>
     <w:p>
-      <w:r>
-        <w:t>Provide an input/procedure/result/limit frame and a calculator when needed. Ask students to identify the first step before completing the whole trace. Extension: compare two concrete variants of this mechanism while holding unrelated conditions fixed; report both successful and unsuccessful outcomes.</w:t>
+      <w:pPr>
+        <w:spacing w:line="336" w:lineRule="auto" w:after="180"/>
+      </w:pPr>
+      <w:r>
+        <w:rPr>
+          <w:b w:val="0"/>
+        </w:rPr>
+        <w:t>Confirm it was not previously practised with feedback; solve and check the new case before assigning it. A follow-up design prompt is a starting brief, not automatically an equivalent test.</w:t>
       </w:r>
     </w:p>
     <w:p>
-      <w:r>
-        <w:t>Next connection: Security and privacy review. Preserve the current case record and retrieve its evidence boundary before moving on.</w:t>
+      <w:pPr>
+        <w:pStyle w:val="Heading1"/>
+      </w:pPr>
+      <w:r>
+        <w:t>06. Connect the project, support and next lesson</w:t>
       </w:r>
     </w:p>
     <w:p>
       <w:r>
-        <w:t>Retain the project ledger and assess a changed case after support. Check the relevant prerequisite before carrying this component forward.</w:t>
+        <w:t>Connect Performance and cost experiments to Grounded Learning Service, adapt support and plan a later changed-case check.</w:t>
       </w:r>
     </w:p>
     <w:p>
       <w:pPr>
-        <w:pStyle w:val="Heading3"/>
-      </w:pPr>
-      <w:r>
-        <w:t>Plan the delayed return</w:t>
+        <w:spacing w:line="336" w:lineRule="auto" w:after="180"/>
+      </w:pPr>
+      <w:r>
+        <w:rPr>
+          <w:b w:val="0"/>
+        </w:rPr>
+        <w:t xml:space="preserve">Add a labelled performance and cost experiments </w:t>
+      </w:r>
+      <w:r>
+        <w:rPr>
+          <w:b/>
+        </w:rPr>
+        <w:t>evidence</w:t>
+      </w:r>
+      <w:r>
+        <w:rPr>
+          <w:b w:val="0"/>
+        </w:rPr>
+        <w:t xml:space="preserve"> sheet to Grounded Learning Service. Show how you can explain the </w:t>
+      </w:r>
+      <w:r>
+        <w:rPr>
+          <w:b/>
+        </w:rPr>
+        <w:t>mechanism</w:t>
+      </w:r>
+      <w:r>
+        <w:rPr>
+          <w:b w:val="0"/>
+        </w:rPr>
+        <w:t xml:space="preserve"> and terminology of performance and cost experiments.</w:t>
       </w:r>
     </w:p>
     <w:p>
-      <w:r>
-        <w:t>Suggested return points in this level: ai-6/30, ai-6/32, ai-6/35. Use actual classroom dates, adjusting for holidays and gaps. One, three and six teaching weeks are scheduling choices, not a claimed optimal spacing.</w:t>
+      <w:pPr>
+        <w:spacing w:line="336" w:lineRule="auto" w:after="180"/>
+      </w:pPr>
+      <w:r>
+        <w:rPr>
+          <w:b w:val="0"/>
+        </w:rPr>
+        <w:t xml:space="preserve">Use the supplied fictional case and keep its </w:t>
+      </w:r>
+      <w:r>
+        <w:rPr>
+          <w:b/>
+        </w:rPr>
+        <w:t>input</w:t>
+      </w:r>
+      <w:r>
+        <w:rPr>
+          <w:b w:val="0"/>
+        </w:rPr>
+        <w:t xml:space="preserve">s, intermediate steps, calculation or </w:t>
+      </w:r>
+      <w:r>
+        <w:rPr>
+          <w:b/>
+        </w:rPr>
+        <w:t>prediction</w:t>
+      </w:r>
+      <w:r>
+        <w:rPr>
+          <w:b w:val="0"/>
+        </w:rPr>
+        <w:t>, and limitation. Connect this record to last week’s record; a matching answer without a trace is insufficient.</w:t>
       </w:r>
     </w:p>
     <w:p>
-      <w:r>
-        <w:t>At a delayed check, ask for the idea from memory and a changed application. Compare with the earlier independent response and record support used. For a new level, revisit the previous capstone before checking the new prerequisites.</w:t>
+      <w:pPr>
+        <w:spacing w:line="336" w:lineRule="auto" w:after="180"/>
+      </w:pPr>
+      <w:r>
+        <w:rPr>
+          <w:b w:val="0"/>
+        </w:rPr>
+        <w:t xml:space="preserve">Provide an </w:t>
+      </w:r>
+      <w:r>
+        <w:rPr>
+          <w:b/>
+        </w:rPr>
+        <w:t>input</w:t>
+      </w:r>
+      <w:r>
+        <w:rPr>
+          <w:b w:val="0"/>
+        </w:rPr>
+        <w:t>/procedure/result/limit frame and a calculator when needed. Ask students to identify the first step before completing the whole trace.</w:t>
+      </w:r>
+    </w:p>
+    <w:p>
+      <w:pPr>
+        <w:spacing w:line="336" w:lineRule="auto" w:after="180"/>
+      </w:pPr>
+      <w:r>
+        <w:rPr>
+          <w:b w:val="0"/>
+        </w:rPr>
+        <w:t xml:space="preserve">Extension: compare two concrete variants of this </w:t>
+      </w:r>
+      <w:r>
+        <w:rPr>
+          <w:b/>
+        </w:rPr>
+        <w:t>mechanism</w:t>
+      </w:r>
+      <w:r>
+        <w:rPr>
+          <w:b w:val="0"/>
+        </w:rPr>
+        <w:t xml:space="preserve"> while holding unrelated conditions fixed; report both successful and unsuccessful outcomes.</w:t>
+      </w:r>
+    </w:p>
+    <w:p>
+      <w:pPr>
+        <w:spacing w:line="336" w:lineRule="auto" w:after="180"/>
+      </w:pPr>
+      <w:r>
+        <w:rPr>
+          <w:b w:val="0"/>
+        </w:rPr>
+        <w:t xml:space="preserve">Next connection: Security and privacy review. Preserve the current case record and retrieve its </w:t>
+      </w:r>
+      <w:r>
+        <w:rPr>
+          <w:b/>
+        </w:rPr>
+        <w:t>evidence</w:t>
+      </w:r>
+      <w:r>
+        <w:rPr>
+          <w:b w:val="0"/>
+        </w:rPr>
+        <w:t xml:space="preserve"> boundary before moving on.</w:t>
+      </w:r>
+    </w:p>
+    <w:p>
+      <w:pPr>
+        <w:spacing w:line="336" w:lineRule="auto" w:after="180"/>
+      </w:pPr>
+      <w:r>
+        <w:rPr>
+          <w:b w:val="0"/>
+        </w:rPr>
+        <w:t>Retain the project ledger and assess a changed case after support. Check the relevant prerequisite before carrying this component forward.</w:t>
+      </w:r>
+    </w:p>
+    <w:p>
+      <w:pPr>
+        <w:pStyle w:val="Heading3"/>
+      </w:pPr>
+      <w:r>
+        <w:t>Plan the delayed return</w:t>
+      </w:r>
+    </w:p>
+    <w:p>
+      <w:pPr>
+        <w:spacing w:line="336" w:lineRule="auto" w:after="180"/>
+      </w:pPr>
+      <w:r>
+        <w:rPr>
+          <w:b w:val="0"/>
+        </w:rPr>
+        <w:t>Suggested return points in this level: ai-6/30, ai-6/32, ai-6/35. Use actual classroom dates, adjusting for holidays and gaps. One, three and six teaching weeks are scheduling choices, not a claimed optimal spacing.</w:t>
+      </w:r>
+    </w:p>
+    <w:p>
+      <w:pPr>
+        <w:spacing w:line="336" w:lineRule="auto" w:after="180"/>
+      </w:pPr>
+      <w:r>
+        <w:rPr>
+          <w:b w:val="0"/>
+        </w:rPr>
+        <w:t>At a delayed check, ask for the idea from memory and a changed application. Compare with the earlier independent response and record support used.</w:t>
+      </w:r>
+    </w:p>
+    <w:p>
+      <w:pPr>
+        <w:spacing w:line="336" w:lineRule="auto" w:after="180"/>
+      </w:pPr>
+      <w:r>
+        <w:rPr>
+          <w:b w:val="0"/>
+        </w:rPr>
+        <w:t>For a new level, revisit the previous capstone before checking the new prerequisites.</w:t>
       </w:r>
     </w:p>
     <w:tbl>
@@ -1957,8 +4109,26 @@
       </w:tr>
     </w:tbl>
     <w:p>
-      <w:r>
-        <w:t>Use the evidence to choose reteaching or the next step. A completed page, confidence rating or attractive project does not by itself demonstrate understanding.</w:t>
+      <w:pPr>
+        <w:spacing w:line="336" w:lineRule="auto" w:after="180"/>
+      </w:pPr>
+      <w:r>
+        <w:rPr>
+          <w:b w:val="0"/>
+        </w:rPr>
+        <w:t xml:space="preserve">Use the </w:t>
+      </w:r>
+      <w:r>
+        <w:rPr>
+          <w:b/>
+        </w:rPr>
+        <w:t>evidence</w:t>
+      </w:r>
+      <w:r>
+        <w:rPr>
+          <w:b w:val="0"/>
+        </w:rPr>
+        <w:t xml:space="preserve"> to choose reteaching or the next step. A completed page, confidence rating or attractive project does not by itself demonstrate understanding.</w:t>
       </w:r>
     </w:p>
     <w:p>
@@ -1970,8 +4140,26 @@
       </w:r>
     </w:p>
     <w:p>
-      <w:r>
-        <w:t>For the Grounded Learning Service, retain an annotated trace and the changed-case result. Name the contract or evidence that makes the deciding step valid, so another team can review it.</w:t>
+      <w:pPr>
+        <w:spacing w:line="336" w:lineRule="auto" w:after="180"/>
+      </w:pPr>
+      <w:r>
+        <w:rPr>
+          <w:b w:val="0"/>
+        </w:rPr>
+        <w:t xml:space="preserve">For the Grounded Learning Service, retain an annotated trace and the changed-case result. Name the contract or </w:t>
+      </w:r>
+      <w:r>
+        <w:rPr>
+          <w:b/>
+        </w:rPr>
+        <w:t>evidence</w:t>
+      </w:r>
+      <w:r>
+        <w:rPr>
+          <w:b w:val="0"/>
+        </w:rPr>
+        <w:t xml:space="preserve"> that makes the deciding step valid, so another team can review it.</w:t>
       </w:r>
     </w:p>
     <w:p>
@@ -1984,12 +4172,62 @@
     </w:p>
     <w:p>
       <w:r>
-        <w:t>Teaching target: Explain the mechanism and terminology of performance and cost experiments</w:t>
+        <w:t>Use this preparation summary alongside the detailed Performance and cost experiments lesson; it is a checklist rather than a replacement for the full sequence.</w:t>
       </w:r>
     </w:p>
     <w:p>
-      <w:r>
-        <w:t>Prepare the labelled worked-case picture, the matching workbook, fictional input cards and a place for individual responses. Check a local Python 3 environment before class; have a paper-trace version ready.</w:t>
+      <w:pPr>
+        <w:pStyle w:val="Heading3"/>
+      </w:pPr>
+      <w:r>
+        <w:t>Teaching target</w:t>
+      </w:r>
+    </w:p>
+    <w:p>
+      <w:pPr>
+        <w:spacing w:line="336" w:lineRule="auto" w:after="180"/>
+        <w:shd w:fill="EDF7F3"/>
+      </w:pPr>
+      <w:r>
+        <w:rPr>
+          <w:b w:val="0"/>
+        </w:rPr>
+        <w:t xml:space="preserve">Teaching target: Explain the </w:t>
+      </w:r>
+      <w:r>
+        <w:rPr>
+          <w:b/>
+        </w:rPr>
+        <w:t>mechanism</w:t>
+      </w:r>
+      <w:r>
+        <w:rPr>
+          <w:b w:val="0"/>
+        </w:rPr>
+        <w:t xml:space="preserve"> and terminology of performance and cost experiments</w:t>
+      </w:r>
+    </w:p>
+    <w:p>
+      <w:pPr>
+        <w:spacing w:line="336" w:lineRule="auto" w:after="180"/>
+      </w:pPr>
+      <w:r>
+        <w:rPr>
+          <w:b w:val="0"/>
+        </w:rPr>
+        <w:t xml:space="preserve">Prepare the labelled worked-case picture, the matching workbook, fictional </w:t>
+      </w:r>
+      <w:r>
+        <w:rPr>
+          <w:b/>
+        </w:rPr>
+        <w:t>input</w:t>
+      </w:r>
+      <w:r>
+        <w:rPr>
+          <w:b w:val="0"/>
+        </w:rPr>
+        <w:t xml:space="preserve"> cards and a place for individual responses. Check a local Python 3 environment before class; have a paper-trace version ready.</w:t>
       </w:r>
     </w:p>
     <w:tbl>
@@ -2136,37 +4374,207 @@
       </w:tr>
     </w:tbl>
     <w:p>
-      <w:r>
-        <w:t>Before class, solve the supported practice: Durations A=[1, 1, 1, 9] seconds, B=[2, 2, 2, 2]. All pass. Compute mean and median. Show the intermediate steps and give the conclusion with its scope.</w:t>
+      <w:pPr>
+        <w:spacing w:line="336" w:lineRule="auto" w:after="180"/>
+      </w:pPr>
+      <w:r>
+        <w:rPr>
+          <w:b w:val="0"/>
+        </w:rPr>
+        <w:t xml:space="preserve">Before class, solve the supported practice: Durations A=[1, 1, 1, 9] seconds, B=[2, 2, 2, 2]. All pass. Compute mean and </w:t>
+      </w:r>
+      <w:r>
+        <w:rPr>
+          <w:b/>
+        </w:rPr>
+        <w:t>median</w:t>
+      </w:r>
+      <w:r>
+        <w:rPr>
+          <w:b w:val="0"/>
+        </w:rPr>
+        <w:t>. Show the intermediate steps and give the conclusion with its scope.</w:t>
       </w:r>
     </w:p>
     <w:p>
-      <w:r>
-        <w:t>Reasoned practice answer: Teacher explanation: A mean3, median1; B mean2, median2. B lowers mean but A has lower median; show the9-second tail instead of declaring one universal winner.</w:t>
+      <w:pPr>
+        <w:pStyle w:val="Heading3"/>
+      </w:pPr>
+      <w:r>
+        <w:t>Supported practice answer</w:t>
       </w:r>
     </w:p>
     <w:p>
-      <w:r>
-        <w:t>Check every learner before discussion: Use the worked case for Performance and cost experiments. Proposed explanation: “The worked result establishes every future case”. Decide whether this explanation is supported. Point to the step or supplied fact that decides; explain your repair if needed.</w:t>
+      <w:pPr>
+        <w:spacing w:line="336" w:lineRule="auto" w:after="180"/>
+        <w:shd w:fill="F1F6FC"/>
+      </w:pPr>
+      <w:r>
+        <w:rPr>
+          <w:b w:val="0"/>
+        </w:rPr>
+        <w:t xml:space="preserve">Reasoned practice answer: Teacher explanation: A mean3, </w:t>
+      </w:r>
+      <w:r>
+        <w:rPr>
+          <w:b/>
+        </w:rPr>
+        <w:t>median</w:t>
+      </w:r>
+      <w:r>
+        <w:rPr>
+          <w:b w:val="0"/>
+        </w:rPr>
+        <w:t xml:space="preserve">1; B mean2, </w:t>
+      </w:r>
+      <w:r>
+        <w:rPr>
+          <w:b/>
+        </w:rPr>
+        <w:t>median</w:t>
+      </w:r>
+      <w:r>
+        <w:rPr>
+          <w:b w:val="0"/>
+        </w:rPr>
+        <w:t xml:space="preserve">2. B lowers mean but A has lower </w:t>
+      </w:r>
+      <w:r>
+        <w:rPr>
+          <w:b/>
+        </w:rPr>
+        <w:t>median</w:t>
+      </w:r>
+      <w:r>
+        <w:rPr>
+          <w:b w:val="0"/>
+        </w:rPr>
+        <w:t>; show the9-second tail instead of declaring one universal winner.</w:t>
       </w:r>
     </w:p>
     <w:p>
-      <w:r>
-        <w:t>Misconception repair: Resource improvement under one workload is not universal efficiency or equal quality.</w:t>
+      <w:pPr>
+        <w:spacing w:line="336" w:lineRule="auto" w:after="180"/>
+      </w:pPr>
+      <w:r>
+        <w:rPr>
+          <w:b w:val="0"/>
+        </w:rPr>
+        <w:t>Check every learner before discussion: Use the worked case for Performance and cost experiments. Proposed explanation: “The worked result establishes every future case”. Decide whether this explanation is supported.</w:t>
       </w:r>
     </w:p>
     <w:p>
-      <w:r>
-        <w:t>Support: read the exact case aloud, enlarge the labelled picture, supply input cards and model only the first deciding step. Accept a spoken explanation or drawing; retain the reasoning goal.</w:t>
+      <w:pPr>
+        <w:spacing w:line="336" w:lineRule="auto" w:after="180"/>
+      </w:pPr>
+      <w:r>
+        <w:rPr>
+          <w:b w:val="0"/>
+        </w:rPr>
+        <w:t>Point to the step or supplied fact that decides; explain your repair if needed.</w:t>
       </w:r>
     </w:p>
     <w:p>
-      <w:r>
-        <w:t>Extension: Require at most 2 cost units per case. Require a prediction and a reason before comparing. Expected result: A meets the budget; B does not. Reason: The mandatory resource condition changes the decision.</w:t>
+      <w:pPr>
+        <w:pStyle w:val="Heading3"/>
+      </w:pPr>
+      <w:r>
+        <w:t>Repair the misconception</w:t>
       </w:r>
     </w:p>
     <w:p>
-      <w:r>
+      <w:pPr>
+        <w:spacing w:line="336" w:lineRule="auto" w:after="180"/>
+        <w:shd w:fill="FFF5E6"/>
+      </w:pPr>
+      <w:r>
+        <w:rPr>
+          <w:b w:val="0"/>
+        </w:rPr>
+        <w:t>Misconception repair: Resource improvement under one workload is not universal efficiency or equal quality.</w:t>
+      </w:r>
+    </w:p>
+    <w:p>
+      <w:pPr>
+        <w:pStyle w:val="Heading3"/>
+      </w:pPr>
+      <w:r>
+        <w:t>Support without giving away the answer</w:t>
+      </w:r>
+    </w:p>
+    <w:p>
+      <w:pPr>
+        <w:spacing w:line="336" w:lineRule="auto" w:after="180"/>
+        <w:shd w:fill="F1F6F8"/>
+      </w:pPr>
+      <w:r>
+        <w:rPr>
+          <w:b w:val="0"/>
+        </w:rPr>
+        <w:t xml:space="preserve">Support: read the exact case aloud, enlarge the labelled picture, supply </w:t>
+      </w:r>
+      <w:r>
+        <w:rPr>
+          <w:b/>
+        </w:rPr>
+        <w:t>input</w:t>
+      </w:r>
+      <w:r>
+        <w:rPr>
+          <w:b w:val="0"/>
+        </w:rPr>
+        <w:t xml:space="preserve"> cards and model only the first deciding step. Accept a spoken explanation or drawing; retain the reasoning goal.</w:t>
+      </w:r>
+    </w:p>
+    <w:p>
+      <w:pPr>
+        <w:pStyle w:val="Heading3"/>
+      </w:pPr>
+      <w:r>
+        <w:t>Extend the reasoning</w:t>
+      </w:r>
+    </w:p>
+    <w:p>
+      <w:pPr>
+        <w:spacing w:line="336" w:lineRule="auto" w:after="180"/>
+        <w:shd w:fill="F5F1FB"/>
+      </w:pPr>
+      <w:r>
+        <w:rPr>
+          <w:b w:val="0"/>
+        </w:rPr>
+        <w:t xml:space="preserve">Extension: Require at most 2 cost units per case. Require a </w:t>
+      </w:r>
+      <w:r>
+        <w:rPr>
+          <w:b/>
+        </w:rPr>
+        <w:t>prediction</w:t>
+      </w:r>
+      <w:r>
+        <w:rPr>
+          <w:b w:val="0"/>
+        </w:rPr>
+        <w:t xml:space="preserve"> and a reason before comparing. Expected result: A meets the budget; B does not. Reason: The mandatory resource condition changes the decision.</w:t>
+      </w:r>
+    </w:p>
+    <w:p>
+      <w:pPr>
+        <w:pStyle w:val="Heading3"/>
+      </w:pPr>
+      <w:r>
+        <w:t>Protect the independent attempt</w:t>
+      </w:r>
+    </w:p>
+    <w:p>
+      <w:pPr>
+        <w:spacing w:line="336" w:lineRule="auto" w:after="180"/>
+        <w:shd w:fill="FFF5E6"/>
+      </w:pPr>
+      <w:r>
+        <w:rPr>
+          <w:b w:val="0"/>
+        </w:rPr>
         <w:t>Independent assessment: withhold the reserved answer until the learner has attempted the new case. Record support separately from correctness.</w:t>
       </w:r>
     </w:p>
@@ -2355,46 +4763,910 @@
       </w:tr>
     </w:tbl>
     <w:p>
-      <w:r>
-        <w:t>Project checkpoint: Prepare the demonstration. Gather reproducible instructions, evidence, access checks and remaining limitations.</w:t>
+      <w:pPr>
+        <w:pStyle w:val="Heading3"/>
+      </w:pPr>
+      <w:r>
+        <w:t>Project checkpoint</w:t>
       </w:r>
     </w:p>
     <w:p>
-      <w:r>
-        <w:t>Use the weekly teacher answer for topic-specific reasoning. A saved progress tick is an activity record; judge mastery from the learner’s explanation and evidence.</w:t>
+      <w:pPr>
+        <w:spacing w:line="336" w:lineRule="auto" w:after="180"/>
+        <w:shd w:fill="EDF7F3"/>
+      </w:pPr>
+      <w:r>
+        <w:rPr>
+          <w:b w:val="0"/>
+        </w:rPr>
+        <w:t xml:space="preserve">Project checkpoint: Prepare the demonstration. Gather reproducible instructions, </w:t>
+      </w:r>
+      <w:r>
+        <w:rPr>
+          <w:b/>
+        </w:rPr>
+        <w:t>evidence</w:t>
+      </w:r>
+      <w:r>
+        <w:rPr>
+          <w:b w:val="0"/>
+        </w:rPr>
+        <w:t>, access checks and remaining limitations.</w:t>
       </w:r>
     </w:p>
     <w:p>
       <w:pPr>
-        <w:pStyle w:val="Heading1"/>
-      </w:pPr>
-      <w:r>
-        <w:t>08. Use feedback, labs and repair paths</w:t>
+        <w:spacing w:line="336" w:lineRule="auto" w:after="180"/>
+      </w:pPr>
+      <w:r>
+        <w:rPr>
+          <w:b w:val="0"/>
+        </w:rPr>
+        <w:t xml:space="preserve">Use the weekly teacher answer for topic-specific reasoning. A saved progress tick is an activity record; judge mastery from the learner’s explanation and </w:t>
+      </w:r>
+      <w:r>
+        <w:rPr>
+          <w:b/>
+        </w:rPr>
+        <w:t>evidence</w:t>
+      </w:r>
+      <w:r>
+        <w:rPr>
+          <w:b w:val="0"/>
+        </w:rPr>
+        <w:t>.</w:t>
       </w:r>
     </w:p>
     <w:p>
-      <w:r>
-        <w:t>Use the two formative questions as supported practice, not as independent mastery scores. Discuss the deciding evidence rather than accepting a guessed selection.</w:t>
+      <w:pPr>
+        <w:pStyle w:val="Heading1"/>
+      </w:pPr>
+      <w:r>
+        <w:t>08. Use feedback, labs and repair paths</w:t>
       </w:r>
     </w:p>
     <w:p>
       <w:r>
-        <w:t>The feedback comes from the reviewed public worked case. Do not reveal the separately reserved independent teacher answer until the learner has attempted that case.</w:t>
+        <w:t>Use feedback, earlier review and portfolios purposefully. Apply the coding routine only when this lesson has an executable lab.</w:t>
       </w:r>
     </w:p>
     <w:p>
-      <w:r>
-        <w:t>Ask students to predict before running code. Preserve errors and actual outputs; collect a changed test and an explanation. The branch-boundary and indexing lessons deliberately include failure cases.</w:t>
+      <w:pPr>
+        <w:spacing w:line="336" w:lineRule="auto" w:after="180"/>
+      </w:pPr>
+      <w:r>
+        <w:rPr>
+          <w:b w:val="0"/>
+        </w:rPr>
+        <w:t xml:space="preserve">Use the two formative questions as supported practice, not as independent mastery scores. Discuss the deciding </w:t>
+      </w:r>
+      <w:r>
+        <w:rPr>
+          <w:b/>
+        </w:rPr>
+        <w:t>evidence</w:t>
+      </w:r>
+      <w:r>
+        <w:rPr>
+          <w:b w:val="0"/>
+        </w:rPr>
+        <w:t xml:space="preserve"> rather than accepting a guessed selection.</w:t>
       </w:r>
     </w:p>
     <w:p>
-      <w:r>
-        <w:t>Use the earlier worked-explanation links to address a specific missing building block, then return to the current question. Adapt this suggestion after observing the learner; it is not an automatic diagnosis.</w:t>
+      <w:pPr>
+        <w:spacing w:line="336" w:lineRule="auto" w:after="180"/>
+      </w:pPr>
+      <w:r>
+        <w:rPr>
+          <w:b w:val="0"/>
+        </w:rPr>
+        <w:t>The feedback comes from the reviewed public worked case. Do not reveal the separately reserved independent teacher answer until the learner has attempted that case.</w:t>
       </w:r>
     </w:p>
     <w:p>
-      <w:r>
-        <w:t>Collect the completed-work portfolio as evidence. Record support separately from correctness, and assess explanation, trace/test and limitations. Progress ticks and quiz selections alone do not establish mastery.</w:t>
+      <w:pPr>
+        <w:pStyle w:val="Heading3"/>
+      </w:pPr>
+      <w:r>
+        <w:t>For later coding lessons</w:t>
+      </w:r>
+    </w:p>
+    <w:p>
+      <w:r>
+        <w:t>This week has no code block. Use this routine when a later lesson includes an executable lab.</w:t>
+      </w:r>
+    </w:p>
+    <w:p>
+      <w:pPr>
+        <w:spacing w:line="336" w:lineRule="auto" w:after="180"/>
+        <w:shd w:fill="F1F6F8"/>
+      </w:pPr>
+      <w:r>
+        <w:rPr>
+          <w:b w:val="0"/>
+        </w:rPr>
+        <w:t xml:space="preserve">Ask students to predict before running code. Preserve errors and actual </w:t>
+      </w:r>
+      <w:r>
+        <w:rPr>
+          <w:b/>
+        </w:rPr>
+        <w:t>output</w:t>
+      </w:r>
+      <w:r>
+        <w:rPr>
+          <w:b w:val="0"/>
+        </w:rPr>
+        <w:t>s; collect a changed test and an explanation. The branch-boundary and indexing lessons deliberately include failure cases.</w:t>
+      </w:r>
+    </w:p>
+    <w:p>
+      <w:pPr>
+        <w:spacing w:line="336" w:lineRule="auto" w:after="180"/>
+      </w:pPr>
+      <w:r>
+        <w:rPr>
+          <w:b w:val="0"/>
+        </w:rPr>
+        <w:t>Use the earlier worked-explanation links to address a specific missing building block, then return to the current question. Adapt this suggestion after observing the learner; it is not an automatic diagnosis.</w:t>
+      </w:r>
+    </w:p>
+    <w:p>
+      <w:pPr>
+        <w:spacing w:line="336" w:lineRule="auto" w:after="180"/>
+      </w:pPr>
+      <w:r>
+        <w:rPr>
+          <w:b w:val="0"/>
+        </w:rPr>
+        <w:t xml:space="preserve">Collect the completed-work portfolio as </w:t>
+      </w:r>
+      <w:r>
+        <w:rPr>
+          <w:b/>
+        </w:rPr>
+        <w:t>evidence</w:t>
+      </w:r>
+      <w:r>
+        <w:rPr>
+          <w:b w:val="0"/>
+        </w:rPr>
+        <w:t>. Record support separately from correctness, and assess explanation, trace/test and limitations. Progress ticks and quiz selections alone do not establish mastery.</w:t>
+      </w:r>
+    </w:p>
+    <w:p>
+      <w:pPr>
+        <w:pStyle w:val="Heading1"/>
+      </w:pPr>
+      <w:r>
+        <w:t>09. Visual concept journey</w:t>
+      </w:r>
+    </w:p>
+    <w:p>
+      <w:r>
+        <w:t>Show one Performance and cost experiments graphic at a time, request a prediction and discuss its trace before the independent assessment.</w:t>
+      </w:r>
+    </w:p>
+    <w:p>
+      <w:pPr>
+        <w:spacing w:line="336" w:lineRule="auto" w:after="180"/>
+      </w:pPr>
+      <w:r>
+        <w:rPr>
+          <w:b w:val="0"/>
+        </w:rPr>
+        <w:t xml:space="preserve">Use one picture at a time. Hide a worked result before asking for a </w:t>
+      </w:r>
+      <w:r>
+        <w:rPr>
+          <w:b/>
+        </w:rPr>
+        <w:t>prediction</w:t>
+      </w:r>
+      <w:r>
+        <w:rPr>
+          <w:b w:val="0"/>
+        </w:rPr>
+        <w:t>, then reveal it for feedback. These are supported teaching cases; retain the separate independent assessment for a fresh first attempt.</w:t>
+      </w:r>
+    </w:p>
+    <w:p>
+      <w:pPr>
+        <w:pStyle w:val="Heading3"/>
+      </w:pPr>
+      <w:r>
+        <w:t>01. Performance and cost experiments: the case</w:t>
+      </w:r>
+    </w:p>
+    <w:p>
+      <w:r>
+        <w:drawing>
+          <wp:inline xmlns:a="http://schemas.openxmlformats.org/drawingml/2006/main" xmlns:pic="http://schemas.openxmlformats.org/drawingml/2006/picture">
+            <wp:extent cx="5486400" cy="2834640"/>
+            <wp:docPr id="3" name="Picture 3" descr="Measure time and cost. Two fixed configurations answer the same six questions and meet the same quality rubric. Supplied facts: A totals 18 seconds and 12 cost units. B totals 12 seconds and 18 units."/>
+            <wp:cNvGraphicFramePr>
+              <a:graphicFrameLocks noChangeAspect="1"/>
+            </wp:cNvGraphicFramePr>
+            <a:graphic>
+              <a:graphicData uri="http://schemas.openxmlformats.org/drawingml/2006/picture">
+                <pic:pic>
+                  <pic:nvPicPr>
+                    <pic:cNvPr id="0" name="academy-story-ai-6-29-01.png"/>
+                    <pic:cNvPicPr/>
+                  </pic:nvPicPr>
+                  <pic:blipFill>
+                    <a:blip r:embed="rId11"/>
+                    <a:stretch>
+                      <a:fillRect/>
+                    </a:stretch>
+                  </pic:blipFill>
+                  <pic:spPr>
+                    <a:xfrm>
+                      <a:off x="0" y="0"/>
+                      <a:ext cx="5486400" cy="2834640"/>
+                    </a:xfrm>
+                    <a:prstGeom prst="rect"/>
+                  </pic:spPr>
+                </pic:pic>
+              </a:graphicData>
+            </a:graphic>
+          </wp:inline>
+        </w:drawing>
+      </w:r>
+    </w:p>
+    <w:p>
+      <w:pPr>
+        <w:spacing w:line="336" w:lineRule="auto" w:after="180"/>
+      </w:pPr>
+      <w:r>
+        <w:rPr>
+          <w:b w:val="0"/>
+        </w:rPr>
+        <w:t>Measure time and cost. Two fixed configurations answer the same six questions and meet the same quality rubric. Supplied facts: A totals 18 seconds and 12 cost units. B totals 12 seconds and 18 units.</w:t>
+      </w:r>
+    </w:p>
+    <w:p>
+      <w:pPr>
+        <w:spacing w:line="336" w:lineRule="auto" w:after="180"/>
+        <w:shd w:fill="F5F1FB"/>
+      </w:pPr>
+      <w:r>
+        <w:rPr>
+          <w:b w:val="0"/>
+        </w:rPr>
+        <w:t>Point to the given fact that matters most. Explain why it matters.</w:t>
+      </w:r>
+    </w:p>
+    <w:p>
+      <w:pPr>
+        <w:pStyle w:val="Heading3"/>
+      </w:pPr>
+      <w:r>
+        <w:t>Discuss while showing the picture</w:t>
+      </w:r>
+    </w:p>
+    <w:p>
+      <w:pPr>
+        <w:spacing w:line="336" w:lineRule="auto" w:after="180"/>
+        <w:shd w:fill="F1F6F8"/>
+      </w:pPr>
+      <w:r>
+        <w:rPr>
+          <w:b w:val="0"/>
+        </w:rPr>
+        <w:t>Teacher prompt: Point to the given fact that matters most. Explain why it matters. Ask learners to describe one label or arrow in ordinary words. Use the adjacent transcript if the image is difficult to see.</w:t>
+      </w:r>
+    </w:p>
+    <w:p>
+      <w:pPr>
+        <w:pStyle w:val="Heading3"/>
+      </w:pPr>
+      <w:r>
+        <w:t>02. Follow the deciding steps</w:t>
+      </w:r>
+    </w:p>
+    <w:p>
+      <w:r>
+        <w:drawing>
+          <wp:inline xmlns:a="http://schemas.openxmlformats.org/drawingml/2006/main" xmlns:pic="http://schemas.openxmlformats.org/drawingml/2006/picture">
+            <wp:extent cx="5486400" cy="3182112"/>
+            <wp:docPr id="4" name="Picture 4" descr="Compute mean time: A averages 3 seconds; B averages 2 seconds per case. → Compute mean cost: A averages 2 units; B averages 3 units per case. → Compare trade-off: B saves one second but costs one extra unit per case."/>
+            <wp:cNvGraphicFramePr>
+              <a:graphicFrameLocks noChangeAspect="1"/>
+            </wp:cNvGraphicFramePr>
+            <a:graphic>
+              <a:graphicData uri="http://schemas.openxmlformats.org/drawingml/2006/picture">
+                <pic:pic>
+                  <pic:nvPicPr>
+                    <pic:cNvPr id="0" name="academy-story-ai-6-29-02.png"/>
+                    <pic:cNvPicPr/>
+                  </pic:nvPicPr>
+                  <pic:blipFill>
+                    <a:blip r:embed="rId12"/>
+                    <a:stretch>
+                      <a:fillRect/>
+                    </a:stretch>
+                  </pic:blipFill>
+                  <pic:spPr>
+                    <a:xfrm>
+                      <a:off x="0" y="0"/>
+                      <a:ext cx="5486400" cy="3182112"/>
+                    </a:xfrm>
+                    <a:prstGeom prst="rect"/>
+                  </pic:spPr>
+                </pic:pic>
+              </a:graphicData>
+            </a:graphic>
+          </wp:inline>
+        </w:drawing>
+      </w:r>
+    </w:p>
+    <w:p>
+      <w:pPr>
+        <w:spacing w:line="336" w:lineRule="auto" w:after="180"/>
+      </w:pPr>
+      <w:r>
+        <w:rPr>
+          <w:b w:val="0"/>
+        </w:rPr>
+        <w:t>Compute mean time: A averages 3 seconds; B averages 2 seconds per case. → Compute mean cost: A averages 2 units; B averages 3 units per case. → Compare trade-off: B saves one second but costs one extra unit per case.</w:t>
+      </w:r>
+    </w:p>
+    <w:p>
+      <w:pPr>
+        <w:spacing w:line="336" w:lineRule="auto" w:after="180"/>
+        <w:shd w:fill="F5F1FB"/>
+      </w:pPr>
+      <w:r>
+        <w:rPr>
+          <w:b w:val="0"/>
+        </w:rPr>
+        <w:t xml:space="preserve">Point to each numbered stage and explain which recorded </w:t>
+      </w:r>
+      <w:r>
+        <w:rPr>
+          <w:b/>
+        </w:rPr>
+        <w:t>input</w:t>
+      </w:r>
+      <w:r>
+        <w:rPr>
+          <w:b w:val="0"/>
+        </w:rPr>
+        <w:t xml:space="preserve"> it uses.</w:t>
+      </w:r>
+    </w:p>
+    <w:p>
+      <w:pPr>
+        <w:pStyle w:val="Heading3"/>
+      </w:pPr>
+      <w:r>
+        <w:t>Discuss while showing the picture</w:t>
+      </w:r>
+    </w:p>
+    <w:p>
+      <w:pPr>
+        <w:spacing w:line="336" w:lineRule="auto" w:after="180"/>
+        <w:shd w:fill="F1F6F8"/>
+      </w:pPr>
+      <w:r>
+        <w:rPr>
+          <w:b w:val="0"/>
+        </w:rPr>
+        <w:t xml:space="preserve">Teacher prompt: Point to each numbered stage and explain which recorded </w:t>
+      </w:r>
+      <w:r>
+        <w:rPr>
+          <w:b/>
+        </w:rPr>
+        <w:t>input</w:t>
+      </w:r>
+      <w:r>
+        <w:rPr>
+          <w:b w:val="0"/>
+        </w:rPr>
+        <w:t xml:space="preserve"> it uses. Ask learners to describe one label or arrow in ordinary words. Use the adjacent transcript if the image is difficult to see.</w:t>
+      </w:r>
+    </w:p>
+    <w:p>
+      <w:pPr>
+        <w:pStyle w:val="Heading3"/>
+      </w:pPr>
+      <w:r>
+        <w:t>03. Mean resource use per case</w:t>
+      </w:r>
+    </w:p>
+    <w:p>
+      <w:r>
+        <w:drawing>
+          <wp:inline xmlns:a="http://schemas.openxmlformats.org/drawingml/2006/main" xmlns:pic="http://schemas.openxmlformats.org/drawingml/2006/picture">
+            <wp:extent cx="5486400" cy="3096768"/>
+            <wp:docPr id="5" name="Picture 5" descr="Mean resource use per case. A: Seconds/case = 3, Cost units/case = 2. B: Seconds/case = 2, Cost units/case = 3."/>
+            <wp:cNvGraphicFramePr>
+              <a:graphicFrameLocks noChangeAspect="1"/>
+            </wp:cNvGraphicFramePr>
+            <a:graphic>
+              <a:graphicData uri="http://schemas.openxmlformats.org/drawingml/2006/picture">
+                <pic:pic>
+                  <pic:nvPicPr>
+                    <pic:cNvPr id="0" name="academy-story-ai-6-29-03.png"/>
+                    <pic:cNvPicPr/>
+                  </pic:nvPicPr>
+                  <pic:blipFill>
+                    <a:blip r:embed="rId13"/>
+                    <a:stretch>
+                      <a:fillRect/>
+                    </a:stretch>
+                  </pic:blipFill>
+                  <pic:spPr>
+                    <a:xfrm>
+                      <a:off x="0" y="0"/>
+                      <a:ext cx="5486400" cy="3096768"/>
+                    </a:xfrm>
+                    <a:prstGeom prst="rect"/>
+                  </pic:spPr>
+                </pic:pic>
+              </a:graphicData>
+            </a:graphic>
+          </wp:inline>
+        </w:drawing>
+      </w:r>
+    </w:p>
+    <w:p>
+      <w:pPr>
+        <w:spacing w:line="336" w:lineRule="auto" w:after="180"/>
+      </w:pPr>
+      <w:r>
+        <w:rPr>
+          <w:b w:val="0"/>
+        </w:rPr>
+        <w:t>Mean resource use per case. A: Seconds/case = 3, Cost units/case = 2. B: Seconds/case = 2, Cost units/case = 3.</w:t>
+      </w:r>
+    </w:p>
+    <w:p>
+      <w:pPr>
+        <w:spacing w:line="336" w:lineRule="auto" w:after="180"/>
+        <w:shd w:fill="F5F1FB"/>
+      </w:pPr>
+      <w:r>
+        <w:rPr>
+          <w:b w:val="0"/>
+        </w:rPr>
+        <w:t>Read the labels and values. Explain the relationship the model shows.</w:t>
+      </w:r>
+    </w:p>
+    <w:p>
+      <w:pPr>
+        <w:pStyle w:val="Heading3"/>
+      </w:pPr>
+      <w:r>
+        <w:t>Discuss while showing the picture</w:t>
+      </w:r>
+    </w:p>
+    <w:p>
+      <w:pPr>
+        <w:spacing w:line="336" w:lineRule="auto" w:after="180"/>
+        <w:shd w:fill="F1F6F8"/>
+      </w:pPr>
+      <w:r>
+        <w:rPr>
+          <w:b w:val="0"/>
+        </w:rPr>
+        <w:t>Teacher prompt: Read the labels and values. Explain the relationship the model shows. Ask learners to describe one label or arrow in ordinary words. Use the adjacent transcript if the image is difficult to see.</w:t>
+      </w:r>
+    </w:p>
+    <w:p>
+      <w:pPr>
+        <w:spacing w:line="336" w:lineRule="auto" w:after="180"/>
+        <w:shd w:fill="F1F6F8"/>
+      </w:pPr>
+      <w:r>
+        <w:rPr>
+          <w:b w:val="0"/>
+        </w:rPr>
+        <w:t>Check row/column meanings, units and denominators before discussing a difference. Supplied toy values are not real class or model results.</w:t>
+      </w:r>
+    </w:p>
+    <w:p>
+      <w:pPr>
+        <w:pStyle w:val="Heading3"/>
+      </w:pPr>
+      <w:r>
+        <w:t>04. Change one thing. Trace what follows.</w:t>
+      </w:r>
+    </w:p>
+    <w:p>
+      <w:r>
+        <w:drawing>
+          <wp:inline xmlns:a="http://schemas.openxmlformats.org/drawingml/2006/main" xmlns:pic="http://schemas.openxmlformats.org/drawingml/2006/picture">
+            <wp:extent cx="5486400" cy="3026664"/>
+            <wp:docPr id="6" name="Picture 6" descr="Original case: B saves one second but costs one extra unit per case. Changed condition: Require at most 2 cost units per case. Expected result: A meets the budget; B does not. Reason: The mandatory resource condition changes the decision."/>
+            <wp:cNvGraphicFramePr>
+              <a:graphicFrameLocks noChangeAspect="1"/>
+            </wp:cNvGraphicFramePr>
+            <a:graphic>
+              <a:graphicData uri="http://schemas.openxmlformats.org/drawingml/2006/picture">
+                <pic:pic>
+                  <pic:nvPicPr>
+                    <pic:cNvPr id="0" name="academy-story-ai-6-29-04.png"/>
+                    <pic:cNvPicPr/>
+                  </pic:nvPicPr>
+                  <pic:blipFill>
+                    <a:blip r:embed="rId14"/>
+                    <a:stretch>
+                      <a:fillRect/>
+                    </a:stretch>
+                  </pic:blipFill>
+                  <pic:spPr>
+                    <a:xfrm>
+                      <a:off x="0" y="0"/>
+                      <a:ext cx="5486400" cy="3026664"/>
+                    </a:xfrm>
+                    <a:prstGeom prst="rect"/>
+                  </pic:spPr>
+                </pic:pic>
+              </a:graphicData>
+            </a:graphic>
+          </wp:inline>
+        </w:drawing>
+      </w:r>
+    </w:p>
+    <w:p>
+      <w:pPr>
+        <w:spacing w:line="336" w:lineRule="auto" w:after="180"/>
+      </w:pPr>
+      <w:r>
+        <w:rPr>
+          <w:b w:val="0"/>
+        </w:rPr>
+        <w:t>Original case: B saves one second but costs one extra unit per case. Changed condition: Require at most 2 cost units per case. Expected result: A meets the budget; B does not.</w:t>
+      </w:r>
+    </w:p>
+    <w:p>
+      <w:pPr>
+        <w:spacing w:line="336" w:lineRule="auto" w:after="180"/>
+      </w:pPr>
+      <w:r>
+        <w:rPr>
+          <w:b w:val="0"/>
+        </w:rPr>
+        <w:t>Reason: The mandatory resource condition changes the decision.</w:t>
+      </w:r>
+    </w:p>
+    <w:p>
+      <w:pPr>
+        <w:spacing w:line="336" w:lineRule="auto" w:after="180"/>
+        <w:shd w:fill="F5F1FB"/>
+      </w:pPr>
+      <w:r>
+        <w:rPr>
+          <w:b w:val="0"/>
+        </w:rPr>
+        <w:t>Predict before checking the worked changed-case result. Name what changed and what the supplied facts allow you to conclude.</w:t>
+      </w:r>
+    </w:p>
+    <w:p>
+      <w:pPr>
+        <w:pStyle w:val="Heading3"/>
+      </w:pPr>
+      <w:r>
+        <w:t>Discuss while showing the picture</w:t>
+      </w:r>
+    </w:p>
+    <w:p>
+      <w:pPr>
+        <w:spacing w:line="336" w:lineRule="auto" w:after="180"/>
+        <w:shd w:fill="F1F6F8"/>
+      </w:pPr>
+      <w:r>
+        <w:rPr>
+          <w:b w:val="0"/>
+        </w:rPr>
+        <w:t>Teacher prompt: Predict before checking the worked changed-case result. Name what changed and what the supplied facts allow you to conclude. Ask learners to describe one label or arrow in ordinary words.</w:t>
+      </w:r>
+    </w:p>
+    <w:p>
+      <w:pPr>
+        <w:spacing w:line="336" w:lineRule="auto" w:after="180"/>
+        <w:shd w:fill="F1F6F8"/>
+      </w:pPr>
+      <w:r>
+        <w:rPr>
+          <w:b w:val="0"/>
+        </w:rPr>
+        <w:t>Use the adjacent transcript if the image is difficult to see. Changed-case reasoning: The mandatory resource condition changes the decision.</w:t>
+      </w:r>
+    </w:p>
+    <w:p>
+      <w:pPr>
+        <w:pStyle w:val="Heading3"/>
+      </w:pPr>
+      <w:r>
+        <w:t>05. Connect the explanation to its limit</w:t>
+      </w:r>
+    </w:p>
+    <w:p>
+      <w:r>
+        <w:drawing>
+          <wp:inline xmlns:a="http://schemas.openxmlformats.org/drawingml/2006/main" xmlns:pic="http://schemas.openxmlformats.org/drawingml/2006/picture">
+            <wp:extent cx="5486400" cy="2834640"/>
+            <wp:docPr id="7" name="Picture 7" descr="A fair performance experiment holds the workload and measurement procedure fixed. Faster is not automatically preferable under a budget. Limit: Means hide variation; disclose workload, repeated runs and slow-case results before generalising."/>
+            <wp:cNvGraphicFramePr>
+              <a:graphicFrameLocks noChangeAspect="1"/>
+            </wp:cNvGraphicFramePr>
+            <a:graphic>
+              <a:graphicData uri="http://schemas.openxmlformats.org/drawingml/2006/picture">
+                <pic:pic>
+                  <pic:nvPicPr>
+                    <pic:cNvPr id="0" name="academy-story-ai-6-29-05.png"/>
+                    <pic:cNvPicPr/>
+                  </pic:nvPicPr>
+                  <pic:blipFill>
+                    <a:blip r:embed="rId15"/>
+                    <a:stretch>
+                      <a:fillRect/>
+                    </a:stretch>
+                  </pic:blipFill>
+                  <pic:spPr>
+                    <a:xfrm>
+                      <a:off x="0" y="0"/>
+                      <a:ext cx="5486400" cy="2834640"/>
+                    </a:xfrm>
+                    <a:prstGeom prst="rect"/>
+                  </pic:spPr>
+                </pic:pic>
+              </a:graphicData>
+            </a:graphic>
+          </wp:inline>
+        </w:drawing>
+      </w:r>
+    </w:p>
+    <w:p>
+      <w:pPr>
+        <w:spacing w:line="336" w:lineRule="auto" w:after="180"/>
+      </w:pPr>
+      <w:r>
+        <w:rPr>
+          <w:b w:val="0"/>
+        </w:rPr>
+        <w:t>A fair performance experiment holds the workload and measurement procedure fixed. Faster is not automatically preferable under a budget.</w:t>
+      </w:r>
+    </w:p>
+    <w:p>
+      <w:pPr>
+        <w:spacing w:line="336" w:lineRule="auto" w:after="180"/>
+      </w:pPr>
+      <w:r>
+        <w:rPr>
+          <w:b w:val="0"/>
+        </w:rPr>
+        <w:t>Limit: Means hide variation; disclose workload, repeated runs and slow-case results before generalising.</w:t>
+      </w:r>
+    </w:p>
+    <w:p>
+      <w:pPr>
+        <w:spacing w:line="336" w:lineRule="auto" w:after="180"/>
+        <w:shd w:fill="F5F1FB"/>
+      </w:pPr>
+      <w:r>
+        <w:rPr>
+          <w:b w:val="0"/>
+        </w:rPr>
+        <w:t>Explain the case, then point to a limit on the claim.</w:t>
+      </w:r>
+    </w:p>
+    <w:p>
+      <w:pPr>
+        <w:pStyle w:val="Heading3"/>
+      </w:pPr>
+      <w:r>
+        <w:t>Discuss while showing the picture</w:t>
+      </w:r>
+    </w:p>
+    <w:p>
+      <w:pPr>
+        <w:spacing w:line="336" w:lineRule="auto" w:after="180"/>
+        <w:shd w:fill="F1F6F8"/>
+      </w:pPr>
+      <w:r>
+        <w:rPr>
+          <w:b w:val="0"/>
+        </w:rPr>
+        <w:t>Teacher prompt: Explain the case, then point to a limit on the claim. Ask learners to describe one label or arrow in ordinary words. Use the adjacent transcript if the image is difficult to see.</w:t>
+      </w:r>
+    </w:p>
+    <w:p>
+      <w:pPr>
+        <w:spacing w:line="336" w:lineRule="auto" w:after="180"/>
+        <w:shd w:fill="F1F6F8"/>
+      </w:pPr>
+      <w:r>
+        <w:rPr>
+          <w:b w:val="0"/>
+        </w:rPr>
+        <w:t>Keep the stated scope: Means hide variation; disclose workload, repeated runs and slow-case results before generalising.</w:t>
+      </w:r>
+    </w:p>
+    <w:p>
+      <w:pPr>
+        <w:pStyle w:val="Heading3"/>
+      </w:pPr>
+      <w:r>
+        <w:t>06. Make the idea visible in your project</w:t>
+      </w:r>
+    </w:p>
+    <w:p>
+      <w:r>
+        <w:drawing>
+          <wp:inline xmlns:a="http://schemas.openxmlformats.org/drawingml/2006/main" xmlns:pic="http://schemas.openxmlformats.org/drawingml/2006/picture">
+            <wp:extent cx="5486400" cy="3529584"/>
+            <wp:docPr id="8" name="Picture 8" descr="For the Grounded Learning Service, retain an annotated trace and the changed-case result. Name the contract or evidence that makes the deciding step valid, so another team can review it. Draw your input, deciding step, result and limit. Supported question: Calculate per-case seconds and cost units for A and B. Which meets a budget of at most 2 cost units per case, and what speed trade-off does that choice make?"/>
+            <wp:cNvGraphicFramePr>
+              <a:graphicFrameLocks noChangeAspect="1"/>
+            </wp:cNvGraphicFramePr>
+            <a:graphic>
+              <a:graphicData uri="http://schemas.openxmlformats.org/drawingml/2006/picture">
+                <pic:pic>
+                  <pic:nvPicPr>
+                    <pic:cNvPr id="0" name="academy-story-ai-6-29-06.png"/>
+                    <pic:cNvPicPr/>
+                  </pic:nvPicPr>
+                  <pic:blipFill>
+                    <a:blip r:embed="rId16"/>
+                    <a:stretch>
+                      <a:fillRect/>
+                    </a:stretch>
+                  </pic:blipFill>
+                  <pic:spPr>
+                    <a:xfrm>
+                      <a:off x="0" y="0"/>
+                      <a:ext cx="5486400" cy="3529584"/>
+                    </a:xfrm>
+                    <a:prstGeom prst="rect"/>
+                  </pic:spPr>
+                </pic:pic>
+              </a:graphicData>
+            </a:graphic>
+          </wp:inline>
+        </w:drawing>
+      </w:r>
+    </w:p>
+    <w:p>
+      <w:pPr>
+        <w:spacing w:line="336" w:lineRule="auto" w:after="180"/>
+      </w:pPr>
+      <w:r>
+        <w:rPr>
+          <w:b w:val="0"/>
+        </w:rPr>
+        <w:t xml:space="preserve">For the Grounded Learning Service, retain an annotated trace and the changed-case result. Name the contract or </w:t>
+      </w:r>
+      <w:r>
+        <w:rPr>
+          <w:b/>
+        </w:rPr>
+        <w:t>evidence</w:t>
+      </w:r>
+      <w:r>
+        <w:rPr>
+          <w:b w:val="0"/>
+        </w:rPr>
+        <w:t xml:space="preserve"> that makes the deciding step valid, so another team can review it.</w:t>
+      </w:r>
+    </w:p>
+    <w:p>
+      <w:pPr>
+        <w:spacing w:line="336" w:lineRule="auto" w:after="180"/>
+      </w:pPr>
+      <w:r>
+        <w:rPr>
+          <w:b w:val="0"/>
+        </w:rPr>
+        <w:t xml:space="preserve">Draw your </w:t>
+      </w:r>
+      <w:r>
+        <w:rPr>
+          <w:b/>
+        </w:rPr>
+        <w:t>input</w:t>
+      </w:r>
+      <w:r>
+        <w:rPr>
+          <w:b w:val="0"/>
+        </w:rPr>
+        <w:t>, deciding step, result and limit. Supported question: Calculate per-case seconds and cost units for A and B.</w:t>
+      </w:r>
+    </w:p>
+    <w:p>
+      <w:pPr>
+        <w:spacing w:line="336" w:lineRule="auto" w:after="180"/>
+      </w:pPr>
+      <w:r>
+        <w:rPr>
+          <w:b w:val="0"/>
+        </w:rPr>
+        <w:t>Which meets a budget of at most 2 cost units per case, and what speed trade-off does that choice make?</w:t>
+      </w:r>
+    </w:p>
+    <w:p>
+      <w:pPr>
+        <w:spacing w:line="336" w:lineRule="auto" w:after="180"/>
+        <w:shd w:fill="F5F1FB"/>
+      </w:pPr>
+      <w:r>
+        <w:rPr>
+          <w:b w:val="0"/>
+        </w:rPr>
+        <w:t xml:space="preserve">Draw your project trace and justify the deciding step using </w:t>
+      </w:r>
+      <w:r>
+        <w:rPr>
+          <w:b/>
+        </w:rPr>
+        <w:t>evidence</w:t>
+      </w:r>
+      <w:r>
+        <w:rPr>
+          <w:b w:val="0"/>
+        </w:rPr>
+        <w:t>.</w:t>
+      </w:r>
+    </w:p>
+    <w:p>
+      <w:pPr>
+        <w:pStyle w:val="Heading3"/>
+      </w:pPr>
+      <w:r>
+        <w:t>Discuss while showing the picture</w:t>
+      </w:r>
+    </w:p>
+    <w:p>
+      <w:pPr>
+        <w:spacing w:line="336" w:lineRule="auto" w:after="180"/>
+        <w:shd w:fill="F1F6F8"/>
+      </w:pPr>
+      <w:r>
+        <w:rPr>
+          <w:b w:val="0"/>
+        </w:rPr>
+        <w:t xml:space="preserve">Teacher prompt: Draw your project trace and justify the deciding step using </w:t>
+      </w:r>
+      <w:r>
+        <w:rPr>
+          <w:b/>
+        </w:rPr>
+        <w:t>evidence</w:t>
+      </w:r>
+      <w:r>
+        <w:rPr>
+          <w:b w:val="0"/>
+        </w:rPr>
+        <w:t>. Ask learners to describe one label or arrow in ordinary words. Use the adjacent transcript if the image is difficult to see.</w:t>
+      </w:r>
+    </w:p>
+    <w:p>
+      <w:pPr>
+        <w:spacing w:line="336" w:lineRule="auto" w:after="180"/>
+        <w:shd w:fill="F1F6F8"/>
+      </w:pPr>
+      <w:r>
+        <w:rPr>
+          <w:b w:val="0"/>
+        </w:rPr>
+        <w:t>Supported practice key: A averages 3 seconds; B averages 2 seconds per case. A averages 2 units; B averages 3 units per case. B saves one second but costs one extra unit per case. Changed case: A meets the budget; B does not.</w:t>
+      </w:r>
+    </w:p>
+    <w:p>
+      <w:pPr>
+        <w:spacing w:line="336" w:lineRule="auto" w:after="180"/>
+        <w:shd w:fill="F1F6F8"/>
+      </w:pPr>
+      <w:r>
+        <w:rPr>
+          <w:b w:val="0"/>
+        </w:rPr>
+        <w:t>The mandatory resource condition changes the decision.</w:t>
       </w:r>
     </w:p>
     <w:sectPr>

--- a/downloads/teacher/ai-6-week-29.docx
+++ b/downloads/teacher/ai-6-week-29.docx
@@ -137,7 +137,7 @@
           </w:tcPr>
           <w:p>
             <w:r>
-              <w:t>Sections 1–6; record the brief recall in the workbook.</w:t>
+              <w:t>Use Your mission, Notice the evidence, See how it works, Words that unlock the idea and Follow a worked example; record recall in the workbook.</w:t>
             </w:r>
           </w:p>
         </w:tc>
@@ -169,7 +169,7 @@
           </w:tcPr>
           <w:p>
             <w:r>
-              <w:t>Sections 7–10; use the matching workbook W2 and misconception check.</w:t>
+              <w:t>Use Find and repair a mistake, Practise together and Build your understanding; use the matching workbook W2 and Individual reasoning check.</w:t>
             </w:r>
           </w:p>
         </w:tc>
@@ -201,7 +201,7 @@
           </w:tcPr>
           <w:p>
             <w:r>
-              <w:t>Sections 9 and 11–14. Give extra time to finish the full task set; use Section 15 when the week includes a coding lab.</w:t>
+              <w:t>Use Run the investigation, Connect your project and Try a new case independently. Allow extra time for the full task set. When code is supplied, use the examples in See how it works or Follow a worked example and the browser lab in Supported practice, repair and portfolio.</w:t>
             </w:r>
           </w:p>
         </w:tc>
@@ -1072,7 +1072,7 @@
           </w:tcPr>
           <w:p>
             <w:r>
-              <w:t>A mean3, median1; B mean2, median2. B lowers mean but A has lower median; show the9-second tail instead of declaring one universal winner.</w:t>
+              <w:t>A mean 3, median 1; B mean 2, median 2. B lowers mean but A has lower median; show the 9-second tail instead of declaring one universal winner.</w:t>
             </w:r>
           </w:p>
         </w:tc>
@@ -1099,7 +1099,7 @@
         <w:rPr>
           <w:b w:val="0"/>
         </w:rPr>
-        <w:t xml:space="preserve">Guided: A mean3, </w:t>
+        <w:t xml:space="preserve">Guided: A mean 3, </w:t>
       </w:r>
       <w:r>
         <w:rPr>
@@ -1111,7 +1111,7 @@
         <w:rPr>
           <w:b w:val="0"/>
         </w:rPr>
-        <w:t xml:space="preserve">1; B mean2, </w:t>
+        <w:t xml:space="preserve"> 1; B mean 2, </w:t>
       </w:r>
       <w:r>
         <w:rPr>
@@ -1123,7 +1123,7 @@
         <w:rPr>
           <w:b w:val="0"/>
         </w:rPr>
-        <w:t xml:space="preserve">2. B lowers mean but A has lower </w:t>
+        <w:t xml:space="preserve"> 2. B lowers mean but A has lower </w:t>
       </w:r>
       <w:r>
         <w:rPr>
@@ -1135,7 +1135,7 @@
         <w:rPr>
           <w:b w:val="0"/>
         </w:rPr>
-        <w:t>; show the9-second tail instead of declaring one universal winner.</w:t>
+        <w:t>; show the 9-second tail instead of declaring one universal winner.</w:t>
       </w:r>
     </w:p>
     <w:p>
@@ -1257,7 +1257,7 @@
         <w:rPr>
           <w:b w:val="0"/>
         </w:rPr>
-        <w:t xml:space="preserve">A mean3, </w:t>
+        <w:t xml:space="preserve">A mean 3, </w:t>
       </w:r>
       <w:r>
         <w:rPr>
@@ -1269,7 +1269,7 @@
         <w:rPr>
           <w:b w:val="0"/>
         </w:rPr>
-        <w:t xml:space="preserve">1; B mean2, </w:t>
+        <w:t xml:space="preserve"> 1; B mean 2, </w:t>
       </w:r>
       <w:r>
         <w:rPr>
@@ -1281,7 +1281,7 @@
         <w:rPr>
           <w:b w:val="0"/>
         </w:rPr>
-        <w:t xml:space="preserve">2. B lowers mean but A has lower </w:t>
+        <w:t xml:space="preserve"> 2. B lowers mean but A has lower </w:t>
       </w:r>
       <w:r>
         <w:rPr>
@@ -1293,7 +1293,7 @@
         <w:rPr>
           <w:b w:val="0"/>
         </w:rPr>
-        <w:t>; show the9-second tail instead of declaring one universal winner.</w:t>
+        <w:t>; show the 9-second tail instead of declaring one universal winner.</w:t>
       </w:r>
     </w:p>
     <w:p>
@@ -2134,7 +2134,7 @@
         <w:rPr>
           <w:b w:val="0"/>
         </w:rPr>
-        <w:t xml:space="preserve">Use the worked example in Sections 3 and 6. Collect a </w:t>
+        <w:t xml:space="preserve">Use See how it works and Follow a worked example. Collect a </w:t>
       </w:r>
       <w:r>
         <w:rPr>
@@ -2252,7 +2252,7 @@
         <w:rPr>
           <w:b w:val="0"/>
         </w:rPr>
-        <w:t xml:space="preserve">Teacher check: Teacher explanation: A mean3, </w:t>
+        <w:t xml:space="preserve">Teacher check: Teacher explanation: A mean 3, </w:t>
       </w:r>
       <w:r>
         <w:rPr>
@@ -2264,7 +2264,7 @@
         <w:rPr>
           <w:b w:val="0"/>
         </w:rPr>
-        <w:t xml:space="preserve">1; B mean2, </w:t>
+        <w:t xml:space="preserve"> 1; B mean 2, </w:t>
       </w:r>
       <w:r>
         <w:rPr>
@@ -2276,7 +2276,7 @@
         <w:rPr>
           <w:b w:val="0"/>
         </w:rPr>
-        <w:t xml:space="preserve">2. B lowers mean but A has lower </w:t>
+        <w:t xml:space="preserve"> 2. B lowers mean but A has lower </w:t>
       </w:r>
       <w:r>
         <w:rPr>
@@ -2288,7 +2288,7 @@
         <w:rPr>
           <w:b w:val="0"/>
         </w:rPr>
-        <w:t>; show the9-second tail instead of declaring one universal winner.</w:t>
+        <w:t>; show the 9-second tail instead of declaring one universal winner.</w:t>
       </w:r>
     </w:p>
     <w:p>
@@ -2583,7 +2583,7 @@
         <w:rPr>
           <w:b w:val="0"/>
         </w:rPr>
-        <w:t xml:space="preserve">Use Section 9 for the </w:t>
+        <w:t xml:space="preserve">Use Run the investigation for the </w:t>
       </w:r>
       <w:r>
         <w:rPr>
@@ -2815,7 +2815,7 @@
         <w:rPr>
           <w:b w:val="0"/>
         </w:rPr>
-        <w:t xml:space="preserve">Guided: A mean3, </w:t>
+        <w:t xml:space="preserve">Guided: A mean 3, </w:t>
       </w:r>
       <w:r>
         <w:rPr>
@@ -2827,7 +2827,7 @@
         <w:rPr>
           <w:b w:val="0"/>
         </w:rPr>
-        <w:t xml:space="preserve">1; B mean2, </w:t>
+        <w:t xml:space="preserve"> 1; B mean 2, </w:t>
       </w:r>
       <w:r>
         <w:rPr>
@@ -2839,7 +2839,7 @@
         <w:rPr>
           <w:b w:val="0"/>
         </w:rPr>
-        <w:t xml:space="preserve">2. B lowers mean but A has lower </w:t>
+        <w:t xml:space="preserve"> 2. B lowers mean but A has lower </w:t>
       </w:r>
       <w:r>
         <w:rPr>
@@ -2851,7 +2851,7 @@
         <w:rPr>
           <w:b w:val="0"/>
         </w:rPr>
-        <w:t>; show the9-second tail instead of declaring one universal winner.</w:t>
+        <w:t>; show the 9-second tail instead of declaring one universal winner.</w:t>
       </w:r>
     </w:p>
     <w:p>
@@ -3077,7 +3077,7 @@
         <w:rPr>
           <w:b w:val="0"/>
         </w:rPr>
-        <w:t xml:space="preserve">Teacher explanation: A mean3, </w:t>
+        <w:t xml:space="preserve">Teacher explanation: A mean 3, </w:t>
       </w:r>
       <w:r>
         <w:rPr>
@@ -3089,7 +3089,7 @@
         <w:rPr>
           <w:b w:val="0"/>
         </w:rPr>
-        <w:t xml:space="preserve">1; B mean2, </w:t>
+        <w:t xml:space="preserve"> 1; B mean 2, </w:t>
       </w:r>
       <w:r>
         <w:rPr>
@@ -3101,7 +3101,7 @@
         <w:rPr>
           <w:b w:val="0"/>
         </w:rPr>
-        <w:t xml:space="preserve">2. B lowers mean but A has lower </w:t>
+        <w:t xml:space="preserve"> 2. B lowers mean but A has lower </w:t>
       </w:r>
       <w:r>
         <w:rPr>
@@ -3113,7 +3113,7 @@
         <w:rPr>
           <w:b w:val="0"/>
         </w:rPr>
-        <w:t>; show the9-second tail instead of declaring one universal winner.</w:t>
+        <w:t>; show the 9-second tail instead of declaring one universal winner.</w:t>
       </w:r>
     </w:p>
     <w:p>
@@ -3245,7 +3245,7 @@
         <w:rPr>
           <w:b w:val="0"/>
         </w:rPr>
-        <w:t xml:space="preserve">Teacher explanation: C mean4, </w:t>
+        <w:t xml:space="preserve">Teacher explanation: C mean 4, </w:t>
       </w:r>
       <w:r>
         <w:rPr>
@@ -3257,7 +3257,7 @@
         <w:rPr>
           <w:b w:val="0"/>
         </w:rPr>
-        <w:t xml:space="preserve">2.5; D mean3, </w:t>
+        <w:t xml:space="preserve"> 2.5; D mean 3, </w:t>
       </w:r>
       <w:r>
         <w:rPr>
@@ -3269,7 +3269,7 @@
         <w:rPr>
           <w:b w:val="0"/>
         </w:rPr>
-        <w:t>3. D quality3/4, so speed comparison must include its failure.</w:t>
+        <w:t xml:space="preserve"> 3. D quality 3/4, so speed comparison must include its failure.</w:t>
       </w:r>
     </w:p>
     <w:p>
@@ -3417,7 +3417,7 @@
         <w:rPr>
           <w:b w:val="0"/>
         </w:rPr>
-        <w:t xml:space="preserve">W4: C mean4, </w:t>
+        <w:t xml:space="preserve">W4: C mean 4, </w:t>
       </w:r>
       <w:r>
         <w:rPr>
@@ -3429,7 +3429,7 @@
         <w:rPr>
           <w:b w:val="0"/>
         </w:rPr>
-        <w:t xml:space="preserve">2.5; D mean3, </w:t>
+        <w:t xml:space="preserve"> 2.5; D mean 3, </w:t>
       </w:r>
       <w:r>
         <w:rPr>
@@ -3441,7 +3441,7 @@
         <w:rPr>
           <w:b w:val="0"/>
         </w:rPr>
-        <w:t>3. D quality3/4, so speed comparison must include its failure. Require intermediate reasoning and the stated scope. Fresh retry: E=[2, 2, 6, 10], F=[4, 4, 4, 4], all pass.</w:t>
+        <w:t xml:space="preserve"> 3. D quality 3/4, so speed comparison must include its failure. Require intermediate reasoning and the stated scope. Fresh retry: E=[2, 2, 6, 10], F=[4, 4, 4, 4], all pass.</w:t>
       </w:r>
     </w:p>
     <w:p>
@@ -3453,7 +3453,7 @@
         <w:rPr>
           <w:b w:val="0"/>
         </w:rPr>
-        <w:t xml:space="preserve">Expected reasoning: E mean5, </w:t>
+        <w:t xml:space="preserve">Expected reasoning: E mean 5, </w:t>
       </w:r>
       <w:r>
         <w:rPr>
@@ -3465,7 +3465,7 @@
         <w:rPr>
           <w:b w:val="0"/>
         </w:rPr>
-        <w:t xml:space="preserve">4; F mean4, </w:t>
+        <w:t xml:space="preserve"> 4; F mean 4, </w:t>
       </w:r>
       <w:r>
         <w:rPr>
@@ -3477,7 +3477,7 @@
         <w:rPr>
           <w:b w:val="0"/>
         </w:rPr>
-        <w:t>4. Tail and matched boundary remain relevant. If students need support, record it and reassess with another new case rather than awarding independence to a copied answer.</w:t>
+        <w:t xml:space="preserve"> 4. Tail and matched boundary remain relevant. If students need support, record it and reassess with another new case rather than awarding independence to a copied answer.</w:t>
       </w:r>
     </w:p>
     <w:p>
@@ -3545,7 +3545,7 @@
         <w:rPr>
           <w:b w:val="0"/>
         </w:rPr>
-        <w:t xml:space="preserve">Teacher explanation: C mean4, </w:t>
+        <w:t xml:space="preserve">Teacher explanation: C mean 4, </w:t>
       </w:r>
       <w:r>
         <w:rPr>
@@ -3557,7 +3557,7 @@
         <w:rPr>
           <w:b w:val="0"/>
         </w:rPr>
-        <w:t xml:space="preserve">2.5; D mean3, </w:t>
+        <w:t xml:space="preserve"> 2.5; D mean 3, </w:t>
       </w:r>
       <w:r>
         <w:rPr>
@@ -3569,7 +3569,7 @@
         <w:rPr>
           <w:b w:val="0"/>
         </w:rPr>
-        <w:t>3. D quality3/4, so speed comparison must include its failure.</w:t>
+        <w:t xml:space="preserve"> 3. D quality 3/4, so speed comparison must include its failure.</w:t>
       </w:r>
     </w:p>
     <w:tbl>
@@ -4303,7 +4303,7 @@
           </w:tcPr>
           <w:p>
             <w:r>
-              <w:t>Sections 1–6; record the brief recall in the workbook.</w:t>
+              <w:t>Use Your mission, Notice the evidence, See how it works, Words that unlock the idea and Follow a worked example; record recall in the workbook.</w:t>
             </w:r>
           </w:p>
         </w:tc>
@@ -4335,7 +4335,7 @@
           </w:tcPr>
           <w:p>
             <w:r>
-              <w:t>Sections 7–10; use the matching workbook W2 and misconception check.</w:t>
+              <w:t>Use Find and repair a mistake, Practise together and Build your understanding; use the matching workbook W2 and Individual reasoning check.</w:t>
             </w:r>
           </w:p>
         </w:tc>
@@ -4367,7 +4367,7 @@
           </w:tcPr>
           <w:p>
             <w:r>
-              <w:t>Sections 9 and 11–14. Give extra time to finish the full task set; use Section 15 when the week includes a coding lab.</w:t>
+              <w:t>Use Run the investigation, Connect your project and Try a new case independently. Allow extra time for the full task set. When code is supplied, use the examples in See how it works or Follow a worked example and the browser lab in Supported practice, repair and portfolio.</w:t>
             </w:r>
           </w:p>
         </w:tc>
@@ -4413,7 +4413,7 @@
         <w:rPr>
           <w:b w:val="0"/>
         </w:rPr>
-        <w:t xml:space="preserve">Reasoned practice answer: Teacher explanation: A mean3, </w:t>
+        <w:t xml:space="preserve">Reasoned practice answer: Teacher explanation: A mean 3, </w:t>
       </w:r>
       <w:r>
         <w:rPr>
@@ -4425,7 +4425,7 @@
         <w:rPr>
           <w:b w:val="0"/>
         </w:rPr>
-        <w:t xml:space="preserve">1; B mean2, </w:t>
+        <w:t xml:space="preserve"> 1; B mean 2, </w:t>
       </w:r>
       <w:r>
         <w:rPr>
@@ -4437,7 +4437,7 @@
         <w:rPr>
           <w:b w:val="0"/>
         </w:rPr>
-        <w:t xml:space="preserve">2. B lowers mean but A has lower </w:t>
+        <w:t xml:space="preserve"> 2. B lowers mean but A has lower </w:t>
       </w:r>
       <w:r>
         <w:rPr>
@@ -4449,7 +4449,7 @@
         <w:rPr>
           <w:b w:val="0"/>
         </w:rPr>
-        <w:t>; show the9-second tail instead of declaring one universal winner.</w:t>
+        <w:t>; show the 9-second tail instead of declaring one universal winner.</w:t>
       </w:r>
     </w:p>
     <w:p>

--- a/downloads/teacher/ai-6-week-29.docx
+++ b/downloads/teacher/ai-6-week-29.docx
@@ -25,20 +25,38 @@
         <w:pStyle w:val="Heading1"/>
       </w:pPr>
       <w:r>
-        <w:t>01. Prepare the purpose, prerequisites and materials</w:t>
+        <w:t>Ask which cases, timing boundary and quality rule the comparison covers.</w:t>
       </w:r>
     </w:p>
     <w:p>
       <w:r>
-        <w:t>Prepare Performance and cost experiments: check the target, prerequisites, resources and adaptable teaching schedule.</w:t>
+        <w:t>Teach raw records, central summaries and resource constraints without benchmark or pricing overclaims.</w:t>
       </w:r>
     </w:p>
     <w:p>
-      <w:pPr>
-        <w:pStyle w:val="Heading3"/>
-      </w:pPr>
-      <w:r>
-        <w:t>Teach the learning cycle</w:t>
+      <w:r>
+        <w:t>Model main middle pairs → inspect aggregate means → apply inclusive mean budget → assess C/D quality → record missing repeated-run evidence.</w:t>
+      </w:r>
+    </w:p>
+    <w:p>
+      <w:pPr>
+        <w:pStyle w:val="Heading1"/>
+      </w:pPr>
+      <w:r>
+        <w:t>01. Prepare the connected service investigation</w:t>
+      </w:r>
+    </w:p>
+    <w:p>
+      <w:r>
+        <w:t>Keep modelling, shared practice and independent evidence distinct.</w:t>
+      </w:r>
+    </w:p>
+    <w:p>
+      <w:pPr>
+        <w:pStyle w:val="Heading2"/>
+      </w:pPr>
+      <w:r>
+        <w:t>Target and main teaching plan</w:t>
       </w:r>
     </w:p>
     <w:p>
@@ -243,18 +261,21 @@
     </w:p>
     <w:p>
       <w:pPr>
-        <w:pStyle w:val="Heading3"/>
-      </w:pPr>
-      <w:r>
-        <w:t>Retrieval answer guidance</w:t>
+        <w:pStyle w:val="Heading2"/>
+      </w:pPr>
+      <w:r>
+        <w:t>Preparation and prerequisite</w:t>
       </w:r>
     </w:p>
     <w:p>
       <w:pPr>
-        <w:pStyle w:val="Heading3"/>
-      </w:pPr>
-      <w:r>
-        <w:t>Accessibility and user feedback</w:t>
+        <w:spacing w:line="336" w:lineRule="auto" w:after="180"/>
+      </w:pPr>
+      <w:r>
+        <w:rPr>
+          <w:b w:val="0"/>
+        </w:rPr>
+        <w:t>Lesson and workbook; paper and pencil</w:t>
       </w:r>
     </w:p>
     <w:p>
@@ -265,7 +286,7 @@
         <w:rPr>
           <w:b w:val="0"/>
         </w:rPr>
-        <w:t>Without opening the old lesson, explain one key idea from Accessibility and user feedback. Give an example and a mistake that the idea helps you avoid.</w:t>
+        <w:t>Calculator and optional local Python 3 for arithmetic; no live API or private data</w:t>
       </w:r>
     </w:p>
     <w:p>
@@ -276,19 +297,7 @@
         <w:rPr>
           <w:b w:val="0"/>
         </w:rPr>
-        <w:t xml:space="preserve">Look for: Explain the </w:t>
-      </w:r>
-      <w:r>
-        <w:rPr>
-          <w:b/>
-        </w:rPr>
-        <w:t>mechanism</w:t>
-      </w:r>
-      <w:r>
-        <w:rPr>
-          <w:b w:val="0"/>
-        </w:rPr>
-        <w:t xml:space="preserve"> and terminology of accessibility and user feedback</w:t>
+        <w:t>Prepare the fresh retry separately and withhold its solution until after collection</w:t>
       </w:r>
     </w:p>
     <w:p>
@@ -299,7 +308,31 @@
         <w:rPr>
           <w:b w:val="0"/>
         </w:rPr>
-        <w:t>Reference example, not the only acceptable wording: Teacher explanation: Accessibility makes information and controls usable across stated needs.</w:t>
+        <w:t xml:space="preserve">A result depends on the </w:t>
+      </w:r>
+      <w:r>
+        <w:rPr>
+          <w:b/>
+        </w:rPr>
+        <w:t>input</w:t>
+      </w:r>
+      <w:r>
+        <w:rPr>
+          <w:b w:val="0"/>
+        </w:rPr>
+        <w:t xml:space="preserve">s, procedure and conditions that produced it. Preserve data roles and distinguish observed outcomes from </w:t>
+      </w:r>
+      <w:r>
+        <w:rPr>
+          <w:b/>
+        </w:rPr>
+        <w:t>prediction</w:t>
+      </w:r>
+      <w:r>
+        <w:rPr>
+          <w:b w:val="0"/>
+        </w:rPr>
+        <w:t>s or unmeasured conditions.</w:t>
       </w:r>
     </w:p>
     <w:p>
@@ -310,26 +343,26 @@
         <w:rPr>
           <w:b w:val="0"/>
         </w:rPr>
-        <w:t>Feedback should describe the problem and recovery action without exposing sensitive details. A form provides visible labels, keyboard access, associated error text and a non-colour status indicator.</w:t>
+        <w:t>If the prior concept cannot be explained, use a short retrieval activity before this chapter.</w:t>
       </w:r>
     </w:p>
     <w:p>
       <w:pPr>
-        <w:spacing w:line="336" w:lineRule="auto" w:after="180"/>
-      </w:pPr>
-      <w:r>
-        <w:rPr>
-          <w:b w:val="0"/>
-        </w:rPr>
-        <w:t>Test at zoom and with keyboard. Do not treat automated checks as a complete user evaluation.</w:t>
+        <w:pStyle w:val="Heading2"/>
+      </w:pPr>
+      <w:r>
+        <w:t>Opening retrieval</w:t>
       </w:r>
     </w:p>
     <w:p>
       <w:pPr>
-        <w:pStyle w:val="Heading3"/>
-      </w:pPr>
-      <w:r>
-        <w:t>Incident investigation</w:t>
+        <w:spacing w:line="336" w:lineRule="auto" w:after="180"/>
+      </w:pPr>
+      <w:r>
+        <w:rPr>
+          <w:b w:val="0"/>
+        </w:rPr>
+        <w:t>Without opening the old lesson, explain one key idea from Accessibility and user feedback. Give an example and a mistake that the idea helps you avoid.</w:t>
       </w:r>
     </w:p>
     <w:p>
@@ -340,7 +373,19 @@
         <w:rPr>
           <w:b w:val="0"/>
         </w:rPr>
-        <w:t>Without opening the old lesson, explain one key idea from Incident investigation. Give an example and a mistake that the idea helps you avoid.</w:t>
+        <w:t xml:space="preserve">Look for: Explain the </w:t>
+      </w:r>
+      <w:r>
+        <w:rPr>
+          <w:b/>
+        </w:rPr>
+        <w:t>mechanism</w:t>
+      </w:r>
+      <w:r>
+        <w:rPr>
+          <w:b w:val="0"/>
+        </w:rPr>
+        <w:t xml:space="preserve"> and terminology of accessibility and user feedback</w:t>
       </w:r>
     </w:p>
     <w:p>
@@ -351,19 +396,7 @@
         <w:rPr>
           <w:b w:val="0"/>
         </w:rPr>
-        <w:t xml:space="preserve">Look for: Explain the </w:t>
-      </w:r>
-      <w:r>
-        <w:rPr>
-          <w:b/>
-        </w:rPr>
-        <w:t>mechanism</w:t>
-      </w:r>
-      <w:r>
-        <w:rPr>
-          <w:b w:val="0"/>
-        </w:rPr>
-        <w:t xml:space="preserve"> and terminology of incident investigation</w:t>
+        <w:t>Reference example, not the only acceptable wording: Teacher explanation: Accessibility makes information and controls usable across stated needs.</w:t>
       </w:r>
     </w:p>
     <w:p>
@@ -374,31 +407,7 @@
         <w:rPr>
           <w:b w:val="0"/>
         </w:rPr>
-        <w:t xml:space="preserve">Reference example, not the only acceptable wording: Teacher explanation: Incident investigation preserves a timeline and distinguishes </w:t>
-      </w:r>
-      <w:r>
-        <w:rPr>
-          <w:b/>
-        </w:rPr>
-        <w:t>observation</w:t>
-      </w:r>
-      <w:r>
-        <w:rPr>
-          <w:b w:val="0"/>
-        </w:rPr>
-        <w:t xml:space="preserve"> from hypothesis. Repair before </w:t>
-      </w:r>
-      <w:r>
-        <w:rPr>
-          <w:b/>
-        </w:rPr>
-        <w:t>evidence</w:t>
-      </w:r>
-      <w:r>
-        <w:rPr>
-          <w:b w:val="0"/>
-        </w:rPr>
-        <w:t xml:space="preserve"> collection can erase clues.</w:t>
+        <w:t>Feedback should describe the problem and recovery action without exposing sensitive details. A form provides visible labels, keyboard access, associated error text and a non-colour status indicator.</w:t>
       </w:r>
     </w:p>
     <w:p>
@@ -409,27 +418,18 @@
         <w:rPr>
           <w:b w:val="0"/>
         </w:rPr>
-        <w:t xml:space="preserve">Record timestamps, versions, requests, authorised actions and outcomes with minimised logs. Separate immediate containment from diagnosis. Compare candidate explanations against </w:t>
-      </w:r>
-      <w:r>
-        <w:rPr>
-          <w:b/>
-        </w:rPr>
-        <w:t>evidence</w:t>
-      </w:r>
-      <w:r>
-        <w:rPr>
-          <w:b w:val="0"/>
-        </w:rPr>
-        <w:t>.</w:t>
+        <w:t>Test at zoom and with keyboard. Do not treat automated checks as a complete user evaluation.</w:t>
       </w:r>
     </w:p>
     <w:p>
       <w:pPr>
-        <w:pStyle w:val="Heading3"/>
-      </w:pPr>
-      <w:r>
-        <w:t>Deployment environments</w:t>
+        <w:spacing w:line="336" w:lineRule="auto" w:after="180"/>
+      </w:pPr>
+      <w:r>
+        <w:rPr>
+          <w:b w:val="0"/>
+        </w:rPr>
+        <w:t>Without opening the old lesson, explain one key idea from Incident investigation. Give an example and a mistake that the idea helps you avoid.</w:t>
       </w:r>
     </w:p>
     <w:p>
@@ -440,7 +440,19 @@
         <w:rPr>
           <w:b w:val="0"/>
         </w:rPr>
-        <w:t>Without opening the old lesson, explain one key idea from Deployment environments. Give an example and a mistake that the idea helps you avoid.</w:t>
+        <w:t xml:space="preserve">Look for: Explain the </w:t>
+      </w:r>
+      <w:r>
+        <w:rPr>
+          <w:b/>
+        </w:rPr>
+        <w:t>mechanism</w:t>
+      </w:r>
+      <w:r>
+        <w:rPr>
+          <w:b w:val="0"/>
+        </w:rPr>
+        <w:t xml:space="preserve"> and terminology of incident investigation</w:t>
       </w:r>
     </w:p>
     <w:p>
@@ -451,19 +463,31 @@
         <w:rPr>
           <w:b w:val="0"/>
         </w:rPr>
-        <w:t xml:space="preserve">Look for: Explain the </w:t>
+        <w:t xml:space="preserve">Reference example, not the only acceptable wording: Teacher explanation: Incident investigation preserves a timeline and distinguishes </w:t>
       </w:r>
       <w:r>
         <w:rPr>
           <w:b/>
         </w:rPr>
-        <w:t>mechanism</w:t>
+        <w:t>observation</w:t>
       </w:r>
       <w:r>
         <w:rPr>
           <w:b w:val="0"/>
         </w:rPr>
-        <w:t xml:space="preserve"> and terminology of deployment environments</w:t>
+        <w:t xml:space="preserve"> from hypothesis. Repair before </w:t>
+      </w:r>
+      <w:r>
+        <w:rPr>
+          <w:b/>
+        </w:rPr>
+        <w:t>evidence</w:t>
+      </w:r>
+      <w:r>
+        <w:rPr>
+          <w:b w:val="0"/>
+        </w:rPr>
+        <w:t xml:space="preserve"> collection can erase clues.</w:t>
       </w:r>
     </w:p>
     <w:p>
@@ -474,7 +498,19 @@
         <w:rPr>
           <w:b w:val="0"/>
         </w:rPr>
-        <w:t>Reference example, not the only acceptable wording: Teacher explanation: Development, staging and production are distinct environments with explicit data and credential boundaries.</w:t>
+        <w:t xml:space="preserve">Record timestamps, versions, requests, authorised actions and outcomes with minimised logs. Separate immediate containment from diagnosis. Compare candidate explanations against </w:t>
+      </w:r>
+      <w:r>
+        <w:rPr>
+          <w:b/>
+        </w:rPr>
+        <w:t>evidence</w:t>
+      </w:r>
+      <w:r>
+        <w:rPr>
+          <w:b w:val="0"/>
+        </w:rPr>
+        <w:t>.</w:t>
       </w:r>
     </w:p>
     <w:p>
@@ -485,7 +521,7 @@
         <w:rPr>
           <w:b w:val="0"/>
         </w:rPr>
-        <w:t>Test configuration must not silently target production. For the classroom mock ENV selects a separate fixture store and secret namespace. Validate allowed environment names.</w:t>
+        <w:t>Without opening the old lesson, explain one key idea from Deployment environments. Give an example and a mistake that the idea helps you avoid.</w:t>
       </w:r>
     </w:p>
     <w:p>
@@ -496,7 +532,19 @@
         <w:rPr>
           <w:b w:val="0"/>
         </w:rPr>
-        <w:t>A staging run cannot use production write credentials.</w:t>
+        <w:t xml:space="preserve">Look for: Explain the </w:t>
+      </w:r>
+      <w:r>
+        <w:rPr>
+          <w:b/>
+        </w:rPr>
+        <w:t>mechanism</w:t>
+      </w:r>
+      <w:r>
+        <w:rPr>
+          <w:b w:val="0"/>
+        </w:rPr>
+        <w:t xml:space="preserve"> and terminology of deployment environments</w:t>
       </w:r>
     </w:p>
     <w:p>
@@ -507,19 +555,7 @@
         <w:rPr>
           <w:b w:val="0"/>
         </w:rPr>
-        <w:t xml:space="preserve">Two 45-minute sessions. Performance experiments compare </w:t>
-      </w:r>
-      <w:r>
-        <w:rPr>
-          <w:b/>
-        </w:rPr>
-        <w:t>matched workload</w:t>
-      </w:r>
-      <w:r>
-        <w:rPr>
-          <w:b w:val="0"/>
-        </w:rPr>
-        <w:t>s with declared timing boundaries and quality constraints. Averages can hide slow cases.</w:t>
+        <w:t>Reference example, not the only acceptable wording: Teacher explanation: Development, staging and production are distinct environments with explicit data and credential boundaries.</w:t>
       </w:r>
     </w:p>
     <w:p>
@@ -530,19 +566,7 @@
         <w:rPr>
           <w:b w:val="0"/>
         </w:rPr>
-        <w:t xml:space="preserve">Use the supplied constructed scenarios to make the </w:t>
-      </w:r>
-      <w:r>
-        <w:rPr>
-          <w:b/>
-        </w:rPr>
-        <w:t>mechanism</w:t>
-      </w:r>
-      <w:r>
-        <w:rPr>
-          <w:b w:val="0"/>
-        </w:rPr>
-        <w:t xml:space="preserve"> inspectable. Collect W4 before sharing solutions.</w:t>
+        <w:t>Test configuration must not silently target production. For the classroom mock ENV selects a separate fixture store and secret namespace. Validate allowed environment names.</w:t>
       </w:r>
     </w:p>
     <w:p>
@@ -553,27 +577,15 @@
         <w:rPr>
           <w:b w:val="0"/>
         </w:rPr>
-        <w:t xml:space="preserve">Students should name intermediate </w:t>
-      </w:r>
-      <w:r>
-        <w:rPr>
-          <w:b/>
-        </w:rPr>
-        <w:t>evidence</w:t>
-      </w:r>
-      <w:r>
-        <w:rPr>
-          <w:b w:val="0"/>
-        </w:rPr>
-        <w:t xml:space="preserve"> and limitations; classroom pacing and learning effectiveness remain unvalidated.</w:t>
+        <w:t>A staging run cannot use production write credentials.</w:t>
       </w:r>
     </w:p>
     <w:p>
       <w:pPr>
-        <w:pStyle w:val="Heading3"/>
-      </w:pPr>
-      <w:r>
-        <w:t>Outcomes</w:t>
+        <w:pStyle w:val="Heading2"/>
+      </w:pPr>
+      <w:r>
+        <w:t>Pictured end goal</w:t>
       </w:r>
     </w:p>
     <w:p>
@@ -584,41 +596,23 @@
         <w:rPr>
           <w:b w:val="0"/>
         </w:rPr>
-        <w:t xml:space="preserve">Explain the </w:t>
-      </w:r>
-      <w:r>
-        <w:rPr>
-          <w:b/>
-        </w:rPr>
-        <w:t>mechanism</w:t>
-      </w:r>
-      <w:r>
-        <w:rPr>
-          <w:b w:val="0"/>
-        </w:rPr>
-        <w:t xml:space="preserve"> and terminology of performance and cost experiments</w:t>
+        <w:t>Explain performance and cost experiments using the deciding step in this fictional service.</w:t>
       </w:r>
     </w:p>
     <w:p>
       <w:pPr>
-        <w:spacing w:line="336" w:lineRule="auto" w:after="180"/>
-      </w:pPr>
-      <w:r>
-        <w:rPr>
-          <w:b w:val="0"/>
-        </w:rPr>
-        <w:t>Apply the stated procedure to a new case with a traceable result</w:t>
+        <w:pStyle w:val="Heading2"/>
+      </w:pPr>
+      <w:r>
+        <w:t>Earlier wording, alternatives and picture transcripts · reference / check after trying</w:t>
       </w:r>
     </w:p>
     <w:p>
       <w:pPr>
-        <w:spacing w:line="336" w:lineRule="auto" w:after="180"/>
-      </w:pPr>
-      <w:r>
-        <w:rPr>
-          <w:b w:val="0"/>
-        </w:rPr>
-        <w:t>Identify an assumption or limitation and design a revealing follow-up</w:t>
+        <w:pStyle w:val="Heading3"/>
+      </w:pPr>
+      <w:r>
+        <w:t>Teach the learning cycle</w:t>
       </w:r>
     </w:p>
     <w:p>
@@ -626,83 +620,86 @@
         <w:pStyle w:val="Heading3"/>
       </w:pPr>
       <w:r>
-        <w:t>Preparation</w:t>
+        <w:t>Retrieval answer guidance</w:t>
       </w:r>
     </w:p>
     <w:p>
       <w:pPr>
-        <w:spacing w:line="336" w:lineRule="auto" w:after="180"/>
-      </w:pPr>
-      <w:r>
-        <w:rPr>
-          <w:b w:val="0"/>
-        </w:rPr>
-        <w:t>Lesson and workbook; paper and pencil</w:t>
+        <w:pStyle w:val="Heading3"/>
+      </w:pPr>
+      <w:r>
+        <w:t>Accessibility and user feedback</w:t>
       </w:r>
     </w:p>
     <w:p>
       <w:pPr>
-        <w:spacing w:line="336" w:lineRule="auto" w:after="180"/>
-      </w:pPr>
-      <w:r>
-        <w:rPr>
-          <w:b w:val="0"/>
-        </w:rPr>
-        <w:t>Calculator and optional local Python 3 for arithmetic; no live API or private data</w:t>
+        <w:pStyle w:val="Heading3"/>
+      </w:pPr>
+      <w:r>
+        <w:t>Incident investigation</w:t>
       </w:r>
     </w:p>
     <w:p>
       <w:pPr>
-        <w:spacing w:line="336" w:lineRule="auto" w:after="180"/>
-      </w:pPr>
-      <w:r>
-        <w:rPr>
-          <w:b w:val="0"/>
-        </w:rPr>
-        <w:t>Prepare the fresh retry separately and withhold its solution until after collection</w:t>
+        <w:pStyle w:val="Heading3"/>
+      </w:pPr>
+      <w:r>
+        <w:t>Deployment environments</w:t>
       </w:r>
     </w:p>
     <w:p>
       <w:pPr>
-        <w:pStyle w:val="Heading3"/>
-      </w:pPr>
-      <w:r>
-        <w:t>Prerequisite answer</w:t>
+        <w:spacing w:line="336" w:lineRule="auto" w:after="180"/>
+      </w:pPr>
+      <w:r>
+        <w:rPr>
+          <w:b w:val="0"/>
+        </w:rPr>
+        <w:t xml:space="preserve">Use the three-session teaching cycle above, with extra time as needed. Performance experiments compare </w:t>
+      </w:r>
+      <w:r>
+        <w:rPr>
+          <w:b/>
+        </w:rPr>
+        <w:t>matched workload</w:t>
+      </w:r>
+      <w:r>
+        <w:rPr>
+          <w:b w:val="0"/>
+        </w:rPr>
+        <w:t xml:space="preserve">s with declared timing boundaries and quality constraints. Averages can hide slow cases. Use the supplied constructed scenarios to make the </w:t>
+      </w:r>
+      <w:r>
+        <w:rPr>
+          <w:b/>
+        </w:rPr>
+        <w:t>mechanism</w:t>
+      </w:r>
+      <w:r>
+        <w:rPr>
+          <w:b w:val="0"/>
+        </w:rPr>
+        <w:t xml:space="preserve"> inspectable. Collect W4 before sharing solutions. Students should name intermediate </w:t>
+      </w:r>
+      <w:r>
+        <w:rPr>
+          <w:b/>
+        </w:rPr>
+        <w:t>evidence</w:t>
+      </w:r>
+      <w:r>
+        <w:rPr>
+          <w:b w:val="0"/>
+        </w:rPr>
+        <w:t xml:space="preserve"> and limitations; classroom pacing and learning effectiveness remain unvalidated.</w:t>
       </w:r>
     </w:p>
     <w:p>
       <w:pPr>
-        <w:spacing w:line="336" w:lineRule="auto" w:after="180"/>
-      </w:pPr>
-      <w:r>
-        <w:rPr>
-          <w:b w:val="0"/>
-        </w:rPr>
-        <w:t xml:space="preserve">A result depends on the </w:t>
-      </w:r>
-      <w:r>
-        <w:rPr>
-          <w:b/>
-        </w:rPr>
-        <w:t>input</w:t>
-      </w:r>
-      <w:r>
-        <w:rPr>
-          <w:b w:val="0"/>
-        </w:rPr>
-        <w:t xml:space="preserve">s, procedure and conditions that produced it. Preserve data roles and distinguish observed outcomes from </w:t>
-      </w:r>
-      <w:r>
-        <w:rPr>
-          <w:b/>
-        </w:rPr>
-        <w:t>prediction</w:t>
-      </w:r>
-      <w:r>
-        <w:rPr>
-          <w:b w:val="0"/>
-        </w:rPr>
-        <w:t>s or unmeasured conditions.</w:t>
+        <w:pStyle w:val="Heading3"/>
+      </w:pPr>
+      <w:r>
+        <w:t>Outcomes</w:t>
       </w:r>
     </w:p>
     <w:p>
@@ -713,15 +710,30 @@
         <w:rPr>
           <w:b w:val="0"/>
         </w:rPr>
-        <w:t>If the prior concept cannot be explained, use a short retrieval activity before this chapter.</w:t>
+        <w:t xml:space="preserve">Explain the </w:t>
+      </w:r>
+      <w:r>
+        <w:rPr>
+          <w:b/>
+        </w:rPr>
+        <w:t>mechanism</w:t>
+      </w:r>
+      <w:r>
+        <w:rPr>
+          <w:b w:val="0"/>
+        </w:rPr>
+        <w:t xml:space="preserve"> and terminology of performance and cost experiments</w:t>
       </w:r>
     </w:p>
     <w:p>
       <w:pPr>
-        <w:pStyle w:val="Heading3"/>
-      </w:pPr>
-      <w:r>
-        <w:t>End goal for the pictorial case</w:t>
+        <w:spacing w:line="336" w:lineRule="auto" w:after="180"/>
+      </w:pPr>
+      <w:r>
+        <w:rPr>
+          <w:b w:val="0"/>
+        </w:rPr>
+        <w:t>Apply the stated procedure to a new case with a traceable result</w:t>
       </w:r>
     </w:p>
     <w:p>
@@ -732,31 +744,31 @@
         <w:rPr>
           <w:b w:val="0"/>
         </w:rPr>
-        <w:t>Explain performance and cost experiments using the deciding step in this fictional service.</w:t>
+        <w:t>Identify an assumption or limitation and design a revealing follow-up</w:t>
       </w:r>
     </w:p>
     <w:p>
       <w:pPr>
-        <w:spacing w:line="336" w:lineRule="auto" w:after="180"/>
-      </w:pPr>
-      <w:r>
-        <w:rPr>
-          <w:b w:val="0"/>
-        </w:rPr>
-        <w:t>This added worked case illustrates the week’s main idea. Retain all original and connected topics; schedule its practice within the teaching cycle.</w:t>
+        <w:pStyle w:val="Heading3"/>
+      </w:pPr>
+      <w:r>
+        <w:t>Preparation</w:t>
       </w:r>
     </w:p>
     <w:p>
       <w:pPr>
-        <w:pStyle w:val="Heading1"/>
-      </w:pPr>
-      <w:r>
-        <w:t>02. Explain and model the mechanism</w:t>
+        <w:pStyle w:val="Heading3"/>
+      </w:pPr>
+      <w:r>
+        <w:t>Prerequisite answer</w:t>
       </w:r>
     </w:p>
     <w:p>
-      <w:r>
-        <w:t>Model Performance and cost experiments using the supplied case, labelled mechanism and reasoning. Make the scope of each conclusion explicit.</w:t>
+      <w:pPr>
+        <w:pStyle w:val="Heading3"/>
+      </w:pPr>
+      <w:r>
+        <w:t>End goal for the pictorial case</w:t>
       </w:r>
     </w:p>
     <w:p>
@@ -767,49 +779,28 @@
         <w:rPr>
           <w:b w:val="0"/>
         </w:rPr>
-        <w:t xml:space="preserve">Performance experiments compare </w:t>
-      </w:r>
-      <w:r>
-        <w:rPr>
-          <w:b/>
-        </w:rPr>
-        <w:t>matched workload</w:t>
-      </w:r>
-      <w:r>
-        <w:rPr>
-          <w:b w:val="0"/>
-        </w:rPr>
-        <w:t>s with declared timing boundaries and quality constraints. Averages can hide slow cases.</w:t>
+        <w:t>This added worked case illustrates the week’s main idea. Retain all original and connected topics; schedule its practice within the teaching cycle.</w:t>
       </w:r>
     </w:p>
     <w:p>
       <w:pPr>
-        <w:pStyle w:val="Heading3"/>
-      </w:pPr>
-      <w:r>
-        <w:t>Explain Performance and cost experiments · 1</w:t>
+        <w:pStyle w:val="Heading1"/>
+      </w:pPr>
+      <w:r>
+        <w:t>02. Teach matched records, multiple summaries and mandatory constraints</w:t>
       </w:r>
     </w:p>
     <w:p>
-      <w:pPr>
-        <w:spacing w:line="336" w:lineRule="auto" w:after="180"/>
-      </w:pPr>
-      <w:r>
-        <w:rPr>
-          <w:b w:val="0"/>
-        </w:rPr>
-        <w:t>Begin by writing the question the procedure is intended to answer. Identify the information already supplied, the information it will produce and the information still missing.</w:t>
+      <w:r>
+        <w:t>Separate the main four-case timing data from the six-case aggregate picture.</w:t>
       </w:r>
     </w:p>
     <w:p>
       <w:pPr>
-        <w:spacing w:line="336" w:lineRule="auto" w:after="180"/>
-      </w:pPr>
-      <w:r>
-        <w:rPr>
-          <w:b w:val="0"/>
-        </w:rPr>
-        <w:t>These are constructed classroom examples; they do not require live accounts, private records or an external service. Do not treat a plausible explanation as a measured outcome.</w:t>
+        <w:pStyle w:val="Heading2"/>
+      </w:pPr>
+      <w:r>
+        <w:t>Definitions and complete supplied-observation contract</w:t>
       </w:r>
     </w:p>
     <w:p>
@@ -820,27 +811,1695 @@
         <w:rPr>
           <w:b w:val="0"/>
         </w:rPr>
-        <w:t xml:space="preserve">Use the same cases and environment; record every duration and success. For a simple </w:t>
+        <w:t xml:space="preserve">Performance experiments compare </w:t>
       </w:r>
       <w:r>
         <w:rPr>
           <w:b/>
         </w:rPr>
-        <w:t>median</w:t>
+        <w:t>matched workload</w:t>
       </w:r>
       <w:r>
         <w:rPr>
           <w:b w:val="0"/>
         </w:rPr>
-        <w:t xml:space="preserve"> sort values and average the middle pair for even counts. Keep failed requests visible.</w:t>
+        <w:t>s with declared timing boundaries and quality constraints. Averages can hide slow cases.</w:t>
       </w:r>
     </w:p>
     <w:p>
       <w:pPr>
+        <w:spacing w:line="336" w:lineRule="auto" w:after="180"/>
+      </w:pPr>
+      <w:r>
+        <w:rPr>
+          <w:b w:val="0"/>
+        </w:rPr>
+        <w:t xml:space="preserve">Use the same cases and environment; record every duration and success. For a simple </w:t>
+      </w:r>
+      <w:r>
+        <w:rPr>
+          <w:b/>
+        </w:rPr>
+        <w:t>median</w:t>
+      </w:r>
+      <w:r>
+        <w:rPr>
+          <w:b w:val="0"/>
+        </w:rPr>
+        <w:t xml:space="preserve"> sort values and average the middle pair for even counts. Keep failed requests visible.</w:t>
+      </w:r>
+    </w:p>
+    <w:tbl>
+      <w:tblPr>
+        <w:tblStyle w:val="LightShading-Accent1"/>
+        <w:tblW w:type="auto" w:w="0"/>
+        <w:tblLook w:firstColumn="1" w:firstRow="1" w:lastColumn="0" w:lastRow="0" w:noHBand="0" w:noVBand="1" w:val="04A0"/>
+      </w:tblPr>
+      <w:tblGrid>
+        <w:gridCol w:w="5112"/>
+        <w:gridCol w:w="5112"/>
+      </w:tblGrid>
+      <w:tr>
+        <w:trPr>
+          <w:tblHeader/>
+        </w:trPr>
+        <w:tc>
+          <w:tcPr>
+            <w:tcW w:type="dxa" w:w="5112"/>
+          </w:tcPr>
+          <w:p>
+            <w:r>
+              <w:t>Experiment item</w:t>
+            </w:r>
+          </w:p>
+        </w:tc>
+        <w:tc>
+          <w:tcPr>
+            <w:tcW w:type="dxa" w:w="5112"/>
+          </w:tcPr>
+          <w:p>
+            <w:r>
+              <w:t>Complete supplied-fixture rule</w:t>
+            </w:r>
+          </w:p>
+        </w:tc>
+      </w:tr>
+      <w:tr>
+        <w:tc>
+          <w:tcPr>
+            <w:tcW w:type="dxa" w:w="5112"/>
+          </w:tcPr>
+          <w:p>
+            <w:r>
+              <w:t>Matched main workload</w:t>
+            </w:r>
+          </w:p>
+        </w:tc>
+        <w:tc>
+          <w:tcPr>
+            <w:tcW w:type="dxa" w:w="5112"/>
+          </w:tcPr>
+          <w:p>
+            <w:r>
+              <w:t>Ordered fictional cases Q1–Q4; same environment and rubric assumed</w:t>
+            </w:r>
+          </w:p>
+        </w:tc>
+      </w:tr>
+      <w:tr>
+        <w:tc>
+          <w:tcPr>
+            <w:tcW w:type="dxa" w:w="5112"/>
+          </w:tcPr>
+          <w:p>
+            <w:r>
+              <w:t>Timing boundary</w:t>
+            </w:r>
+          </w:p>
+        </w:tc>
+        <w:tc>
+          <w:tcPr>
+            <w:tcW w:type="dxa" w:w="5112"/>
+          </w:tcPr>
+          <w:p>
+            <w:r>
+              <w:t>Supplied seconds from request start to final outcome; includes failed outcomes in added probe</w:t>
+            </w:r>
+          </w:p>
+        </w:tc>
+      </w:tr>
+      <w:tr>
+        <w:tc>
+          <w:tcPr>
+            <w:tcW w:type="dxa" w:w="5112"/>
+          </w:tcPr>
+          <w:p>
+            <w:r>
+              <w:t>Main A durations</w:t>
+            </w:r>
+          </w:p>
+        </w:tc>
+        <w:tc>
+          <w:tcPr>
+            <w:tcW w:type="dxa" w:w="5112"/>
+          </w:tcPr>
+          <w:p>
+            <w:r>
+              <w:t>[1, 1, 1, 9] seconds; 4/4 pass</w:t>
+            </w:r>
+          </w:p>
+        </w:tc>
+      </w:tr>
+      <w:tr>
+        <w:tc>
+          <w:tcPr>
+            <w:tcW w:type="dxa" w:w="5112"/>
+          </w:tcPr>
+          <w:p>
+            <w:r>
+              <w:t>Main B durations</w:t>
+            </w:r>
+          </w:p>
+        </w:tc>
+        <w:tc>
+          <w:tcPr>
+            <w:tcW w:type="dxa" w:w="5112"/>
+          </w:tcPr>
+          <w:p>
+            <w:r>
+              <w:t>[2, 2, 2, 2] seconds; 4/4 pass</w:t>
+            </w:r>
+          </w:p>
+        </w:tc>
+      </w:tr>
+      <w:tr>
+        <w:tc>
+          <w:tcPr>
+            <w:tcW w:type="dxa" w:w="5112"/>
+          </w:tcPr>
+          <w:p>
+            <w:r>
+              <w:t>Mean</w:t>
+            </w:r>
+          </w:p>
+        </w:tc>
+        <w:tc>
+          <w:tcPr>
+            <w:tcW w:type="dxa" w:w="5112"/>
+          </w:tcPr>
+          <w:p>
+            <w:r>
+              <w:t>Sum of all recorded durations / number of recorded cases</w:t>
+            </w:r>
+          </w:p>
+        </w:tc>
+      </w:tr>
+      <w:tr>
+        <w:tc>
+          <w:tcPr>
+            <w:tcW w:type="dxa" w:w="5112"/>
+          </w:tcPr>
+          <w:p>
+            <w:r>
+              <w:t>Median with four cases</w:t>
+            </w:r>
+          </w:p>
+        </w:tc>
+        <w:tc>
+          <w:tcPr>
+            <w:tcW w:type="dxa" w:w="5112"/>
+          </w:tcPr>
+          <w:p>
+            <w:r>
+              <w:t>Sort; average positions 2 and 3</w:t>
+            </w:r>
+          </w:p>
+        </w:tc>
+      </w:tr>
+      <w:tr>
+        <w:tc>
+          <w:tcPr>
+            <w:tcW w:type="dxa" w:w="5112"/>
+          </w:tcPr>
+          <w:p>
+            <w:r>
+              <w:t>Tail disclosure</w:t>
+            </w:r>
+          </w:p>
+        </w:tc>
+        <w:tc>
+          <w:tcPr>
+            <w:tcW w:type="dxa" w:w="5112"/>
+          </w:tcPr>
+          <w:p>
+            <w:r>
+              <w:t>Show every duration and observed maximum; four cases do not establish a population tail percentile</w:t>
+            </w:r>
+          </w:p>
+        </w:tc>
+      </w:tr>
+      <w:tr>
+        <w:tc>
+          <w:tcPr>
+            <w:tcW w:type="dxa" w:w="5112"/>
+          </w:tcPr>
+          <w:p>
+            <w:r>
+              <w:t>Separate picture</w:t>
+            </w:r>
+          </w:p>
+        </w:tc>
+        <w:tc>
+          <w:tcPr>
+            <w:tcW w:type="dxa" w:w="5112"/>
+          </w:tcPr>
+          <w:p>
+            <w:r>
+              <w:t>Six questions each; A total 18 seconds/12 units, B 12 seconds/18 units; supplied equivalent quality</w:t>
+            </w:r>
+          </w:p>
+        </w:tc>
+      </w:tr>
+      <w:tr>
+        <w:tc>
+          <w:tcPr>
+            <w:tcW w:type="dxa" w:w="5112"/>
+          </w:tcPr>
+          <w:p>
+            <w:r>
+              <w:t>Changed picture budget</w:t>
+            </w:r>
+          </w:p>
+        </w:tc>
+        <w:tc>
+          <w:tcPr>
+            <w:tcW w:type="dxa" w:w="5112"/>
+          </w:tcPr>
+          <w:p>
+            <w:r>
+              <w:t>Mean cost at most 2 fictional units per case; totals cannot establish every individual request cost</w:t>
+            </w:r>
+          </w:p>
+        </w:tc>
+      </w:tr>
+      <w:tr>
+        <w:tc>
+          <w:tcPr>
+            <w:tcW w:type="dxa" w:w="5112"/>
+          </w:tcPr>
+          <w:p>
+            <w:r>
+              <w:t>Limits</w:t>
+            </w:r>
+          </w:p>
+        </w:tc>
+        <w:tc>
+          <w:tcPr>
+            <w:tcW w:type="dxa" w:w="5112"/>
+          </w:tcPr>
+          <w:p>
+            <w:r>
+              <w:t>Constructed observations, no actual benchmark, repeated runs, prices or universal winner</w:t>
+            </w:r>
+          </w:p>
+        </w:tc>
+      </w:tr>
+    </w:tbl>
+    <w:p>
+      <w:pPr>
+        <w:pStyle w:val="Heading2"/>
+      </w:pPr>
+      <w:r>
+        <w:t>Main summary ledger and checked reasoning</w:t>
+      </w:r>
+    </w:p>
+    <w:tbl>
+      <w:tblPr>
+        <w:tblStyle w:val="LightShading-Accent1"/>
+        <w:tblW w:type="auto" w:w="0"/>
+        <w:tblLook w:firstColumn="1" w:firstRow="1" w:lastColumn="0" w:lastRow="0" w:noHBand="0" w:noVBand="1" w:val="04A0"/>
+      </w:tblPr>
+      <w:tblGrid>
+        <w:gridCol w:w="3408"/>
+        <w:gridCol w:w="3408"/>
+        <w:gridCol w:w="3408"/>
+      </w:tblGrid>
+      <w:tr>
+        <w:trPr>
+          <w:tblHeader/>
+        </w:trPr>
+        <w:tc>
+          <w:tcPr>
+            <w:tcW w:type="dxa" w:w="3408"/>
+          </w:tcPr>
+          <w:p>
+            <w:r>
+              <w:t>Main supplied measure</w:t>
+            </w:r>
+          </w:p>
+        </w:tc>
+        <w:tc>
+          <w:tcPr>
+            <w:tcW w:type="dxa" w:w="3408"/>
+          </w:tcPr>
+          <w:p>
+            <w:r>
+              <w:t>A: [1, 1, 1, 9] seconds</w:t>
+            </w:r>
+          </w:p>
+        </w:tc>
+        <w:tc>
+          <w:tcPr>
+            <w:tcW w:type="dxa" w:w="3408"/>
+          </w:tcPr>
+          <w:p>
+            <w:r>
+              <w:t>B: [2, 2, 2, 2] seconds</w:t>
+            </w:r>
+          </w:p>
+        </w:tc>
+      </w:tr>
+      <w:tr>
+        <w:tc>
+          <w:tcPr>
+            <w:tcW w:type="dxa" w:w="3408"/>
+          </w:tcPr>
+          <w:p>
+            <w:r>
+              <w:t>Total / count</w:t>
+            </w:r>
+          </w:p>
+        </w:tc>
+        <w:tc>
+          <w:tcPr>
+            <w:tcW w:type="dxa" w:w="3408"/>
+          </w:tcPr>
+          <w:p>
+            <w:r>
+              <w:t>12 / 4</w:t>
+            </w:r>
+          </w:p>
+        </w:tc>
+        <w:tc>
+          <w:tcPr>
+            <w:tcW w:type="dxa" w:w="3408"/>
+          </w:tcPr>
+          <w:p>
+            <w:r>
+              <w:t>8 / 4</w:t>
+            </w:r>
+          </w:p>
+        </w:tc>
+      </w:tr>
+      <w:tr>
+        <w:tc>
+          <w:tcPr>
+            <w:tcW w:type="dxa" w:w="3408"/>
+          </w:tcPr>
+          <w:p>
+            <w:r>
+              <w:t>Mean seconds</w:t>
+            </w:r>
+          </w:p>
+        </w:tc>
+        <w:tc>
+          <w:tcPr>
+            <w:tcW w:type="dxa" w:w="3408"/>
+          </w:tcPr>
+          <w:p>
+            <w:r>
+              <w:t>3</w:t>
+            </w:r>
+          </w:p>
+        </w:tc>
+        <w:tc>
+          <w:tcPr>
+            <w:tcW w:type="dxa" w:w="3408"/>
+          </w:tcPr>
+          <w:p>
+            <w:r>
+              <w:t>2</w:t>
+            </w:r>
+          </w:p>
+        </w:tc>
+      </w:tr>
+      <w:tr>
+        <w:tc>
+          <w:tcPr>
+            <w:tcW w:type="dxa" w:w="3408"/>
+          </w:tcPr>
+          <w:p>
+            <w:r>
+              <w:t>Middle pair after sorting</w:t>
+            </w:r>
+          </w:p>
+        </w:tc>
+        <w:tc>
+          <w:tcPr>
+            <w:tcW w:type="dxa" w:w="3408"/>
+          </w:tcPr>
+          <w:p>
+            <w:r>
+              <w:t>1 and 1</w:t>
+            </w:r>
+          </w:p>
+        </w:tc>
+        <w:tc>
+          <w:tcPr>
+            <w:tcW w:type="dxa" w:w="3408"/>
+          </w:tcPr>
+          <w:p>
+            <w:r>
+              <w:t>2 and 2</w:t>
+            </w:r>
+          </w:p>
+        </w:tc>
+      </w:tr>
+      <w:tr>
+        <w:tc>
+          <w:tcPr>
+            <w:tcW w:type="dxa" w:w="3408"/>
+          </w:tcPr>
+          <w:p>
+            <w:r>
+              <w:t>Median seconds</w:t>
+            </w:r>
+          </w:p>
+        </w:tc>
+        <w:tc>
+          <w:tcPr>
+            <w:tcW w:type="dxa" w:w="3408"/>
+          </w:tcPr>
+          <w:p>
+            <w:r>
+              <w:t>1</w:t>
+            </w:r>
+          </w:p>
+        </w:tc>
+        <w:tc>
+          <w:tcPr>
+            <w:tcW w:type="dxa" w:w="3408"/>
+          </w:tcPr>
+          <w:p>
+            <w:r>
+              <w:t>2</w:t>
+            </w:r>
+          </w:p>
+        </w:tc>
+      </w:tr>
+      <w:tr>
+        <w:tc>
+          <w:tcPr>
+            <w:tcW w:type="dxa" w:w="3408"/>
+          </w:tcPr>
+          <w:p>
+            <w:r>
+              <w:t>Observed maximum seconds</w:t>
+            </w:r>
+          </w:p>
+        </w:tc>
+        <w:tc>
+          <w:tcPr>
+            <w:tcW w:type="dxa" w:w="3408"/>
+          </w:tcPr>
+          <w:p>
+            <w:r>
+              <w:t>9</w:t>
+            </w:r>
+          </w:p>
+        </w:tc>
+        <w:tc>
+          <w:tcPr>
+            <w:tcW w:type="dxa" w:w="3408"/>
+          </w:tcPr>
+          <w:p>
+            <w:r>
+              <w:t>2</w:t>
+            </w:r>
+          </w:p>
+        </w:tc>
+      </w:tr>
+      <w:tr>
+        <w:tc>
+          <w:tcPr>
+            <w:tcW w:type="dxa" w:w="3408"/>
+          </w:tcPr>
+          <w:p>
+            <w:r>
+              <w:t>Quality on these cases</w:t>
+            </w:r>
+          </w:p>
+        </w:tc>
+        <w:tc>
+          <w:tcPr>
+            <w:tcW w:type="dxa" w:w="3408"/>
+          </w:tcPr>
+          <w:p>
+            <w:r>
+              <w:t>4/4 pass</w:t>
+            </w:r>
+          </w:p>
+        </w:tc>
+        <w:tc>
+          <w:tcPr>
+            <w:tcW w:type="dxa" w:w="3408"/>
+          </w:tcPr>
+          <w:p>
+            <w:r>
+              <w:t>4/4 pass</w:t>
+            </w:r>
+          </w:p>
+        </w:tc>
+      </w:tr>
+      <w:tr>
+        <w:tc>
+          <w:tcPr>
+            <w:tcW w:type="dxa" w:w="3408"/>
+          </w:tcPr>
+          <w:p>
+            <w:r>
+              <w:t>Scoped comparison</w:t>
+            </w:r>
+          </w:p>
+        </w:tc>
+        <w:tc>
+          <w:tcPr>
+            <w:tcW w:type="dxa" w:w="3408"/>
+          </w:tcPr>
+          <w:p>
+            <w:r>
+              <w:t>Lower median; one slow 9-second case</w:t>
+            </w:r>
+          </w:p>
+        </w:tc>
+        <w:tc>
+          <w:tcPr>
+            <w:tcW w:type="dxa" w:w="3408"/>
+          </w:tcPr>
+          <w:p>
+            <w:r>
+              <w:t>Lower mean and observed maximum; no universal preference without objective</w:t>
+            </w:r>
+          </w:p>
+        </w:tc>
+      </w:tr>
+    </w:tbl>
+    <w:p>
+      <w:pPr>
+        <w:spacing w:line="336" w:lineRule="auto" w:after="180"/>
+      </w:pPr>
+      <w:r>
+        <w:rPr>
+          <w:b w:val="0"/>
+        </w:rPr>
+        <w:t>Main four cases: A mean 3, median 1, observed maximum 9 seconds; B mean/median/maximum 2 seconds; both 4/4 quality. Picture separate six cases: A mean 3 seconds/2 fictional cost units; B 2 seconds/3 units. Changed budget is explicitly mean cost ≤ 2, so A meets equality and B fails; no individual cap follows from totals. Added failure probe retains its failed duration and is distinct from reserved C/D.</w:t>
+      </w:r>
+    </w:p>
+    <w:p>
+      <w:pPr>
+        <w:spacing w:line="336" w:lineRule="auto" w:after="180"/>
+      </w:pPr>
+      <w:r>
+        <w:rPr>
+          <w:b w:val="0"/>
+        </w:rPr>
+        <w:t>Selected C mean 4, median 2.5; D mean/median 3 with 3/4 quality. Report D’s failure and do not infer C’s quality beyond what the task supplies. All data are constructed, with no actual benchmark, population-tail or live-pricing claim.</w:t>
+      </w:r>
+    </w:p>
+    <w:p>
+      <w:pPr>
         <w:pStyle w:val="Heading3"/>
       </w:pPr>
       <w:r>
-        <w:t>Explain Performance and cost experiments · 2</w:t>
+        <w:t>Performance and cost experiments — evidence trace</w:t>
+      </w:r>
+    </w:p>
+    <w:tbl>
+      <w:tblPr>
+        <w:tblStyle w:val="LightShading-Accent1"/>
+        <w:tblW w:type="auto" w:w="0"/>
+        <w:tblLook w:firstColumn="1" w:firstRow="1" w:lastColumn="0" w:lastRow="0" w:noHBand="0" w:noVBand="1" w:val="04A0"/>
+      </w:tblPr>
+      <w:tblGrid>
+        <w:gridCol w:w="3408"/>
+        <w:gridCol w:w="3408"/>
+        <w:gridCol w:w="3408"/>
+      </w:tblGrid>
+      <w:tr>
+        <w:trPr>
+          <w:tblHeader/>
+        </w:trPr>
+        <w:tc>
+          <w:tcPr>
+            <w:tcW w:type="dxa" w:w="3408"/>
+          </w:tcPr>
+          <w:p>
+            <w:r>
+              <w:t>Input and scope</w:t>
+            </w:r>
+          </w:p>
+        </w:tc>
+        <w:tc>
+          <w:tcPr>
+            <w:tcW w:type="dxa" w:w="3408"/>
+          </w:tcPr>
+          <w:p>
+            <w:r>
+              <w:t>Check or calculation</w:t>
+            </w:r>
+          </w:p>
+        </w:tc>
+        <w:tc>
+          <w:tcPr>
+            <w:tcW w:type="dxa" w:w="3408"/>
+          </w:tcPr>
+          <w:p>
+            <w:r>
+              <w:t>Conclusion and limit</w:t>
+            </w:r>
+          </w:p>
+        </w:tc>
+      </w:tr>
+      <w:tr>
+        <w:tc>
+          <w:tcPr>
+            <w:tcW w:type="dxa" w:w="3408"/>
+          </w:tcPr>
+          <w:p>
+            <w:r>
+              <w:t>Durations A=[1, 1, 1, 9] seconds, B=[2, 2, 2, 2]. All pass. Compute mean and median.</w:t>
+            </w:r>
+          </w:p>
+        </w:tc>
+        <w:tc>
+          <w:tcPr>
+            <w:tcW w:type="dxa" w:w="3408"/>
+          </w:tcPr>
+          <w:p>
+            <w:r>
+              <w:t>Use the same cases and environment; record every duration and success. For a simple median sort values and average the middle pair for even counts. Keep failed requests visible.</w:t>
+            </w:r>
+          </w:p>
+        </w:tc>
+        <w:tc>
+          <w:tcPr>
+            <w:tcW w:type="dxa" w:w="3408"/>
+          </w:tcPr>
+          <w:p>
+            <w:r>
+              <w:t>A mean 3, median 1; B mean 2, median 2. B lowers mean but A has lower median; show the 9-second tail instead of declaring one universal winner.</w:t>
+            </w:r>
+          </w:p>
+        </w:tc>
+      </w:tr>
+    </w:tbl>
+    <w:p>
+      <w:r>
+        <w:t>The figure connects this chapter's worked input, declared procedure and result. Read the complete worked reasoning for qualifiers and intermediate steps; the abbreviated labels do not replace that reasoning.</w:t>
+      </w:r>
+    </w:p>
+    <w:p>
+      <w:pPr>
+        <w:spacing w:line="336" w:lineRule="auto" w:after="180"/>
+      </w:pPr>
+      <w:r>
+        <w:rPr>
+          <w:b w:val="0"/>
+        </w:rPr>
+        <w:t xml:space="preserve">Guided: A mean 3, </w:t>
+      </w:r>
+      <w:r>
+        <w:rPr>
+          <w:b/>
+        </w:rPr>
+        <w:t>median</w:t>
+      </w:r>
+      <w:r>
+        <w:rPr>
+          <w:b w:val="0"/>
+        </w:rPr>
+        <w:t xml:space="preserve"> 1; B mean 2, </w:t>
+      </w:r>
+      <w:r>
+        <w:rPr>
+          <w:b/>
+        </w:rPr>
+        <w:t>median</w:t>
+      </w:r>
+      <w:r>
+        <w:rPr>
+          <w:b w:val="0"/>
+        </w:rPr>
+        <w:t xml:space="preserve"> 2. B lowers mean but A has lower </w:t>
+      </w:r>
+      <w:r>
+        <w:rPr>
+          <w:b/>
+        </w:rPr>
+        <w:t>median</w:t>
+      </w:r>
+      <w:r>
+        <w:rPr>
+          <w:b w:val="0"/>
+        </w:rPr>
+        <w:t>; show the 9-second tail instead of declaring one universal winner.</w:t>
+      </w:r>
+    </w:p>
+    <w:p>
+      <w:pPr>
+        <w:spacing w:line="336" w:lineRule="auto" w:after="180"/>
+      </w:pPr>
+      <w:r>
+        <w:rPr>
+          <w:b w:val="0"/>
+        </w:rPr>
+        <w:t>Qualification: Resource improvement under one workload is not universal efficiency or equal quality.</w:t>
+      </w:r>
+    </w:p>
+    <w:p>
+      <w:pPr>
+        <w:spacing w:line="336" w:lineRule="auto" w:after="180"/>
+      </w:pPr>
+      <w:r>
+        <w:rPr>
+          <w:b w:val="0"/>
+        </w:rPr>
+        <w:t xml:space="preserve">Exit: accept a concrete variation with its predicted outcome and a stated condition that would challenge the </w:t>
+      </w:r>
+      <w:r>
+        <w:rPr>
+          <w:b/>
+        </w:rPr>
+        <w:t>mechanism</w:t>
+      </w:r>
+      <w:r>
+        <w:rPr>
+          <w:b w:val="0"/>
+        </w:rPr>
+        <w:t xml:space="preserve">; reject a claim resting on unmeasured </w:t>
+      </w:r>
+      <w:r>
+        <w:rPr>
+          <w:b/>
+        </w:rPr>
+        <w:t>evidence</w:t>
+      </w:r>
+      <w:r>
+        <w:rPr>
+          <w:b w:val="0"/>
+        </w:rPr>
+        <w:t>.</w:t>
+      </w:r>
+    </w:p>
+    <w:p>
+      <w:pPr>
+        <w:spacing w:line="336" w:lineRule="auto" w:after="180"/>
+      </w:pPr>
+      <w:r>
+        <w:rPr>
+          <w:b w:val="0"/>
+        </w:rPr>
+        <w:t xml:space="preserve">Durations A=[1, 1, 1, 9] seconds, B=[2, 2, 2, 2]. All pass. Compute mean and </w:t>
+      </w:r>
+      <w:r>
+        <w:rPr>
+          <w:b/>
+        </w:rPr>
+        <w:t>median</w:t>
+      </w:r>
+      <w:r>
+        <w:rPr>
+          <w:b w:val="0"/>
+        </w:rPr>
+        <w:t>.</w:t>
+      </w:r>
+    </w:p>
+    <w:p>
+      <w:pPr>
+        <w:spacing w:line="336" w:lineRule="auto" w:after="180"/>
+      </w:pPr>
+      <w:r>
+        <w:rPr>
+          <w:b w:val="0"/>
+        </w:rPr>
+        <w:t xml:space="preserve">A mean 3, </w:t>
+      </w:r>
+      <w:r>
+        <w:rPr>
+          <w:b/>
+        </w:rPr>
+        <w:t>median</w:t>
+      </w:r>
+      <w:r>
+        <w:rPr>
+          <w:b w:val="0"/>
+        </w:rPr>
+        <w:t xml:space="preserve"> 1; B mean 2, </w:t>
+      </w:r>
+      <w:r>
+        <w:rPr>
+          <w:b/>
+        </w:rPr>
+        <w:t>median</w:t>
+      </w:r>
+      <w:r>
+        <w:rPr>
+          <w:b w:val="0"/>
+        </w:rPr>
+        <w:t xml:space="preserve"> 2. B lowers mean but A has lower </w:t>
+      </w:r>
+      <w:r>
+        <w:rPr>
+          <w:b/>
+        </w:rPr>
+        <w:t>median</w:t>
+      </w:r>
+      <w:r>
+        <w:rPr>
+          <w:b w:val="0"/>
+        </w:rPr>
+        <w:t>; show the 9-second tail instead of declaring one universal winner.</w:t>
+      </w:r>
+    </w:p>
+    <w:p>
+      <w:pPr>
+        <w:spacing w:line="336" w:lineRule="auto" w:after="180"/>
+      </w:pPr>
+      <w:r>
+        <w:rPr>
+          <w:b w:val="0"/>
+        </w:rPr>
+        <w:t xml:space="preserve">Compare the intermediate </w:t>
+      </w:r>
+      <w:r>
+        <w:rPr>
+          <w:b/>
+        </w:rPr>
+        <w:t>evidence</w:t>
+      </w:r>
+      <w:r>
+        <w:rPr>
+          <w:b w:val="0"/>
+        </w:rPr>
+        <w:t xml:space="preserve"> with the final statement. Explain why each number or decision follows from the stated </w:t>
+      </w:r>
+      <w:r>
+        <w:rPr>
+          <w:b/>
+        </w:rPr>
+        <w:t>input</w:t>
+      </w:r>
+      <w:r>
+        <w:rPr>
+          <w:b w:val="0"/>
+        </w:rPr>
+        <w:t>s.</w:t>
+      </w:r>
+    </w:p>
+    <w:p>
+      <w:pPr>
+        <w:spacing w:line="336" w:lineRule="auto" w:after="180"/>
+      </w:pPr>
+      <w:r>
+        <w:rPr>
+          <w:b w:val="0"/>
+        </w:rPr>
+        <w:t xml:space="preserve">The conclusion belongs to this scenario and procedure; changing the </w:t>
+      </w:r>
+      <w:r>
+        <w:rPr>
+          <w:b/>
+        </w:rPr>
+        <w:t>input</w:t>
+      </w:r>
+      <w:r>
+        <w:rPr>
+          <w:b w:val="0"/>
+        </w:rPr>
+        <w:t>s, evaluation population or authority can change what it establishes. Retain the raw record so a later revision can be compared honestly.</w:t>
+      </w:r>
+    </w:p>
+    <w:p>
+      <w:pPr>
+        <w:pStyle w:val="Heading2"/>
+      </w:pPr>
+      <w:r>
+        <w:t>Quality, workload and mean-budget probes</w:t>
+      </w:r>
+    </w:p>
+    <w:tbl>
+      <w:tblPr>
+        <w:tblStyle w:val="LightShading-Accent1"/>
+        <w:tblW w:type="auto" w:w="0"/>
+        <w:tblLook w:firstColumn="1" w:firstRow="1" w:lastColumn="0" w:lastRow="0" w:noHBand="0" w:noVBand="1" w:val="04A0"/>
+      </w:tblPr>
+      <w:tblGrid>
+        <w:gridCol w:w="5112"/>
+        <w:gridCol w:w="5112"/>
+      </w:tblGrid>
+      <w:tr>
+        <w:trPr>
+          <w:tblHeader/>
+        </w:trPr>
+        <w:tc>
+          <w:tcPr>
+            <w:tcW w:type="dxa" w:w="5112"/>
+          </w:tcPr>
+          <w:p>
+            <w:r>
+              <w:t>Performance probe</w:t>
+            </w:r>
+          </w:p>
+        </w:tc>
+        <w:tc>
+          <w:tcPr>
+            <w:tcW w:type="dxa" w:w="5112"/>
+          </w:tcPr>
+          <w:p>
+            <w:r>
+              <w:t>Expected interpretation</w:t>
+            </w:r>
+          </w:p>
+        </w:tc>
+      </w:tr>
+      <w:tr>
+        <w:tc>
+          <w:tcPr>
+            <w:tcW w:type="dxa" w:w="5112"/>
+          </w:tcPr>
+          <w:p>
+            <w:r>
+              <w:t>Mean improves while median worsens</w:t>
+            </w:r>
+          </w:p>
+        </w:tc>
+        <w:tc>
+          <w:tcPr>
+            <w:tcW w:type="dxa" w:w="5112"/>
+          </w:tcPr>
+          <w:p>
+            <w:r>
+              <w:t>Report both and raw durations; no universal winner</w:t>
+            </w:r>
+          </w:p>
+        </w:tc>
+      </w:tr>
+      <w:tr>
+        <w:tc>
+          <w:tcPr>
+            <w:tcW w:type="dxa" w:w="5112"/>
+          </w:tcPr>
+          <w:p>
+            <w:r>
+              <w:t>One slow case removed from report</w:t>
+            </w:r>
+          </w:p>
+        </w:tc>
+        <w:tc>
+          <w:tcPr>
+            <w:tcW w:type="dxa" w:w="5112"/>
+          </w:tcPr>
+          <w:p>
+            <w:r>
+              <w:t>Biased summary; preserve all supplied eligible outcomes</w:t>
+            </w:r>
+          </w:p>
+        </w:tc>
+      </w:tr>
+      <w:tr>
+        <w:tc>
+          <w:tcPr>
+            <w:tcW w:type="dxa" w:w="5112"/>
+          </w:tcPr>
+          <w:p>
+            <w:r>
+              <w:t>Fast response is wrong</w:t>
+            </w:r>
+          </w:p>
+        </w:tc>
+        <w:tc>
+          <w:tcPr>
+            <w:tcW w:type="dxa" w:w="5112"/>
+          </w:tcPr>
+          <w:p>
+            <w:r>
+              <w:t>Keep its duration and report quality failure; speed is not successful task completion</w:t>
+            </w:r>
+          </w:p>
+        </w:tc>
+      </w:tr>
+      <w:tr>
+        <w:tc>
+          <w:tcPr>
+            <w:tcW w:type="dxa" w:w="5112"/>
+          </w:tcPr>
+          <w:p>
+            <w:r>
+              <w:t>Mean budget met at equality</w:t>
+            </w:r>
+          </w:p>
+        </w:tc>
+        <w:tc>
+          <w:tcPr>
+            <w:tcW w:type="dxa" w:w="5112"/>
+          </w:tcPr>
+          <w:p>
+            <w:r>
+              <w:t>Allowed under at-most rule</w:t>
+            </w:r>
+          </w:p>
+        </w:tc>
+      </w:tr>
+      <w:tr>
+        <w:tc>
+          <w:tcPr>
+            <w:tcW w:type="dxa" w:w="5112"/>
+          </w:tcPr>
+          <w:p>
+            <w:r>
+              <w:t>Total cost/count within budget</w:t>
+            </w:r>
+          </w:p>
+        </w:tc>
+        <w:tc>
+          <w:tcPr>
+            <w:tcW w:type="dxa" w:w="5112"/>
+          </w:tcPr>
+          <w:p>
+            <w:r>
+              <w:t>Establishes mean only, not an individual-request maximum</w:t>
+            </w:r>
+          </w:p>
+        </w:tc>
+      </w:tr>
+      <w:tr>
+        <w:tc>
+          <w:tcPr>
+            <w:tcW w:type="dxa" w:w="5112"/>
+          </w:tcPr>
+          <w:p>
+            <w:r>
+              <w:t>Different case IDs/order</w:t>
+            </w:r>
+          </w:p>
+        </w:tc>
+        <w:tc>
+          <w:tcPr>
+            <w:tcW w:type="dxa" w:w="5112"/>
+          </w:tcPr>
+          <w:p>
+            <w:r>
+              <w:t>Reject paired fixture comparison until workload is matched</w:t>
+            </w:r>
+          </w:p>
+        </w:tc>
+      </w:tr>
+      <w:tr>
+        <w:tc>
+          <w:tcPr>
+            <w:tcW w:type="dxa" w:w="5112"/>
+          </w:tcPr>
+          <w:p>
+            <w:r>
+              <w:t>Negative, NaN or Boolean duration</w:t>
+            </w:r>
+          </w:p>
+        </w:tc>
+        <w:tc>
+          <w:tcPr>
+            <w:tcW w:type="dxa" w:w="5112"/>
+          </w:tcPr>
+          <w:p>
+            <w:r>
+              <w:t>Reject invalid supplied measurement</w:t>
+            </w:r>
+          </w:p>
+        </w:tc>
+      </w:tr>
+      <w:tr>
+        <w:tc>
+          <w:tcPr>
+            <w:tcW w:type="dxa" w:w="5112"/>
+          </w:tcPr>
+          <w:p>
+            <w:r>
+              <w:t>Four cases, no repeated trials</w:t>
+            </w:r>
+          </w:p>
+        </w:tc>
+        <w:tc>
+          <w:tcPr>
+            <w:tcW w:type="dxa" w:w="5112"/>
+          </w:tcPr>
+          <w:p>
+            <w:r>
+              <w:t>No stable tail behavior or precision claim</w:t>
+            </w:r>
+          </w:p>
+        </w:tc>
+      </w:tr>
+      <w:tr>
+        <w:tc>
+          <w:tcPr>
+            <w:tcW w:type="dxa" w:w="5112"/>
+          </w:tcPr>
+          <w:p>
+            <w:r>
+              <w:t>Latency/cost preference unclear</w:t>
+            </w:r>
+          </w:p>
+        </w:tc>
+        <w:tc>
+          <w:tcPr>
+            <w:tcW w:type="dxa" w:w="5112"/>
+          </w:tcPr>
+          <w:p>
+            <w:r>
+              <w:t>State the objective and mandatory constraints before choosing</w:t>
+            </w:r>
+          </w:p>
+        </w:tc>
+      </w:tr>
+    </w:tbl>
+    <w:p>
+      <w:pPr>
+        <w:pStyle w:val="Heading2"/>
+      </w:pPr>
+      <w:r>
+        <w:t>Separate aggregate picture and missing-distribution limits</w:t>
+      </w:r>
+    </w:p>
+    <w:p>
+      <w:pPr>
+        <w:spacing w:line="336" w:lineRule="auto" w:after="180"/>
+      </w:pPr>
+      <w:r>
+        <w:rPr>
+          <w:b w:val="0"/>
+        </w:rPr>
+        <w:t>Measure time and cost. Two fixed configurations answer the same six questions and meet the same quality rubric.</w:t>
+      </w:r>
+    </w:p>
+    <w:p>
+      <w:pPr>
+        <w:spacing w:line="336" w:lineRule="auto" w:after="180"/>
+      </w:pPr>
+      <w:r>
+        <w:rPr>
+          <w:b w:val="0"/>
+        </w:rPr>
+        <w:t>A totals 18 seconds and 12 cost units. B totals 12 seconds and 18 units.</w:t>
+      </w:r>
+    </w:p>
+    <w:p>
+      <w:pPr>
+        <w:spacing w:line="336" w:lineRule="auto" w:after="180"/>
+      </w:pPr>
+      <w:r>
+        <w:rPr>
+          <w:b w:val="0"/>
+        </w:rPr>
+        <w:t>The picture is a separate six-question aggregate, not a continuation of the main four durations. A averages 18/6 = 3 seconds and 12/6 = 2 cost units; B averages 12/6 = 2 seconds and 18/6 = 3 units. B saves one second per case on average while using one extra cost unit. Under a mean-cost budget of at most 2 units, A meets equality and B fails.</w:t>
+      </w:r>
+    </w:p>
+    <w:p>
+      <w:pPr>
+        <w:spacing w:line="336" w:lineRule="auto" w:after="180"/>
+      </w:pPr>
+      <w:r>
+        <w:rPr>
+          <w:b w:val="0"/>
+        </w:rPr>
+        <w:t>Individual request costs and durations are not supplied for this picture, so do not claim an individual cap, median or maximum. Cost units are fictional, not money. Quality is supplied as meeting the same rubric; broader reliability and repeated-run behavior remain unmeasured.</w:t>
+      </w:r>
+    </w:p>
+    <w:tbl>
+      <w:tblPr>
+        <w:tblStyle w:val="LightShading-Accent1"/>
+        <w:tblW w:type="auto" w:w="0"/>
+        <w:tblLook w:firstColumn="1" w:firstRow="1" w:lastColumn="0" w:lastRow="0" w:noHBand="0" w:noVBand="1" w:val="04A0"/>
+      </w:tblPr>
+      <w:tblGrid>
+        <w:gridCol w:w="3408"/>
+        <w:gridCol w:w="3408"/>
+        <w:gridCol w:w="3408"/>
+      </w:tblGrid>
+      <w:tr>
+        <w:trPr>
+          <w:tblHeader/>
+        </w:trPr>
+        <w:tc>
+          <w:tcPr>
+            <w:tcW w:type="dxa" w:w="3408"/>
+          </w:tcPr>
+          <w:p>
+            <w:r>
+              <w:t>Separate picture: six cases each</w:t>
+            </w:r>
+          </w:p>
+        </w:tc>
+        <w:tc>
+          <w:tcPr>
+            <w:tcW w:type="dxa" w:w="3408"/>
+          </w:tcPr>
+          <w:p>
+            <w:r>
+              <w:t>A</w:t>
+            </w:r>
+          </w:p>
+        </w:tc>
+        <w:tc>
+          <w:tcPr>
+            <w:tcW w:type="dxa" w:w="3408"/>
+          </w:tcPr>
+          <w:p>
+            <w:r>
+              <w:t>B</w:t>
+            </w:r>
+          </w:p>
+        </w:tc>
+      </w:tr>
+      <w:tr>
+        <w:tc>
+          <w:tcPr>
+            <w:tcW w:type="dxa" w:w="3408"/>
+          </w:tcPr>
+          <w:p>
+            <w:r>
+              <w:t>Total seconds / cases</w:t>
+            </w:r>
+          </w:p>
+        </w:tc>
+        <w:tc>
+          <w:tcPr>
+            <w:tcW w:type="dxa" w:w="3408"/>
+          </w:tcPr>
+          <w:p>
+            <w:r>
+              <w:t>18 / 6</w:t>
+            </w:r>
+          </w:p>
+        </w:tc>
+        <w:tc>
+          <w:tcPr>
+            <w:tcW w:type="dxa" w:w="3408"/>
+          </w:tcPr>
+          <w:p>
+            <w:r>
+              <w:t>12 / 6</w:t>
+            </w:r>
+          </w:p>
+        </w:tc>
+      </w:tr>
+      <w:tr>
+        <w:tc>
+          <w:tcPr>
+            <w:tcW w:type="dxa" w:w="3408"/>
+          </w:tcPr>
+          <w:p>
+            <w:r>
+              <w:t>Mean seconds per case</w:t>
+            </w:r>
+          </w:p>
+        </w:tc>
+        <w:tc>
+          <w:tcPr>
+            <w:tcW w:type="dxa" w:w="3408"/>
+          </w:tcPr>
+          <w:p>
+            <w:r>
+              <w:t>3</w:t>
+            </w:r>
+          </w:p>
+        </w:tc>
+        <w:tc>
+          <w:tcPr>
+            <w:tcW w:type="dxa" w:w="3408"/>
+          </w:tcPr>
+          <w:p>
+            <w:r>
+              <w:t>2</w:t>
+            </w:r>
+          </w:p>
+        </w:tc>
+      </w:tr>
+      <w:tr>
+        <w:tc>
+          <w:tcPr>
+            <w:tcW w:type="dxa" w:w="3408"/>
+          </w:tcPr>
+          <w:p>
+            <w:r>
+              <w:t>Total cost units / cases</w:t>
+            </w:r>
+          </w:p>
+        </w:tc>
+        <w:tc>
+          <w:tcPr>
+            <w:tcW w:type="dxa" w:w="3408"/>
+          </w:tcPr>
+          <w:p>
+            <w:r>
+              <w:t>12 / 6</w:t>
+            </w:r>
+          </w:p>
+        </w:tc>
+        <w:tc>
+          <w:tcPr>
+            <w:tcW w:type="dxa" w:w="3408"/>
+          </w:tcPr>
+          <w:p>
+            <w:r>
+              <w:t>18 / 6</w:t>
+            </w:r>
+          </w:p>
+        </w:tc>
+      </w:tr>
+      <w:tr>
+        <w:tc>
+          <w:tcPr>
+            <w:tcW w:type="dxa" w:w="3408"/>
+          </w:tcPr>
+          <w:p>
+            <w:r>
+              <w:t>Mean cost units per case</w:t>
+            </w:r>
+          </w:p>
+        </w:tc>
+        <w:tc>
+          <w:tcPr>
+            <w:tcW w:type="dxa" w:w="3408"/>
+          </w:tcPr>
+          <w:p>
+            <w:r>
+              <w:t>2</w:t>
+            </w:r>
+          </w:p>
+        </w:tc>
+        <w:tc>
+          <w:tcPr>
+            <w:tcW w:type="dxa" w:w="3408"/>
+          </w:tcPr>
+          <w:p>
+            <w:r>
+              <w:t>3</w:t>
+            </w:r>
+          </w:p>
+        </w:tc>
+      </w:tr>
+      <w:tr>
+        <w:tc>
+          <w:tcPr>
+            <w:tcW w:type="dxa" w:w="3408"/>
+          </w:tcPr>
+          <w:p>
+            <w:r>
+              <w:t>Mean budget ≤ 2 units</w:t>
+            </w:r>
+          </w:p>
+        </w:tc>
+        <w:tc>
+          <w:tcPr>
+            <w:tcW w:type="dxa" w:w="3408"/>
+          </w:tcPr>
+          <w:p>
+            <w:r>
+              <w:t>Meets inclusive boundary</w:t>
+            </w:r>
+          </w:p>
+        </w:tc>
+        <w:tc>
+          <w:tcPr>
+            <w:tcW w:type="dxa" w:w="3408"/>
+          </w:tcPr>
+          <w:p>
+            <w:r>
+              <w:t>Fails</w:t>
+            </w:r>
+          </w:p>
+        </w:tc>
+      </w:tr>
+      <w:tr>
+        <w:tc>
+          <w:tcPr>
+            <w:tcW w:type="dxa" w:w="3408"/>
+          </w:tcPr>
+          <w:p>
+            <w:r>
+              <w:t>Not inferable from totals</w:t>
+            </w:r>
+          </w:p>
+        </w:tc>
+        <w:tc>
+          <w:tcPr>
+            <w:tcW w:type="dxa" w:w="3408"/>
+          </w:tcPr>
+          <w:p>
+            <w:r>
+              <w:t>Individual max, median, cost cap</w:t>
+            </w:r>
+          </w:p>
+        </w:tc>
+        <w:tc>
+          <w:tcPr>
+            <w:tcW w:type="dxa" w:w="3408"/>
+          </w:tcPr>
+          <w:p>
+            <w:r>
+              <w:t>Individual max, median, cost cap</w:t>
+            </w:r>
+          </w:p>
+        </w:tc>
+      </w:tr>
+    </w:tbl>
+    <w:p>
+      <w:pPr>
+        <w:pStyle w:val="Heading2"/>
+      </w:pPr>
+      <w:r>
+        <w:t>Picture trace and inclusive mean-budget key</w:t>
+      </w:r>
+    </w:p>
+    <w:p>
+      <w:r>
+        <w:drawing>
+          <wp:inline xmlns:a="http://schemas.openxmlformats.org/drawingml/2006/main" xmlns:pic="http://schemas.openxmlformats.org/drawingml/2006/picture">
+            <wp:extent cx="5486400" cy="3182112"/>
+            <wp:docPr id="1" name="Picture 1" descr="Compute mean time: A averages 3 seconds; B averages 2 seconds per case. → Compute mean cost: A averages 2 units; B averages 3 units per case. → Compare trade-off: B saves one second but costs one extra unit per case."/>
+            <wp:cNvGraphicFramePr>
+              <a:graphicFrameLocks noChangeAspect="1"/>
+            </wp:cNvGraphicFramePr>
+            <a:graphic>
+              <a:graphicData uri="http://schemas.openxmlformats.org/drawingml/2006/picture">
+                <pic:pic>
+                  <pic:nvPicPr>
+                    <pic:cNvPr id="0" name="academy-story-ai-6-29-02.png"/>
+                    <pic:cNvPicPr/>
+                  </pic:nvPicPr>
+                  <pic:blipFill>
+                    <a:blip r:embed="rId9"/>
+                    <a:stretch>
+                      <a:fillRect/>
+                    </a:stretch>
+                  </pic:blipFill>
+                  <pic:spPr>
+                    <a:xfrm>
+                      <a:off x="0" y="0"/>
+                      <a:ext cx="5486400" cy="3182112"/>
+                    </a:xfrm>
+                    <a:prstGeom prst="rect"/>
+                  </pic:spPr>
+                </pic:pic>
+              </a:graphicData>
+            </a:graphic>
+          </wp:inline>
+        </w:drawing>
+      </w:r>
+    </w:p>
+    <w:p>
+      <w:pPr>
+        <w:pStyle w:val="Heading3"/>
+      </w:pPr>
+      <w:r>
+        <w:t>Read the picture one step at a time</w:t>
+      </w:r>
+    </w:p>
+    <w:tbl>
+      <w:tblPr>
+        <w:tblStyle w:val="LightShading-Accent1"/>
+        <w:tblW w:type="auto" w:w="0"/>
+        <w:tblLook w:firstColumn="1" w:firstRow="1" w:lastColumn="0" w:lastRow="0" w:noHBand="0" w:noVBand="1" w:val="04A0"/>
+      </w:tblPr>
+      <w:tblGrid>
+        <w:gridCol w:w="5112"/>
+        <w:gridCol w:w="5112"/>
+      </w:tblGrid>
+      <w:tr>
+        <w:trPr>
+          <w:tblHeader/>
+        </w:trPr>
+        <w:tc>
+          <w:tcPr>
+            <w:tcW w:type="dxa" w:w="5112"/>
+          </w:tcPr>
+          <w:p>
+            <w:r>
+              <w:t>Step</w:t>
+            </w:r>
+          </w:p>
+        </w:tc>
+        <w:tc>
+          <w:tcPr>
+            <w:tcW w:type="dxa" w:w="5112"/>
+          </w:tcPr>
+          <w:p>
+            <w:r>
+              <w:t>What happens and why</w:t>
+            </w:r>
+          </w:p>
+        </w:tc>
+      </w:tr>
+      <w:tr>
+        <w:tc>
+          <w:tcPr>
+            <w:tcW w:type="dxa" w:w="5112"/>
+          </w:tcPr>
+          <w:p>
+            <w:r>
+              <w:t>1. Compute mean time</w:t>
+            </w:r>
+          </w:p>
+        </w:tc>
+        <w:tc>
+          <w:tcPr>
+            <w:tcW w:type="dxa" w:w="5112"/>
+          </w:tcPr>
+          <w:p>
+            <w:r>
+              <w:t>A averages 3 seconds; B averages 2 seconds per case.</w:t>
+            </w:r>
+          </w:p>
+        </w:tc>
+      </w:tr>
+      <w:tr>
+        <w:tc>
+          <w:tcPr>
+            <w:tcW w:type="dxa" w:w="5112"/>
+          </w:tcPr>
+          <w:p>
+            <w:r>
+              <w:t>2. Compute mean cost</w:t>
+            </w:r>
+          </w:p>
+        </w:tc>
+        <w:tc>
+          <w:tcPr>
+            <w:tcW w:type="dxa" w:w="5112"/>
+          </w:tcPr>
+          <w:p>
+            <w:r>
+              <w:t>A averages 2 units; B averages 3 units per case.</w:t>
+            </w:r>
+          </w:p>
+        </w:tc>
+      </w:tr>
+      <w:tr>
+        <w:tc>
+          <w:tcPr>
+            <w:tcW w:type="dxa" w:w="5112"/>
+          </w:tcPr>
+          <w:p>
+            <w:r>
+              <w:t>3. Compare trade-off</w:t>
+            </w:r>
+          </w:p>
+        </w:tc>
+        <w:tc>
+          <w:tcPr>
+            <w:tcW w:type="dxa" w:w="5112"/>
+          </w:tcPr>
+          <w:p>
+            <w:r>
+              <w:t>B saves one second but costs one extra unit per case.</w:t>
+            </w:r>
+          </w:p>
+        </w:tc>
+      </w:tr>
+    </w:tbl>
+    <w:p>
+      <w:r>
+        <w:t>Match each pictured step to the supplied facts. This is a worked teaching case, not an independent assessment.</w:t>
+      </w:r>
+    </w:p>
+    <w:p>
+      <w:pPr>
+        <w:spacing w:line="336" w:lineRule="auto" w:after="180"/>
+      </w:pPr>
+      <w:r>
+        <w:rPr>
+          <w:b w:val="0"/>
+        </w:rPr>
+        <w:t>A fair performance experiment holds the workload and measurement procedure fixed. Faster is not automatically preferable under a budget.</w:t>
+      </w:r>
+    </w:p>
+    <w:p>
+      <w:pPr>
+        <w:spacing w:line="336" w:lineRule="auto" w:after="180"/>
+      </w:pPr>
+      <w:r>
+        <w:rPr>
+          <w:b w:val="0"/>
+        </w:rPr>
+        <w:t>Means hide variation; disclose workload, repeated runs and slow-case results before generalising.</w:t>
+      </w:r>
+    </w:p>
+    <w:p>
+      <w:pPr>
+        <w:spacing w:line="336" w:lineRule="auto" w:after="180"/>
+      </w:pPr>
+      <w:r>
+        <w:rPr>
+          <w:b w:val="0"/>
+        </w:rPr>
+        <w:t>Change: Require at most 2 cost units per case on average.</w:t>
+      </w:r>
+    </w:p>
+    <w:p>
+      <w:pPr>
+        <w:spacing w:line="336" w:lineRule="auto" w:after="180"/>
+      </w:pPr>
+      <w:r>
+        <w:rPr>
+          <w:b/>
+        </w:rPr>
+        <w:t>Prediction</w:t>
+      </w:r>
+      <w:r>
+        <w:rPr>
+          <w:b w:val="0"/>
+        </w:rPr>
+        <w:t>: A meets the budget; B does not.</w:t>
+      </w:r>
+    </w:p>
+    <w:p>
+      <w:pPr>
+        <w:spacing w:line="336" w:lineRule="auto" w:after="180"/>
+      </w:pPr>
+      <w:r>
+        <w:rPr>
+          <w:b w:val="0"/>
+        </w:rPr>
+        <w:t>Reason: The mandatory resource condition changes the decision.</w:t>
+      </w:r>
+    </w:p>
+    <w:p>
+      <w:pPr>
+        <w:pStyle w:val="Heading2"/>
+      </w:pPr>
+      <w:r>
+        <w:t>Earlier wording, alternatives and picture transcripts · reference / check after trying</w:t>
+      </w:r>
+    </w:p>
+    <w:p>
+      <w:pPr>
+        <w:spacing w:line="336" w:lineRule="auto" w:after="180"/>
+      </w:pPr>
+      <w:r>
+        <w:rPr>
+          <w:b w:val="0"/>
+        </w:rPr>
+        <w:t>Begin by writing the question the procedure is intended to answer. Identify the information already supplied, the information it will produce and the information still missing.</w:t>
+      </w:r>
+    </w:p>
+    <w:p>
+      <w:pPr>
+        <w:spacing w:line="336" w:lineRule="auto" w:after="180"/>
+      </w:pPr>
+      <w:r>
+        <w:rPr>
+          <w:b w:val="0"/>
+        </w:rPr>
+        <w:t>These are constructed classroom examples; they do not require live accounts, private records or an external service. Do not treat a plausible explanation as a measured outcome.</w:t>
       </w:r>
     </w:p>
     <w:p>
@@ -996,99 +2655,30 @@
         <w:pStyle w:val="Heading3"/>
       </w:pPr>
       <w:r>
-        <w:t>Performance and cost experiments — evidence trace</w:t>
-      </w:r>
-    </w:p>
-    <w:tbl>
-      <w:tblPr>
-        <w:tblStyle w:val="LightShading-Accent1"/>
-        <w:tblW w:type="auto" w:w="0"/>
-        <w:tblLook w:firstColumn="1" w:firstRow="1" w:lastColumn="0" w:lastRow="0" w:noHBand="0" w:noVBand="1" w:val="04A0"/>
-      </w:tblPr>
-      <w:tblGrid>
-        <w:gridCol w:w="3408"/>
-        <w:gridCol w:w="3408"/>
-        <w:gridCol w:w="3408"/>
-      </w:tblGrid>
-      <w:tr>
-        <w:trPr>
-          <w:tblHeader/>
-        </w:trPr>
-        <w:tc>
-          <w:tcPr>
-            <w:tcW w:type="dxa" w:w="3408"/>
-          </w:tcPr>
-          <w:p>
-            <w:r>
-              <w:t>Input and scope</w:t>
-            </w:r>
-          </w:p>
-        </w:tc>
-        <w:tc>
-          <w:tcPr>
-            <w:tcW w:type="dxa" w:w="3408"/>
-          </w:tcPr>
-          <w:p>
-            <w:r>
-              <w:t>Check or calculation</w:t>
-            </w:r>
-          </w:p>
-        </w:tc>
-        <w:tc>
-          <w:tcPr>
-            <w:tcW w:type="dxa" w:w="3408"/>
-          </w:tcPr>
-          <w:p>
-            <w:r>
-              <w:t>Conclusion and limit</w:t>
-            </w:r>
-          </w:p>
-        </w:tc>
-      </w:tr>
-      <w:tr>
-        <w:tc>
-          <w:tcPr>
-            <w:tcW w:type="dxa" w:w="3408"/>
-          </w:tcPr>
-          <w:p>
-            <w:r>
-              <w:t>Durations A=[1, 1, 1, 9] seconds, B=[2, 2, 2, 2]. All pass. Compute mean and median.</w:t>
-            </w:r>
-          </w:p>
-        </w:tc>
-        <w:tc>
-          <w:tcPr>
-            <w:tcW w:type="dxa" w:w="3408"/>
-          </w:tcPr>
-          <w:p>
-            <w:r>
-              <w:t>Use the same cases and environment; record every duration and success. For a simple median sort values and average the middle pair for even counts. Keep failed requests visible.</w:t>
-            </w:r>
-          </w:p>
-        </w:tc>
-        <w:tc>
-          <w:tcPr>
-            <w:tcW w:type="dxa" w:w="3408"/>
-          </w:tcPr>
-          <w:p>
-            <w:r>
-              <w:t>A mean 3, median 1; B mean 2, median 2. B lowers mean but A has lower median; show the 9-second tail instead of declaring one universal winner.</w:t>
-            </w:r>
-          </w:p>
-        </w:tc>
-      </w:tr>
-    </w:tbl>
-    <w:p>
-      <w:r>
-        <w:t>The figure connects this chapter's worked input, declared procedure and result. Read the complete worked reasoning for qualifiers and intermediate steps; the abbreviated labels do not replace that reasoning.</w:t>
+        <w:t>Model the reasoning aloud</w:t>
       </w:r>
     </w:p>
     <w:p>
       <w:pPr>
-        <w:pStyle w:val="Heading3"/>
-      </w:pPr>
-      <w:r>
-        <w:t>Explain Performance and cost experiments · 3</w:t>
+        <w:spacing w:line="336" w:lineRule="auto" w:after="180"/>
+      </w:pPr>
+      <w:r>
+        <w:rPr>
+          <w:b w:val="0"/>
+        </w:rPr>
+        <w:t xml:space="preserve">Use the complete worked example below before asking learners to complete W2. Reveal a small part, invite a </w:t>
+      </w:r>
+      <w:r>
+        <w:rPr>
+          <w:b/>
+        </w:rPr>
+        <w:t>prediction</w:t>
+      </w:r>
+      <w:r>
+        <w:rPr>
+          <w:b w:val="0"/>
+        </w:rPr>
+        <w:t>, then explain the deciding step.</w:t>
       </w:r>
     </w:p>
     <w:p>
@@ -1099,267 +2689,7 @@
         <w:rPr>
           <w:b w:val="0"/>
         </w:rPr>
-        <w:t xml:space="preserve">Guided: A mean 3, </w:t>
-      </w:r>
-      <w:r>
-        <w:rPr>
-          <w:b/>
-        </w:rPr>
-        <w:t>median</w:t>
-      </w:r>
-      <w:r>
-        <w:rPr>
-          <w:b w:val="0"/>
-        </w:rPr>
-        <w:t xml:space="preserve"> 1; B mean 2, </w:t>
-      </w:r>
-      <w:r>
-        <w:rPr>
-          <w:b/>
-        </w:rPr>
-        <w:t>median</w:t>
-      </w:r>
-      <w:r>
-        <w:rPr>
-          <w:b w:val="0"/>
-        </w:rPr>
-        <w:t xml:space="preserve"> 2. B lowers mean but A has lower </w:t>
-      </w:r>
-      <w:r>
-        <w:rPr>
-          <w:b/>
-        </w:rPr>
-        <w:t>median</w:t>
-      </w:r>
-      <w:r>
-        <w:rPr>
-          <w:b w:val="0"/>
-        </w:rPr>
-        <w:t>; show the 9-second tail instead of declaring one universal winner.</w:t>
-      </w:r>
-    </w:p>
-    <w:p>
-      <w:pPr>
-        <w:spacing w:line="336" w:lineRule="auto" w:after="180"/>
-      </w:pPr>
-      <w:r>
-        <w:rPr>
-          <w:b w:val="0"/>
-        </w:rPr>
-        <w:t>Qualification: Resource improvement under one workload is not universal efficiency or equal quality.</w:t>
-      </w:r>
-    </w:p>
-    <w:p>
-      <w:pPr>
-        <w:spacing w:line="336" w:lineRule="auto" w:after="180"/>
-      </w:pPr>
-      <w:r>
-        <w:rPr>
-          <w:b w:val="0"/>
-        </w:rPr>
-        <w:t xml:space="preserve">Exit: accept a concrete variation with its predicted outcome and a stated condition that would challenge the </w:t>
-      </w:r>
-      <w:r>
-        <w:rPr>
-          <w:b/>
-        </w:rPr>
-        <w:t>mechanism</w:t>
-      </w:r>
-      <w:r>
-        <w:rPr>
-          <w:b w:val="0"/>
-        </w:rPr>
-        <w:t xml:space="preserve">; reject a claim resting on unmeasured </w:t>
-      </w:r>
-      <w:r>
-        <w:rPr>
-          <w:b/>
-        </w:rPr>
-        <w:t>evidence</w:t>
-      </w:r>
-      <w:r>
-        <w:rPr>
-          <w:b w:val="0"/>
-        </w:rPr>
-        <w:t>.</w:t>
-      </w:r>
-    </w:p>
-    <w:p>
-      <w:pPr>
-        <w:pStyle w:val="Heading3"/>
-      </w:pPr>
-      <w:r>
-        <w:t>Model the reasoning aloud</w:t>
-      </w:r>
-    </w:p>
-    <w:p>
-      <w:pPr>
-        <w:spacing w:line="336" w:lineRule="auto" w:after="180"/>
-      </w:pPr>
-      <w:r>
-        <w:rPr>
-          <w:b w:val="0"/>
-        </w:rPr>
-        <w:t xml:space="preserve">Use the complete worked example below before asking learners to complete W2. Reveal a small part, invite a </w:t>
-      </w:r>
-      <w:r>
-        <w:rPr>
-          <w:b/>
-        </w:rPr>
-        <w:t>prediction</w:t>
-      </w:r>
-      <w:r>
-        <w:rPr>
-          <w:b w:val="0"/>
-        </w:rPr>
-        <w:t>, then explain the deciding step.</w:t>
-      </w:r>
-    </w:p>
-    <w:p>
-      <w:pPr>
-        <w:spacing w:line="336" w:lineRule="auto" w:after="180"/>
-      </w:pPr>
-      <w:r>
-        <w:rPr>
-          <w:b w:val="0"/>
-        </w:rPr>
         <w:t>These teacher notes contain solutions; do not reveal the independent case answer during modelling.</w:t>
-      </w:r>
-    </w:p>
-    <w:p>
-      <w:pPr>
-        <w:spacing w:line="336" w:lineRule="auto" w:after="180"/>
-      </w:pPr>
-      <w:r>
-        <w:rPr>
-          <w:b w:val="0"/>
-        </w:rPr>
-        <w:t xml:space="preserve">Durations A=[1, 1, 1, 9] seconds, B=[2, 2, 2, 2]. All pass. Compute mean and </w:t>
-      </w:r>
-      <w:r>
-        <w:rPr>
-          <w:b/>
-        </w:rPr>
-        <w:t>median</w:t>
-      </w:r>
-      <w:r>
-        <w:rPr>
-          <w:b w:val="0"/>
-        </w:rPr>
-        <w:t>.</w:t>
-      </w:r>
-    </w:p>
-    <w:p>
-      <w:pPr>
-        <w:spacing w:line="336" w:lineRule="auto" w:after="180"/>
-      </w:pPr>
-      <w:r>
-        <w:rPr>
-          <w:b w:val="0"/>
-        </w:rPr>
-        <w:t xml:space="preserve">A mean 3, </w:t>
-      </w:r>
-      <w:r>
-        <w:rPr>
-          <w:b/>
-        </w:rPr>
-        <w:t>median</w:t>
-      </w:r>
-      <w:r>
-        <w:rPr>
-          <w:b w:val="0"/>
-        </w:rPr>
-        <w:t xml:space="preserve"> 1; B mean 2, </w:t>
-      </w:r>
-      <w:r>
-        <w:rPr>
-          <w:b/>
-        </w:rPr>
-        <w:t>median</w:t>
-      </w:r>
-      <w:r>
-        <w:rPr>
-          <w:b w:val="0"/>
-        </w:rPr>
-        <w:t xml:space="preserve"> 2. B lowers mean but A has lower </w:t>
-      </w:r>
-      <w:r>
-        <w:rPr>
-          <w:b/>
-        </w:rPr>
-        <w:t>median</w:t>
-      </w:r>
-      <w:r>
-        <w:rPr>
-          <w:b w:val="0"/>
-        </w:rPr>
-        <w:t>; show the 9-second tail instead of declaring one universal winner.</w:t>
-      </w:r>
-    </w:p>
-    <w:p>
-      <w:pPr>
-        <w:pStyle w:val="Heading3"/>
-      </w:pPr>
-      <w:r>
-        <w:t>Model the reasoning aloud · 4</w:t>
-      </w:r>
-    </w:p>
-    <w:p>
-      <w:pPr>
-        <w:spacing w:line="336" w:lineRule="auto" w:after="180"/>
-      </w:pPr>
-      <w:r>
-        <w:rPr>
-          <w:b w:val="0"/>
-        </w:rPr>
-        <w:t xml:space="preserve">Compare the intermediate </w:t>
-      </w:r>
-      <w:r>
-        <w:rPr>
-          <w:b/>
-        </w:rPr>
-        <w:t>evidence</w:t>
-      </w:r>
-      <w:r>
-        <w:rPr>
-          <w:b w:val="0"/>
-        </w:rPr>
-        <w:t xml:space="preserve"> with the final statement. Explain why each number or decision follows from the stated </w:t>
-      </w:r>
-      <w:r>
-        <w:rPr>
-          <w:b/>
-        </w:rPr>
-        <w:t>input</w:t>
-      </w:r>
-      <w:r>
-        <w:rPr>
-          <w:b w:val="0"/>
-        </w:rPr>
-        <w:t>s.</w:t>
-      </w:r>
-    </w:p>
-    <w:p>
-      <w:pPr>
-        <w:spacing w:line="336" w:lineRule="auto" w:after="180"/>
-      </w:pPr>
-      <w:r>
-        <w:rPr>
-          <w:b w:val="0"/>
-        </w:rPr>
-        <w:t xml:space="preserve">The conclusion belongs to this scenario and procedure; changing the </w:t>
-      </w:r>
-      <w:r>
-        <w:rPr>
-          <w:b/>
-        </w:rPr>
-        <w:t>input</w:t>
-      </w:r>
-      <w:r>
-        <w:rPr>
-          <w:b w:val="0"/>
-        </w:rPr>
-        <w:t>s, evaluation population or authority can change what it establishes. Retain the raw record so a later revision can be compared honestly.</w:t>
       </w:r>
     </w:p>
     <w:tbl>
@@ -1485,41 +2815,10 @@
     </w:p>
     <w:p>
       <w:pPr>
-        <w:spacing w:line="336" w:lineRule="auto" w:after="180"/>
-      </w:pPr>
-      <w:r>
-        <w:rPr>
-          <w:b w:val="0"/>
-        </w:rPr>
-        <w:t>Measure time and cost. Two fixed configurations answer the same six questions and meet the same quality rubric.</w:t>
-      </w:r>
-    </w:p>
-    <w:p>
-      <w:pPr>
         <w:pStyle w:val="Heading3"/>
       </w:pPr>
       <w:r>
         <w:t>The facts we will use</w:t>
-      </w:r>
-    </w:p>
-    <w:p>
-      <w:pPr>
-        <w:pStyle w:val="Heading3"/>
-      </w:pPr>
-      <w:r>
-        <w:t>Supplied facts</w:t>
-      </w:r>
-    </w:p>
-    <w:p>
-      <w:pPr>
-        <w:spacing w:line="336" w:lineRule="auto" w:after="180"/>
-        <w:shd w:fill="F1F6FC"/>
-      </w:pPr>
-      <w:r>
-        <w:rPr>
-          <w:b w:val="0"/>
-        </w:rPr>
-        <w:t>A totals 18 seconds and 12 cost units. B totals 12 seconds and 18 units.</w:t>
       </w:r>
     </w:p>
     <w:p>
@@ -1527,7 +2826,7 @@
         <w:drawing>
           <wp:inline xmlns:a="http://schemas.openxmlformats.org/drawingml/2006/main" xmlns:pic="http://schemas.openxmlformats.org/drawingml/2006/picture">
             <wp:extent cx="5486400" cy="3077029"/>
-            <wp:docPr id="1" name="Picture 1" descr="Mean resource use per case"/>
+            <wp:docPr id="2" name="Picture 2" descr="Mean resource use per case"/>
             <wp:cNvGraphicFramePr>
               <a:graphicFrameLocks noChangeAspect="1"/>
             </wp:cNvGraphicFramePr>
@@ -1539,7 +2838,7 @@
                     <pic:cNvPicPr/>
                   </pic:nvPicPr>
                   <pic:blipFill>
-                    <a:blip r:embed="rId9"/>
+                    <a:blip r:embed="rId10"/>
                     <a:stretch>
                       <a:fillRect/>
                     </a:stretch>
@@ -1563,7 +2862,7 @@
         <w:drawing>
           <wp:inline xmlns:a="http://schemas.openxmlformats.org/drawingml/2006/main" xmlns:pic="http://schemas.openxmlformats.org/drawingml/2006/picture">
             <wp:extent cx="5486400" cy="5145314"/>
-            <wp:docPr id="2" name="Picture 2" descr="Performance and cost experiments. Compute mean time: A averages 3 seconds; B averages 2 seconds per case.. Compute mean cost: A averages 2 units; B averages 3 units per case.. Compare trade-off: B saves one second but costs one extra unit per case."/>
+            <wp:docPr id="3" name="Picture 3" descr="Performance and cost experiments. Compute mean time: A averages 3 seconds; B averages 2 seconds per case.. Compute mean cost: A averages 2 units; B averages 3 units per case.. Compare trade-off: B saves one second but costs one extra unit per case."/>
             <wp:cNvGraphicFramePr>
               <a:graphicFrameLocks noChangeAspect="1"/>
             </wp:cNvGraphicFramePr>
@@ -1575,7 +2874,7 @@
                     <pic:cNvPicPr/>
                   </pic:nvPicPr>
                   <pic:blipFill>
-                    <a:blip r:embed="rId10"/>
+                    <a:blip r:embed="rId11"/>
                     <a:stretch>
                       <a:fillRect/>
                     </a:stretch>
@@ -1599,114 +2898,7 @@
         <w:pStyle w:val="Heading3"/>
       </w:pPr>
       <w:r>
-        <w:t>Read the picture one step at a time</w:t>
-      </w:r>
-    </w:p>
-    <w:tbl>
-      <w:tblPr>
-        <w:tblStyle w:val="LightShading-Accent1"/>
-        <w:tblW w:type="auto" w:w="0"/>
-        <w:tblLook w:firstColumn="1" w:firstRow="1" w:lastColumn="0" w:lastRow="0" w:noHBand="0" w:noVBand="1" w:val="04A0"/>
-      </w:tblPr>
-      <w:tblGrid>
-        <w:gridCol w:w="5112"/>
-        <w:gridCol w:w="5112"/>
-      </w:tblGrid>
-      <w:tr>
-        <w:trPr>
-          <w:tblHeader/>
-        </w:trPr>
-        <w:tc>
-          <w:tcPr>
-            <w:tcW w:type="dxa" w:w="5112"/>
-          </w:tcPr>
-          <w:p>
-            <w:r>
-              <w:t>Step</w:t>
-            </w:r>
-          </w:p>
-        </w:tc>
-        <w:tc>
-          <w:tcPr>
-            <w:tcW w:type="dxa" w:w="5112"/>
-          </w:tcPr>
-          <w:p>
-            <w:r>
-              <w:t>What happens and why</w:t>
-            </w:r>
-          </w:p>
-        </w:tc>
-      </w:tr>
-      <w:tr>
-        <w:tc>
-          <w:tcPr>
-            <w:tcW w:type="dxa" w:w="5112"/>
-          </w:tcPr>
-          <w:p>
-            <w:r>
-              <w:t>1. Compute mean time</w:t>
-            </w:r>
-          </w:p>
-        </w:tc>
-        <w:tc>
-          <w:tcPr>
-            <w:tcW w:type="dxa" w:w="5112"/>
-          </w:tcPr>
-          <w:p>
-            <w:r>
-              <w:t>A averages 3 seconds; B averages 2 seconds per case.</w:t>
-            </w:r>
-          </w:p>
-        </w:tc>
-      </w:tr>
-      <w:tr>
-        <w:tc>
-          <w:tcPr>
-            <w:tcW w:type="dxa" w:w="5112"/>
-          </w:tcPr>
-          <w:p>
-            <w:r>
-              <w:t>2. Compute mean cost</w:t>
-            </w:r>
-          </w:p>
-        </w:tc>
-        <w:tc>
-          <w:tcPr>
-            <w:tcW w:type="dxa" w:w="5112"/>
-          </w:tcPr>
-          <w:p>
-            <w:r>
-              <w:t>A averages 2 units; B averages 3 units per case.</w:t>
-            </w:r>
-          </w:p>
-        </w:tc>
-      </w:tr>
-      <w:tr>
-        <w:tc>
-          <w:tcPr>
-            <w:tcW w:type="dxa" w:w="5112"/>
-          </w:tcPr>
-          <w:p>
-            <w:r>
-              <w:t>3. Compare trade-off</w:t>
-            </w:r>
-          </w:p>
-        </w:tc>
-        <w:tc>
-          <w:tcPr>
-            <w:tcW w:type="dxa" w:w="5112"/>
-          </w:tcPr>
-          <w:p>
-            <w:r>
-              <w:t>B saves one second but costs one extra unit per case.</w:t>
-            </w:r>
-          </w:p>
-        </w:tc>
-      </w:tr>
-    </w:tbl>
-    <w:p>
-      <w:r>
-        <w:t>Match each pictured step to the supplied facts. This is a worked teaching case, not an independent assessment.</w:t>
+        <w:t>Why this result follows</w:t>
       </w:r>
     </w:p>
     <w:p>
@@ -1714,7 +2906,7 @@
         <w:pStyle w:val="Heading3"/>
       </w:pPr>
       <w:r>
-        <w:t>Why this result follows</w:t>
+        <w:t>What this example does not establish</w:t>
       </w:r>
     </w:p>
     <w:p>
@@ -1722,137 +2914,216 @@
         <w:pStyle w:val="Heading3"/>
       </w:pPr>
       <w:r>
-        <w:t>Why the result follows</w:t>
+        <w:t>Change one thing in the pictured case</w:t>
       </w:r>
     </w:p>
     <w:p>
       <w:pPr>
-        <w:spacing w:line="336" w:lineRule="auto" w:after="180"/>
-        <w:shd w:fill="F1F6FC"/>
-      </w:pPr>
-      <w:r>
-        <w:rPr>
-          <w:b w:val="0"/>
-        </w:rPr>
-        <w:t>A fair performance experiment holds the workload and measurement procedure fixed. Faster is not automatically preferable under a budget.</w:t>
+        <w:pStyle w:val="Heading3"/>
+      </w:pPr>
+      <w:r>
+        <w:t>Ask while showing the picture</w:t>
       </w:r>
     </w:p>
     <w:p>
       <w:pPr>
-        <w:pStyle w:val="Heading3"/>
-      </w:pPr>
-      <w:r>
-        <w:t>What this example does not establish</w:t>
+        <w:spacing w:line="336" w:lineRule="auto" w:after="180"/>
+      </w:pPr>
+      <w:r>
+        <w:rPr>
+          <w:b w:val="0"/>
+        </w:rPr>
+        <w:t xml:space="preserve">Cover the result. Ask learners to name the </w:t>
+      </w:r>
+      <w:r>
+        <w:rPr>
+          <w:b/>
+        </w:rPr>
+        <w:t>input</w:t>
+      </w:r>
+      <w:r>
+        <w:rPr>
+          <w:b w:val="0"/>
+        </w:rPr>
+        <w:t xml:space="preserve">s and predict the next step. Uncover one step, connect the icon to the actual procedure, and explain its </w:t>
+      </w:r>
+      <w:r>
+        <w:rPr>
+          <w:b/>
+        </w:rPr>
+        <w:t>evidence</w:t>
+      </w:r>
+      <w:r>
+        <w:rPr>
+          <w:b w:val="0"/>
+        </w:rPr>
+        <w:t>. Then change the supplied condition and compare.</w:t>
       </w:r>
     </w:p>
     <w:p>
       <w:pPr>
-        <w:pStyle w:val="Heading3"/>
-      </w:pPr>
-      <w:r>
-        <w:t>Keep the stated limit</w:t>
+        <w:spacing w:line="336" w:lineRule="auto" w:after="180"/>
+      </w:pPr>
+      <w:r>
+        <w:rPr>
+          <w:b w:val="0"/>
+        </w:rPr>
+        <w:t>The picture is a representation; it does not document execution of a real AI model.</w:t>
       </w:r>
     </w:p>
     <w:p>
       <w:pPr>
-        <w:spacing w:line="336" w:lineRule="auto" w:after="180"/>
-        <w:shd w:fill="FFF5E6"/>
-      </w:pPr>
-      <w:r>
-        <w:rPr>
-          <w:b w:val="0"/>
-        </w:rPr>
-        <w:t>Means hide variation; disclose workload, repeated runs and slow-case results before generalising.</w:t>
+        <w:pStyle w:val="Heading1"/>
+      </w:pPr>
+      <w:r>
+        <w:t>03. Model a step,then remove help</w:t>
       </w:r>
     </w:p>
     <w:p>
-      <w:pPr>
-        <w:pStyle w:val="Heading3"/>
-      </w:pPr>
-      <w:r>
-        <w:t>Change one thing in the pictured case</w:t>
+      <w:r>
+        <w:t>Collect each learner’s reasoning before showing a key.</w:t>
       </w:r>
     </w:p>
     <w:p>
       <w:pPr>
-        <w:pStyle w:val="Heading3"/>
-      </w:pPr>
-      <w:r>
-        <w:t>Change one thing</w:t>
+        <w:pStyle w:val="Heading2"/>
+      </w:pPr>
+      <w:r>
+        <w:t>Current completion task and checked reasoning</w:t>
       </w:r>
     </w:p>
     <w:p>
       <w:pPr>
         <w:spacing w:line="336" w:lineRule="auto" w:after="180"/>
-        <w:shd w:fill="F5F1FB"/>
       </w:pPr>
       <w:r>
         <w:rPr>
           <w:b w:val="0"/>
         </w:rPr>
-        <w:t>Change: Require at most 2 cost units per case.</w:t>
+        <w:t xml:space="preserve">Completion task: Durations A=[1, 1, 1, 9] seconds, B=[2, 2, 2, 2]. All pass. Compute mean and </w:t>
+      </w:r>
+      <w:r>
+        <w:rPr>
+          <w:b/>
+        </w:rPr>
+        <w:t>median</w:t>
+      </w:r>
+      <w:r>
+        <w:rPr>
+          <w:b w:val="0"/>
+        </w:rPr>
+        <w:t>. Show the intermediate steps and give the conclusion with its scope.</w:t>
       </w:r>
     </w:p>
     <w:p>
       <w:pPr>
-        <w:pStyle w:val="Heading3"/>
-      </w:pPr>
-      <w:r>
-        <w:t>Predicted result</w:t>
+        <w:spacing w:line="336" w:lineRule="auto" w:after="180"/>
+      </w:pPr>
+      <w:r>
+        <w:rPr>
+          <w:b w:val="0"/>
+        </w:rPr>
+        <w:t xml:space="preserve">Teacher check: Teacher explanation: A mean 3, </w:t>
+      </w:r>
+      <w:r>
+        <w:rPr>
+          <w:b/>
+        </w:rPr>
+        <w:t>median</w:t>
+      </w:r>
+      <w:r>
+        <w:rPr>
+          <w:b w:val="0"/>
+        </w:rPr>
+        <w:t xml:space="preserve"> 1; B mean 2, </w:t>
+      </w:r>
+      <w:r>
+        <w:rPr>
+          <w:b/>
+        </w:rPr>
+        <w:t>median</w:t>
+      </w:r>
+      <w:r>
+        <w:rPr>
+          <w:b w:val="0"/>
+        </w:rPr>
+        <w:t xml:space="preserve"> 2. B lowers mean but A has lower </w:t>
+      </w:r>
+      <w:r>
+        <w:rPr>
+          <w:b/>
+        </w:rPr>
+        <w:t>median</w:t>
+      </w:r>
+      <w:r>
+        <w:rPr>
+          <w:b w:val="0"/>
+        </w:rPr>
+        <w:t>; show the 9-second tail instead of declaring one universal winner.</w:t>
       </w:r>
     </w:p>
     <w:p>
       <w:pPr>
         <w:spacing w:line="336" w:lineRule="auto" w:after="180"/>
-        <w:shd w:fill="F1F6FC"/>
-      </w:pPr>
+      </w:pPr>
+      <w:r>
+        <w:rPr>
+          <w:b w:val="0"/>
+        </w:rPr>
+        <w:t xml:space="preserve">Start by identifying the given </w:t>
+      </w:r>
       <w:r>
         <w:rPr>
           <w:b/>
         </w:rPr>
-        <w:t>Prediction</w:t>
+        <w:t>input</w:t>
       </w:r>
       <w:r>
         <w:rPr>
           <w:b w:val="0"/>
         </w:rPr>
-        <w:t>: A meets the budget; B does not.</w:t>
+        <w:t>s together. Leave the intermediate steps blank. If needed, model one step, then withdraw that help on the next step. Move to a full trace only when the partial trace is understood.</w:t>
       </w:r>
     </w:p>
     <w:p>
       <w:pPr>
-        <w:pStyle w:val="Heading3"/>
-      </w:pPr>
-      <w:r>
-        <w:t>Why the result follows</w:t>
+        <w:spacing w:line="336" w:lineRule="auto" w:after="180"/>
+      </w:pPr>
+      <w:r>
+        <w:rPr>
+          <w:b w:val="0"/>
+        </w:rPr>
+        <w:t>For partners, alternate explainer and checker; collect a response from every learner before discussion.</w:t>
       </w:r>
     </w:p>
     <w:p>
       <w:pPr>
-        <w:spacing w:line="336" w:lineRule="auto" w:after="180"/>
-        <w:shd w:fill="F1F6FC"/>
-      </w:pPr>
-      <w:r>
-        <w:rPr>
-          <w:b w:val="0"/>
-        </w:rPr>
-        <w:t>Reason: The mandatory resource condition changes the decision.</w:t>
+        <w:pStyle w:val="Heading2"/>
+      </w:pPr>
+      <w:r>
+        <w:t>Individual misconception check</w:t>
       </w:r>
     </w:p>
     <w:p>
       <w:pPr>
-        <w:pStyle w:val="Heading3"/>
-      </w:pPr>
-      <w:r>
-        <w:t>Ask while showing the picture</w:t>
+        <w:spacing w:line="336" w:lineRule="auto" w:after="180"/>
+      </w:pPr>
+      <w:r>
+        <w:rPr>
+          <w:b w:val="0"/>
+        </w:rPr>
+        <w:t>Use the worked case for Performance and cost experiments. Proposed explanation: “The worked result establishes every future case”. Decide whether this explanation is supported.</w:t>
       </w:r>
     </w:p>
     <w:p>
       <w:pPr>
-        <w:pStyle w:val="Heading3"/>
-      </w:pPr>
-      <w:r>
-        <w:t>Ask while showing the picture · 5</w:t>
+        <w:spacing w:line="336" w:lineRule="auto" w:after="180"/>
+      </w:pPr>
+      <w:r>
+        <w:rPr>
+          <w:b w:val="0"/>
+        </w:rPr>
+        <w:t>Point to the step or supplied fact that decides; explain your repair if needed.</w:t>
       </w:r>
     </w:p>
     <w:p>
@@ -1863,31 +3134,7 @@
         <w:rPr>
           <w:b w:val="0"/>
         </w:rPr>
-        <w:t xml:space="preserve">Cover the result. Ask learners to name the </w:t>
-      </w:r>
-      <w:r>
-        <w:rPr>
-          <w:b/>
-        </w:rPr>
-        <w:t>input</w:t>
-      </w:r>
-      <w:r>
-        <w:rPr>
-          <w:b w:val="0"/>
-        </w:rPr>
-        <w:t xml:space="preserve">s and predict the next step. Uncover one step, connect the icon to the actual procedure, and explain its </w:t>
-      </w:r>
-      <w:r>
-        <w:rPr>
-          <w:b/>
-        </w:rPr>
-        <w:t>evidence</w:t>
-      </w:r>
-      <w:r>
-        <w:rPr>
-          <w:b w:val="0"/>
-        </w:rPr>
-        <w:t>. Then change the supplied condition and compare.</w:t>
+        <w:t>Expected correction: Resource improvement under one workload is not universal efficiency or equal quality.</w:t>
       </w:r>
     </w:p>
     <w:p>
@@ -1898,20 +3145,190 @@
         <w:rPr>
           <w:b w:val="0"/>
         </w:rPr>
-        <w:t>The picture is a representation; it does not document execution of a real AI model.</w:t>
+        <w:t>Collect explanations, not only yes/no votes. If a misunderstanding is common, re-model the relevant step for the class.</w:t>
       </w:r>
     </w:p>
     <w:p>
       <w:pPr>
-        <w:pStyle w:val="Heading1"/>
-      </w:pPr>
-      <w:r>
-        <w:t>03. Demonstrate and guide practice</w:t>
+        <w:spacing w:line="336" w:lineRule="auto" w:after="180"/>
+      </w:pPr>
+      <w:r>
+        <w:rPr>
+          <w:b w:val="0"/>
+        </w:rPr>
+        <w:t>If it affects a few learners, give a short targeted group explanation while others solve a more demanding variation.</w:t>
       </w:r>
     </w:p>
     <w:p>
-      <w:r>
-        <w:t>Demonstrate Performance and cost experiments, reduce support deliberately and check individual reasoning before discussing answers.</w:t>
+      <w:pPr>
+        <w:pStyle w:val="Heading2"/>
+      </w:pPr>
+      <w:r>
+        <w:t>Pictured reasoning and changed case</w:t>
+      </w:r>
+    </w:p>
+    <w:p>
+      <w:pPr>
+        <w:spacing w:line="336" w:lineRule="auto" w:after="180"/>
+      </w:pPr>
+      <w:r>
+        <w:rPr>
+          <w:b w:val="0"/>
+        </w:rPr>
+        <w:t>Calculate per-case seconds and cost units for A and B. Which meets a budget of at most 2 cost units per case on average, and what speed trade-off does that choice make?</w:t>
+      </w:r>
+    </w:p>
+    <w:p>
+      <w:pPr>
+        <w:spacing w:line="336" w:lineRule="auto" w:after="180"/>
+      </w:pPr>
+      <w:r>
+        <w:rPr>
+          <w:b w:val="0"/>
+        </w:rPr>
+        <w:t>A averages 3 seconds; B averages 2 seconds per case. A averages 2 units; B averages 3 units per case. B saves one second but costs one extra unit per case. Changed case: A meets the budget; B does not.</w:t>
+      </w:r>
+    </w:p>
+    <w:p>
+      <w:pPr>
+        <w:spacing w:line="336" w:lineRule="auto" w:after="180"/>
+      </w:pPr>
+      <w:r>
+        <w:rPr>
+          <w:b w:val="0"/>
+        </w:rPr>
+        <w:t>The mandatory resource condition changes the decision.</w:t>
+      </w:r>
+    </w:p>
+    <w:p>
+      <w:pPr>
+        <w:spacing w:line="336" w:lineRule="auto" w:after="180"/>
+      </w:pPr>
+      <w:r>
+        <w:rPr>
+          <w:b w:val="0"/>
+        </w:rPr>
+        <w:t>Changed-case reasoning: A meets the budget; B does not. The mandatory resource condition changes the decision.</w:t>
+      </w:r>
+    </w:p>
+    <w:p>
+      <w:pPr>
+        <w:spacing w:line="336" w:lineRule="auto" w:after="180"/>
+      </w:pPr>
+      <w:r>
+        <w:rPr>
+          <w:b w:val="0"/>
+        </w:rPr>
+        <w:t xml:space="preserve">Collect each learner’s explanation before discussion. Use the first missing connection between </w:t>
+      </w:r>
+      <w:r>
+        <w:rPr>
+          <w:b/>
+        </w:rPr>
+        <w:t>input</w:t>
+      </w:r>
+      <w:r>
+        <w:rPr>
+          <w:b w:val="0"/>
+        </w:rPr>
+        <w:t xml:space="preserve">, deciding step and result to choose support. This question is worked-case practice, not fresh mastery </w:t>
+      </w:r>
+      <w:r>
+        <w:rPr>
+          <w:b/>
+        </w:rPr>
+        <w:t>evidence</w:t>
+      </w:r>
+      <w:r>
+        <w:rPr>
+          <w:b w:val="0"/>
+        </w:rPr>
+        <w:t>.</w:t>
+      </w:r>
+    </w:p>
+    <w:p>
+      <w:pPr>
+        <w:pStyle w:val="Heading2"/>
+      </w:pPr>
+      <w:r>
+        <w:t>Accessible support and extension</w:t>
+      </w:r>
+    </w:p>
+    <w:p>
+      <w:pPr>
+        <w:spacing w:line="336" w:lineRule="auto" w:after="180"/>
+      </w:pPr>
+      <w:r>
+        <w:rPr>
+          <w:b w:val="0"/>
+        </w:rPr>
+        <w:t xml:space="preserve">Use See how it works and Follow a worked example. Collect a </w:t>
+      </w:r>
+      <w:r>
+        <w:rPr>
+          <w:b/>
+        </w:rPr>
+        <w:t>prediction</w:t>
+      </w:r>
+      <w:r>
+        <w:rPr>
+          <w:b w:val="0"/>
+        </w:rPr>
+        <w:t xml:space="preserve"> before revealing its result; ask the learner to point to each intermediate fact.</w:t>
+      </w:r>
+    </w:p>
+    <w:p>
+      <w:pPr>
+        <w:spacing w:line="336" w:lineRule="auto" w:after="180"/>
+      </w:pPr>
+      <w:r>
+        <w:rPr>
+          <w:b w:val="0"/>
+        </w:rPr>
+        <w:t xml:space="preserve">Provide an </w:t>
+      </w:r>
+      <w:r>
+        <w:rPr>
+          <w:b/>
+        </w:rPr>
+        <w:t>input</w:t>
+      </w:r>
+      <w:r>
+        <w:rPr>
+          <w:b w:val="0"/>
+        </w:rPr>
+        <w:t>/procedure/result/limit frame and a calculator when needed. Ask students to identify the first step before completing the whole trace.</w:t>
+      </w:r>
+    </w:p>
+    <w:p>
+      <w:pPr>
+        <w:spacing w:line="336" w:lineRule="auto" w:after="180"/>
+      </w:pPr>
+      <w:r>
+        <w:rPr>
+          <w:b w:val="0"/>
+        </w:rPr>
+        <w:t xml:space="preserve">Extension: compare two concrete variants of this </w:t>
+      </w:r>
+      <w:r>
+        <w:rPr>
+          <w:b/>
+        </w:rPr>
+        <w:t>mechanism</w:t>
+      </w:r>
+      <w:r>
+        <w:rPr>
+          <w:b w:val="0"/>
+        </w:rPr>
+        <w:t xml:space="preserve"> while holding unrelated conditions fixed; report both successful and unsuccessful outcomes.</w:t>
+      </w:r>
+    </w:p>
+    <w:p>
+      <w:pPr>
+        <w:pStyle w:val="Heading2"/>
+      </w:pPr>
+      <w:r>
+        <w:t>Earlier wording, alternatives and picture transcripts · reference / check after trying</w:t>
       </w:r>
     </w:p>
     <w:tbl>
@@ -2128,71 +3545,26 @@
     </w:tbl>
     <w:p>
       <w:pPr>
-        <w:spacing w:line="336" w:lineRule="auto" w:after="180"/>
-      </w:pPr>
-      <w:r>
-        <w:rPr>
-          <w:b w:val="0"/>
-        </w:rPr>
-        <w:t xml:space="preserve">Use See how it works and Follow a worked example. Collect a </w:t>
-      </w:r>
-      <w:r>
-        <w:rPr>
-          <w:b/>
-        </w:rPr>
-        <w:t>prediction</w:t>
-      </w:r>
-      <w:r>
-        <w:rPr>
-          <w:b w:val="0"/>
-        </w:rPr>
-        <w:t xml:space="preserve"> before revealing its result; ask the learner to point to each intermediate fact.</w:t>
+        <w:pStyle w:val="Heading3"/>
+      </w:pPr>
+      <w:r>
+        <w:t>Reduce help deliberately</w:t>
       </w:r>
     </w:p>
     <w:p>
       <w:pPr>
-        <w:spacing w:line="336" w:lineRule="auto" w:after="180"/>
-      </w:pPr>
-      <w:r>
-        <w:rPr>
-          <w:b w:val="0"/>
-        </w:rPr>
-        <w:t xml:space="preserve">Provide an </w:t>
-      </w:r>
-      <w:r>
-        <w:rPr>
-          <w:b/>
-        </w:rPr>
-        <w:t>input</w:t>
-      </w:r>
-      <w:r>
-        <w:rPr>
-          <w:b w:val="0"/>
-        </w:rPr>
-        <w:t>/procedure/result/limit frame and a calculator when needed. Ask students to identify the first step before completing the whole trace.</w:t>
+        <w:pStyle w:val="Heading3"/>
+      </w:pPr>
+      <w:r>
+        <w:t>Individual reasoning check</w:t>
       </w:r>
     </w:p>
     <w:p>
       <w:pPr>
-        <w:spacing w:line="336" w:lineRule="auto" w:after="180"/>
-      </w:pPr>
-      <w:r>
-        <w:rPr>
-          <w:b w:val="0"/>
-        </w:rPr>
-        <w:t xml:space="preserve">Extension: compare two concrete variants of this </w:t>
-      </w:r>
-      <w:r>
-        <w:rPr>
-          <w:b/>
-        </w:rPr>
-        <w:t>mechanism</w:t>
-      </w:r>
-      <w:r>
-        <w:rPr>
-          <w:b w:val="0"/>
-        </w:rPr>
-        <w:t xml:space="preserve"> while holding unrelated conditions fixed; report both successful and unsuccessful outcomes.</w:t>
+        <w:pStyle w:val="Heading3"/>
+      </w:pPr>
+      <w:r>
+        <w:t>Pictorial practice question</w:t>
       </w:r>
     </w:p>
     <w:p>
@@ -2200,95 +3572,39 @@
         <w:pStyle w:val="Heading3"/>
       </w:pPr>
       <w:r>
-        <w:t>Reduce help deliberately</w:t>
+        <w:t>Reasoned teacher answer</w:t>
       </w:r>
     </w:p>
     <w:p>
       <w:pPr>
-        <w:pStyle w:val="Heading3"/>
-      </w:pPr>
-      <w:r>
-        <w:t>Completion practice</w:t>
+        <w:pStyle w:val="Heading1"/>
+      </w:pPr>
+      <w:r>
+        <w:t>04. Run the complete supplied investigation</w:t>
       </w:r>
     </w:p>
     <w:p>
-      <w:pPr>
-        <w:spacing w:line="336" w:lineRule="auto" w:after="180"/>
-        <w:shd w:fill="F5F1FB"/>
-      </w:pPr>
-      <w:r>
-        <w:rPr>
-          <w:b w:val="0"/>
-        </w:rPr>
-        <w:t xml:space="preserve">Completion task: Durations A=[1, 1, 1, 9] seconds, B=[2, 2, 2, 2]. All pass. Compute mean and </w:t>
-      </w:r>
-      <w:r>
-        <w:rPr>
-          <w:b/>
-        </w:rPr>
-        <w:t>median</w:t>
-      </w:r>
-      <w:r>
-        <w:rPr>
-          <w:b w:val="0"/>
-        </w:rPr>
-        <w:t>. Show the intermediate steps and give the conclusion with its scope.</w:t>
+      <w:r>
+        <w:t>Separate predictions,actual runs and paper traces.</w:t>
       </w:r>
     </w:p>
     <w:p>
       <w:pPr>
-        <w:pStyle w:val="Heading3"/>
-      </w:pPr>
-      <w:r>
-        <w:t>Reasoning to listen for</w:t>
+        <w:pStyle w:val="Heading2"/>
+      </w:pPr>
+      <w:r>
+        <w:t>Complete inputs,expected results and limits</w:t>
       </w:r>
     </w:p>
     <w:p>
       <w:pPr>
         <w:spacing w:line="336" w:lineRule="auto" w:after="180"/>
-        <w:shd w:fill="F1F6FC"/>
       </w:pPr>
       <w:r>
         <w:rPr>
           <w:b w:val="0"/>
         </w:rPr>
-        <w:t xml:space="preserve">Teacher check: Teacher explanation: A mean 3, </w:t>
-      </w:r>
-      <w:r>
-        <w:rPr>
-          <w:b/>
-        </w:rPr>
-        <w:t>median</w:t>
-      </w:r>
-      <w:r>
-        <w:rPr>
-          <w:b w:val="0"/>
-        </w:rPr>
-        <w:t xml:space="preserve"> 1; B mean 2, </w:t>
-      </w:r>
-      <w:r>
-        <w:rPr>
-          <w:b/>
-        </w:rPr>
-        <w:t>median</w:t>
-      </w:r>
-      <w:r>
-        <w:rPr>
-          <w:b w:val="0"/>
-        </w:rPr>
-        <w:t xml:space="preserve"> 2. B lowers mean but A has lower </w:t>
-      </w:r>
-      <w:r>
-        <w:rPr>
-          <w:b/>
-        </w:rPr>
-        <w:t>median</w:t>
-      </w:r>
-      <w:r>
-        <w:rPr>
-          <w:b w:val="0"/>
-        </w:rPr>
-        <w:t>; show the 9-second tail instead of declaring one universal winner.</w:t>
+        <w:t>Main A mean 3/median 1/max 9 seconds; B mean/median/max 2; both 4/4 quality. Picture A averages 3 seconds/2 units, B 2 seconds/3 units; only A meets mean-cost budget ≤ 2. No individual cap is established. Selected C mean 4 and median 2.5; D mean/median 3 and quality 3/4. Retain the failed response’s timing and quality flag; do not discard it or invent C’s unprovided quality status.</w:t>
       </w:r>
     </w:p>
     <w:p>
@@ -2299,38 +3615,26 @@
         <w:rPr>
           <w:b w:val="0"/>
         </w:rPr>
-        <w:t xml:space="preserve">Start by identifying the given </w:t>
-      </w:r>
-      <w:r>
-        <w:rPr>
-          <w:b/>
-        </w:rPr>
-        <w:t>input</w:t>
-      </w:r>
-      <w:r>
-        <w:rPr>
-          <w:b w:val="0"/>
-        </w:rPr>
-        <w:t>s together. Leave the intermediate steps blank. If needed, model one step, then withdraw that help on the next step. Move to a full trace only when the partial trace is understood.</w:t>
+        <w:t>Require scope and objective before preferring a configuration.</w:t>
       </w:r>
     </w:p>
     <w:p>
       <w:pPr>
-        <w:spacing w:line="336" w:lineRule="auto" w:after="180"/>
-      </w:pPr>
-      <w:r>
-        <w:rPr>
-          <w:b w:val="0"/>
-        </w:rPr>
-        <w:t>For partners, alternate explainer and checker; collect a response from every learner before discussion.</w:t>
+        <w:pStyle w:val="Heading2"/>
+      </w:pPr>
+      <w:r>
+        <w:t>Diagnose the current misconceptions</w:t>
       </w:r>
     </w:p>
     <w:p>
       <w:pPr>
-        <w:pStyle w:val="Heading3"/>
-      </w:pPr>
-      <w:r>
-        <w:t>Individual reasoning check</w:t>
+        <w:spacing w:line="336" w:lineRule="auto" w:after="180"/>
+      </w:pPr>
+      <w:r>
+        <w:rPr>
+          <w:b w:val="0"/>
+        </w:rPr>
+        <w:t>The worked result establishes every future case: Resource improvement under one workload is not universal efficiency or equal quality.</w:t>
       </w:r>
     </w:p>
     <w:p>
@@ -2341,7 +3645,31 @@
         <w:rPr>
           <w:b w:val="0"/>
         </w:rPr>
-        <w:t>Use the worked case for Performance and cost experiments. Proposed explanation: “The worked result establishes every future case”. Decide whether this explanation is supported.</w:t>
+        <w:t xml:space="preserve">A missing </w:t>
+      </w:r>
+      <w:r>
+        <w:rPr>
+          <w:b/>
+        </w:rPr>
+        <w:t>input</w:t>
+      </w:r>
+      <w:r>
+        <w:rPr>
+          <w:b w:val="0"/>
+        </w:rPr>
+        <w:t xml:space="preserve"> may be replaced without recording the change: A replacement changes the </w:t>
+      </w:r>
+      <w:r>
+        <w:rPr>
+          <w:b/>
+        </w:rPr>
+        <w:t>evidence</w:t>
+      </w:r>
+      <w:r>
+        <w:rPr>
+          <w:b w:val="0"/>
+        </w:rPr>
+        <w:t xml:space="preserve"> or contract. Record the change and its justification; do not silently turn unknown into a measured value.</w:t>
       </w:r>
     </w:p>
     <w:p>
@@ -2352,270 +3680,62 @@
         <w:rPr>
           <w:b w:val="0"/>
         </w:rPr>
-        <w:t>Point to the step or supplied fact that decides; explain your repair if needed.</w:t>
+        <w:t xml:space="preserve">Repeating an assessed case is new independent </w:t>
+      </w:r>
+      <w:r>
+        <w:rPr>
+          <w:b/>
+        </w:rPr>
+        <w:t>evidence</w:t>
+      </w:r>
+      <w:r>
+        <w:rPr>
+          <w:b w:val="0"/>
+        </w:rPr>
+        <w:t>: A replay checks consistency. An example used for feedback or revision cannot later be described as untouched final evaluation.</w:t>
       </w:r>
     </w:p>
     <w:p>
       <w:pPr>
-        <w:pStyle w:val="Heading3"/>
-      </w:pPr>
-      <w:r>
-        <w:t>Expected repair</w:t>
+        <w:spacing w:line="336" w:lineRule="auto" w:after="180"/>
+      </w:pPr>
+      <w:r>
+        <w:rPr>
+          <w:b w:val="0"/>
+        </w:rPr>
+        <w:t xml:space="preserve">Use Run the investigation for the </w:t>
+      </w:r>
+      <w:r>
+        <w:rPr>
+          <w:b/>
+        </w:rPr>
+        <w:t>evidence</w:t>
+      </w:r>
+      <w:r>
+        <w:rPr>
+          <w:b w:val="0"/>
+        </w:rPr>
+        <w:t xml:space="preserve"> ledger. Add a boundary or missing-</w:t>
+      </w:r>
+      <w:r>
+        <w:rPr>
+          <w:b/>
+        </w:rPr>
+        <w:t>input</w:t>
+      </w:r>
+      <w:r>
+        <w:rPr>
+          <w:b w:val="0"/>
+        </w:rPr>
+        <w:t xml:space="preserve"> case and record the expected response before checking. More successful repeats of one case do not establish wider coverage.</w:t>
       </w:r>
     </w:p>
     <w:p>
       <w:pPr>
-        <w:spacing w:line="336" w:lineRule="auto" w:after="180"/>
-        <w:shd w:fill="F1F6FC"/>
-      </w:pPr>
-      <w:r>
-        <w:rPr>
-          <w:b w:val="0"/>
-        </w:rPr>
-        <w:t>Expected correction: Resource improvement under one workload is not universal efficiency or equal quality.</w:t>
-      </w:r>
-    </w:p>
-    <w:p>
-      <w:pPr>
-        <w:spacing w:line="336" w:lineRule="auto" w:after="180"/>
-      </w:pPr>
-      <w:r>
-        <w:rPr>
-          <w:b w:val="0"/>
-        </w:rPr>
-        <w:t>Collect explanations, not only yes/no votes. If a misunderstanding is common, re-model the relevant step for the class.</w:t>
-      </w:r>
-    </w:p>
-    <w:p>
-      <w:pPr>
-        <w:spacing w:line="336" w:lineRule="auto" w:after="180"/>
-      </w:pPr>
-      <w:r>
-        <w:rPr>
-          <w:b w:val="0"/>
-        </w:rPr>
-        <w:t>If it affects a few learners, give a short targeted group explanation while others solve a more demanding variation.</w:t>
-      </w:r>
-    </w:p>
-    <w:p>
-      <w:pPr>
-        <w:pStyle w:val="Heading3"/>
-      </w:pPr>
-      <w:r>
-        <w:t>Pictorial practice question</w:t>
-      </w:r>
-    </w:p>
-    <w:p>
-      <w:pPr>
-        <w:spacing w:line="336" w:lineRule="auto" w:after="180"/>
-        <w:shd w:fill="F5F1FB"/>
-      </w:pPr>
-      <w:r>
-        <w:rPr>
-          <w:b w:val="0"/>
-        </w:rPr>
-        <w:t>Calculate per-case seconds and cost units for A and B. Which meets a budget of at most 2 cost units per case, and what speed trade-off does that choice make?</w:t>
-      </w:r>
-    </w:p>
-    <w:p>
-      <w:pPr>
-        <w:pStyle w:val="Heading3"/>
-      </w:pPr>
-      <w:r>
-        <w:t>Reasoned teacher answer</w:t>
-      </w:r>
-    </w:p>
-    <w:p>
-      <w:pPr>
-        <w:spacing w:line="336" w:lineRule="auto" w:after="180"/>
-      </w:pPr>
-      <w:r>
-        <w:rPr>
-          <w:b w:val="0"/>
-        </w:rPr>
-        <w:t>A averages 3 seconds; B averages 2 seconds per case. A averages 2 units; B averages 3 units per case. B saves one second but costs one extra unit per case. Changed case: A meets the budget; B does not.</w:t>
-      </w:r>
-    </w:p>
-    <w:p>
-      <w:pPr>
-        <w:spacing w:line="336" w:lineRule="auto" w:after="180"/>
-      </w:pPr>
-      <w:r>
-        <w:rPr>
-          <w:b w:val="0"/>
-        </w:rPr>
-        <w:t>The mandatory resource condition changes the decision.</w:t>
-      </w:r>
-    </w:p>
-    <w:p>
-      <w:pPr>
-        <w:spacing w:line="336" w:lineRule="auto" w:after="180"/>
-      </w:pPr>
-      <w:r>
-        <w:rPr>
-          <w:b w:val="0"/>
-        </w:rPr>
-        <w:t>Changed-case reasoning: A meets the budget; B does not. The mandatory resource condition changes the decision.</w:t>
-      </w:r>
-    </w:p>
-    <w:p>
-      <w:pPr>
-        <w:spacing w:line="336" w:lineRule="auto" w:after="180"/>
-      </w:pPr>
-      <w:r>
-        <w:rPr>
-          <w:b w:val="0"/>
-        </w:rPr>
-        <w:t xml:space="preserve">Collect each learner’s explanation before discussion. Use the first missing connection between </w:t>
-      </w:r>
-      <w:r>
-        <w:rPr>
-          <w:b/>
-        </w:rPr>
-        <w:t>input</w:t>
-      </w:r>
-      <w:r>
-        <w:rPr>
-          <w:b w:val="0"/>
-        </w:rPr>
-        <w:t xml:space="preserve">, deciding step and result to choose support. This question is worked-case practice, not fresh mastery </w:t>
-      </w:r>
-      <w:r>
-        <w:rPr>
-          <w:b/>
-        </w:rPr>
-        <w:t>evidence</w:t>
-      </w:r>
-      <w:r>
-        <w:rPr>
-          <w:b w:val="0"/>
-        </w:rPr>
-        <w:t>.</w:t>
-      </w:r>
-    </w:p>
-    <w:p>
-      <w:pPr>
-        <w:pStyle w:val="Heading1"/>
-      </w:pPr>
-      <w:r>
-        <w:t>04. Run the investigation and diagnose misconceptions</w:t>
-      </w:r>
-    </w:p>
-    <w:p>
-      <w:r>
-        <w:t>Run the Performance and cost experiments investigation and use the first unsupported step to choose a teaching response.</w:t>
-      </w:r>
-    </w:p>
-    <w:p>
-      <w:pPr>
-        <w:spacing w:line="336" w:lineRule="auto" w:after="180"/>
-      </w:pPr>
-      <w:r>
-        <w:rPr>
-          <w:b w:val="0"/>
-        </w:rPr>
-        <w:t>The worked result establishes every future case: Resource improvement under one workload is not universal efficiency or equal quality.</w:t>
-      </w:r>
-    </w:p>
-    <w:p>
-      <w:pPr>
-        <w:spacing w:line="336" w:lineRule="auto" w:after="180"/>
-      </w:pPr>
-      <w:r>
-        <w:rPr>
-          <w:b w:val="0"/>
-        </w:rPr>
-        <w:t xml:space="preserve">A missing </w:t>
-      </w:r>
-      <w:r>
-        <w:rPr>
-          <w:b/>
-        </w:rPr>
-        <w:t>input</w:t>
-      </w:r>
-      <w:r>
-        <w:rPr>
-          <w:b w:val="0"/>
-        </w:rPr>
-        <w:t xml:space="preserve"> may be replaced without recording the change: A replacement changes the </w:t>
-      </w:r>
-      <w:r>
-        <w:rPr>
-          <w:b/>
-        </w:rPr>
-        <w:t>evidence</w:t>
-      </w:r>
-      <w:r>
-        <w:rPr>
-          <w:b w:val="0"/>
-        </w:rPr>
-        <w:t xml:space="preserve"> or contract. Record the change and its justification; do not silently turn unknown into a measured value.</w:t>
-      </w:r>
-    </w:p>
-    <w:p>
-      <w:pPr>
-        <w:spacing w:line="336" w:lineRule="auto" w:after="180"/>
-      </w:pPr>
-      <w:r>
-        <w:rPr>
-          <w:b w:val="0"/>
-        </w:rPr>
-        <w:t xml:space="preserve">Repeating an assessed case is new independent </w:t>
-      </w:r>
-      <w:r>
-        <w:rPr>
-          <w:b/>
-        </w:rPr>
-        <w:t>evidence</w:t>
-      </w:r>
-      <w:r>
-        <w:rPr>
-          <w:b w:val="0"/>
-        </w:rPr>
-        <w:t>: A replay checks consistency. An example used for feedback or revision cannot later be described as untouched final evaluation.</w:t>
-      </w:r>
-    </w:p>
-    <w:p>
-      <w:pPr>
-        <w:spacing w:line="336" w:lineRule="auto" w:after="180"/>
-      </w:pPr>
-      <w:r>
-        <w:rPr>
-          <w:b w:val="0"/>
-        </w:rPr>
-        <w:t xml:space="preserve">Use Run the investigation for the </w:t>
-      </w:r>
-      <w:r>
-        <w:rPr>
-          <w:b/>
-        </w:rPr>
-        <w:t>evidence</w:t>
-      </w:r>
-      <w:r>
-        <w:rPr>
-          <w:b w:val="0"/>
-        </w:rPr>
-        <w:t xml:space="preserve"> ledger. Add a boundary or missing-</w:t>
-      </w:r>
-      <w:r>
-        <w:rPr>
-          <w:b/>
-        </w:rPr>
-        <w:t>input</w:t>
-      </w:r>
-      <w:r>
-        <w:rPr>
-          <w:b w:val="0"/>
-        </w:rPr>
-        <w:t xml:space="preserve"> case and record the expected response before checking. More successful repeats of one case do not establish wider coverage.</w:t>
-      </w:r>
-    </w:p>
-    <w:p>
-      <w:pPr>
-        <w:pStyle w:val="Heading3"/>
-      </w:pPr>
-      <w:r>
-        <w:t>Match the support to the first error</w:t>
+        <w:pStyle w:val="Heading2"/>
+      </w:pPr>
+      <w:r>
+        <w:t>Choose accessible support</w:t>
       </w:r>
     </w:p>
     <w:tbl>
@@ -2788,81 +3908,39 @@
     </w:p>
     <w:p>
       <w:pPr>
-        <w:pStyle w:val="Heading1"/>
-      </w:pPr>
-      <w:r>
-        <w:t>05. Assess and explain the answers</w:t>
+        <w:pStyle w:val="Heading2"/>
+      </w:pPr>
+      <w:r>
+        <w:t>Earlier wording, alternatives and picture transcripts · reference / check after trying</w:t>
       </w:r>
     </w:p>
     <w:p>
-      <w:r>
-        <w:t>Use the Performance and cost experiments questions, teacher keys and criteria after the relevant attempts. Previously discussed cases are practice; protect the separately selected independent task.</w:t>
+      <w:pPr>
+        <w:pStyle w:val="Heading3"/>
+      </w:pPr>
+      <w:r>
+        <w:t>Match the support to the first error</w:t>
       </w:r>
     </w:p>
     <w:p>
       <w:pPr>
-        <w:pStyle w:val="Heading3"/>
-      </w:pPr>
-      <w:r>
-        <w:t>Guided and exit questions</w:t>
+        <w:pStyle w:val="Heading1"/>
+      </w:pPr>
+      <w:r>
+        <w:t>05. Assess the new service scenario</w:t>
       </w:r>
     </w:p>
     <w:p>
-      <w:pPr>
-        <w:spacing w:line="336" w:lineRule="auto" w:after="180"/>
-      </w:pPr>
-      <w:r>
-        <w:rPr>
-          <w:b w:val="0"/>
-        </w:rPr>
-        <w:t xml:space="preserve">Guided: A mean 3, </w:t>
-      </w:r>
-      <w:r>
-        <w:rPr>
-          <w:b/>
-        </w:rPr>
-        <w:t>median</w:t>
-      </w:r>
-      <w:r>
-        <w:rPr>
-          <w:b w:val="0"/>
-        </w:rPr>
-        <w:t xml:space="preserve"> 1; B mean 2, </w:t>
-      </w:r>
-      <w:r>
-        <w:rPr>
-          <w:b/>
-        </w:rPr>
-        <w:t>median</w:t>
-      </w:r>
-      <w:r>
-        <w:rPr>
-          <w:b w:val="0"/>
-        </w:rPr>
-        <w:t xml:space="preserve"> 2. B lowers mean but A has lower </w:t>
-      </w:r>
-      <w:r>
-        <w:rPr>
-          <w:b/>
-        </w:rPr>
-        <w:t>median</w:t>
-      </w:r>
-      <w:r>
-        <w:rPr>
-          <w:b w:val="0"/>
-        </w:rPr>
-        <w:t>; show the 9-second tail instead of declaring one universal winner.</w:t>
+      <w:r>
+        <w:t>Keep the selected answer private until after a first attempt.</w:t>
       </w:r>
     </w:p>
     <w:p>
       <w:pPr>
-        <w:spacing w:line="336" w:lineRule="auto" w:after="180"/>
-      </w:pPr>
-      <w:r>
-        <w:rPr>
-          <w:b w:val="0"/>
-        </w:rPr>
-        <w:t>Qualification: Resource improvement under one workload is not universal efficiency or equal quality.</w:t>
+        <w:pStyle w:val="Heading2"/>
+      </w:pPr>
+      <w:r>
+        <w:t>Selected independent task and checked answer</w:t>
       </w:r>
     </w:p>
     <w:p>
@@ -2873,703 +3951,62 @@
         <w:rPr>
           <w:b w:val="0"/>
         </w:rPr>
-        <w:t xml:space="preserve">Exit: accept a concrete variation with its predicted outcome and a stated condition that would challenge the </w:t>
+        <w:t>Selected case: C=[1, 2, 3, 10], D=[3, 3, 3, 3]. Compute means/</w:t>
       </w:r>
       <w:r>
         <w:rPr>
           <w:b/>
         </w:rPr>
-        <w:t>mechanism</w:t>
+        <w:t>median</w:t>
       </w:r>
       <w:r>
         <w:rPr>
           <w:b w:val="0"/>
         </w:rPr>
-        <w:t xml:space="preserve">; reject a claim resting on unmeasured </w:t>
-      </w:r>
-      <w:r>
-        <w:rPr>
-          <w:b/>
-        </w:rPr>
-        <w:t>evidence</w:t>
-      </w:r>
-      <w:r>
-        <w:rPr>
-          <w:b w:val="0"/>
-        </w:rPr>
-        <w:t>.</w:t>
+        <w:t>s; one D response is wrong.</w:t>
       </w:r>
     </w:p>
     <w:p>
       <w:pPr>
-        <w:pStyle w:val="Heading3"/>
-      </w:pPr>
-      <w:r>
-        <w:t>W1 Explain the mechanism</w:t>
+        <w:spacing w:line="336" w:lineRule="auto" w:after="180"/>
+      </w:pPr>
+      <w:r>
+        <w:rPr>
+          <w:b w:val="0"/>
+        </w:rPr>
+        <w:t xml:space="preserve">Teacher explanation: C mean 4, </w:t>
+      </w:r>
+      <w:r>
+        <w:rPr>
+          <w:b/>
+        </w:rPr>
+        <w:t>median</w:t>
+      </w:r>
+      <w:r>
+        <w:rPr>
+          <w:b w:val="0"/>
+        </w:rPr>
+        <w:t xml:space="preserve"> 2.5; D mean 3, </w:t>
+      </w:r>
+      <w:r>
+        <w:rPr>
+          <w:b/>
+        </w:rPr>
+        <w:t>median</w:t>
+      </w:r>
+      <w:r>
+        <w:rPr>
+          <w:b w:val="0"/>
+        </w:rPr>
+        <w:t xml:space="preserve"> 3. D quality 3/4, so speed comparison must include its failure.</w:t>
       </w:r>
     </w:p>
     <w:p>
       <w:pPr>
-        <w:pStyle w:val="Heading3"/>
-      </w:pPr>
-      <w:r>
-        <w:t>Workbook question · W1</w:t>
-      </w:r>
-    </w:p>
-    <w:p>
-      <w:pPr>
-        <w:spacing w:line="336" w:lineRule="auto" w:after="180"/>
-        <w:shd w:fill="F5F1FB"/>
-      </w:pPr>
-      <w:r>
-        <w:rPr>
-          <w:b w:val="0"/>
-        </w:rPr>
-        <w:t xml:space="preserve">Explain the weekly </w:t>
-      </w:r>
-      <w:r>
-        <w:rPr>
-          <w:b/>
-        </w:rPr>
-        <w:t>mechanism</w:t>
-      </w:r>
-      <w:r>
-        <w:rPr>
-          <w:b w:val="0"/>
-        </w:rPr>
-        <w:t xml:space="preserve"> in your own words. Use the worked scenario to name its </w:t>
-      </w:r>
-      <w:r>
-        <w:rPr>
-          <w:b/>
-        </w:rPr>
-        <w:t>input</w:t>
-      </w:r>
-      <w:r>
-        <w:rPr>
-          <w:b w:val="0"/>
-        </w:rPr>
-        <w:t xml:space="preserve">, decision rule and </w:t>
-      </w:r>
-      <w:r>
-        <w:rPr>
-          <w:b/>
-        </w:rPr>
-        <w:t>output</w:t>
-      </w:r>
-      <w:r>
-        <w:rPr>
-          <w:b w:val="0"/>
-        </w:rPr>
-        <w:t>.</w:t>
-      </w:r>
-    </w:p>
-    <w:p>
-      <w:pPr>
-        <w:pStyle w:val="Heading3"/>
-      </w:pPr>
-      <w:r>
-        <w:t>Teacher reasoning · W1</w:t>
-      </w:r>
-    </w:p>
-    <w:p>
-      <w:pPr>
-        <w:spacing w:line="336" w:lineRule="auto" w:after="180"/>
-        <w:shd w:fill="F1F6FC"/>
-      </w:pPr>
-      <w:r>
-        <w:rPr>
-          <w:b w:val="0"/>
-        </w:rPr>
-        <w:t xml:space="preserve">Teacher explanation: Performance experiments compare </w:t>
-      </w:r>
-      <w:r>
-        <w:rPr>
-          <w:b/>
-        </w:rPr>
-        <w:t>matched workload</w:t>
-      </w:r>
-      <w:r>
-        <w:rPr>
-          <w:b w:val="0"/>
-        </w:rPr>
-        <w:t>s with declared timing boundaries and quality constraints. Averages can hide slow cases.</w:t>
-      </w:r>
-    </w:p>
-    <w:p>
-      <w:pPr>
-        <w:spacing w:line="336" w:lineRule="auto" w:after="180"/>
-        <w:shd w:fill="F1F6FC"/>
-      </w:pPr>
-      <w:r>
-        <w:rPr>
-          <w:b w:val="0"/>
-        </w:rPr>
-        <w:t xml:space="preserve">Use the same cases and environment; record every duration and success. For a simple </w:t>
-      </w:r>
-      <w:r>
-        <w:rPr>
-          <w:b/>
-        </w:rPr>
-        <w:t>median</w:t>
-      </w:r>
-      <w:r>
-        <w:rPr>
-          <w:b w:val="0"/>
-        </w:rPr>
-        <w:t xml:space="preserve"> sort values and average the middle pair for even counts. Keep failed requests visible.</w:t>
-      </w:r>
-    </w:p>
-    <w:p>
-      <w:pPr>
-        <w:pStyle w:val="Heading3"/>
-      </w:pPr>
-      <w:r>
-        <w:t>W2 Trace the worked case</w:t>
-      </w:r>
-    </w:p>
-    <w:p>
-      <w:pPr>
-        <w:pStyle w:val="Heading3"/>
-      </w:pPr>
-      <w:r>
-        <w:t>Workbook question · W2</w:t>
-      </w:r>
-    </w:p>
-    <w:p>
-      <w:pPr>
-        <w:spacing w:line="336" w:lineRule="auto" w:after="180"/>
-        <w:shd w:fill="F5F1FB"/>
-      </w:pPr>
-      <w:r>
-        <w:rPr>
-          <w:b w:val="0"/>
-        </w:rPr>
-        <w:t xml:space="preserve">Durations A=[1, 1, 1, 9] seconds, B=[2, 2, 2, 2]. All pass. Compute mean and </w:t>
-      </w:r>
-      <w:r>
-        <w:rPr>
-          <w:b/>
-        </w:rPr>
-        <w:t>median</w:t>
-      </w:r>
-      <w:r>
-        <w:rPr>
-          <w:b w:val="0"/>
-        </w:rPr>
-        <w:t>. Show the intermediate steps and give the conclusion with its scope.</w:t>
-      </w:r>
-    </w:p>
-    <w:p>
-      <w:pPr>
-        <w:pStyle w:val="Heading3"/>
-      </w:pPr>
-      <w:r>
-        <w:t>Teacher reasoning · W2</w:t>
-      </w:r>
-    </w:p>
-    <w:p>
-      <w:pPr>
-        <w:spacing w:line="336" w:lineRule="auto" w:after="180"/>
-        <w:shd w:fill="F1F6FC"/>
-      </w:pPr>
-      <w:r>
-        <w:rPr>
-          <w:b w:val="0"/>
-        </w:rPr>
-        <w:t xml:space="preserve">Teacher explanation: A mean 3, </w:t>
-      </w:r>
-      <w:r>
-        <w:rPr>
-          <w:b/>
-        </w:rPr>
-        <w:t>median</w:t>
-      </w:r>
-      <w:r>
-        <w:rPr>
-          <w:b w:val="0"/>
-        </w:rPr>
-        <w:t xml:space="preserve"> 1; B mean 2, </w:t>
-      </w:r>
-      <w:r>
-        <w:rPr>
-          <w:b/>
-        </w:rPr>
-        <w:t>median</w:t>
-      </w:r>
-      <w:r>
-        <w:rPr>
-          <w:b w:val="0"/>
-        </w:rPr>
-        <w:t xml:space="preserve"> 2. B lowers mean but A has lower </w:t>
-      </w:r>
-      <w:r>
-        <w:rPr>
-          <w:b/>
-        </w:rPr>
-        <w:t>median</w:t>
-      </w:r>
-      <w:r>
-        <w:rPr>
-          <w:b w:val="0"/>
-        </w:rPr>
-        <w:t>; show the 9-second tail instead of declaring one universal winner.</w:t>
-      </w:r>
-    </w:p>
-    <w:p>
-      <w:pPr>
-        <w:pStyle w:val="Heading3"/>
-      </w:pPr>
-      <w:r>
-        <w:t>W3 Audit the limit</w:t>
-      </w:r>
-    </w:p>
-    <w:p>
-      <w:pPr>
-        <w:pStyle w:val="Heading3"/>
-      </w:pPr>
-      <w:r>
-        <w:t>Workbook question · W3</w:t>
-      </w:r>
-    </w:p>
-    <w:p>
-      <w:pPr>
-        <w:spacing w:line="336" w:lineRule="auto" w:after="180"/>
-        <w:shd w:fill="F5F1FB"/>
-      </w:pPr>
-      <w:r>
-        <w:rPr>
-          <w:b w:val="0"/>
-        </w:rPr>
-        <w:t>A report omits this qualification: Resource improvement under one workload is not universal efficiency or equal quality. Explain how omitting it could change a reader's interpretation, and write an accurate replacement.</w:t>
-      </w:r>
-    </w:p>
-    <w:p>
-      <w:pPr>
-        <w:pStyle w:val="Heading3"/>
-      </w:pPr>
-      <w:r>
-        <w:t>Teacher reasoning · W3</w:t>
-      </w:r>
-    </w:p>
-    <w:p>
-      <w:pPr>
-        <w:spacing w:line="336" w:lineRule="auto" w:after="180"/>
-        <w:shd w:fill="F1F6FC"/>
-      </w:pPr>
-      <w:r>
-        <w:rPr>
-          <w:b w:val="0"/>
-        </w:rPr>
-        <w:t>Teacher explanation: Resource improvement under one workload is not universal efficiency or equal quality.</w:t>
-      </w:r>
-    </w:p>
-    <w:p>
-      <w:pPr>
-        <w:spacing w:line="336" w:lineRule="auto" w:after="180"/>
-        <w:shd w:fill="F1F6FC"/>
-      </w:pPr>
-      <w:r>
-        <w:rPr>
-          <w:b w:val="0"/>
-        </w:rPr>
-        <w:t xml:space="preserve">State the observed result separately from the unverified or out-of-scope claim; preserve the original </w:t>
-      </w:r>
-      <w:r>
-        <w:rPr>
-          <w:b/>
-        </w:rPr>
-        <w:t>evidence</w:t>
-      </w:r>
-      <w:r>
-        <w:rPr>
-          <w:b w:val="0"/>
-        </w:rPr>
-        <w:t xml:space="preserve"> rather than inventing a missing fact.</w:t>
-      </w:r>
-    </w:p>
-    <w:p>
-      <w:pPr>
-        <w:pStyle w:val="Heading3"/>
-      </w:pPr>
-      <w:r>
-        <w:t>W4 Apply a new case independently</w:t>
-      </w:r>
-    </w:p>
-    <w:p>
-      <w:pPr>
-        <w:pStyle w:val="Heading3"/>
-      </w:pPr>
-      <w:r>
-        <w:t>Workbook question · W4</w:t>
-      </w:r>
-    </w:p>
-    <w:p>
-      <w:pPr>
-        <w:spacing w:line="336" w:lineRule="auto" w:after="180"/>
-        <w:shd w:fill="F5F1FB"/>
-      </w:pPr>
-      <w:r>
-        <w:rPr>
-          <w:b w:val="0"/>
-        </w:rPr>
-        <w:t>C=[1, 2, 3, 10], D=[3, 3, 3, 3]. Compute means/</w:t>
-      </w:r>
-      <w:r>
-        <w:rPr>
-          <w:b/>
-        </w:rPr>
-        <w:t>median</w:t>
-      </w:r>
-      <w:r>
-        <w:rPr>
-          <w:b w:val="0"/>
-        </w:rPr>
-        <w:t>s; one D response is wrong.</w:t>
-      </w:r>
-    </w:p>
-    <w:p>
-      <w:pPr>
-        <w:pStyle w:val="Heading3"/>
-      </w:pPr>
-      <w:r>
-        <w:t>Teacher reasoning · W4</w:t>
-      </w:r>
-    </w:p>
-    <w:p>
-      <w:pPr>
-        <w:spacing w:line="336" w:lineRule="auto" w:after="180"/>
-        <w:shd w:fill="F1F6FC"/>
-      </w:pPr>
-      <w:r>
-        <w:rPr>
-          <w:b w:val="0"/>
-        </w:rPr>
-        <w:t xml:space="preserve">Teacher explanation: C mean 4, </w:t>
-      </w:r>
-      <w:r>
-        <w:rPr>
-          <w:b/>
-        </w:rPr>
-        <w:t>median</w:t>
-      </w:r>
-      <w:r>
-        <w:rPr>
-          <w:b w:val="0"/>
-        </w:rPr>
-        <w:t xml:space="preserve"> 2.5; D mean 3, </w:t>
-      </w:r>
-      <w:r>
-        <w:rPr>
-          <w:b/>
-        </w:rPr>
-        <w:t>median</w:t>
-      </w:r>
-      <w:r>
-        <w:rPr>
-          <w:b w:val="0"/>
-        </w:rPr>
-        <w:t xml:space="preserve"> 3. D quality 3/4, so speed comparison must include its failure.</w:t>
-      </w:r>
-    </w:p>
-    <w:p>
-      <w:pPr>
-        <w:pStyle w:val="Heading3"/>
-      </w:pPr>
-      <w:r>
-        <w:t>W5 Design a revealing follow-up</w:t>
-      </w:r>
-    </w:p>
-    <w:p>
-      <w:pPr>
-        <w:pStyle w:val="Heading3"/>
-      </w:pPr>
-      <w:r>
-        <w:t>Workbook question · W5</w:t>
-      </w:r>
-    </w:p>
-    <w:p>
-      <w:pPr>
-        <w:spacing w:line="336" w:lineRule="auto" w:after="180"/>
-        <w:shd w:fill="F5F1FB"/>
-      </w:pPr>
-      <w:r>
-        <w:rPr>
-          <w:b w:val="0"/>
-        </w:rPr>
-        <w:t>For the worked scenario, propose one additional case that could reveal a failure, describe its expected outcome before running it, and explain what would need to remain fixed for a fair comparison.</w:t>
-      </w:r>
-    </w:p>
-    <w:p>
-      <w:pPr>
-        <w:spacing w:line="336" w:lineRule="auto" w:after="180"/>
-        <w:shd w:fill="F5F1FB"/>
-      </w:pPr>
-      <w:r>
-        <w:rPr>
-          <w:b w:val="0"/>
-        </w:rPr>
-        <w:t>Do not reuse W4 as a new final test after receiving feedback.</w:t>
-      </w:r>
-    </w:p>
-    <w:p>
-      <w:pPr>
-        <w:pStyle w:val="Heading3"/>
-      </w:pPr>
-      <w:r>
-        <w:t>Teacher reasoning · W5</w:t>
-      </w:r>
-    </w:p>
-    <w:p>
-      <w:pPr>
-        <w:spacing w:line="336" w:lineRule="auto" w:after="180"/>
-        <w:shd w:fill="F1F6FC"/>
-      </w:pPr>
-      <w:r>
-        <w:rPr>
-          <w:b w:val="0"/>
-        </w:rPr>
-        <w:t xml:space="preserve">Teacher explanation: Accept a concrete variant of the worked </w:t>
-      </w:r>
-      <w:r>
-        <w:rPr>
-          <w:b/>
-        </w:rPr>
-        <w:t>input</w:t>
-      </w:r>
-      <w:r>
-        <w:rPr>
-          <w:b w:val="0"/>
-        </w:rPr>
-        <w:t xml:space="preserve"> or a missing/conflicting/boundary condition, with an expectation derived from the declared procedure.</w:t>
-      </w:r>
-    </w:p>
-    <w:p>
-      <w:pPr>
-        <w:spacing w:line="336" w:lineRule="auto" w:after="180"/>
-        <w:shd w:fill="F1F6FC"/>
-      </w:pPr>
-      <w:r>
-        <w:rPr>
-          <w:b w:val="0"/>
-        </w:rPr>
-        <w:t xml:space="preserve">Require preserved settings, original </w:t>
-      </w:r>
-      <w:r>
-        <w:rPr>
-          <w:b/>
-        </w:rPr>
-        <w:t>output</w:t>
-      </w:r>
-      <w:r>
-        <w:rPr>
-          <w:b w:val="0"/>
-        </w:rPr>
-        <w:t>s and data roles. Resource improvement under one workload is not universal efficiency or equal quality.</w:t>
-      </w:r>
-    </w:p>
-    <w:p>
-      <w:pPr>
-        <w:spacing w:line="336" w:lineRule="auto" w:after="180"/>
-        <w:shd w:fill="F1F6FC"/>
-      </w:pPr>
-      <w:r>
-        <w:rPr>
-          <w:b w:val="0"/>
-        </w:rPr>
-        <w:t xml:space="preserve">The new case should test this particular </w:t>
-      </w:r>
-      <w:r>
-        <w:rPr>
-          <w:b/>
-        </w:rPr>
-        <w:t>mechanism</w:t>
-      </w:r>
-      <w:r>
-        <w:rPr>
-          <w:b w:val="0"/>
-        </w:rPr>
-        <w:t xml:space="preserve"> rather than merely restate the original result.</w:t>
-      </w:r>
-    </w:p>
-    <w:p>
-      <w:pPr>
-        <w:pStyle w:val="Heading3"/>
-      </w:pPr>
-      <w:r>
-        <w:t>Independent assessment and fresh retry</w:t>
-      </w:r>
-    </w:p>
-    <w:p>
-      <w:pPr>
-        <w:pStyle w:val="Heading3"/>
-      </w:pPr>
-      <w:r>
-        <w:t>Teacher key · Independent assessment and fresh retry</w:t>
-      </w:r>
-    </w:p>
-    <w:p>
-      <w:pPr>
-        <w:spacing w:line="336" w:lineRule="auto" w:after="180"/>
-        <w:shd w:fill="F1F6FC"/>
-      </w:pPr>
-      <w:r>
-        <w:rPr>
-          <w:b w:val="0"/>
-        </w:rPr>
-        <w:t xml:space="preserve">W4: C mean 4, </w:t>
-      </w:r>
-      <w:r>
-        <w:rPr>
-          <w:b/>
-        </w:rPr>
-        <w:t>median</w:t>
-      </w:r>
-      <w:r>
-        <w:rPr>
-          <w:b w:val="0"/>
-        </w:rPr>
-        <w:t xml:space="preserve"> 2.5; D mean 3, </w:t>
-      </w:r>
-      <w:r>
-        <w:rPr>
-          <w:b/>
-        </w:rPr>
-        <w:t>median</w:t>
-      </w:r>
-      <w:r>
-        <w:rPr>
-          <w:b w:val="0"/>
-        </w:rPr>
-        <w:t xml:space="preserve"> 3. D quality 3/4, so speed comparison must include its failure. Require intermediate reasoning and the stated scope. Fresh retry: E=[2, 2, 6, 10], F=[4, 4, 4, 4], all pass.</w:t>
-      </w:r>
-    </w:p>
-    <w:p>
-      <w:pPr>
-        <w:spacing w:line="336" w:lineRule="auto" w:after="180"/>
-        <w:shd w:fill="F1F6FC"/>
-      </w:pPr>
-      <w:r>
-        <w:rPr>
-          <w:b w:val="0"/>
-        </w:rPr>
-        <w:t xml:space="preserve">Expected reasoning: E mean 5, </w:t>
-      </w:r>
-      <w:r>
-        <w:rPr>
-          <w:b/>
-        </w:rPr>
-        <w:t>median</w:t>
-      </w:r>
-      <w:r>
-        <w:rPr>
-          <w:b w:val="0"/>
-        </w:rPr>
-        <w:t xml:space="preserve"> 4; F mean 4, </w:t>
-      </w:r>
-      <w:r>
-        <w:rPr>
-          <w:b/>
-        </w:rPr>
-        <w:t>median</w:t>
-      </w:r>
-      <w:r>
-        <w:rPr>
-          <w:b w:val="0"/>
-        </w:rPr>
-        <w:t xml:space="preserve"> 4. Tail and matched boundary remain relevant. If students need support, record it and reassess with another new case rather than awarding independence to a copied answer.</w:t>
-      </w:r>
-    </w:p>
-    <w:p>
-      <w:pPr>
-        <w:pStyle w:val="Heading3"/>
-      </w:pPr>
-      <w:r>
-        <w:t>Assess independent transfer</w:t>
-      </w:r>
-    </w:p>
-    <w:p>
-      <w:pPr>
-        <w:pStyle w:val="Heading3"/>
-      </w:pPr>
-      <w:r>
-        <w:t>Independent question · withhold the key</w:t>
-      </w:r>
-    </w:p>
-    <w:p>
-      <w:pPr>
-        <w:spacing w:line="336" w:lineRule="auto" w:after="180"/>
-        <w:shd w:fill="F5F1FB"/>
-      </w:pPr>
-      <w:r>
-        <w:rPr>
-          <w:b w:val="0"/>
-        </w:rPr>
-        <w:t>Selected case: C=[1, 2, 3, 10], D=[3, 3, 3, 3]. Compute means/</w:t>
-      </w:r>
-      <w:r>
-        <w:rPr>
-          <w:b/>
-        </w:rPr>
-        <w:t>median</w:t>
-      </w:r>
-      <w:r>
-        <w:rPr>
-          <w:b w:val="0"/>
-        </w:rPr>
-        <w:t>s; one D response is wrong.</w:t>
-      </w:r>
-    </w:p>
-    <w:p>
-      <w:pPr>
-        <w:pStyle w:val="Heading3"/>
-      </w:pPr>
-      <w:r>
-        <w:t>Selected case answer</w:t>
-      </w:r>
-    </w:p>
-    <w:p>
-      <w:pPr>
-        <w:pStyle w:val="Heading3"/>
-      </w:pPr>
-      <w:r>
-        <w:t>Teacher key · Selected case answer</w:t>
-      </w:r>
-    </w:p>
-    <w:p>
-      <w:pPr>
-        <w:spacing w:line="336" w:lineRule="auto" w:after="180"/>
-        <w:shd w:fill="F1F6FC"/>
-      </w:pPr>
-      <w:r>
-        <w:rPr>
-          <w:b w:val="0"/>
-        </w:rPr>
-        <w:t xml:space="preserve">Teacher explanation: C mean 4, </w:t>
-      </w:r>
-      <w:r>
-        <w:rPr>
-          <w:b/>
-        </w:rPr>
-        <w:t>median</w:t>
-      </w:r>
-      <w:r>
-        <w:rPr>
-          <w:b w:val="0"/>
-        </w:rPr>
-        <w:t xml:space="preserve"> 2.5; D mean 3, </w:t>
-      </w:r>
-      <w:r>
-        <w:rPr>
-          <w:b/>
-        </w:rPr>
-        <w:t>median</w:t>
-      </w:r>
-      <w:r>
-        <w:rPr>
-          <w:b w:val="0"/>
-        </w:rPr>
-        <w:t xml:space="preserve"> 3. D quality 3/4, so speed comparison must include its failure.</w:t>
+        <w:pStyle w:val="Heading2"/>
+      </w:pPr>
+      <w:r>
+        <w:t>Judge explanation,trace and limits</w:t>
       </w:r>
     </w:p>
     <w:tbl>
@@ -3676,54 +4113,55 @@
     </w:tbl>
     <w:p>
       <w:pPr>
-        <w:pStyle w:val="Heading3"/>
-      </w:pPr>
-      <w:r>
-        <w:t>Teacher key · Selected case answer</w:t>
+        <w:spacing w:line="336" w:lineRule="auto" w:after="180"/>
+      </w:pPr>
+      <w:r>
+        <w:rPr>
+          <w:b w:val="0"/>
+        </w:rPr>
+        <w:t>Record each dimension as not yet, with support, or independent. Accept a valid alternative procedure with a defensible trace.</w:t>
       </w:r>
     </w:p>
     <w:p>
       <w:pPr>
         <w:spacing w:line="336" w:lineRule="auto" w:after="180"/>
-        <w:shd w:fill="F1F6FC"/>
       </w:pPr>
       <w:r>
         <w:rPr>
           <w:b w:val="0"/>
         </w:rPr>
-        <w:t>Record each dimension as not yet, with support, or independent. Accept a valid alternative procedure with a defensible trace.</w:t>
+        <w:t xml:space="preserve">Do not penalise an honestly recorded model failure if the learner correctly explains its </w:t>
+      </w:r>
+      <w:r>
+        <w:rPr>
+          <w:b/>
+        </w:rPr>
+        <w:t>evidence</w:t>
+      </w:r>
+      <w:r>
+        <w:rPr>
+          <w:b w:val="0"/>
+        </w:rPr>
+        <w:t xml:space="preserve"> and limits.</w:t>
       </w:r>
     </w:p>
     <w:p>
       <w:pPr>
-        <w:spacing w:line="336" w:lineRule="auto" w:after="180"/>
-        <w:shd w:fill="F1F6FC"/>
-      </w:pPr>
-      <w:r>
-        <w:rPr>
-          <w:b w:val="0"/>
-        </w:rPr>
-        <w:t xml:space="preserve">Do not penalise an honestly recorded model failure if the learner correctly explains its </w:t>
-      </w:r>
-      <w:r>
-        <w:rPr>
-          <w:b/>
-        </w:rPr>
-        <w:t>evidence</w:t>
-      </w:r>
-      <w:r>
-        <w:rPr>
-          <w:b w:val="0"/>
-        </w:rPr>
-        <w:t xml:space="preserve"> and limits.</w:t>
+        <w:pStyle w:val="Heading2"/>
+      </w:pPr>
+      <w:r>
+        <w:t>Give one usable repair</w:t>
       </w:r>
     </w:p>
     <w:p>
       <w:pPr>
-        <w:pStyle w:val="Heading3"/>
-      </w:pPr>
-      <w:r>
-        <w:t>Feedback that the learner uses</w:t>
+        <w:spacing w:line="336" w:lineRule="auto" w:after="180"/>
+      </w:pPr>
+      <w:r>
+        <w:rPr>
+          <w:b w:val="0"/>
+        </w:rPr>
+        <w:t>Name the earliest unsupported step and give one action to repair it. Have the learner make that repair now and explain why. Then assess the relevant skill on a fresh, fully specified case.</w:t>
       </w:r>
     </w:p>
     <w:p>
@@ -3734,31 +4172,85 @@
         <w:rPr>
           <w:b w:val="0"/>
         </w:rPr>
-        <w:t>Name the earliest unsupported step and give one action to repair it. Have the learner make that repair now and explain why. Then assess the relevant skill on a fresh, fully specified case.</w:t>
+        <w:t>Confirm it was not previously practised with feedback; solve and check the new case before assigning it. A follow-up design prompt is a starting brief, not automatically an equivalent test.</w:t>
       </w:r>
     </w:p>
     <w:p>
       <w:pPr>
-        <w:spacing w:line="336" w:lineRule="auto" w:after="180"/>
-      </w:pPr>
-      <w:r>
-        <w:rPr>
-          <w:b w:val="0"/>
-        </w:rPr>
-        <w:t>Confirm it was not previously practised with feedback; solve and check the new case before assigning it. A follow-up design prompt is a starting brief, not automatically an equivalent test.</w:t>
+        <w:pStyle w:val="Heading2"/>
+      </w:pPr>
+      <w:r>
+        <w:t>W1 Explain the mechanism</w:t>
       </w:r>
     </w:p>
     <w:p>
       <w:pPr>
-        <w:pStyle w:val="Heading1"/>
-      </w:pPr>
-      <w:r>
-        <w:t>06. Connect the project, support and next lesson</w:t>
+        <w:spacing w:line="336" w:lineRule="auto" w:after="180"/>
+      </w:pPr>
+      <w:r>
+        <w:rPr>
+          <w:b w:val="0"/>
+        </w:rPr>
+        <w:t xml:space="preserve">Explain the weekly </w:t>
+      </w:r>
+      <w:r>
+        <w:rPr>
+          <w:b/>
+        </w:rPr>
+        <w:t>mechanism</w:t>
+      </w:r>
+      <w:r>
+        <w:rPr>
+          <w:b w:val="0"/>
+        </w:rPr>
+        <w:t xml:space="preserve"> in your own words. Use the worked scenario to name its </w:t>
+      </w:r>
+      <w:r>
+        <w:rPr>
+          <w:b/>
+        </w:rPr>
+        <w:t>input</w:t>
+      </w:r>
+      <w:r>
+        <w:rPr>
+          <w:b w:val="0"/>
+        </w:rPr>
+        <w:t xml:space="preserve">, decision rule and </w:t>
+      </w:r>
+      <w:r>
+        <w:rPr>
+          <w:b/>
+        </w:rPr>
+        <w:t>output</w:t>
+      </w:r>
+      <w:r>
+        <w:rPr>
+          <w:b w:val="0"/>
+        </w:rPr>
+        <w:t>.</w:t>
       </w:r>
     </w:p>
     <w:p>
-      <w:r>
-        <w:t>Connect Performance and cost experiments to Grounded Learning Service, adapt support and plan a later changed-case check.</w:t>
+      <w:pPr>
+        <w:spacing w:line="336" w:lineRule="auto" w:after="180"/>
+      </w:pPr>
+      <w:r>
+        <w:rPr>
+          <w:b w:val="0"/>
+        </w:rPr>
+        <w:t xml:space="preserve">Teacher explanation: Performance experiments compare </w:t>
+      </w:r>
+      <w:r>
+        <w:rPr>
+          <w:b/>
+        </w:rPr>
+        <w:t>matched workload</w:t>
+      </w:r>
+      <w:r>
+        <w:rPr>
+          <w:b w:val="0"/>
+        </w:rPr>
+        <w:t>s with declared timing boundaries and quality constraints. Averages can hide slow cases.</w:t>
       </w:r>
     </w:p>
     <w:p>
@@ -3769,66 +4261,27 @@
         <w:rPr>
           <w:b w:val="0"/>
         </w:rPr>
-        <w:t xml:space="preserve">Add a labelled performance and cost experiments </w:t>
+        <w:t xml:space="preserve">Use the same cases and environment; record every duration and success. For a simple </w:t>
       </w:r>
       <w:r>
         <w:rPr>
           <w:b/>
         </w:rPr>
-        <w:t>evidence</w:t>
+        <w:t>median</w:t>
       </w:r>
       <w:r>
         <w:rPr>
           <w:b w:val="0"/>
         </w:rPr>
-        <w:t xml:space="preserve"> sheet to Grounded Learning Service. Show how you can explain the </w:t>
-      </w:r>
-      <w:r>
-        <w:rPr>
-          <w:b/>
-        </w:rPr>
-        <w:t>mechanism</w:t>
-      </w:r>
-      <w:r>
-        <w:rPr>
-          <w:b w:val="0"/>
-        </w:rPr>
-        <w:t xml:space="preserve"> and terminology of performance and cost experiments.</w:t>
+        <w:t xml:space="preserve"> sort values and average the middle pair for even counts. Keep failed requests visible.</w:t>
       </w:r>
     </w:p>
     <w:p>
       <w:pPr>
-        <w:spacing w:line="336" w:lineRule="auto" w:after="180"/>
-      </w:pPr>
-      <w:r>
-        <w:rPr>
-          <w:b w:val="0"/>
-        </w:rPr>
-        <w:t xml:space="preserve">Use the supplied fictional case and keep its </w:t>
-      </w:r>
-      <w:r>
-        <w:rPr>
-          <w:b/>
-        </w:rPr>
-        <w:t>input</w:t>
-      </w:r>
-      <w:r>
-        <w:rPr>
-          <w:b w:val="0"/>
-        </w:rPr>
-        <w:t xml:space="preserve">s, intermediate steps, calculation or </w:t>
-      </w:r>
-      <w:r>
-        <w:rPr>
-          <w:b/>
-        </w:rPr>
-        <w:t>prediction</w:t>
-      </w:r>
-      <w:r>
-        <w:rPr>
-          <w:b w:val="0"/>
-        </w:rPr>
-        <w:t>, and limitation. Connect this record to last week’s record; a matching answer without a trace is insufficient.</w:t>
+        <w:pStyle w:val="Heading2"/>
+      </w:pPr>
+      <w:r>
+        <w:t>W2 Trace the worked case</w:t>
       </w:r>
     </w:p>
     <w:p>
@@ -3839,19 +4292,19 @@
         <w:rPr>
           <w:b w:val="0"/>
         </w:rPr>
-        <w:t xml:space="preserve">Provide an </w:t>
+        <w:t xml:space="preserve">Durations A=[1, 1, 1, 9] seconds, B=[2, 2, 2, 2]. All pass. Compute mean and </w:t>
       </w:r>
       <w:r>
         <w:rPr>
           <w:b/>
         </w:rPr>
-        <w:t>input</w:t>
+        <w:t>median</w:t>
       </w:r>
       <w:r>
         <w:rPr>
           <w:b w:val="0"/>
         </w:rPr>
-        <w:t>/procedure/result/limit frame and a calculator when needed. Ask students to identify the first step before completing the whole trace.</w:t>
+        <w:t>. Show the intermediate steps and give the conclusion with its scope.</w:t>
       </w:r>
     </w:p>
     <w:p>
@@ -3862,42 +4315,51 @@
         <w:rPr>
           <w:b w:val="0"/>
         </w:rPr>
-        <w:t xml:space="preserve">Extension: compare two concrete variants of this </w:t>
+        <w:t xml:space="preserve">Teacher explanation: A mean 3, </w:t>
       </w:r>
       <w:r>
         <w:rPr>
           <w:b/>
         </w:rPr>
-        <w:t>mechanism</w:t>
+        <w:t>median</w:t>
       </w:r>
       <w:r>
         <w:rPr>
           <w:b w:val="0"/>
         </w:rPr>
-        <w:t xml:space="preserve"> while holding unrelated conditions fixed; report both successful and unsuccessful outcomes.</w:t>
+        <w:t xml:space="preserve"> 1; B mean 2, </w:t>
+      </w:r>
+      <w:r>
+        <w:rPr>
+          <w:b/>
+        </w:rPr>
+        <w:t>median</w:t>
+      </w:r>
+      <w:r>
+        <w:rPr>
+          <w:b w:val="0"/>
+        </w:rPr>
+        <w:t xml:space="preserve"> 2. B lowers mean but A has lower </w:t>
+      </w:r>
+      <w:r>
+        <w:rPr>
+          <w:b/>
+        </w:rPr>
+        <w:t>median</w:t>
+      </w:r>
+      <w:r>
+        <w:rPr>
+          <w:b w:val="0"/>
+        </w:rPr>
+        <w:t>; show the 9-second tail instead of declaring one universal winner.</w:t>
       </w:r>
     </w:p>
     <w:p>
       <w:pPr>
-        <w:spacing w:line="336" w:lineRule="auto" w:after="180"/>
-      </w:pPr>
-      <w:r>
-        <w:rPr>
-          <w:b w:val="0"/>
-        </w:rPr>
-        <w:t xml:space="preserve">Next connection: Security and privacy review. Preserve the current case record and retrieve its </w:t>
-      </w:r>
-      <w:r>
-        <w:rPr>
-          <w:b/>
-        </w:rPr>
-        <w:t>evidence</w:t>
-      </w:r>
-      <w:r>
-        <w:rPr>
-          <w:b w:val="0"/>
-        </w:rPr>
-        <w:t xml:space="preserve"> boundary before moving on.</w:t>
+        <w:pStyle w:val="Heading2"/>
+      </w:pPr>
+      <w:r>
+        <w:t>W3 Audit the limit</w:t>
       </w:r>
     </w:p>
     <w:p>
@@ -3908,15 +4370,651 @@
         <w:rPr>
           <w:b w:val="0"/>
         </w:rPr>
-        <w:t>Retain the project ledger and assess a changed case after support. Check the relevant prerequisite before carrying this component forward.</w:t>
+        <w:t>A report omits this qualification: Resource improvement under one workload is not universal efficiency or equal quality. Explain how omitting it could change a reader's interpretation, and write an accurate replacement.</w:t>
       </w:r>
     </w:p>
     <w:p>
       <w:pPr>
+        <w:spacing w:line="336" w:lineRule="auto" w:after="180"/>
+      </w:pPr>
+      <w:r>
+        <w:rPr>
+          <w:b w:val="0"/>
+        </w:rPr>
+        <w:t>Teacher explanation: Resource improvement under one workload is not universal efficiency or equal quality.</w:t>
+      </w:r>
+    </w:p>
+    <w:p>
+      <w:pPr>
+        <w:spacing w:line="336" w:lineRule="auto" w:after="180"/>
+      </w:pPr>
+      <w:r>
+        <w:rPr>
+          <w:b w:val="0"/>
+        </w:rPr>
+        <w:t xml:space="preserve">State the observed result separately from the unverified or out-of-scope claim; preserve the original </w:t>
+      </w:r>
+      <w:r>
+        <w:rPr>
+          <w:b/>
+        </w:rPr>
+        <w:t>evidence</w:t>
+      </w:r>
+      <w:r>
+        <w:rPr>
+          <w:b w:val="0"/>
+        </w:rPr>
+        <w:t xml:space="preserve"> rather than inventing a missing fact.</w:t>
+      </w:r>
+    </w:p>
+    <w:p>
+      <w:pPr>
+        <w:pStyle w:val="Heading2"/>
+      </w:pPr>
+      <w:r>
+        <w:t>W5 Design a revealing follow-up</w:t>
+      </w:r>
+    </w:p>
+    <w:p>
+      <w:pPr>
+        <w:spacing w:line="336" w:lineRule="auto" w:after="180"/>
+      </w:pPr>
+      <w:r>
+        <w:rPr>
+          <w:b w:val="0"/>
+        </w:rPr>
+        <w:t>For the worked scenario, propose one additional case that could reveal a failure, describe its expected outcome before running it, and explain what would need to remain fixed for a fair comparison.</w:t>
+      </w:r>
+    </w:p>
+    <w:p>
+      <w:pPr>
+        <w:spacing w:line="336" w:lineRule="auto" w:after="180"/>
+      </w:pPr>
+      <w:r>
+        <w:rPr>
+          <w:b w:val="0"/>
+        </w:rPr>
+        <w:t>Do not reuse W4 as a new final test after receiving feedback.</w:t>
+      </w:r>
+    </w:p>
+    <w:p>
+      <w:pPr>
+        <w:spacing w:line="336" w:lineRule="auto" w:after="180"/>
+      </w:pPr>
+      <w:r>
+        <w:rPr>
+          <w:b w:val="0"/>
+        </w:rPr>
+        <w:t xml:space="preserve">Teacher explanation: Accept a concrete variant of the worked </w:t>
+      </w:r>
+      <w:r>
+        <w:rPr>
+          <w:b/>
+        </w:rPr>
+        <w:t>input</w:t>
+      </w:r>
+      <w:r>
+        <w:rPr>
+          <w:b w:val="0"/>
+        </w:rPr>
+        <w:t xml:space="preserve"> or a missing/conflicting/boundary condition, with an expectation derived from the declared procedure.</w:t>
+      </w:r>
+    </w:p>
+    <w:p>
+      <w:pPr>
+        <w:spacing w:line="336" w:lineRule="auto" w:after="180"/>
+      </w:pPr>
+      <w:r>
+        <w:rPr>
+          <w:b w:val="0"/>
+        </w:rPr>
+        <w:t xml:space="preserve">Require preserved settings, original </w:t>
+      </w:r>
+      <w:r>
+        <w:rPr>
+          <w:b/>
+        </w:rPr>
+        <w:t>output</w:t>
+      </w:r>
+      <w:r>
+        <w:rPr>
+          <w:b w:val="0"/>
+        </w:rPr>
+        <w:t>s and data roles. Resource improvement under one workload is not universal efficiency or equal quality.</w:t>
+      </w:r>
+    </w:p>
+    <w:p>
+      <w:pPr>
+        <w:spacing w:line="336" w:lineRule="auto" w:after="180"/>
+      </w:pPr>
+      <w:r>
+        <w:rPr>
+          <w:b w:val="0"/>
+        </w:rPr>
+        <w:t xml:space="preserve">The new case should test this particular </w:t>
+      </w:r>
+      <w:r>
+        <w:rPr>
+          <w:b/>
+        </w:rPr>
+        <w:t>mechanism</w:t>
+      </w:r>
+      <w:r>
+        <w:rPr>
+          <w:b w:val="0"/>
+        </w:rPr>
+        <w:t xml:space="preserve"> rather than merely restate the original result.</w:t>
+      </w:r>
+    </w:p>
+    <w:p>
+      <w:pPr>
+        <w:pStyle w:val="Heading2"/>
+      </w:pPr>
+      <w:r>
+        <w:t>Earlier wording, alternatives and picture transcripts · reference / check after trying</w:t>
+      </w:r>
+    </w:p>
+    <w:p>
+      <w:pPr>
         <w:pStyle w:val="Heading3"/>
       </w:pPr>
       <w:r>
-        <w:t>Plan the delayed return</w:t>
+        <w:t>Guided and exit questions</w:t>
+      </w:r>
+    </w:p>
+    <w:p>
+      <w:pPr>
+        <w:spacing w:line="336" w:lineRule="auto" w:after="180"/>
+      </w:pPr>
+      <w:r>
+        <w:rPr>
+          <w:b w:val="0"/>
+        </w:rPr>
+        <w:t xml:space="preserve">Guided: A mean 3, </w:t>
+      </w:r>
+      <w:r>
+        <w:rPr>
+          <w:b/>
+        </w:rPr>
+        <w:t>median</w:t>
+      </w:r>
+      <w:r>
+        <w:rPr>
+          <w:b w:val="0"/>
+        </w:rPr>
+        <w:t xml:space="preserve"> 1; B mean 2, </w:t>
+      </w:r>
+      <w:r>
+        <w:rPr>
+          <w:b/>
+        </w:rPr>
+        <w:t>median</w:t>
+      </w:r>
+      <w:r>
+        <w:rPr>
+          <w:b w:val="0"/>
+        </w:rPr>
+        <w:t xml:space="preserve"> 2. B lowers mean but A has lower </w:t>
+      </w:r>
+      <w:r>
+        <w:rPr>
+          <w:b/>
+        </w:rPr>
+        <w:t>median</w:t>
+      </w:r>
+      <w:r>
+        <w:rPr>
+          <w:b w:val="0"/>
+        </w:rPr>
+        <w:t>; show the 9-second tail instead of declaring one universal winner.</w:t>
+      </w:r>
+    </w:p>
+    <w:p>
+      <w:pPr>
+        <w:spacing w:line="336" w:lineRule="auto" w:after="180"/>
+      </w:pPr>
+      <w:r>
+        <w:rPr>
+          <w:b w:val="0"/>
+        </w:rPr>
+        <w:t>Qualification: Resource improvement under one workload is not universal efficiency or equal quality.</w:t>
+      </w:r>
+    </w:p>
+    <w:p>
+      <w:pPr>
+        <w:spacing w:line="336" w:lineRule="auto" w:after="180"/>
+      </w:pPr>
+      <w:r>
+        <w:rPr>
+          <w:b w:val="0"/>
+        </w:rPr>
+        <w:t xml:space="preserve">Exit: accept a concrete variation with its predicted outcome and a stated condition that would challenge the </w:t>
+      </w:r>
+      <w:r>
+        <w:rPr>
+          <w:b/>
+        </w:rPr>
+        <w:t>mechanism</w:t>
+      </w:r>
+      <w:r>
+        <w:rPr>
+          <w:b w:val="0"/>
+        </w:rPr>
+        <w:t xml:space="preserve">; reject a claim resting on unmeasured </w:t>
+      </w:r>
+      <w:r>
+        <w:rPr>
+          <w:b/>
+        </w:rPr>
+        <w:t>evidence</w:t>
+      </w:r>
+      <w:r>
+        <w:rPr>
+          <w:b w:val="0"/>
+        </w:rPr>
+        <w:t>.</w:t>
+      </w:r>
+    </w:p>
+    <w:p>
+      <w:pPr>
+        <w:pStyle w:val="Heading3"/>
+      </w:pPr>
+      <w:r>
+        <w:t>W1 Explain the mechanism</w:t>
+      </w:r>
+    </w:p>
+    <w:p>
+      <w:pPr>
+        <w:pStyle w:val="Heading3"/>
+      </w:pPr>
+      <w:r>
+        <w:t>W2 Trace the worked case</w:t>
+      </w:r>
+    </w:p>
+    <w:p>
+      <w:pPr>
+        <w:pStyle w:val="Heading3"/>
+      </w:pPr>
+      <w:r>
+        <w:t>W3 Audit the limit</w:t>
+      </w:r>
+    </w:p>
+    <w:p>
+      <w:pPr>
+        <w:pStyle w:val="Heading3"/>
+      </w:pPr>
+      <w:r>
+        <w:t>W4 Apply a new case independently</w:t>
+      </w:r>
+    </w:p>
+    <w:p>
+      <w:pPr>
+        <w:spacing w:line="336" w:lineRule="auto" w:after="180"/>
+      </w:pPr>
+      <w:r>
+        <w:rPr>
+          <w:b w:val="0"/>
+        </w:rPr>
+        <w:t>C=[1, 2, 3, 10], D=[3, 3, 3, 3]. Compute means/</w:t>
+      </w:r>
+      <w:r>
+        <w:rPr>
+          <w:b/>
+        </w:rPr>
+        <w:t>median</w:t>
+      </w:r>
+      <w:r>
+        <w:rPr>
+          <w:b w:val="0"/>
+        </w:rPr>
+        <w:t>s; one D response is wrong.</w:t>
+      </w:r>
+    </w:p>
+    <w:p>
+      <w:pPr>
+        <w:spacing w:line="336" w:lineRule="auto" w:after="180"/>
+      </w:pPr>
+      <w:r>
+        <w:rPr>
+          <w:b w:val="0"/>
+        </w:rPr>
+        <w:t xml:space="preserve">Teacher explanation: C mean 4, </w:t>
+      </w:r>
+      <w:r>
+        <w:rPr>
+          <w:b/>
+        </w:rPr>
+        <w:t>median</w:t>
+      </w:r>
+      <w:r>
+        <w:rPr>
+          <w:b w:val="0"/>
+        </w:rPr>
+        <w:t xml:space="preserve"> 2.5; D mean 3, </w:t>
+      </w:r>
+      <w:r>
+        <w:rPr>
+          <w:b/>
+        </w:rPr>
+        <w:t>median</w:t>
+      </w:r>
+      <w:r>
+        <w:rPr>
+          <w:b w:val="0"/>
+        </w:rPr>
+        <w:t xml:space="preserve"> 3. D quality 3/4, so speed comparison must include its failure.</w:t>
+      </w:r>
+    </w:p>
+    <w:p>
+      <w:pPr>
+        <w:pStyle w:val="Heading3"/>
+      </w:pPr>
+      <w:r>
+        <w:t>W5 Design a revealing follow-up</w:t>
+      </w:r>
+    </w:p>
+    <w:p>
+      <w:pPr>
+        <w:pStyle w:val="Heading3"/>
+      </w:pPr>
+      <w:r>
+        <w:t>Independent assessment and fresh retry</w:t>
+      </w:r>
+    </w:p>
+    <w:p>
+      <w:pPr>
+        <w:spacing w:line="336" w:lineRule="auto" w:after="180"/>
+      </w:pPr>
+      <w:r>
+        <w:rPr>
+          <w:b w:val="0"/>
+        </w:rPr>
+        <w:t xml:space="preserve">W4: C mean 4, </w:t>
+      </w:r>
+      <w:r>
+        <w:rPr>
+          <w:b/>
+        </w:rPr>
+        <w:t>median</w:t>
+      </w:r>
+      <w:r>
+        <w:rPr>
+          <w:b w:val="0"/>
+        </w:rPr>
+        <w:t xml:space="preserve"> 2.5; D mean 3, </w:t>
+      </w:r>
+      <w:r>
+        <w:rPr>
+          <w:b/>
+        </w:rPr>
+        <w:t>median</w:t>
+      </w:r>
+      <w:r>
+        <w:rPr>
+          <w:b w:val="0"/>
+        </w:rPr>
+        <w:t xml:space="preserve"> 3. D quality 3/4, so speed comparison must include its failure. Require intermediate reasoning and the stated scope. Fresh retry: E=[2, 2, 6, 10], F=[4, 4, 4, 4], all pass.</w:t>
+      </w:r>
+    </w:p>
+    <w:p>
+      <w:pPr>
+        <w:spacing w:line="336" w:lineRule="auto" w:after="180"/>
+      </w:pPr>
+      <w:r>
+        <w:rPr>
+          <w:b w:val="0"/>
+        </w:rPr>
+        <w:t xml:space="preserve">Expected reasoning: E mean 5, </w:t>
+      </w:r>
+      <w:r>
+        <w:rPr>
+          <w:b/>
+        </w:rPr>
+        <w:t>median</w:t>
+      </w:r>
+      <w:r>
+        <w:rPr>
+          <w:b w:val="0"/>
+        </w:rPr>
+        <w:t xml:space="preserve"> 4; F mean 4, </w:t>
+      </w:r>
+      <w:r>
+        <w:rPr>
+          <w:b/>
+        </w:rPr>
+        <w:t>median</w:t>
+      </w:r>
+      <w:r>
+        <w:rPr>
+          <w:b w:val="0"/>
+        </w:rPr>
+        <w:t xml:space="preserve"> 4. Tail and matched boundary remain relevant. If students need support, record it and reassess with another new case rather than awarding independence to a copied answer.</w:t>
+      </w:r>
+    </w:p>
+    <w:p>
+      <w:pPr>
+        <w:pStyle w:val="Heading3"/>
+      </w:pPr>
+      <w:r>
+        <w:t>Assess independent transfer</w:t>
+      </w:r>
+    </w:p>
+    <w:p>
+      <w:pPr>
+        <w:pStyle w:val="Heading3"/>
+      </w:pPr>
+      <w:r>
+        <w:t>Selected case answer</w:t>
+      </w:r>
+    </w:p>
+    <w:p>
+      <w:pPr>
+        <w:pStyle w:val="Heading3"/>
+      </w:pPr>
+      <w:r>
+        <w:t>Feedback that the learner uses</w:t>
+      </w:r>
+    </w:p>
+    <w:p>
+      <w:pPr>
+        <w:pStyle w:val="Heading1"/>
+      </w:pPr>
+      <w:r>
+        <w:t>06. Connect, support and revisit service design</w:t>
+      </w:r>
+    </w:p>
+    <w:p>
+      <w:r>
+        <w:t>Use saved evidence and boundary decisions to choose the next step.</w:t>
+      </w:r>
+    </w:p>
+    <w:p>
+      <w:pPr>
+        <w:pStyle w:val="Heading2"/>
+      </w:pPr>
+      <w:r>
+        <w:t>Project and next-week bridge</w:t>
+      </w:r>
+    </w:p>
+    <w:p>
+      <w:pPr>
+        <w:spacing w:line="336" w:lineRule="auto" w:after="180"/>
+      </w:pPr>
+      <w:r>
+        <w:rPr>
+          <w:b w:val="0"/>
+        </w:rPr>
+        <w:t xml:space="preserve">Add a labelled performance and cost experiments </w:t>
+      </w:r>
+      <w:r>
+        <w:rPr>
+          <w:b/>
+        </w:rPr>
+        <w:t>evidence</w:t>
+      </w:r>
+      <w:r>
+        <w:rPr>
+          <w:b w:val="0"/>
+        </w:rPr>
+        <w:t xml:space="preserve"> sheet to Grounded Learning Service. Show how you can explain the </w:t>
+      </w:r>
+      <w:r>
+        <w:rPr>
+          <w:b/>
+        </w:rPr>
+        <w:t>mechanism</w:t>
+      </w:r>
+      <w:r>
+        <w:rPr>
+          <w:b w:val="0"/>
+        </w:rPr>
+        <w:t xml:space="preserve"> and terminology of performance and cost experiments.</w:t>
+      </w:r>
+    </w:p>
+    <w:p>
+      <w:pPr>
+        <w:spacing w:line="336" w:lineRule="auto" w:after="180"/>
+      </w:pPr>
+      <w:r>
+        <w:rPr>
+          <w:b w:val="0"/>
+        </w:rPr>
+        <w:t xml:space="preserve">Use the supplied fictional case and keep its </w:t>
+      </w:r>
+      <w:r>
+        <w:rPr>
+          <w:b/>
+        </w:rPr>
+        <w:t>input</w:t>
+      </w:r>
+      <w:r>
+        <w:rPr>
+          <w:b w:val="0"/>
+        </w:rPr>
+        <w:t xml:space="preserve">s, intermediate steps, calculation or </w:t>
+      </w:r>
+      <w:r>
+        <w:rPr>
+          <w:b/>
+        </w:rPr>
+        <w:t>prediction</w:t>
+      </w:r>
+      <w:r>
+        <w:rPr>
+          <w:b w:val="0"/>
+        </w:rPr>
+        <w:t>, and limitation. Connect this record to last week’s record; a matching answer without a trace is insufficient.</w:t>
+      </w:r>
+    </w:p>
+    <w:p>
+      <w:pPr>
+        <w:spacing w:line="336" w:lineRule="auto" w:after="180"/>
+      </w:pPr>
+      <w:r>
+        <w:rPr>
+          <w:b w:val="0"/>
+        </w:rPr>
+        <w:t xml:space="preserve">Provide an </w:t>
+      </w:r>
+      <w:r>
+        <w:rPr>
+          <w:b/>
+        </w:rPr>
+        <w:t>input</w:t>
+      </w:r>
+      <w:r>
+        <w:rPr>
+          <w:b w:val="0"/>
+        </w:rPr>
+        <w:t>/procedure/result/limit frame and a calculator when needed. Ask students to identify the first step before completing the whole trace.</w:t>
+      </w:r>
+    </w:p>
+    <w:p>
+      <w:pPr>
+        <w:spacing w:line="336" w:lineRule="auto" w:after="180"/>
+      </w:pPr>
+      <w:r>
+        <w:rPr>
+          <w:b w:val="0"/>
+        </w:rPr>
+        <w:t xml:space="preserve">Extension: compare two concrete variants of this </w:t>
+      </w:r>
+      <w:r>
+        <w:rPr>
+          <w:b/>
+        </w:rPr>
+        <w:t>mechanism</w:t>
+      </w:r>
+      <w:r>
+        <w:rPr>
+          <w:b w:val="0"/>
+        </w:rPr>
+        <w:t xml:space="preserve"> while holding unrelated conditions fixed; report both successful and unsuccessful outcomes.</w:t>
+      </w:r>
+    </w:p>
+    <w:p>
+      <w:pPr>
+        <w:spacing w:line="336" w:lineRule="auto" w:after="180"/>
+      </w:pPr>
+      <w:r>
+        <w:rPr>
+          <w:b w:val="0"/>
+        </w:rPr>
+        <w:t xml:space="preserve">Next connection: Security and privacy review. Preserve the current case record and retrieve its </w:t>
+      </w:r>
+      <w:r>
+        <w:rPr>
+          <w:b/>
+        </w:rPr>
+        <w:t>evidence</w:t>
+      </w:r>
+      <w:r>
+        <w:rPr>
+          <w:b w:val="0"/>
+        </w:rPr>
+        <w:t xml:space="preserve"> boundary before moving on.</w:t>
+      </w:r>
+    </w:p>
+    <w:p>
+      <w:pPr>
+        <w:spacing w:line="336" w:lineRule="auto" w:after="180"/>
+      </w:pPr>
+      <w:r>
+        <w:rPr>
+          <w:b w:val="0"/>
+        </w:rPr>
+        <w:t>Retain the project ledger and assess a changed case after support. Check the relevant prerequisite before carrying this component forward.</w:t>
+      </w:r>
+    </w:p>
+    <w:p>
+      <w:pPr>
+        <w:spacing w:line="336" w:lineRule="auto" w:after="180"/>
+      </w:pPr>
+      <w:r>
+        <w:rPr>
+          <w:b w:val="0"/>
+        </w:rPr>
+        <w:t xml:space="preserve">For the Grounded Learning Service, retain an annotated trace and the changed-case result. Name the contract or </w:t>
+      </w:r>
+      <w:r>
+        <w:rPr>
+          <w:b/>
+        </w:rPr>
+        <w:t>evidence</w:t>
+      </w:r>
+      <w:r>
+        <w:rPr>
+          <w:b w:val="0"/>
+        </w:rPr>
+        <w:t xml:space="preserve"> that makes the deciding step valid, so another team can review it.</w:t>
+      </w:r>
+    </w:p>
+    <w:p>
+      <w:pPr>
+        <w:pStyle w:val="Heading2"/>
+      </w:pPr>
+      <w:r>
+        <w:t>Delayed return and support record</w:t>
       </w:r>
     </w:p>
     <w:p>
@@ -4133,60 +5231,60 @@
     </w:p>
     <w:p>
       <w:pPr>
-        <w:pStyle w:val="Heading3"/>
-      </w:pPr>
-      <w:r>
-        <w:t>Project evidence from this case</w:t>
+        <w:pStyle w:val="Heading2"/>
+      </w:pPr>
+      <w:r>
+        <w:t>Earlier wording, alternatives and picture transcripts · reference / check after trying</w:t>
       </w:r>
     </w:p>
     <w:p>
       <w:pPr>
-        <w:spacing w:line="336" w:lineRule="auto" w:after="180"/>
-      </w:pPr>
-      <w:r>
-        <w:rPr>
-          <w:b w:val="0"/>
-        </w:rPr>
-        <w:t xml:space="preserve">For the Grounded Learning Service, retain an annotated trace and the changed-case result. Name the contract or </w:t>
-      </w:r>
-      <w:r>
-        <w:rPr>
-          <w:b/>
-        </w:rPr>
-        <w:t>evidence</w:t>
-      </w:r>
-      <w:r>
-        <w:rPr>
-          <w:b w:val="0"/>
-        </w:rPr>
-        <w:t xml:space="preserve"> that makes the deciding step valid, so another team can review it.</w:t>
+        <w:pStyle w:val="Heading3"/>
+      </w:pPr>
+      <w:r>
+        <w:t>Plan the delayed return</w:t>
       </w:r>
     </w:p>
     <w:p>
       <w:pPr>
-        <w:pStyle w:val="Heading1"/>
-      </w:pPr>
-      <w:r>
-        <w:t>07. Prepare, teach and assess</w:t>
+        <w:pStyle w:val="Heading3"/>
+      </w:pPr>
+      <w:r>
+        <w:t>Project evidence from this case</w:t>
       </w:r>
     </w:p>
     <w:p>
-      <w:r>
-        <w:t>Use this preparation summary alongside the detailed Performance and cost experiments lesson; it is a checklist rather than a replacement for the full sequence.</w:t>
+      <w:pPr>
+        <w:pStyle w:val="Heading1"/>
+      </w:pPr>
+      <w:r>
+        <w:t>Reference bank and extra practice</w:t>
       </w:r>
     </w:p>
     <w:p>
       <w:pPr>
-        <w:pStyle w:val="Heading3"/>
-      </w:pPr>
-      <w:r>
-        <w:t>Teaching target</w:t>
+        <w:pStyle w:val="Heading1"/>
+      </w:pPr>
+      <w:r>
+        <w:t>07. Reference · Alternative planning checklist</w:t>
       </w:r>
     </w:p>
     <w:p>
+      <w:r>
+        <w:t>Use alongside the main route when helpful.</w:t>
+      </w:r>
+    </w:p>
+    <w:p>
+      <w:pPr>
+        <w:pStyle w:val="Heading2"/>
+      </w:pPr>
+      <w:r>
+        <w:t>Planning,assessment and project reminders</w:t>
+      </w:r>
+    </w:p>
+    <w:p>
       <w:pPr>
         <w:spacing w:line="336" w:lineRule="auto" w:after="180"/>
-        <w:shd w:fill="EDF7F3"/>
       </w:pPr>
       <w:r>
         <w:rPr>
@@ -4398,58 +5496,60 @@
     </w:p>
     <w:p>
       <w:pPr>
-        <w:pStyle w:val="Heading3"/>
-      </w:pPr>
-      <w:r>
-        <w:t>Supported practice answer</w:t>
+        <w:spacing w:line="336" w:lineRule="auto" w:after="180"/>
+      </w:pPr>
+      <w:r>
+        <w:rPr>
+          <w:b w:val="0"/>
+        </w:rPr>
+        <w:t xml:space="preserve">Reasoned practice answer: Teacher explanation: A mean 3, </w:t>
+      </w:r>
+      <w:r>
+        <w:rPr>
+          <w:b/>
+        </w:rPr>
+        <w:t>median</w:t>
+      </w:r>
+      <w:r>
+        <w:rPr>
+          <w:b w:val="0"/>
+        </w:rPr>
+        <w:t xml:space="preserve"> 1; B mean 2, </w:t>
+      </w:r>
+      <w:r>
+        <w:rPr>
+          <w:b/>
+        </w:rPr>
+        <w:t>median</w:t>
+      </w:r>
+      <w:r>
+        <w:rPr>
+          <w:b w:val="0"/>
+        </w:rPr>
+        <w:t xml:space="preserve"> 2. B lowers mean but A has lower </w:t>
+      </w:r>
+      <w:r>
+        <w:rPr>
+          <w:b/>
+        </w:rPr>
+        <w:t>median</w:t>
+      </w:r>
+      <w:r>
+        <w:rPr>
+          <w:b w:val="0"/>
+        </w:rPr>
+        <w:t>; show the 9-second tail instead of declaring one universal winner.</w:t>
       </w:r>
     </w:p>
     <w:p>
       <w:pPr>
         <w:spacing w:line="336" w:lineRule="auto" w:after="180"/>
-        <w:shd w:fill="F1F6FC"/>
       </w:pPr>
       <w:r>
         <w:rPr>
           <w:b w:val="0"/>
         </w:rPr>
-        <w:t xml:space="preserve">Reasoned practice answer: Teacher explanation: A mean 3, </w:t>
-      </w:r>
-      <w:r>
-        <w:rPr>
-          <w:b/>
-        </w:rPr>
-        <w:t>median</w:t>
-      </w:r>
-      <w:r>
-        <w:rPr>
-          <w:b w:val="0"/>
-        </w:rPr>
-        <w:t xml:space="preserve"> 1; B mean 2, </w:t>
-      </w:r>
-      <w:r>
-        <w:rPr>
-          <w:b/>
-        </w:rPr>
-        <w:t>median</w:t>
-      </w:r>
-      <w:r>
-        <w:rPr>
-          <w:b w:val="0"/>
-        </w:rPr>
-        <w:t xml:space="preserve"> 2. B lowers mean but A has lower </w:t>
-      </w:r>
-      <w:r>
-        <w:rPr>
-          <w:b/>
-        </w:rPr>
-        <w:t>median</w:t>
-      </w:r>
-      <w:r>
-        <w:rPr>
-          <w:b w:val="0"/>
-        </w:rPr>
-        <w:t>; show the 9-second tail instead of declaring one universal winner.</w:t>
+        <w:t>Check every learner before discussion: Use the worked case for Performance and cost experiments. Proposed explanation: “The worked result establishes every future case”. Decide whether this explanation is supported.</w:t>
       </w:r>
     </w:p>
     <w:p>
@@ -4460,7 +5560,7 @@
         <w:rPr>
           <w:b w:val="0"/>
         </w:rPr>
-        <w:t>Check every learner before discussion: Use the worked case for Performance and cost experiments. Proposed explanation: “The worked result establishes every future case”. Decide whether this explanation is supported.</w:t>
+        <w:t>Point to the step or supplied fact that decides; explain your repair if needed.</w:t>
       </w:r>
     </w:p>
     <w:p>
@@ -4471,105 +5571,58 @@
         <w:rPr>
           <w:b w:val="0"/>
         </w:rPr>
-        <w:t>Point to the step or supplied fact that decides; explain your repair if needed.</w:t>
+        <w:t>Misconception repair: Resource improvement under one workload is not universal efficiency or equal quality.</w:t>
       </w:r>
     </w:p>
     <w:p>
       <w:pPr>
-        <w:pStyle w:val="Heading3"/>
-      </w:pPr>
-      <w:r>
-        <w:t>Repair the misconception</w:t>
+        <w:spacing w:line="336" w:lineRule="auto" w:after="180"/>
+      </w:pPr>
+      <w:r>
+        <w:rPr>
+          <w:b w:val="0"/>
+        </w:rPr>
+        <w:t xml:space="preserve">Support: read the exact case aloud, enlarge the labelled picture, supply </w:t>
+      </w:r>
+      <w:r>
+        <w:rPr>
+          <w:b/>
+        </w:rPr>
+        <w:t>input</w:t>
+      </w:r>
+      <w:r>
+        <w:rPr>
+          <w:b w:val="0"/>
+        </w:rPr>
+        <w:t xml:space="preserve"> cards and model only the first deciding step. Accept a spoken explanation or drawing; retain the reasoning goal.</w:t>
       </w:r>
     </w:p>
     <w:p>
       <w:pPr>
         <w:spacing w:line="336" w:lineRule="auto" w:after="180"/>
-        <w:shd w:fill="FFF5E6"/>
       </w:pPr>
       <w:r>
         <w:rPr>
           <w:b w:val="0"/>
         </w:rPr>
-        <w:t>Misconception repair: Resource improvement under one workload is not universal efficiency or equal quality.</w:t>
+        <w:t xml:space="preserve">Extension: Require at most 2 cost units per case on average. Require a </w:t>
+      </w:r>
+      <w:r>
+        <w:rPr>
+          <w:b/>
+        </w:rPr>
+        <w:t>prediction</w:t>
+      </w:r>
+      <w:r>
+        <w:rPr>
+          <w:b w:val="0"/>
+        </w:rPr>
+        <w:t xml:space="preserve"> and a reason before comparing. Expected result: A meets the budget; B does not. Reason: The mandatory resource condition changes the decision.</w:t>
       </w:r>
     </w:p>
     <w:p>
       <w:pPr>
-        <w:pStyle w:val="Heading3"/>
-      </w:pPr>
-      <w:r>
-        <w:t>Support without giving away the answer</w:t>
-      </w:r>
-    </w:p>
-    <w:p>
-      <w:pPr>
         <w:spacing w:line="336" w:lineRule="auto" w:after="180"/>
-        <w:shd w:fill="F1F6F8"/>
-      </w:pPr>
-      <w:r>
-        <w:rPr>
-          <w:b w:val="0"/>
-        </w:rPr>
-        <w:t xml:space="preserve">Support: read the exact case aloud, enlarge the labelled picture, supply </w:t>
-      </w:r>
-      <w:r>
-        <w:rPr>
-          <w:b/>
-        </w:rPr>
-        <w:t>input</w:t>
-      </w:r>
-      <w:r>
-        <w:rPr>
-          <w:b w:val="0"/>
-        </w:rPr>
-        <w:t xml:space="preserve"> cards and model only the first deciding step. Accept a spoken explanation or drawing; retain the reasoning goal.</w:t>
-      </w:r>
-    </w:p>
-    <w:p>
-      <w:pPr>
-        <w:pStyle w:val="Heading3"/>
-      </w:pPr>
-      <w:r>
-        <w:t>Extend the reasoning</w:t>
-      </w:r>
-    </w:p>
-    <w:p>
-      <w:pPr>
-        <w:spacing w:line="336" w:lineRule="auto" w:after="180"/>
-        <w:shd w:fill="F5F1FB"/>
-      </w:pPr>
-      <w:r>
-        <w:rPr>
-          <w:b w:val="0"/>
-        </w:rPr>
-        <w:t xml:space="preserve">Extension: Require at most 2 cost units per case. Require a </w:t>
-      </w:r>
-      <w:r>
-        <w:rPr>
-          <w:b/>
-        </w:rPr>
-        <w:t>prediction</w:t>
-      </w:r>
-      <w:r>
-        <w:rPr>
-          <w:b w:val="0"/>
-        </w:rPr>
-        <w:t xml:space="preserve"> and a reason before comparing. Expected result: A meets the budget; B does not. Reason: The mandatory resource condition changes the decision.</w:t>
-      </w:r>
-    </w:p>
-    <w:p>
-      <w:pPr>
-        <w:pStyle w:val="Heading3"/>
-      </w:pPr>
-      <w:r>
-        <w:t>Protect the independent attempt</w:t>
-      </w:r>
-    </w:p>
-    <w:p>
-      <w:pPr>
-        <w:spacing w:line="336" w:lineRule="auto" w:after="180"/>
-        <w:shd w:fill="FFF5E6"/>
       </w:pPr>
       <w:r>
         <w:rPr>
@@ -4764,22 +5817,36 @@
     </w:tbl>
     <w:p>
       <w:pPr>
-        <w:pStyle w:val="Heading3"/>
-      </w:pPr>
-      <w:r>
-        <w:t>Project checkpoint</w:t>
+        <w:spacing w:line="336" w:lineRule="auto" w:after="180"/>
+      </w:pPr>
+      <w:r>
+        <w:rPr>
+          <w:b w:val="0"/>
+        </w:rPr>
+        <w:t xml:space="preserve">Project checkpoint: Prepare the demonstration. Gather reproducible instructions, </w:t>
+      </w:r>
+      <w:r>
+        <w:rPr>
+          <w:b/>
+        </w:rPr>
+        <w:t>evidence</w:t>
+      </w:r>
+      <w:r>
+        <w:rPr>
+          <w:b w:val="0"/>
+        </w:rPr>
+        <w:t>, access checks and remaining limitations.</w:t>
       </w:r>
     </w:p>
     <w:p>
       <w:pPr>
         <w:spacing w:line="336" w:lineRule="auto" w:after="180"/>
-        <w:shd w:fill="EDF7F3"/>
       </w:pPr>
       <w:r>
         <w:rPr>
           <w:b w:val="0"/>
         </w:rPr>
-        <w:t xml:space="preserve">Project checkpoint: Prepare the demonstration. Gather reproducible instructions, </w:t>
+        <w:t xml:space="preserve">Use the weekly teacher answer for topic-specific reasoning. A saved progress tick is an activity record; judge mastery from the learner’s explanation and </w:t>
       </w:r>
       <w:r>
         <w:rPr>
@@ -4791,43 +5858,28 @@
         <w:rPr>
           <w:b w:val="0"/>
         </w:rPr>
-        <w:t>, access checks and remaining limitations.</w:t>
+        <w:t>.</w:t>
       </w:r>
     </w:p>
     <w:p>
       <w:pPr>
-        <w:spacing w:line="336" w:lineRule="auto" w:after="180"/>
-      </w:pPr>
-      <w:r>
-        <w:rPr>
-          <w:b w:val="0"/>
-        </w:rPr>
-        <w:t xml:space="preserve">Use the weekly teacher answer for topic-specific reasoning. A saved progress tick is an activity record; judge mastery from the learner’s explanation and </w:t>
-      </w:r>
-      <w:r>
-        <w:rPr>
-          <w:b/>
-        </w:rPr>
-        <w:t>evidence</w:t>
-      </w:r>
-      <w:r>
-        <w:rPr>
-          <w:b w:val="0"/>
-        </w:rPr>
-        <w:t>.</w:t>
+        <w:pStyle w:val="Heading1"/>
+      </w:pPr>
+      <w:r>
+        <w:t>08. Reference · Feedback,labs and repair paths</w:t>
       </w:r>
     </w:p>
     <w:p>
-      <w:pPr>
-        <w:pStyle w:val="Heading1"/>
-      </w:pPr>
-      <w:r>
-        <w:t>08. Use feedback, labs and repair paths</w:t>
+      <w:r>
+        <w:t>Retain the first attempt and the evidence used for a repair.</w:t>
       </w:r>
     </w:p>
     <w:p>
-      <w:r>
-        <w:t>Use feedback, earlier review and portfolios purposefully. Apply the coding routine only when this lesson has an executable lab.</w:t>
+      <w:pPr>
+        <w:pStyle w:val="Heading2"/>
+      </w:pPr>
+      <w:r>
+        <w:t>Feedback and record guidance</w:t>
       </w:r>
     </w:p>
     <w:p>
@@ -4865,40 +5917,42 @@
       </w:r>
     </w:p>
     <w:p>
-      <w:pPr>
-        <w:pStyle w:val="Heading3"/>
-      </w:pPr>
-      <w:r>
-        <w:t>For later coding lessons</w:t>
+      <w:r>
+        <w:t>This week has no code block. Use this routine when a later lesson includes an executable lab.</w:t>
       </w:r>
     </w:p>
     <w:p>
-      <w:r>
-        <w:t>This week has no code block. Use this routine when a later lesson includes an executable lab.</w:t>
+      <w:pPr>
+        <w:spacing w:line="336" w:lineRule="auto" w:after="180"/>
+      </w:pPr>
+      <w:r>
+        <w:rPr>
+          <w:b w:val="0"/>
+        </w:rPr>
+        <w:t xml:space="preserve">Ask students to predict before running code. Preserve errors and actual </w:t>
+      </w:r>
+      <w:r>
+        <w:rPr>
+          <w:b/>
+        </w:rPr>
+        <w:t>output</w:t>
+      </w:r>
+      <w:r>
+        <w:rPr>
+          <w:b w:val="0"/>
+        </w:rPr>
+        <w:t>s; collect a changed test and an explanation. The branch-boundary and indexing lessons deliberately include failure cases.</w:t>
       </w:r>
     </w:p>
     <w:p>
       <w:pPr>
         <w:spacing w:line="336" w:lineRule="auto" w:after="180"/>
-        <w:shd w:fill="F1F6F8"/>
       </w:pPr>
       <w:r>
         <w:rPr>
           <w:b w:val="0"/>
         </w:rPr>
-        <w:t xml:space="preserve">Ask students to predict before running code. Preserve errors and actual </w:t>
-      </w:r>
-      <w:r>
-        <w:rPr>
-          <w:b/>
-        </w:rPr>
-        <w:t>output</w:t>
-      </w:r>
-      <w:r>
-        <w:rPr>
-          <w:b w:val="0"/>
-        </w:rPr>
-        <w:t>s; collect a changed test and an explanation. The branch-boundary and indexing lessons deliberately include failure cases.</w:t>
+        <w:t>Use the earlier worked-explanation links to address a specific missing building block, then return to the current question. Adapt this suggestion after observing the learner; it is not an automatic diagnosis.</w:t>
       </w:r>
     </w:p>
     <w:p>
@@ -4909,71 +5963,37 @@
         <w:rPr>
           <w:b w:val="0"/>
         </w:rPr>
-        <w:t>Use the earlier worked-explanation links to address a specific missing building block, then return to the current question. Adapt this suggestion after observing the learner; it is not an automatic diagnosis.</w:t>
+        <w:t xml:space="preserve">Collect the completed-work portfolio as </w:t>
+      </w:r>
+      <w:r>
+        <w:rPr>
+          <w:b/>
+        </w:rPr>
+        <w:t>evidence</w:t>
+      </w:r>
+      <w:r>
+        <w:rPr>
+          <w:b w:val="0"/>
+        </w:rPr>
+        <w:t>. Record support separately from correctness, and assess explanation, trace/test and limitations. Progress ticks and quiz selections alone do not establish mastery.</w:t>
       </w:r>
     </w:p>
     <w:p>
       <w:pPr>
-        <w:spacing w:line="336" w:lineRule="auto" w:after="180"/>
-      </w:pPr>
-      <w:r>
-        <w:rPr>
-          <w:b w:val="0"/>
-        </w:rPr>
-        <w:t xml:space="preserve">Collect the completed-work portfolio as </w:t>
-      </w:r>
-      <w:r>
-        <w:rPr>
-          <w:b/>
-        </w:rPr>
-        <w:t>evidence</w:t>
-      </w:r>
-      <w:r>
-        <w:rPr>
-          <w:b w:val="0"/>
-        </w:rPr>
-        <w:t>. Record support separately from correctness, and assess explanation, trace/test and limitations. Progress ticks and quiz selections alone do not establish mastery.</w:t>
+        <w:pStyle w:val="Heading1"/>
+      </w:pPr>
+      <w:r>
+        <w:t>09. Reference · Teach with the six pictures</w:t>
       </w:r>
     </w:p>
     <w:p>
-      <w:pPr>
-        <w:pStyle w:val="Heading1"/>
-      </w:pPr>
-      <w:r>
-        <w:t>09. Visual concept journey</w:t>
+      <w:r>
+        <w:t>Choose one picture for a particular reasoning move.</w:t>
       </w:r>
     </w:p>
     <w:p>
-      <w:r>
-        <w:t>Show one Performance and cost experiments graphic at a time, request a prediction and discuss its trace before the independent assessment.</w:t>
-      </w:r>
-    </w:p>
-    <w:p>
-      <w:pPr>
-        <w:spacing w:line="336" w:lineRule="auto" w:after="180"/>
-      </w:pPr>
-      <w:r>
-        <w:rPr>
-          <w:b w:val="0"/>
-        </w:rPr>
-        <w:t xml:space="preserve">Use one picture at a time. Hide a worked result before asking for a </w:t>
-      </w:r>
-      <w:r>
-        <w:rPr>
-          <w:b/>
-        </w:rPr>
-        <w:t>prediction</w:t>
-      </w:r>
-      <w:r>
-        <w:rPr>
-          <w:b w:val="0"/>
-        </w:rPr>
-        <w:t>, then reveal it for feedback. These are supported teaching cases; retain the separate independent assessment for a fresh first attempt.</w:t>
-      </w:r>
-    </w:p>
-    <w:p>
-      <w:pPr>
-        <w:pStyle w:val="Heading3"/>
+      <w:pPr>
+        <w:pStyle w:val="Heading2"/>
       </w:pPr>
       <w:r>
         <w:t>01. Performance and cost experiments: the case</w:t>
@@ -4984,7 +6004,7 @@
         <w:drawing>
           <wp:inline xmlns:a="http://schemas.openxmlformats.org/drawingml/2006/main" xmlns:pic="http://schemas.openxmlformats.org/drawingml/2006/picture">
             <wp:extent cx="5486400" cy="2834640"/>
-            <wp:docPr id="3" name="Picture 3" descr="Measure time and cost. Two fixed configurations answer the same six questions and meet the same quality rubric. Supplied facts: A totals 18 seconds and 12 cost units. B totals 12 seconds and 18 units."/>
+            <wp:docPr id="4" name="Picture 4" descr="Measure time and cost. Two fixed configurations answer the same six questions and meet the same quality rubric. Supplied facts: A totals 18 seconds and 12 cost units. B totals 12 seconds and 18 units."/>
             <wp:cNvGraphicFramePr>
               <a:graphicFrameLocks noChangeAspect="1"/>
             </wp:cNvGraphicFramePr>
@@ -4996,7 +6016,7 @@
                     <pic:cNvPicPr/>
                   </pic:nvPicPr>
                   <pic:blipFill>
-                    <a:blip r:embed="rId11"/>
+                    <a:blip r:embed="rId12"/>
                     <a:stretch>
                       <a:fillRect/>
                     </a:stretch>
@@ -5029,7 +6049,6 @@
     <w:p>
       <w:pPr>
         <w:spacing w:line="336" w:lineRule="auto" w:after="180"/>
-        <w:shd w:fill="F5F1FB"/>
       </w:pPr>
       <w:r>
         <w:rPr>
@@ -5040,27 +6059,18 @@
     </w:p>
     <w:p>
       <w:pPr>
-        <w:pStyle w:val="Heading3"/>
-      </w:pPr>
-      <w:r>
-        <w:t>Discuss while showing the picture</w:t>
+        <w:spacing w:line="336" w:lineRule="auto" w:after="180"/>
+      </w:pPr>
+      <w:r>
+        <w:rPr>
+          <w:b w:val="0"/>
+        </w:rPr>
+        <w:t>Teacher prompt: Point to the given fact that matters most. Explain why it matters. Ask learners to describe one label or arrow in ordinary words. Use the adjacent transcript if the image is difficult to see.</w:t>
       </w:r>
     </w:p>
     <w:p>
       <w:pPr>
-        <w:spacing w:line="336" w:lineRule="auto" w:after="180"/>
-        <w:shd w:fill="F1F6F8"/>
-      </w:pPr>
-      <w:r>
-        <w:rPr>
-          <w:b w:val="0"/>
-        </w:rPr>
-        <w:t>Teacher prompt: Point to the given fact that matters most. Explain why it matters. Ask learners to describe one label or arrow in ordinary words. Use the adjacent transcript if the image is difficult to see.</w:t>
-      </w:r>
-    </w:p>
-    <w:p>
-      <w:pPr>
-        <w:pStyle w:val="Heading3"/>
+        <w:pStyle w:val="Heading2"/>
       </w:pPr>
       <w:r>
         <w:t>02. Follow the deciding steps</w:t>
@@ -5071,7 +6081,7 @@
         <w:drawing>
           <wp:inline xmlns:a="http://schemas.openxmlformats.org/drawingml/2006/main" xmlns:pic="http://schemas.openxmlformats.org/drawingml/2006/picture">
             <wp:extent cx="5486400" cy="3182112"/>
-            <wp:docPr id="4" name="Picture 4" descr="Compute mean time: A averages 3 seconds; B averages 2 seconds per case. → Compute mean cost: A averages 2 units; B averages 3 units per case. → Compare trade-off: B saves one second but costs one extra unit per case."/>
+            <wp:docPr id="5" name="Picture 5" descr="Compute mean time: A averages 3 seconds; B averages 2 seconds per case. → Compute mean cost: A averages 2 units; B averages 3 units per case. → Compare trade-off: B saves one second but costs one extra unit per case."/>
             <wp:cNvGraphicFramePr>
               <a:graphicFrameLocks noChangeAspect="1"/>
             </wp:cNvGraphicFramePr>
@@ -5083,7 +6093,7 @@
                     <pic:cNvPicPr/>
                   </pic:nvPicPr>
                   <pic:blipFill>
-                    <a:blip r:embed="rId12"/>
+                    <a:blip r:embed="rId9"/>
                     <a:stretch>
                       <a:fillRect/>
                     </a:stretch>
@@ -5116,7 +6126,6 @@
     <w:p>
       <w:pPr>
         <w:spacing w:line="336" w:lineRule="auto" w:after="180"/>
-        <w:shd w:fill="F5F1FB"/>
       </w:pPr>
       <w:r>
         <w:rPr>
@@ -5139,39 +6148,30 @@
     </w:p>
     <w:p>
       <w:pPr>
-        <w:pStyle w:val="Heading3"/>
-      </w:pPr>
-      <w:r>
-        <w:t>Discuss while showing the picture</w:t>
+        <w:spacing w:line="336" w:lineRule="auto" w:after="180"/>
+      </w:pPr>
+      <w:r>
+        <w:rPr>
+          <w:b w:val="0"/>
+        </w:rPr>
+        <w:t xml:space="preserve">Teacher prompt: Point to each numbered stage and explain which recorded </w:t>
+      </w:r>
+      <w:r>
+        <w:rPr>
+          <w:b/>
+        </w:rPr>
+        <w:t>input</w:t>
+      </w:r>
+      <w:r>
+        <w:rPr>
+          <w:b w:val="0"/>
+        </w:rPr>
+        <w:t xml:space="preserve"> it uses. Ask learners to describe one label or arrow in ordinary words. Use the adjacent transcript if the image is difficult to see.</w:t>
       </w:r>
     </w:p>
     <w:p>
       <w:pPr>
-        <w:spacing w:line="336" w:lineRule="auto" w:after="180"/>
-        <w:shd w:fill="F1F6F8"/>
-      </w:pPr>
-      <w:r>
-        <w:rPr>
-          <w:b w:val="0"/>
-        </w:rPr>
-        <w:t xml:space="preserve">Teacher prompt: Point to each numbered stage and explain which recorded </w:t>
-      </w:r>
-      <w:r>
-        <w:rPr>
-          <w:b/>
-        </w:rPr>
-        <w:t>input</w:t>
-      </w:r>
-      <w:r>
-        <w:rPr>
-          <w:b w:val="0"/>
-        </w:rPr>
-        <w:t xml:space="preserve"> it uses. Ask learners to describe one label or arrow in ordinary words. Use the adjacent transcript if the image is difficult to see.</w:t>
-      </w:r>
-    </w:p>
-    <w:p>
-      <w:pPr>
-        <w:pStyle w:val="Heading3"/>
+        <w:pStyle w:val="Heading2"/>
       </w:pPr>
       <w:r>
         <w:t>03. Mean resource use per case</w:t>
@@ -5182,7 +6182,7 @@
         <w:drawing>
           <wp:inline xmlns:a="http://schemas.openxmlformats.org/drawingml/2006/main" xmlns:pic="http://schemas.openxmlformats.org/drawingml/2006/picture">
             <wp:extent cx="5486400" cy="3096768"/>
-            <wp:docPr id="5" name="Picture 5" descr="Mean resource use per case. A: Seconds/case = 3, Cost units/case = 2. B: Seconds/case = 2, Cost units/case = 3."/>
+            <wp:docPr id="6" name="Picture 6" descr="Mean resource use per case. A: Seconds/case = 3, Cost units/case = 2. B: Seconds/case = 2, Cost units/case = 3."/>
             <wp:cNvGraphicFramePr>
               <a:graphicFrameLocks noChangeAspect="1"/>
             </wp:cNvGraphicFramePr>
@@ -5227,7 +6227,6 @@
     <w:p>
       <w:pPr>
         <w:spacing w:line="336" w:lineRule="auto" w:after="180"/>
-        <w:shd w:fill="F5F1FB"/>
       </w:pPr>
       <w:r>
         <w:rPr>
@@ -5238,39 +6237,29 @@
     </w:p>
     <w:p>
       <w:pPr>
-        <w:pStyle w:val="Heading3"/>
-      </w:pPr>
-      <w:r>
-        <w:t>Discuss while showing the picture</w:t>
+        <w:spacing w:line="336" w:lineRule="auto" w:after="180"/>
+      </w:pPr>
+      <w:r>
+        <w:rPr>
+          <w:b w:val="0"/>
+        </w:rPr>
+        <w:t>Teacher prompt: Read the labels and values. Explain the relationship the model shows. Ask learners to describe one label or arrow in ordinary words. Use the adjacent transcript if the image is difficult to see.</w:t>
       </w:r>
     </w:p>
     <w:p>
       <w:pPr>
         <w:spacing w:line="336" w:lineRule="auto" w:after="180"/>
-        <w:shd w:fill="F1F6F8"/>
       </w:pPr>
       <w:r>
         <w:rPr>
           <w:b w:val="0"/>
         </w:rPr>
-        <w:t>Teacher prompt: Read the labels and values. Explain the relationship the model shows. Ask learners to describe one label or arrow in ordinary words. Use the adjacent transcript if the image is difficult to see.</w:t>
+        <w:t>Check row/column meanings, units and denominators before discussing a difference. Supplied toy values are not real class or model results.</w:t>
       </w:r>
     </w:p>
     <w:p>
       <w:pPr>
-        <w:spacing w:line="336" w:lineRule="auto" w:after="180"/>
-        <w:shd w:fill="F1F6F8"/>
-      </w:pPr>
-      <w:r>
-        <w:rPr>
-          <w:b w:val="0"/>
-        </w:rPr>
-        <w:t>Check row/column meanings, units and denominators before discussing a difference. Supplied toy values are not real class or model results.</w:t>
-      </w:r>
-    </w:p>
-    <w:p>
-      <w:pPr>
-        <w:pStyle w:val="Heading3"/>
+        <w:pStyle w:val="Heading2"/>
       </w:pPr>
       <w:r>
         <w:t>04. Change one thing. Trace what follows.</w:t>
@@ -5281,7 +6270,7 @@
         <w:drawing>
           <wp:inline xmlns:a="http://schemas.openxmlformats.org/drawingml/2006/main" xmlns:pic="http://schemas.openxmlformats.org/drawingml/2006/picture">
             <wp:extent cx="5486400" cy="3026664"/>
-            <wp:docPr id="6" name="Picture 6" descr="Original case: B saves one second but costs one extra unit per case. Changed condition: Require at most 2 cost units per case. Expected result: A meets the budget; B does not. Reason: The mandatory resource condition changes the decision."/>
+            <wp:docPr id="7" name="Picture 7" descr="Original case: B saves one second but costs one extra unit per case. Changed condition: Require at most 2 cost units per case on average. Expected result: A meets the budget; B does not. Reason: The mandatory resource condition changes the decision."/>
             <wp:cNvGraphicFramePr>
               <a:graphicFrameLocks noChangeAspect="1"/>
             </wp:cNvGraphicFramePr>
@@ -5320,7 +6309,7 @@
         <w:rPr>
           <w:b w:val="0"/>
         </w:rPr>
-        <w:t>Original case: B saves one second but costs one extra unit per case. Changed condition: Require at most 2 cost units per case. Expected result: A meets the budget; B does not.</w:t>
+        <w:t>Original case: B saves one second but costs one extra unit per case. Changed condition: Require at most 2 cost units per case on average. Expected result: A meets the budget; B does not. Reason: The mandatory resource condition changes the decision.</w:t>
       </w:r>
     </w:p>
     <w:p>
@@ -5331,56 +6320,34 @@
         <w:rPr>
           <w:b w:val="0"/>
         </w:rPr>
-        <w:t>Reason: The mandatory resource condition changes the decision.</w:t>
+        <w:t>Predict before checking the worked changed-case result. Name what changed and what the supplied facts allow you to conclude.</w:t>
       </w:r>
     </w:p>
     <w:p>
       <w:pPr>
         <w:spacing w:line="336" w:lineRule="auto" w:after="180"/>
-        <w:shd w:fill="F5F1FB"/>
       </w:pPr>
       <w:r>
         <w:rPr>
           <w:b w:val="0"/>
         </w:rPr>
-        <w:t>Predict before checking the worked changed-case result. Name what changed and what the supplied facts allow you to conclude.</w:t>
+        <w:t>Teacher prompt: Predict before checking the worked changed-case result. Name what changed and what the supplied facts allow you to conclude. Ask learners to describe one label or arrow in ordinary words.</w:t>
       </w:r>
     </w:p>
     <w:p>
       <w:pPr>
-        <w:pStyle w:val="Heading3"/>
-      </w:pPr>
-      <w:r>
-        <w:t>Discuss while showing the picture</w:t>
+        <w:spacing w:line="336" w:lineRule="auto" w:after="180"/>
+      </w:pPr>
+      <w:r>
+        <w:rPr>
+          <w:b w:val="0"/>
+        </w:rPr>
+        <w:t>Use the adjacent transcript if the image is difficult to see. Changed-case reasoning: The mandatory resource condition changes the decision.</w:t>
       </w:r>
     </w:p>
     <w:p>
       <w:pPr>
-        <w:spacing w:line="336" w:lineRule="auto" w:after="180"/>
-        <w:shd w:fill="F1F6F8"/>
-      </w:pPr>
-      <w:r>
-        <w:rPr>
-          <w:b w:val="0"/>
-        </w:rPr>
-        <w:t>Teacher prompt: Predict before checking the worked changed-case result. Name what changed and what the supplied facts allow you to conclude. Ask learners to describe one label or arrow in ordinary words.</w:t>
-      </w:r>
-    </w:p>
-    <w:p>
-      <w:pPr>
-        <w:spacing w:line="336" w:lineRule="auto" w:after="180"/>
-        <w:shd w:fill="F1F6F8"/>
-      </w:pPr>
-      <w:r>
-        <w:rPr>
-          <w:b w:val="0"/>
-        </w:rPr>
-        <w:t>Use the adjacent transcript if the image is difficult to see. Changed-case reasoning: The mandatory resource condition changes the decision.</w:t>
-      </w:r>
-    </w:p>
-    <w:p>
-      <w:pPr>
-        <w:pStyle w:val="Heading3"/>
+        <w:pStyle w:val="Heading2"/>
       </w:pPr>
       <w:r>
         <w:t>05. Connect the explanation to its limit</w:t>
@@ -5391,7 +6358,7 @@
         <w:drawing>
           <wp:inline xmlns:a="http://schemas.openxmlformats.org/drawingml/2006/main" xmlns:pic="http://schemas.openxmlformats.org/drawingml/2006/picture">
             <wp:extent cx="5486400" cy="2834640"/>
-            <wp:docPr id="7" name="Picture 7" descr="A fair performance experiment holds the workload and measurement procedure fixed. Faster is not automatically preferable under a budget. Limit: Means hide variation; disclose workload, repeated runs and slow-case results before generalising."/>
+            <wp:docPr id="8" name="Picture 8" descr="A fair performance experiment holds the workload and measurement procedure fixed. Faster is not automatically preferable under a budget. Limit: Means hide variation; disclose workload, repeated runs and slow-case results before generalising."/>
             <wp:cNvGraphicFramePr>
               <a:graphicFrameLocks noChangeAspect="1"/>
             </wp:cNvGraphicFramePr>
@@ -5447,7 +6414,6 @@
     <w:p>
       <w:pPr>
         <w:spacing w:line="336" w:lineRule="auto" w:after="180"/>
-        <w:shd w:fill="F5F1FB"/>
       </w:pPr>
       <w:r>
         <w:rPr>
@@ -5458,39 +6424,29 @@
     </w:p>
     <w:p>
       <w:pPr>
-        <w:pStyle w:val="Heading3"/>
-      </w:pPr>
-      <w:r>
-        <w:t>Discuss while showing the picture</w:t>
+        <w:spacing w:line="336" w:lineRule="auto" w:after="180"/>
+      </w:pPr>
+      <w:r>
+        <w:rPr>
+          <w:b w:val="0"/>
+        </w:rPr>
+        <w:t>Teacher prompt: Explain the case, then point to a limit on the claim. Ask learners to describe one label or arrow in ordinary words. Use the adjacent transcript if the image is difficult to see.</w:t>
       </w:r>
     </w:p>
     <w:p>
       <w:pPr>
         <w:spacing w:line="336" w:lineRule="auto" w:after="180"/>
-        <w:shd w:fill="F1F6F8"/>
       </w:pPr>
       <w:r>
         <w:rPr>
           <w:b w:val="0"/>
         </w:rPr>
-        <w:t>Teacher prompt: Explain the case, then point to a limit on the claim. Ask learners to describe one label or arrow in ordinary words. Use the adjacent transcript if the image is difficult to see.</w:t>
+        <w:t>Keep the stated scope: Means hide variation; disclose workload, repeated runs and slow-case results before generalising.</w:t>
       </w:r>
     </w:p>
     <w:p>
       <w:pPr>
-        <w:spacing w:line="336" w:lineRule="auto" w:after="180"/>
-        <w:shd w:fill="F1F6F8"/>
-      </w:pPr>
-      <w:r>
-        <w:rPr>
-          <w:b w:val="0"/>
-        </w:rPr>
-        <w:t>Keep the stated scope: Means hide variation; disclose workload, repeated runs and slow-case results before generalising.</w:t>
-      </w:r>
-    </w:p>
-    <w:p>
-      <w:pPr>
-        <w:pStyle w:val="Heading3"/>
+        <w:pStyle w:val="Heading2"/>
       </w:pPr>
       <w:r>
         <w:t>06. Make the idea visible in your project</w:t>
@@ -5501,7 +6457,7 @@
         <w:drawing>
           <wp:inline xmlns:a="http://schemas.openxmlformats.org/drawingml/2006/main" xmlns:pic="http://schemas.openxmlformats.org/drawingml/2006/picture">
             <wp:extent cx="5486400" cy="3529584"/>
-            <wp:docPr id="8" name="Picture 8" descr="For the Grounded Learning Service, retain an annotated trace and the changed-case result. Name the contract or evidence that makes the deciding step valid, so another team can review it. Draw your input, deciding step, result and limit. Supported question: Calculate per-case seconds and cost units for A and B. Which meets a budget of at most 2 cost units per case, and what speed trade-off does that choice make?"/>
+            <wp:docPr id="9" name="Picture 9" descr="For the Grounded Learning Service, retain an annotated trace and the changed-case result. Name the contract or evidence that makes the deciding step valid, so another team can review it. Draw your input, deciding step, result and limit. Supported question: Calculate per-case seconds and cost units for A and B. Which meets a budget of at most 2 cost units per case on average, and what speed trade-off does that choice make?"/>
             <wp:cNvGraphicFramePr>
               <a:graphicFrameLocks noChangeAspect="1"/>
             </wp:cNvGraphicFramePr>
@@ -5552,7 +6508,19 @@
         <w:rPr>
           <w:b w:val="0"/>
         </w:rPr>
-        <w:t xml:space="preserve"> that makes the deciding step valid, so another team can review it.</w:t>
+        <w:t xml:space="preserve"> that makes the deciding step valid, so another team can review it. Draw your </w:t>
+      </w:r>
+      <w:r>
+        <w:rPr>
+          <w:b/>
+        </w:rPr>
+        <w:t>input</w:t>
+      </w:r>
+      <w:r>
+        <w:rPr>
+          <w:b w:val="0"/>
+        </w:rPr>
+        <w:t>, deciding step, result and limit. Supported question: Calculate per-case seconds and cost units for A and B. Which meets a budget of at most 2 cost units per case on average, and what speed trade-off does that choice make?</w:t>
       </w:r>
     </w:p>
     <w:p>
@@ -5563,19 +6531,19 @@
         <w:rPr>
           <w:b w:val="0"/>
         </w:rPr>
-        <w:t xml:space="preserve">Draw your </w:t>
+        <w:t xml:space="preserve">Draw your project trace and justify the deciding step using </w:t>
       </w:r>
       <w:r>
         <w:rPr>
           <w:b/>
         </w:rPr>
-        <w:t>input</w:t>
+        <w:t>evidence</w:t>
       </w:r>
       <w:r>
         <w:rPr>
           <w:b w:val="0"/>
         </w:rPr>
-        <w:t>, deciding step, result and limit. Supported question: Calculate per-case seconds and cost units for A and B.</w:t>
+        <w:t>.</w:t>
       </w:r>
     </w:p>
     <w:p>
@@ -5586,87 +6554,120 @@
         <w:rPr>
           <w:b w:val="0"/>
         </w:rPr>
-        <w:t>Which meets a budget of at most 2 cost units per case, and what speed trade-off does that choice make?</w:t>
+        <w:t xml:space="preserve">Teacher prompt: Draw your project trace and justify the deciding step using </w:t>
+      </w:r>
+      <w:r>
+        <w:rPr>
+          <w:b/>
+        </w:rPr>
+        <w:t>evidence</w:t>
+      </w:r>
+      <w:r>
+        <w:rPr>
+          <w:b w:val="0"/>
+        </w:rPr>
+        <w:t>. Ask learners to describe one label or arrow in ordinary words. Use the adjacent transcript if the image is difficult to see.</w:t>
       </w:r>
     </w:p>
     <w:p>
       <w:pPr>
         <w:spacing w:line="336" w:lineRule="auto" w:after="180"/>
-        <w:shd w:fill="F5F1FB"/>
       </w:pPr>
       <w:r>
         <w:rPr>
           <w:b w:val="0"/>
         </w:rPr>
-        <w:t xml:space="preserve">Draw your project trace and justify the deciding step using </w:t>
-      </w:r>
-      <w:r>
-        <w:rPr>
-          <w:b/>
-        </w:rPr>
-        <w:t>evidence</w:t>
-      </w:r>
-      <w:r>
-        <w:rPr>
-          <w:b w:val="0"/>
-        </w:rPr>
-        <w:t>.</w:t>
+        <w:t>Supported practice key: A averages 3 seconds; B averages 2 seconds per case. A averages 2 units; B averages 3 units per case. B saves one second but costs one extra unit per case. Changed case: A meets the budget; B does not.</w:t>
       </w:r>
     </w:p>
     <w:p>
       <w:pPr>
-        <w:pStyle w:val="Heading3"/>
-      </w:pPr>
-      <w:r>
-        <w:t>Discuss while showing the picture</w:t>
+        <w:spacing w:line="336" w:lineRule="auto" w:after="180"/>
+      </w:pPr>
+      <w:r>
+        <w:rPr>
+          <w:b w:val="0"/>
+        </w:rPr>
+        <w:t>The mandatory resource condition changes the decision.</w:t>
       </w:r>
     </w:p>
     <w:p>
       <w:pPr>
-        <w:spacing w:line="336" w:lineRule="auto" w:after="180"/>
-        <w:shd w:fill="F1F6F8"/>
-      </w:pPr>
-      <w:r>
-        <w:rPr>
-          <w:b w:val="0"/>
-        </w:rPr>
-        <w:t xml:space="preserve">Teacher prompt: Draw your project trace and justify the deciding step using </w:t>
-      </w:r>
-      <w:r>
-        <w:rPr>
-          <w:b/>
-        </w:rPr>
-        <w:t>evidence</w:t>
-      </w:r>
-      <w:r>
-        <w:rPr>
-          <w:b w:val="0"/>
-        </w:rPr>
-        <w:t>. Ask learners to describe one label or arrow in ordinary words. Use the adjacent transcript if the image is difficult to see.</w:t>
+        <w:pStyle w:val="Heading2"/>
+      </w:pPr>
+      <w:r>
+        <w:t>Earlier wording, alternatives and picture transcripts · reference / check after trying</w:t>
       </w:r>
     </w:p>
     <w:p>
       <w:pPr>
         <w:spacing w:line="336" w:lineRule="auto" w:after="180"/>
-        <w:shd w:fill="F1F6F8"/>
       </w:pPr>
       <w:r>
         <w:rPr>
           <w:b w:val="0"/>
         </w:rPr>
-        <w:t>Supported practice key: A averages 3 seconds; B averages 2 seconds per case. A averages 2 units; B averages 3 units per case. B saves one second but costs one extra unit per case. Changed case: A meets the budget; B does not.</w:t>
+        <w:t xml:space="preserve">Use one picture at a time. Hide a worked result before asking for a </w:t>
+      </w:r>
+      <w:r>
+        <w:rPr>
+          <w:b/>
+        </w:rPr>
+        <w:t>prediction</w:t>
+      </w:r>
+      <w:r>
+        <w:rPr>
+          <w:b w:val="0"/>
+        </w:rPr>
+        <w:t>, then reveal it for feedback. These are supported teaching cases; retain the separate independent assessment for a fresh first attempt.</w:t>
       </w:r>
     </w:p>
     <w:p>
       <w:pPr>
-        <w:spacing w:line="336" w:lineRule="auto" w:after="180"/>
-        <w:shd w:fill="F1F6F8"/>
-      </w:pPr>
-      <w:r>
-        <w:rPr>
-          <w:b w:val="0"/>
-        </w:rPr>
-        <w:t>The mandatory resource condition changes the decision.</w:t>
+        <w:pStyle w:val="Heading3"/>
+      </w:pPr>
+      <w:r>
+        <w:t>01. Performance and cost experiments: the case</w:t>
+      </w:r>
+    </w:p>
+    <w:p>
+      <w:pPr>
+        <w:pStyle w:val="Heading3"/>
+      </w:pPr>
+      <w:r>
+        <w:t>02. Follow the deciding steps</w:t>
+      </w:r>
+    </w:p>
+    <w:p>
+      <w:pPr>
+        <w:pStyle w:val="Heading3"/>
+      </w:pPr>
+      <w:r>
+        <w:t>03. Mean resource use per case</w:t>
+      </w:r>
+    </w:p>
+    <w:p>
+      <w:pPr>
+        <w:pStyle w:val="Heading3"/>
+      </w:pPr>
+      <w:r>
+        <w:t>04. Change one thing. Trace what follows.</w:t>
+      </w:r>
+    </w:p>
+    <w:p>
+      <w:pPr>
+        <w:pStyle w:val="Heading3"/>
+      </w:pPr>
+      <w:r>
+        <w:t>05. Connect the explanation to its limit</w:t>
+      </w:r>
+    </w:p>
+    <w:p>
+      <w:pPr>
+        <w:pStyle w:val="Heading3"/>
+      </w:pPr>
+      <w:r>
+        <w:t>06. Make the idea visible in your project</w:t>
       </w:r>
     </w:p>
     <w:sectPr>
